--- a/docs/Rapport projet de fin de module (2).docx
+++ b/docs/Rapport projet de fin de module (2).docx
@@ -1,6 +1,6 @@
 
 <file path=word/document.xml><?xml version="1.0" encoding="utf-8"?>
-<w:document xmlns:wpc="http://schemas.microsoft.com/office/word/2010/wordprocessingCanvas" xmlns:cx="http://schemas.microsoft.com/office/drawing/2014/chartex" xmlns:cx1="http://schemas.microsoft.com/office/drawing/2015/9/8/chartex" xmlns:cx2="http://schemas.microsoft.com/office/drawing/2015/10/21/chartex" xmlns:cx3="http://schemas.microsoft.com/office/drawing/2016/5/9/chartex" xmlns:cx4="http://schemas.microsoft.com/office/drawing/2016/5/10/chartex" xmlns:cx5="http://schemas.microsoft.com/office/drawing/2016/5/11/chartex" xmlns:cx6="http://schemas.microsoft.com/office/drawing/2016/5/12/chartex" xmlns:cx7="http://schemas.microsoft.com/office/drawing/2016/5/13/chartex" xmlns:cx8="http://schemas.microsoft.com/office/drawing/2016/5/14/chartex" xmlns:mc="http://schemas.openxmlformats.org/markup-compatibility/2006" xmlns:aink="http://schemas.microsoft.com/office/drawing/2016/ink" xmlns:am3d="http://schemas.microsoft.com/office/drawing/2017/model3d" xmlns:o="urn:schemas-microsoft-com:office:office" xmlns:oel="http://schemas.microsoft.com/office/2019/extlst" xmlns:r="http://schemas.openxmlformats.org/officeDocument/2006/relationships" xmlns:m="http://schemas.openxmlformats.org/officeDocument/2006/math" xmlns:v="urn:schemas-microsoft-com:vml" xmlns:wp14="http://schemas.microsoft.com/office/word/2010/wordprocessingDrawing" xmlns:wp="http://schemas.openxmlformats.org/drawingml/2006/wordprocessingDrawing" xmlns:w10="urn:schemas-microsoft-com:office:word" xmlns:w="http://schemas.openxmlformats.org/wordprocessingml/2006/main" xmlns:w14="http://schemas.microsoft.com/office/word/2010/wordml" xmlns:w15="http://schemas.microsoft.com/office/word/2012/wordml" xmlns:w16cex="http://schemas.microsoft.com/office/word/2018/wordml/cex" xmlns:w16cid="http://schemas.microsoft.com/office/word/2016/wordml/cid" xmlns:w16="http://schemas.microsoft.com/office/word/2018/wordml" xmlns:w16du="http://schemas.microsoft.com/office/word/2023/wordml/word16du" xmlns:w16sdtdh="http://schemas.microsoft.com/office/word/2020/wordml/sdtdatahash" xmlns:w16sdtfl="http://schemas.microsoft.com/office/word/2024/wordml/sdtformatlock" xmlns:w16se="http://schemas.microsoft.com/office/word/2015/wordml/symex" xmlns:wpg="http://schemas.microsoft.com/office/word/2010/wordprocessingGroup" xmlns:wpi="http://schemas.microsoft.com/office/word/2010/wordprocessingInk" xmlns:wne="http://schemas.microsoft.com/office/word/2006/wordml" xmlns:wps="http://schemas.microsoft.com/office/word/2010/wordprocessingShape" mc:Ignorable="w14 w15 w16se w16cid w16 w16cex w16sdtdh w16sdtfl w16du wp14">
+<w:document xmlns:wpc="http://schemas.microsoft.com/office/word/2010/wordprocessingCanvas" xmlns:cx="http://schemas.microsoft.com/office/drawing/2014/chartex" xmlns:cx1="http://schemas.microsoft.com/office/drawing/2015/9/8/chartex" xmlns:cx2="http://schemas.microsoft.com/office/drawing/2015/10/21/chartex" xmlns:cx3="http://schemas.microsoft.com/office/drawing/2016/5/9/chartex" xmlns:cx4="http://schemas.microsoft.com/office/drawing/2016/5/10/chartex" xmlns:cx5="http://schemas.microsoft.com/office/drawing/2016/5/11/chartex" xmlns:cx6="http://schemas.microsoft.com/office/drawing/2016/5/12/chartex" xmlns:cx7="http://schemas.microsoft.com/office/drawing/2016/5/13/chartex" xmlns:cx8="http://schemas.microsoft.com/office/drawing/2016/5/14/chartex" xmlns:mc="http://schemas.openxmlformats.org/markup-compatibility/2006" xmlns:aink="http://schemas.microsoft.com/office/drawing/2016/ink" xmlns:am3d="http://schemas.microsoft.com/office/drawing/2017/model3d" xmlns:o="urn:schemas-microsoft-com:office:office" xmlns:oel="http://schemas.microsoft.com/office/2019/extlst" xmlns:r="http://schemas.openxmlformats.org/officeDocument/2006/relationships" xmlns:m="http://schemas.openxmlformats.org/officeDocument/2006/math" xmlns:v="urn:schemas-microsoft-com:vml" xmlns:wp14="http://schemas.microsoft.com/office/word/2010/wordprocessingDrawing" xmlns:wp="http://schemas.openxmlformats.org/drawingml/2006/wordprocessingDrawing" xmlns:w10="urn:schemas-microsoft-com:office:word" xmlns:w="http://schemas.openxmlformats.org/wordprocessingml/2006/main" xmlns:w14="http://schemas.microsoft.com/office/word/2010/wordml" xmlns:w15="http://schemas.microsoft.com/office/word/2012/wordml" xmlns:w16cex="http://schemas.microsoft.com/office/word/2018/wordml/cex" xmlns:w16cid="http://schemas.microsoft.com/office/word/2016/wordml/cid" xmlns:w16="http://schemas.microsoft.com/office/word/2018/wordml" xmlns:w16sdtdh="http://schemas.microsoft.com/office/word/2020/wordml/sdtdatahash" xmlns:w16se="http://schemas.microsoft.com/office/word/2015/wordml/symex" xmlns:wpg="http://schemas.microsoft.com/office/word/2010/wordprocessingGroup" xmlns:wpi="http://schemas.microsoft.com/office/word/2010/wordprocessingInk" xmlns:wne="http://schemas.microsoft.com/office/word/2006/wordml" xmlns:wps="http://schemas.microsoft.com/office/word/2010/wordprocessingShape" mc:Ignorable="w14 w15 w16se w16cid w16 w16cex w16sdtdh wp14">
   <w:body>
     <w:p>
       <w:pPr>
@@ -458,7 +458,7 @@
     </w:p>
     <w:p>
       <w:pPr>
-        <w:pStyle w:val="TM1"/>
+        <w:pStyle w:val="TOC1"/>
         <w:tabs>
           <w:tab w:val="right" w:leader="dot" w:pos="9350"/>
         </w:tabs>
@@ -498,7 +498,7 @@
       <w:hyperlink w:anchor="_Toc217762665" w:history="1">
         <w:r>
           <w:rPr>
-            <w:rStyle w:val="Lienhypertexte"/>
+            <w:rStyle w:val="Hyperlink"/>
             <w:noProof/>
           </w:rPr>
           <w:t>REMERCIEMENT</w:t>
@@ -555,7 +555,7 @@
     </w:p>
     <w:p>
       <w:pPr>
-        <w:pStyle w:val="TM1"/>
+        <w:pStyle w:val="TOC1"/>
         <w:tabs>
           <w:tab w:val="right" w:leader="dot" w:pos="9350"/>
         </w:tabs>
@@ -571,7 +571,7 @@
       <w:hyperlink w:anchor="_Toc217762666" w:history="1">
         <w:r>
           <w:rPr>
-            <w:rStyle w:val="Lienhypertexte"/>
+            <w:rStyle w:val="Hyperlink"/>
             <w:noProof/>
           </w:rPr>
           <w:t>INTRODUCTION</w:t>
@@ -628,7 +628,7 @@
     </w:p>
     <w:p>
       <w:pPr>
-        <w:pStyle w:val="TM1"/>
+        <w:pStyle w:val="TOC1"/>
         <w:tabs>
           <w:tab w:val="right" w:leader="dot" w:pos="9350"/>
         </w:tabs>
@@ -644,7 +644,7 @@
       <w:hyperlink w:anchor="_Toc217762667" w:history="1">
         <w:r>
           <w:rPr>
-            <w:rStyle w:val="Lienhypertexte"/>
+            <w:rStyle w:val="Hyperlink"/>
             <w:noProof/>
           </w:rPr>
           <w:t>CHAPITRE 1 : PRESENTATION DU PROJET</w:t>
@@ -701,7 +701,7 @@
     </w:p>
     <w:p>
       <w:pPr>
-        <w:pStyle w:val="TM2"/>
+        <w:pStyle w:val="TOC2"/>
         <w:tabs>
           <w:tab w:val="left" w:pos="480"/>
           <w:tab w:val="right" w:leader="dot" w:pos="9350"/>
@@ -719,7 +719,7 @@
       <w:hyperlink w:anchor="_Toc217762668" w:history="1">
         <w:r>
           <w:rPr>
-            <w:rStyle w:val="Lienhypertexte"/>
+            <w:rStyle w:val="Hyperlink"/>
             <w:noProof/>
           </w:rPr>
           <w:t>1.</w:t>
@@ -738,7 +738,7 @@
         </w:r>
         <w:r>
           <w:rPr>
-            <w:rStyle w:val="Lienhypertexte"/>
+            <w:rStyle w:val="Hyperlink"/>
             <w:noProof/>
           </w:rPr>
           <w:t>Contexte et problématique</w:t>
@@ -795,7 +795,7 @@
     </w:p>
     <w:p>
       <w:pPr>
-        <w:pStyle w:val="TM3"/>
+        <w:pStyle w:val="TOC3"/>
         <w:tabs>
           <w:tab w:val="right" w:leader="dot" w:pos="9350"/>
         </w:tabs>
@@ -810,7 +810,7 @@
       <w:hyperlink w:anchor="_Toc217762669" w:history="1">
         <w:r>
           <w:rPr>
-            <w:rStyle w:val="Lienhypertexte"/>
+            <w:rStyle w:val="Hyperlink"/>
             <w:noProof/>
           </w:rPr>
           <w:t>1.1. Contexte du projet</w:t>
@@ -867,7 +867,7 @@
     </w:p>
     <w:p>
       <w:pPr>
-        <w:pStyle w:val="TM3"/>
+        <w:pStyle w:val="TOC3"/>
         <w:tabs>
           <w:tab w:val="right" w:leader="dot" w:pos="9350"/>
         </w:tabs>
@@ -882,7 +882,7 @@
       <w:hyperlink w:anchor="_Toc217762670" w:history="1">
         <w:r>
           <w:rPr>
-            <w:rStyle w:val="Lienhypertexte"/>
+            <w:rStyle w:val="Hyperlink"/>
             <w:noProof/>
           </w:rPr>
           <w:t>1.2. Problématique du projet</w:t>
@@ -939,7 +939,7 @@
     </w:p>
     <w:p>
       <w:pPr>
-        <w:pStyle w:val="TM2"/>
+        <w:pStyle w:val="TOC2"/>
         <w:tabs>
           <w:tab w:val="left" w:pos="480"/>
           <w:tab w:val="right" w:leader="dot" w:pos="9350"/>
@@ -957,7 +957,7 @@
       <w:hyperlink w:anchor="_Toc217762671" w:history="1">
         <w:r>
           <w:rPr>
-            <w:rStyle w:val="Lienhypertexte"/>
+            <w:rStyle w:val="Hyperlink"/>
             <w:noProof/>
           </w:rPr>
           <w:t>2.</w:t>
@@ -976,7 +976,7 @@
         </w:r>
         <w:r>
           <w:rPr>
-            <w:rStyle w:val="Lienhypertexte"/>
+            <w:rStyle w:val="Hyperlink"/>
             <w:noProof/>
           </w:rPr>
           <w:t>Objectifs du projet</w:t>
@@ -1033,7 +1033,7 @@
     </w:p>
     <w:p>
       <w:pPr>
-        <w:pStyle w:val="TM1"/>
+        <w:pStyle w:val="TOC1"/>
         <w:tabs>
           <w:tab w:val="right" w:leader="dot" w:pos="9350"/>
         </w:tabs>
@@ -1049,7 +1049,7 @@
       <w:hyperlink w:anchor="_Toc217762672" w:history="1">
         <w:r>
           <w:rPr>
-            <w:rStyle w:val="Lienhypertexte"/>
+            <w:rStyle w:val="Hyperlink"/>
             <w:noProof/>
           </w:rPr>
           <w:t>CHAPITRE 2 : ANALYSE ET MODELISATION DU SYSTEME</w:t>
@@ -1106,7 +1106,7 @@
     </w:p>
     <w:p>
       <w:pPr>
-        <w:pStyle w:val="TM2"/>
+        <w:pStyle w:val="TOC2"/>
         <w:tabs>
           <w:tab w:val="right" w:leader="dot" w:pos="9350"/>
         </w:tabs>
@@ -1123,7 +1123,7 @@
       <w:hyperlink w:anchor="_Toc217762673" w:history="1">
         <w:r>
           <w:rPr>
-            <w:rStyle w:val="Lienhypertexte"/>
+            <w:rStyle w:val="Hyperlink"/>
             <w:noProof/>
           </w:rPr>
           <w:t>1. Présentation de l’UML</w:t>
@@ -1180,7 +1180,7 @@
     </w:p>
     <w:p>
       <w:pPr>
-        <w:pStyle w:val="TM2"/>
+        <w:pStyle w:val="TOC2"/>
         <w:tabs>
           <w:tab w:val="right" w:leader="dot" w:pos="9350"/>
         </w:tabs>
@@ -1197,7 +1197,7 @@
       <w:hyperlink w:anchor="_Toc217762674" w:history="1">
         <w:r>
           <w:rPr>
-            <w:rStyle w:val="Lienhypertexte"/>
+            <w:rStyle w:val="Hyperlink"/>
             <w:noProof/>
           </w:rPr>
           <w:t>2. Conception UML dans ce projet</w:t>
@@ -1254,7 +1254,7 @@
     </w:p>
     <w:p>
       <w:pPr>
-        <w:pStyle w:val="TM2"/>
+        <w:pStyle w:val="TOC2"/>
         <w:tabs>
           <w:tab w:val="right" w:leader="dot" w:pos="9350"/>
         </w:tabs>
@@ -1271,7 +1271,7 @@
       <w:hyperlink w:anchor="_Toc217762675" w:history="1">
         <w:r>
           <w:rPr>
-            <w:rStyle w:val="Lienhypertexte"/>
+            <w:rStyle w:val="Hyperlink"/>
             <w:noProof/>
           </w:rPr>
           <w:t>3. Diagrammes utilisés</w:t>
@@ -1328,7 +1328,7 @@
     </w:p>
     <w:p>
       <w:pPr>
-        <w:pStyle w:val="TM3"/>
+        <w:pStyle w:val="TOC3"/>
         <w:tabs>
           <w:tab w:val="right" w:leader="dot" w:pos="9350"/>
         </w:tabs>
@@ -1343,7 +1343,7 @@
       <w:hyperlink w:anchor="_Toc217762676" w:history="1">
         <w:r>
           <w:rPr>
-            <w:rStyle w:val="Lienhypertexte"/>
+            <w:rStyle w:val="Hyperlink"/>
             <w:noProof/>
           </w:rPr>
           <w:t>3.1. Diagramme de cas d’utilisation :</w:t>
@@ -1400,7 +1400,7 @@
     </w:p>
     <w:p>
       <w:pPr>
-        <w:pStyle w:val="TM3"/>
+        <w:pStyle w:val="TOC3"/>
         <w:tabs>
           <w:tab w:val="right" w:leader="dot" w:pos="9350"/>
         </w:tabs>
@@ -1415,7 +1415,7 @@
       <w:hyperlink w:anchor="_Toc217762677" w:history="1">
         <w:r>
           <w:rPr>
-            <w:rStyle w:val="Lienhypertexte"/>
+            <w:rStyle w:val="Hyperlink"/>
             <w:noProof/>
           </w:rPr>
           <w:t>3.2.Diagramme de séquence :</w:t>
@@ -1472,7 +1472,7 @@
     </w:p>
     <w:p>
       <w:pPr>
-        <w:pStyle w:val="TM4"/>
+        <w:pStyle w:val="TOC4"/>
         <w:tabs>
           <w:tab w:val="left" w:pos="1200"/>
           <w:tab w:val="right" w:leader="dot" w:pos="9350"/>
@@ -1488,7 +1488,7 @@
       <w:hyperlink w:anchor="_Toc217762678" w:history="1">
         <w:r>
           <w:rPr>
-            <w:rStyle w:val="Lienhypertexte"/>
+            <w:rStyle w:val="Hyperlink"/>
             <w:rFonts w:ascii="Times New Roman" w:hAnsi="Times New Roman" w:cs="Times New Roman"/>
             <w:b/>
             <w:bCs/>
@@ -1508,7 +1508,7 @@
         </w:r>
         <w:r>
           <w:rPr>
-            <w:rStyle w:val="Lienhypertexte"/>
+            <w:rStyle w:val="Hyperlink"/>
             <w:rFonts w:ascii="Times New Roman" w:hAnsi="Times New Roman" w:cs="Times New Roman"/>
             <w:b/>
             <w:bCs/>
@@ -1568,7 +1568,7 @@
     </w:p>
     <w:p>
       <w:pPr>
-        <w:pStyle w:val="TM4"/>
+        <w:pStyle w:val="TOC4"/>
         <w:tabs>
           <w:tab w:val="left" w:pos="1200"/>
           <w:tab w:val="right" w:leader="dot" w:pos="9350"/>
@@ -1584,7 +1584,7 @@
       <w:hyperlink w:anchor="_Toc217762679" w:history="1">
         <w:r>
           <w:rPr>
-            <w:rStyle w:val="Lienhypertexte"/>
+            <w:rStyle w:val="Hyperlink"/>
             <w:rFonts w:ascii="Times New Roman" w:hAnsi="Times New Roman" w:cs="Times New Roman"/>
             <w:b/>
             <w:bCs/>
@@ -1604,7 +1604,7 @@
         </w:r>
         <w:r>
           <w:rPr>
-            <w:rStyle w:val="Lienhypertexte"/>
+            <w:rStyle w:val="Hyperlink"/>
             <w:rFonts w:ascii="Times New Roman" w:hAnsi="Times New Roman" w:cs="Times New Roman"/>
             <w:b/>
             <w:bCs/>
@@ -1664,7 +1664,7 @@
     </w:p>
     <w:p>
       <w:pPr>
-        <w:pStyle w:val="TM3"/>
+        <w:pStyle w:val="TOC3"/>
         <w:tabs>
           <w:tab w:val="right" w:leader="dot" w:pos="9350"/>
         </w:tabs>
@@ -1679,7 +1679,7 @@
       <w:hyperlink w:anchor="_Toc217762680" w:history="1">
         <w:r>
           <w:rPr>
-            <w:rStyle w:val="Lienhypertexte"/>
+            <w:rStyle w:val="Hyperlink"/>
             <w:noProof/>
           </w:rPr>
           <w:t>3.3.Diagramme de classe :</w:t>
@@ -1736,7 +1736,7 @@
     </w:p>
     <w:p>
       <w:pPr>
-        <w:pStyle w:val="TM1"/>
+        <w:pStyle w:val="TOC1"/>
         <w:tabs>
           <w:tab w:val="right" w:leader="dot" w:pos="9350"/>
         </w:tabs>
@@ -1752,7 +1752,7 @@
       <w:hyperlink w:anchor="_Toc217762681" w:history="1">
         <w:r>
           <w:rPr>
-            <w:rStyle w:val="Lienhypertexte"/>
+            <w:rStyle w:val="Hyperlink"/>
             <w:noProof/>
           </w:rPr>
           <w:t>CHAPITRE 3 : Architecture logicielle et Structure Maven du projet</w:t>
@@ -1809,7 +1809,7 @@
     </w:p>
     <w:p>
       <w:pPr>
-        <w:pStyle w:val="TM2"/>
+        <w:pStyle w:val="TOC2"/>
         <w:tabs>
           <w:tab w:val="left" w:pos="480"/>
           <w:tab w:val="right" w:leader="dot" w:pos="9350"/>
@@ -1827,7 +1827,7 @@
       <w:hyperlink w:anchor="_Toc217762682" w:history="1">
         <w:r>
           <w:rPr>
-            <w:rStyle w:val="Lienhypertexte"/>
+            <w:rStyle w:val="Hyperlink"/>
             <w:noProof/>
           </w:rPr>
           <w:t>1.</w:t>
@@ -1846,7 +1846,7 @@
         </w:r>
         <w:r>
           <w:rPr>
-            <w:rStyle w:val="Lienhypertexte"/>
+            <w:rStyle w:val="Hyperlink"/>
             <w:noProof/>
           </w:rPr>
           <w:t>Introduction :</w:t>
@@ -1903,7 +1903,7 @@
     </w:p>
     <w:p>
       <w:pPr>
-        <w:pStyle w:val="TM2"/>
+        <w:pStyle w:val="TOC2"/>
         <w:tabs>
           <w:tab w:val="left" w:pos="480"/>
           <w:tab w:val="right" w:leader="dot" w:pos="9350"/>
@@ -1921,7 +1921,7 @@
       <w:hyperlink w:anchor="_Toc217762683" w:history="1">
         <w:r>
           <w:rPr>
-            <w:rStyle w:val="Lienhypertexte"/>
+            <w:rStyle w:val="Hyperlink"/>
             <w:noProof/>
           </w:rPr>
           <w:t>2.</w:t>
@@ -1940,7 +1940,7 @@
         </w:r>
         <w:r>
           <w:rPr>
-            <w:rStyle w:val="Lienhypertexte"/>
+            <w:rStyle w:val="Hyperlink"/>
             <w:noProof/>
           </w:rPr>
           <w:t>Architecture générale du système :</w:t>
@@ -1997,7 +1997,7 @@
     </w:p>
     <w:p>
       <w:pPr>
-        <w:pStyle w:val="TM2"/>
+        <w:pStyle w:val="TOC2"/>
         <w:tabs>
           <w:tab w:val="left" w:pos="480"/>
           <w:tab w:val="right" w:leader="dot" w:pos="9350"/>
@@ -2015,7 +2015,7 @@
       <w:hyperlink w:anchor="_Toc217762684" w:history="1">
         <w:r>
           <w:rPr>
-            <w:rStyle w:val="Lienhypertexte"/>
+            <w:rStyle w:val="Hyperlink"/>
             <w:noProof/>
           </w:rPr>
           <w:t>3.</w:t>
@@ -2034,7 +2034,7 @@
         </w:r>
         <w:r>
           <w:rPr>
-            <w:rStyle w:val="Lienhypertexte"/>
+            <w:rStyle w:val="Hyperlink"/>
             <w:noProof/>
           </w:rPr>
           <w:t>Structure du projet Maven</w:t>
@@ -2091,7 +2091,7 @@
     </w:p>
     <w:p>
       <w:pPr>
-        <w:pStyle w:val="TM2"/>
+        <w:pStyle w:val="TOC2"/>
         <w:tabs>
           <w:tab w:val="left" w:pos="480"/>
           <w:tab w:val="right" w:leader="dot" w:pos="9350"/>
@@ -2109,7 +2109,7 @@
       <w:hyperlink w:anchor="_Toc217762685" w:history="1">
         <w:r>
           <w:rPr>
-            <w:rStyle w:val="Lienhypertexte"/>
+            <w:rStyle w:val="Hyperlink"/>
             <w:noProof/>
           </w:rPr>
           <w:t>4.</w:t>
@@ -2128,7 +2128,7 @@
         </w:r>
         <w:r>
           <w:rPr>
-            <w:rStyle w:val="Lienhypertexte"/>
+            <w:rStyle w:val="Hyperlink"/>
             <w:noProof/>
           </w:rPr>
           <w:t>Organisation des packages</w:t>
@@ -2185,7 +2185,7 @@
     </w:p>
     <w:p>
       <w:pPr>
-        <w:pStyle w:val="TM3"/>
+        <w:pStyle w:val="TOC3"/>
         <w:tabs>
           <w:tab w:val="left" w:pos="960"/>
           <w:tab w:val="right" w:leader="dot" w:pos="9350"/>
@@ -2201,7 +2201,7 @@
       <w:hyperlink w:anchor="_Toc217762686" w:history="1">
         <w:r>
           <w:rPr>
-            <w:rStyle w:val="Lienhypertexte"/>
+            <w:rStyle w:val="Hyperlink"/>
             <w:noProof/>
           </w:rPr>
           <w:t>4.1.</w:t>
@@ -2218,7 +2218,7 @@
         </w:r>
         <w:r>
           <w:rPr>
-            <w:rStyle w:val="Lienhypertexte"/>
+            <w:rStyle w:val="Hyperlink"/>
             <w:noProof/>
           </w:rPr>
           <w:t>Package model :</w:t>
@@ -2275,7 +2275,7 @@
     </w:p>
     <w:p>
       <w:pPr>
-        <w:pStyle w:val="TM3"/>
+        <w:pStyle w:val="TOC3"/>
         <w:tabs>
           <w:tab w:val="left" w:pos="960"/>
           <w:tab w:val="right" w:leader="dot" w:pos="9350"/>
@@ -2291,7 +2291,7 @@
       <w:hyperlink w:anchor="_Toc217762687" w:history="1">
         <w:r>
           <w:rPr>
-            <w:rStyle w:val="Lienhypertexte"/>
+            <w:rStyle w:val="Hyperlink"/>
             <w:noProof/>
           </w:rPr>
           <w:t>4.2.</w:t>
@@ -2308,7 +2308,7 @@
         </w:r>
         <w:r>
           <w:rPr>
-            <w:rStyle w:val="Lienhypertexte"/>
+            <w:rStyle w:val="Hyperlink"/>
             <w:noProof/>
           </w:rPr>
           <w:t>Package dao :</w:t>
@@ -2365,7 +2365,7 @@
     </w:p>
     <w:p>
       <w:pPr>
-        <w:pStyle w:val="TM3"/>
+        <w:pStyle w:val="TOC3"/>
         <w:tabs>
           <w:tab w:val="left" w:pos="960"/>
           <w:tab w:val="right" w:leader="dot" w:pos="9350"/>
@@ -2381,7 +2381,7 @@
       <w:hyperlink w:anchor="_Toc217762688" w:history="1">
         <w:r>
           <w:rPr>
-            <w:rStyle w:val="Lienhypertexte"/>
+            <w:rStyle w:val="Hyperlink"/>
             <w:noProof/>
           </w:rPr>
           <w:t>4.3.</w:t>
@@ -2398,7 +2398,7 @@
         </w:r>
         <w:r>
           <w:rPr>
-            <w:rStyle w:val="Lienhypertexte"/>
+            <w:rStyle w:val="Hyperlink"/>
             <w:noProof/>
           </w:rPr>
           <w:t>Package service :</w:t>
@@ -2455,7 +2455,7 @@
     </w:p>
     <w:p>
       <w:pPr>
-        <w:pStyle w:val="TM3"/>
+        <w:pStyle w:val="TOC3"/>
         <w:tabs>
           <w:tab w:val="left" w:pos="960"/>
           <w:tab w:val="right" w:leader="dot" w:pos="9350"/>
@@ -2471,7 +2471,7 @@
       <w:hyperlink w:anchor="_Toc217762689" w:history="1">
         <w:r>
           <w:rPr>
-            <w:rStyle w:val="Lienhypertexte"/>
+            <w:rStyle w:val="Hyperlink"/>
             <w:noProof/>
           </w:rPr>
           <w:t>4.4.</w:t>
@@ -2488,7 +2488,7 @@
         </w:r>
         <w:r>
           <w:rPr>
-            <w:rStyle w:val="Lienhypertexte"/>
+            <w:rStyle w:val="Hyperlink"/>
             <w:noProof/>
           </w:rPr>
           <w:t>Package ui :</w:t>
@@ -2545,7 +2545,7 @@
     </w:p>
     <w:p>
       <w:pPr>
-        <w:pStyle w:val="TM3"/>
+        <w:pStyle w:val="TOC3"/>
         <w:tabs>
           <w:tab w:val="left" w:pos="960"/>
           <w:tab w:val="right" w:leader="dot" w:pos="9350"/>
@@ -2561,7 +2561,7 @@
       <w:hyperlink w:anchor="_Toc217762690" w:history="1">
         <w:r>
           <w:rPr>
-            <w:rStyle w:val="Lienhypertexte"/>
+            <w:rStyle w:val="Hyperlink"/>
             <w:noProof/>
           </w:rPr>
           <w:t>4.5.</w:t>
@@ -2578,7 +2578,7 @@
         </w:r>
         <w:r>
           <w:rPr>
-            <w:rStyle w:val="Lienhypertexte"/>
+            <w:rStyle w:val="Hyperlink"/>
             <w:noProof/>
           </w:rPr>
           <w:t>Package util :</w:t>
@@ -2635,7 +2635,7 @@
     </w:p>
     <w:p>
       <w:pPr>
-        <w:pStyle w:val="TM3"/>
+        <w:pStyle w:val="TOC3"/>
         <w:tabs>
           <w:tab w:val="left" w:pos="960"/>
           <w:tab w:val="right" w:leader="dot" w:pos="9350"/>
@@ -2651,7 +2651,7 @@
       <w:hyperlink w:anchor="_Toc217762691" w:history="1">
         <w:r>
           <w:rPr>
-            <w:rStyle w:val="Lienhypertexte"/>
+            <w:rStyle w:val="Hyperlink"/>
             <w:noProof/>
           </w:rPr>
           <w:t>4.6.</w:t>
@@ -2668,7 +2668,7 @@
         </w:r>
         <w:r>
           <w:rPr>
-            <w:rStyle w:val="Lienhypertexte"/>
+            <w:rStyle w:val="Hyperlink"/>
             <w:noProof/>
           </w:rPr>
           <w:t>Classe principale App.java :</w:t>
@@ -2725,7 +2725,7 @@
     </w:p>
     <w:p>
       <w:pPr>
-        <w:pStyle w:val="TM3"/>
+        <w:pStyle w:val="TOC3"/>
         <w:tabs>
           <w:tab w:val="left" w:pos="960"/>
           <w:tab w:val="right" w:leader="dot" w:pos="9350"/>
@@ -2741,7 +2741,7 @@
       <w:hyperlink w:anchor="_Toc217762692" w:history="1">
         <w:r>
           <w:rPr>
-            <w:rStyle w:val="Lienhypertexte"/>
+            <w:rStyle w:val="Hyperlink"/>
             <w:noProof/>
           </w:rPr>
           <w:t>4.7.</w:t>
@@ -2758,7 +2758,7 @@
         </w:r>
         <w:r>
           <w:rPr>
-            <w:rStyle w:val="Lienhypertexte"/>
+            <w:rStyle w:val="Hyperlink"/>
             <w:noProof/>
           </w:rPr>
           <w:t>Dossier src/test/java :</w:t>
@@ -2815,7 +2815,7 @@
     </w:p>
     <w:p>
       <w:pPr>
-        <w:pStyle w:val="TM2"/>
+        <w:pStyle w:val="TOC2"/>
         <w:tabs>
           <w:tab w:val="left" w:pos="480"/>
           <w:tab w:val="right" w:leader="dot" w:pos="9350"/>
@@ -2833,7 +2833,7 @@
       <w:hyperlink w:anchor="_Toc217762693" w:history="1">
         <w:r>
           <w:rPr>
-            <w:rStyle w:val="Lienhypertexte"/>
+            <w:rStyle w:val="Hyperlink"/>
             <w:noProof/>
           </w:rPr>
           <w:t>5.</w:t>
@@ -2852,7 +2852,7 @@
         </w:r>
         <w:r>
           <w:rPr>
-            <w:rStyle w:val="Lienhypertexte"/>
+            <w:rStyle w:val="Hyperlink"/>
             <w:noProof/>
           </w:rPr>
           <w:t>Conclusion</w:t>
@@ -2909,7 +2909,7 @@
     </w:p>
     <w:p>
       <w:pPr>
-        <w:pStyle w:val="TM1"/>
+        <w:pStyle w:val="TOC1"/>
         <w:tabs>
           <w:tab w:val="right" w:leader="dot" w:pos="9350"/>
         </w:tabs>
@@ -2925,7 +2925,7 @@
       <w:hyperlink w:anchor="_Toc217762694" w:history="1">
         <w:r>
           <w:rPr>
-            <w:rStyle w:val="Lienhypertexte"/>
+            <w:rStyle w:val="Hyperlink"/>
             <w:noProof/>
           </w:rPr>
           <w:t>CHAPITRE 4 : Implémentation complète de l’application</w:t>
@@ -2982,7 +2982,7 @@
     </w:p>
     <w:p>
       <w:pPr>
-        <w:pStyle w:val="TM2"/>
+        <w:pStyle w:val="TOC2"/>
         <w:tabs>
           <w:tab w:val="left" w:pos="480"/>
           <w:tab w:val="right" w:leader="dot" w:pos="9350"/>
@@ -3000,7 +3000,7 @@
       <w:hyperlink w:anchor="_Toc217762695" w:history="1">
         <w:r>
           <w:rPr>
-            <w:rStyle w:val="Lienhypertexte"/>
+            <w:rStyle w:val="Hyperlink"/>
             <w:noProof/>
           </w:rPr>
           <w:t>1.</w:t>
@@ -3019,7 +3019,7 @@
         </w:r>
         <w:r>
           <w:rPr>
-            <w:rStyle w:val="Lienhypertexte"/>
+            <w:rStyle w:val="Hyperlink"/>
             <w:noProof/>
           </w:rPr>
           <w:t>Introduction :</w:t>
@@ -3076,7 +3076,7 @@
     </w:p>
     <w:p>
       <w:pPr>
-        <w:pStyle w:val="TM2"/>
+        <w:pStyle w:val="TOC2"/>
         <w:tabs>
           <w:tab w:val="left" w:pos="480"/>
           <w:tab w:val="right" w:leader="dot" w:pos="9350"/>
@@ -3094,7 +3094,7 @@
       <w:hyperlink w:anchor="_Toc217762696" w:history="1">
         <w:r>
           <w:rPr>
-            <w:rStyle w:val="Lienhypertexte"/>
+            <w:rStyle w:val="Hyperlink"/>
             <w:noProof/>
           </w:rPr>
           <w:t>2.</w:t>
@@ -3113,7 +3113,7 @@
         </w:r>
         <w:r>
           <w:rPr>
-            <w:rStyle w:val="Lienhypertexte"/>
+            <w:rStyle w:val="Hyperlink"/>
             <w:noProof/>
           </w:rPr>
           <w:t>Package model :</w:t>
@@ -3170,7 +3170,7 @@
     </w:p>
     <w:p>
       <w:pPr>
-        <w:pStyle w:val="TM2"/>
+        <w:pStyle w:val="TOC2"/>
         <w:tabs>
           <w:tab w:val="left" w:pos="480"/>
           <w:tab w:val="right" w:leader="dot" w:pos="9350"/>
@@ -3188,7 +3188,7 @@
       <w:hyperlink w:anchor="_Toc217762697" w:history="1">
         <w:r>
           <w:rPr>
-            <w:rStyle w:val="Lienhypertexte"/>
+            <w:rStyle w:val="Hyperlink"/>
             <w:noProof/>
           </w:rPr>
           <w:t>3.</w:t>
@@ -3207,7 +3207,7 @@
         </w:r>
         <w:r>
           <w:rPr>
-            <w:rStyle w:val="Lienhypertexte"/>
+            <w:rStyle w:val="Hyperlink"/>
             <w:noProof/>
           </w:rPr>
           <w:t>Package service :</w:t>
@@ -3264,7 +3264,7 @@
     </w:p>
     <w:p>
       <w:pPr>
-        <w:pStyle w:val="TM2"/>
+        <w:pStyle w:val="TOC2"/>
         <w:tabs>
           <w:tab w:val="right" w:leader="dot" w:pos="9350"/>
         </w:tabs>
@@ -3281,7 +3281,7 @@
       <w:hyperlink w:anchor="_Toc217762698" w:history="1">
         <w:r>
           <w:rPr>
-            <w:rStyle w:val="Lienhypertexte"/>
+            <w:rStyle w:val="Hyperlink"/>
             <w:noProof/>
           </w:rPr>
           <w:t>4. Package dao</w:t>
@@ -3453,7 +3453,7 @@
     </w:p>
     <w:p>
       <w:pPr>
-        <w:pStyle w:val="Tabledesillustrations"/>
+        <w:pStyle w:val="TableofFigures"/>
         <w:tabs>
           <w:tab w:val="right" w:leader="dot" w:pos="9350"/>
         </w:tabs>
@@ -3491,7 +3491,7 @@
       <w:hyperlink w:anchor="_Toc214725242" w:history="1">
         <w:r>
           <w:rPr>
-            <w:rStyle w:val="Lienhypertexte"/>
+            <w:rStyle w:val="Hyperlink"/>
             <w:noProof/>
           </w:rPr>
           <w:t>Figure 1 : Figure 1:Gestion Bibliothèque (administrateur)</w:t>
@@ -3548,7 +3548,7 @@
     </w:p>
     <w:p>
       <w:pPr>
-        <w:pStyle w:val="Tabledesillustrations"/>
+        <w:pStyle w:val="TableofFigures"/>
         <w:tabs>
           <w:tab w:val="right" w:leader="dot" w:pos="9350"/>
         </w:tabs>
@@ -3562,7 +3562,7 @@
       <w:hyperlink w:anchor="_Toc214725243" w:history="1">
         <w:r>
           <w:rPr>
-            <w:rStyle w:val="Lienhypertexte"/>
+            <w:rStyle w:val="Hyperlink"/>
             <w:noProof/>
           </w:rPr>
           <w:t>Figure 2 : Gestion de Bibliothèque (adhérent)</w:t>
@@ -3619,7 +3619,7 @@
     </w:p>
     <w:p>
       <w:pPr>
-        <w:pStyle w:val="Tabledesillustrations"/>
+        <w:pStyle w:val="TableofFigures"/>
         <w:tabs>
           <w:tab w:val="right" w:leader="dot" w:pos="9350"/>
         </w:tabs>
@@ -3633,7 +3633,7 @@
       <w:hyperlink w:anchor="_Toc214725244" w:history="1">
         <w:r>
           <w:rPr>
-            <w:rStyle w:val="Lienhypertexte"/>
+            <w:rStyle w:val="Hyperlink"/>
             <w:noProof/>
           </w:rPr>
           <w:t>Figure 3: Diagramme Authentification</w:t>
@@ -3690,7 +3690,7 @@
     </w:p>
     <w:p>
       <w:pPr>
-        <w:pStyle w:val="Tabledesillustrations"/>
+        <w:pStyle w:val="TableofFigures"/>
         <w:tabs>
           <w:tab w:val="right" w:leader="dot" w:pos="9350"/>
         </w:tabs>
@@ -3704,7 +3704,7 @@
       <w:hyperlink w:anchor="_Toc214725245" w:history="1">
         <w:r>
           <w:rPr>
-            <w:rStyle w:val="Lienhypertexte"/>
+            <w:rStyle w:val="Hyperlink"/>
             <w:noProof/>
           </w:rPr>
           <w:t>Figure 4: Diagramme Empreinte Livre</w:t>
@@ -3761,7 +3761,7 @@
     </w:p>
     <w:p>
       <w:pPr>
-        <w:pStyle w:val="Tabledesillustrations"/>
+        <w:pStyle w:val="TableofFigures"/>
         <w:tabs>
           <w:tab w:val="right" w:leader="dot" w:pos="9350"/>
         </w:tabs>
@@ -3775,7 +3775,7 @@
       <w:hyperlink w:anchor="_Toc214725246" w:history="1">
         <w:r>
           <w:rPr>
-            <w:rStyle w:val="Lienhypertexte"/>
+            <w:rStyle w:val="Hyperlink"/>
             <w:noProof/>
           </w:rPr>
           <w:t>Figure 5: Diagramme Gestion livre</w:t>
@@ -3832,7 +3832,7 @@
     </w:p>
     <w:p>
       <w:pPr>
-        <w:pStyle w:val="Tabledesillustrations"/>
+        <w:pStyle w:val="TableofFigures"/>
         <w:tabs>
           <w:tab w:val="right" w:leader="dot" w:pos="9350"/>
         </w:tabs>
@@ -3846,7 +3846,7 @@
       <w:hyperlink w:anchor="_Toc214725247" w:history="1">
         <w:r>
           <w:rPr>
-            <w:rStyle w:val="Lienhypertexte"/>
+            <w:rStyle w:val="Hyperlink"/>
             <w:noProof/>
           </w:rPr>
           <w:t>Figure 6 : Diagramme de classe</w:t>
@@ -3903,7 +3903,7 @@
     </w:p>
     <w:p>
       <w:pPr>
-        <w:pStyle w:val="Tabledesillustrations"/>
+        <w:pStyle w:val="TableofFigures"/>
         <w:tabs>
           <w:tab w:val="right" w:leader="dot" w:pos="9350"/>
         </w:tabs>
@@ -3917,7 +3917,7 @@
       <w:hyperlink w:anchor="_Toc214725248" w:history="1">
         <w:r>
           <w:rPr>
-            <w:rStyle w:val="Lienhypertexte"/>
+            <w:rStyle w:val="Hyperlink"/>
             <w:noProof/>
           </w:rPr>
           <w:t>Figure 7 : Arborescence des packages du projet Maven</w:t>
@@ -4150,7 +4150,7 @@
     </w:p>
     <w:p>
       <w:pPr>
-        <w:pStyle w:val="Titre1"/>
+        <w:pStyle w:val="Heading1"/>
         <w:rPr>
           <w:sz w:val="36"/>
           <w:szCs w:val="36"/>
@@ -4373,7 +4373,7 @@
     </w:p>
     <w:p>
       <w:pPr>
-        <w:pStyle w:val="Titre1"/>
+        <w:pStyle w:val="Heading1"/>
         <w:rPr>
           <w:sz w:val="36"/>
           <w:szCs w:val="36"/>
@@ -4554,7 +4554,7 @@
     </w:p>
     <w:p>
       <w:pPr>
-        <w:pStyle w:val="Titre1"/>
+        <w:pStyle w:val="Heading1"/>
         <w:rPr>
           <w:szCs w:val="32"/>
         </w:rPr>
@@ -4584,7 +4584,7 @@
     </w:p>
     <w:p>
       <w:pPr>
-        <w:pStyle w:val="Titre2"/>
+        <w:pStyle w:val="Heading2"/>
         <w:numPr>
           <w:ilvl w:val="0"/>
           <w:numId w:val="27"/>
@@ -4618,7 +4618,7 @@
     </w:p>
     <w:p>
       <w:pPr>
-        <w:pStyle w:val="Titre3"/>
+        <w:pStyle w:val="Heading3"/>
         <w:ind w:left="454"/>
       </w:pPr>
       <w:bookmarkStart w:id="6" w:name="_Toc214714774"/>
@@ -4637,7 +4637,7 @@
     </w:p>
     <w:p>
       <w:pPr>
-        <w:pStyle w:val="Corpsdetexte"/>
+        <w:pStyle w:val="BodyText"/>
         <w:spacing w:before="360" w:line="360" w:lineRule="auto"/>
         <w:jc w:val="both"/>
         <w:rPr>
@@ -4779,7 +4779,7 @@
     </w:p>
     <w:p>
       <w:pPr>
-        <w:pStyle w:val="Titre3"/>
+        <w:pStyle w:val="Heading3"/>
         <w:ind w:left="454"/>
       </w:pPr>
       <w:bookmarkStart w:id="9" w:name="_Toc214714775"/>
@@ -4789,7 +4789,7 @@
       </w:r>
       <w:r>
         <w:rPr>
-          <w:rStyle w:val="Sous-titreCar"/>
+          <w:rStyle w:val="SubtitleChar"/>
           <w:rFonts w:asciiTheme="majorBidi" w:hAnsiTheme="majorBidi"/>
           <w:b/>
           <w:spacing w:val="0"/>
@@ -4798,7 +4798,7 @@
       </w:r>
       <w:r>
         <w:rPr>
-          <w:rStyle w:val="Sous-titreCar"/>
+          <w:rStyle w:val="SubtitleChar"/>
           <w:rFonts w:asciiTheme="majorBidi" w:hAnsiTheme="majorBidi"/>
           <w:b/>
           <w:spacing w:val="0"/>
@@ -4807,7 +4807,7 @@
       </w:r>
       <w:r>
         <w:rPr>
-          <w:rStyle w:val="Sous-titreCar"/>
+          <w:rStyle w:val="SubtitleChar"/>
           <w:rFonts w:asciiTheme="majorBidi" w:hAnsiTheme="majorBidi"/>
           <w:b/>
           <w:spacing w:val="0"/>
@@ -5018,7 +5018,7 @@
     </w:p>
     <w:p>
       <w:pPr>
-        <w:pStyle w:val="Titre2"/>
+        <w:pStyle w:val="Heading2"/>
         <w:numPr>
           <w:ilvl w:val="0"/>
           <w:numId w:val="27"/>
@@ -5086,7 +5086,7 @@
     </w:p>
     <w:p>
       <w:pPr>
-        <w:pStyle w:val="Paragraphedeliste"/>
+        <w:pStyle w:val="ListParagraph"/>
         <w:numPr>
           <w:ilvl w:val="0"/>
           <w:numId w:val="5"/>
@@ -5110,7 +5110,7 @@
     </w:p>
     <w:p>
       <w:pPr>
-        <w:pStyle w:val="Paragraphedeliste"/>
+        <w:pStyle w:val="ListParagraph"/>
         <w:numPr>
           <w:ilvl w:val="0"/>
           <w:numId w:val="5"/>
@@ -5134,7 +5134,7 @@
     </w:p>
     <w:p>
       <w:pPr>
-        <w:pStyle w:val="Paragraphedeliste"/>
+        <w:pStyle w:val="ListParagraph"/>
         <w:numPr>
           <w:ilvl w:val="0"/>
           <w:numId w:val="5"/>
@@ -5158,7 +5158,7 @@
     </w:p>
     <w:p>
       <w:pPr>
-        <w:pStyle w:val="Paragraphedeliste"/>
+        <w:pStyle w:val="ListParagraph"/>
         <w:numPr>
           <w:ilvl w:val="0"/>
           <w:numId w:val="5"/>
@@ -5182,7 +5182,7 @@
     </w:p>
     <w:p>
       <w:pPr>
-        <w:pStyle w:val="Paragraphedeliste"/>
+        <w:pStyle w:val="ListParagraph"/>
         <w:numPr>
           <w:ilvl w:val="0"/>
           <w:numId w:val="5"/>
@@ -5206,7 +5206,7 @@
     </w:p>
     <w:p>
       <w:pPr>
-        <w:pStyle w:val="Paragraphedeliste"/>
+        <w:pStyle w:val="ListParagraph"/>
         <w:tabs>
           <w:tab w:val="left" w:pos="4025"/>
         </w:tabs>
@@ -5220,7 +5220,7 @@
     </w:p>
     <w:p>
       <w:pPr>
-        <w:pStyle w:val="Paragraphedeliste"/>
+        <w:pStyle w:val="ListParagraph"/>
         <w:numPr>
           <w:ilvl w:val="0"/>
           <w:numId w:val="6"/>
@@ -5368,18 +5368,18 @@
     </w:p>
     <w:p>
       <w:pPr>
-        <w:pStyle w:val="Titre1"/>
+        <w:pStyle w:val="Heading1"/>
       </w:pPr>
       <w:bookmarkStart w:id="15" w:name="_Toc214714777"/>
     </w:p>
     <w:p>
       <w:pPr>
-        <w:pStyle w:val="Titre1"/>
-      </w:pPr>
-    </w:p>
-    <w:p>
-      <w:pPr>
-        <w:pStyle w:val="Titre1"/>
+        <w:pStyle w:val="Heading1"/>
+      </w:pPr>
+    </w:p>
+    <w:p>
+      <w:pPr>
+        <w:pStyle w:val="Heading1"/>
       </w:pPr>
       <w:bookmarkStart w:id="16" w:name="_Toc217762672"/>
       <w:r>
@@ -5410,7 +5410,7 @@
     <w:p/>
     <w:p>
       <w:pPr>
-        <w:pStyle w:val="Titre2"/>
+        <w:pStyle w:val="Heading2"/>
       </w:pPr>
       <w:bookmarkStart w:id="17" w:name="_Toc214714778"/>
       <w:bookmarkStart w:id="18" w:name="_Toc217762673"/>
@@ -5446,7 +5446,7 @@
     </w:p>
     <w:p>
       <w:pPr>
-        <w:pStyle w:val="Titre2"/>
+        <w:pStyle w:val="Heading2"/>
         <w:spacing w:before="0"/>
       </w:pPr>
       <w:bookmarkStart w:id="19" w:name="_Toc214714779"/>
@@ -5490,7 +5490,7 @@
     </w:p>
     <w:p>
       <w:pPr>
-        <w:pStyle w:val="Paragraphedeliste"/>
+        <w:pStyle w:val="ListParagraph"/>
         <w:numPr>
           <w:ilvl w:val="0"/>
           <w:numId w:val="12"/>
@@ -5521,7 +5521,7 @@
     </w:p>
     <w:p>
       <w:pPr>
-        <w:pStyle w:val="Paragraphedeliste"/>
+        <w:pStyle w:val="ListParagraph"/>
         <w:numPr>
           <w:ilvl w:val="0"/>
           <w:numId w:val="12"/>
@@ -5552,7 +5552,7 @@
     </w:p>
     <w:p>
       <w:pPr>
-        <w:pStyle w:val="Paragraphedeliste"/>
+        <w:pStyle w:val="ListParagraph"/>
         <w:numPr>
           <w:ilvl w:val="0"/>
           <w:numId w:val="12"/>
@@ -5583,7 +5583,7 @@
     </w:p>
     <w:p>
       <w:pPr>
-        <w:pStyle w:val="Paragraphedeliste"/>
+        <w:pStyle w:val="ListParagraph"/>
         <w:numPr>
           <w:ilvl w:val="0"/>
           <w:numId w:val="12"/>
@@ -5625,7 +5625,7 @@
     </w:p>
     <w:p>
       <w:pPr>
-        <w:pStyle w:val="Titre2"/>
+        <w:pStyle w:val="Heading2"/>
       </w:pPr>
       <w:bookmarkStart w:id="21" w:name="_Toc214714780"/>
       <w:bookmarkStart w:id="22" w:name="_Toc217762675"/>
@@ -5657,7 +5657,7 @@
     </w:p>
     <w:p>
       <w:pPr>
-        <w:pStyle w:val="Titre3"/>
+        <w:pStyle w:val="Heading3"/>
       </w:pPr>
       <w:bookmarkStart w:id="23" w:name="_Toc214714781"/>
       <w:bookmarkStart w:id="24" w:name="_Toc217762676"/>
@@ -5670,7 +5670,7 @@
     </w:p>
     <w:p>
       <w:pPr>
-        <w:pStyle w:val="Lgende"/>
+        <w:pStyle w:val="Caption"/>
         <w:keepNext/>
         <w:jc w:val="center"/>
       </w:pPr>
@@ -5723,7 +5723,7 @@
     </w:p>
     <w:p>
       <w:pPr>
-        <w:pStyle w:val="Lgende"/>
+        <w:pStyle w:val="Caption"/>
         <w:jc w:val="center"/>
       </w:pPr>
       <w:bookmarkStart w:id="25" w:name="_Toc214725242"/>
@@ -5759,7 +5759,7 @@
     <w:p/>
     <w:p>
       <w:pPr>
-        <w:pStyle w:val="Lgende"/>
+        <w:pStyle w:val="Caption"/>
         <w:jc w:val="center"/>
         <w:rPr>
           <w:rFonts w:asciiTheme="majorBidi" w:hAnsiTheme="majorBidi" w:cstheme="majorBidi"/>
@@ -5817,7 +5817,7 @@
     </w:p>
     <w:p>
       <w:pPr>
-        <w:pStyle w:val="Lgende"/>
+        <w:pStyle w:val="Caption"/>
         <w:jc w:val="center"/>
       </w:pPr>
       <w:bookmarkStart w:id="26" w:name="_Toc214725243"/>
@@ -5908,7 +5908,7 @@
     </w:p>
     <w:p>
       <w:pPr>
-        <w:pStyle w:val="Paragraphedeliste"/>
+        <w:pStyle w:val="ListParagraph"/>
         <w:numPr>
           <w:ilvl w:val="0"/>
           <w:numId w:val="15"/>
@@ -5939,7 +5939,7 @@
     </w:p>
     <w:p>
       <w:pPr>
-        <w:pStyle w:val="Paragraphedeliste"/>
+        <w:pStyle w:val="ListParagraph"/>
         <w:tabs>
           <w:tab w:val="left" w:pos="4025"/>
         </w:tabs>
@@ -5952,7 +5952,7 @@
     </w:p>
     <w:p>
       <w:pPr>
-        <w:pStyle w:val="Paragraphedeliste"/>
+        <w:pStyle w:val="ListParagraph"/>
         <w:numPr>
           <w:ilvl w:val="0"/>
           <w:numId w:val="15"/>
@@ -5990,7 +5990,7 @@
     </w:p>
     <w:p>
       <w:pPr>
-        <w:pStyle w:val="Paragraphedeliste"/>
+        <w:pStyle w:val="ListParagraph"/>
         <w:tabs>
           <w:tab w:val="left" w:pos="4025"/>
         </w:tabs>
@@ -6003,7 +6003,7 @@
     </w:p>
     <w:p>
       <w:pPr>
-        <w:pStyle w:val="Paragraphedeliste"/>
+        <w:pStyle w:val="ListParagraph"/>
         <w:numPr>
           <w:ilvl w:val="0"/>
           <w:numId w:val="24"/>
@@ -6026,7 +6026,7 @@
     </w:p>
     <w:p>
       <w:pPr>
-        <w:pStyle w:val="Titre3"/>
+        <w:pStyle w:val="Heading3"/>
         <w:ind w:left="454"/>
       </w:pPr>
       <w:bookmarkStart w:id="27" w:name="_Toc214714782"/>
@@ -6096,7 +6096,7 @@
     </w:p>
     <w:p>
       <w:pPr>
-        <w:pStyle w:val="Lgende"/>
+        <w:pStyle w:val="Caption"/>
         <w:jc w:val="center"/>
       </w:pPr>
       <w:bookmarkStart w:id="29" w:name="_Toc214725244"/>
@@ -6181,7 +6181,7 @@
     </w:p>
     <w:p>
       <w:pPr>
-        <w:pStyle w:val="Lgende"/>
+        <w:pStyle w:val="Caption"/>
         <w:jc w:val="center"/>
       </w:pPr>
       <w:bookmarkStart w:id="30" w:name="_Toc214725245"/>
@@ -6271,7 +6271,7 @@
     </w:p>
     <w:p>
       <w:pPr>
-        <w:pStyle w:val="Lgende"/>
+        <w:pStyle w:val="Caption"/>
         <w:jc w:val="center"/>
       </w:pPr>
       <w:bookmarkStart w:id="31" w:name="_Toc214725246"/>
@@ -6313,7 +6313,7 @@
       </w:r>
       <w:r>
         <w:rPr>
-          <w:rStyle w:val="lev"/>
+          <w:rStyle w:val="Strong"/>
           <w:b w:val="0"/>
           <w:bCs w:val="0"/>
         </w:rPr>
@@ -6321,13 +6321,13 @@
       </w:r>
       <w:r>
         <w:rPr>
-          <w:rStyle w:val="lev"/>
+          <w:rStyle w:val="Strong"/>
         </w:rPr>
         <w:t xml:space="preserve"> </w:t>
       </w:r>
       <w:r>
         <w:rPr>
-          <w:rStyle w:val="lev"/>
+          <w:rStyle w:val="Strong"/>
           <w:b w:val="0"/>
           <w:bCs w:val="0"/>
         </w:rPr>
@@ -6338,7 +6338,7 @@
       </w:r>
       <w:r>
         <w:rPr>
-          <w:rStyle w:val="lev"/>
+          <w:rStyle w:val="Strong"/>
           <w:b w:val="0"/>
           <w:bCs w:val="0"/>
         </w:rPr>
@@ -6366,7 +6366,7 @@
     </w:p>
     <w:p>
       <w:pPr>
-        <w:pStyle w:val="Paragraphedeliste"/>
+        <w:pStyle w:val="ListParagraph"/>
         <w:numPr>
           <w:ilvl w:val="0"/>
           <w:numId w:val="6"/>
@@ -6386,7 +6386,7 @@
       </w:r>
       <w:r>
         <w:rPr>
-          <w:rStyle w:val="lev"/>
+          <w:rStyle w:val="Strong"/>
           <w:rFonts w:ascii="Times New Roman" w:hAnsi="Times New Roman" w:cs="Times New Roman"/>
           <w:b w:val="0"/>
           <w:bCs w:val="0"/>
@@ -6395,14 +6395,14 @@
       </w:r>
       <w:r>
         <w:rPr>
-          <w:rStyle w:val="lev"/>
+          <w:rStyle w:val="Strong"/>
           <w:rFonts w:ascii="Times New Roman" w:hAnsi="Times New Roman" w:cs="Times New Roman"/>
         </w:rPr>
         <w:t xml:space="preserve">t </w:t>
       </w:r>
       <w:r>
         <w:rPr>
-          <w:rStyle w:val="lev"/>
+          <w:rStyle w:val="Strong"/>
           <w:rFonts w:ascii="Times New Roman" w:hAnsi="Times New Roman" w:cs="Times New Roman"/>
           <w:b w:val="0"/>
           <w:bCs w:val="0"/>
@@ -6418,7 +6418,7 @@
     </w:p>
     <w:p>
       <w:pPr>
-        <w:pStyle w:val="Titre4"/>
+        <w:pStyle w:val="Heading4"/>
         <w:numPr>
           <w:ilvl w:val="2"/>
           <w:numId w:val="30"/>
@@ -6480,7 +6480,7 @@
     </w:p>
     <w:p>
       <w:pPr>
-        <w:pStyle w:val="Paragraphedeliste"/>
+        <w:pStyle w:val="ListParagraph"/>
         <w:numPr>
           <w:ilvl w:val="1"/>
           <w:numId w:val="18"/>
@@ -6501,7 +6501,7 @@
     </w:p>
     <w:p>
       <w:pPr>
-        <w:pStyle w:val="Paragraphedeliste"/>
+        <w:pStyle w:val="ListParagraph"/>
         <w:numPr>
           <w:ilvl w:val="1"/>
           <w:numId w:val="18"/>
@@ -6522,7 +6522,7 @@
     </w:p>
     <w:p>
       <w:pPr>
-        <w:pStyle w:val="Paragraphedeliste"/>
+        <w:pStyle w:val="ListParagraph"/>
         <w:numPr>
           <w:ilvl w:val="1"/>
           <w:numId w:val="18"/>
@@ -6543,7 +6543,7 @@
     </w:p>
     <w:p>
       <w:pPr>
-        <w:pStyle w:val="Paragraphedeliste"/>
+        <w:pStyle w:val="ListParagraph"/>
         <w:numPr>
           <w:ilvl w:val="1"/>
           <w:numId w:val="18"/>
@@ -6564,7 +6564,7 @@
     </w:p>
     <w:p>
       <w:pPr>
-        <w:pStyle w:val="Titre4"/>
+        <w:pStyle w:val="Heading4"/>
         <w:rPr>
           <w:rFonts w:ascii="Times New Roman" w:hAnsi="Times New Roman" w:cs="Times New Roman"/>
           <w:b/>
@@ -6576,7 +6576,7 @@
     </w:p>
     <w:p>
       <w:pPr>
-        <w:pStyle w:val="Titre4"/>
+        <w:pStyle w:val="Heading4"/>
         <w:numPr>
           <w:ilvl w:val="2"/>
           <w:numId w:val="30"/>
@@ -6608,7 +6608,7 @@
     </w:p>
     <w:p>
       <w:pPr>
-        <w:pStyle w:val="Paragraphedeliste"/>
+        <w:pStyle w:val="ListParagraph"/>
         <w:spacing w:before="320" w:after="0" w:line="360" w:lineRule="auto"/>
         <w:ind w:left="0"/>
         <w:jc w:val="both"/>
@@ -6625,7 +6625,7 @@
     </w:p>
     <w:p>
       <w:pPr>
-        <w:pStyle w:val="Paragraphedeliste"/>
+        <w:pStyle w:val="ListParagraph"/>
         <w:spacing w:after="0" w:line="360" w:lineRule="auto"/>
         <w:ind w:left="0"/>
         <w:jc w:val="both"/>
@@ -6642,7 +6642,7 @@
     </w:p>
     <w:p>
       <w:pPr>
-        <w:pStyle w:val="Paragraphedeliste"/>
+        <w:pStyle w:val="ListParagraph"/>
         <w:numPr>
           <w:ilvl w:val="1"/>
           <w:numId w:val="20"/>
@@ -6663,7 +6663,7 @@
     </w:p>
     <w:p>
       <w:pPr>
-        <w:pStyle w:val="Paragraphedeliste"/>
+        <w:pStyle w:val="ListParagraph"/>
         <w:numPr>
           <w:ilvl w:val="1"/>
           <w:numId w:val="20"/>
@@ -6684,7 +6684,7 @@
     </w:p>
     <w:p>
       <w:pPr>
-        <w:pStyle w:val="Paragraphedeliste"/>
+        <w:pStyle w:val="ListParagraph"/>
         <w:numPr>
           <w:ilvl w:val="1"/>
           <w:numId w:val="20"/>
@@ -6714,7 +6714,7 @@
     </w:p>
     <w:p>
       <w:pPr>
-        <w:pStyle w:val="Paragraphedeliste"/>
+        <w:pStyle w:val="ListParagraph"/>
         <w:numPr>
           <w:ilvl w:val="0"/>
           <w:numId w:val="21"/>
@@ -6735,7 +6735,7 @@
     </w:p>
     <w:p>
       <w:pPr>
-        <w:pStyle w:val="Titre3"/>
+        <w:pStyle w:val="Heading3"/>
         <w:ind w:left="454"/>
       </w:pPr>
       <w:bookmarkStart w:id="36" w:name="_Toc214714785"/>
@@ -6751,7 +6751,7 @@
     <w:p/>
     <w:p>
       <w:pPr>
-        <w:pStyle w:val="Lgende"/>
+        <w:pStyle w:val="Caption"/>
         <w:keepNext/>
         <w:jc w:val="center"/>
       </w:pPr>
@@ -6812,7 +6812,7 @@
     </w:p>
     <w:p>
       <w:pPr>
-        <w:pStyle w:val="Lgende"/>
+        <w:pStyle w:val="Caption"/>
         <w:jc w:val="center"/>
         <w:rPr>
           <w:rFonts w:asciiTheme="majorBidi" w:hAnsiTheme="majorBidi" w:cstheme="majorBidi"/>
@@ -6890,7 +6890,7 @@
     </w:p>
     <w:p>
       <w:pPr>
-        <w:pStyle w:val="Paragraphedeliste"/>
+        <w:pStyle w:val="ListParagraph"/>
         <w:numPr>
           <w:ilvl w:val="0"/>
           <w:numId w:val="22"/>
@@ -6930,7 +6930,7 @@
     </w:p>
     <w:p>
       <w:pPr>
-        <w:pStyle w:val="Paragraphedeliste"/>
+        <w:pStyle w:val="ListParagraph"/>
         <w:numPr>
           <w:ilvl w:val="0"/>
           <w:numId w:val="22"/>
@@ -6985,7 +6985,7 @@
     </w:p>
     <w:p>
       <w:pPr>
-        <w:pStyle w:val="Paragraphedeliste"/>
+        <w:pStyle w:val="ListParagraph"/>
         <w:numPr>
           <w:ilvl w:val="0"/>
           <w:numId w:val="22"/>
@@ -7025,7 +7025,7 @@
     </w:p>
     <w:p>
       <w:pPr>
-        <w:pStyle w:val="Paragraphedeliste"/>
+        <w:pStyle w:val="ListParagraph"/>
         <w:numPr>
           <w:ilvl w:val="0"/>
           <w:numId w:val="22"/>
@@ -7065,7 +7065,7 @@
     </w:p>
     <w:p>
       <w:pPr>
-        <w:pStyle w:val="Paragraphedeliste"/>
+        <w:pStyle w:val="ListParagraph"/>
         <w:numPr>
           <w:ilvl w:val="0"/>
           <w:numId w:val="22"/>
@@ -7105,7 +7105,7 @@
     </w:p>
     <w:p>
       <w:pPr>
-        <w:pStyle w:val="Paragraphedeliste"/>
+        <w:pStyle w:val="ListParagraph"/>
         <w:numPr>
           <w:ilvl w:val="0"/>
           <w:numId w:val="22"/>
@@ -7145,7 +7145,7 @@
     </w:p>
     <w:p>
       <w:pPr>
-        <w:pStyle w:val="Paragraphedeliste"/>
+        <w:pStyle w:val="ListParagraph"/>
         <w:numPr>
           <w:ilvl w:val="0"/>
           <w:numId w:val="23"/>
@@ -7210,7 +7210,7 @@
     </w:p>
     <w:p>
       <w:pPr>
-        <w:pStyle w:val="Titre1"/>
+        <w:pStyle w:val="Heading1"/>
         <w:rPr>
           <w:sz w:val="36"/>
           <w:szCs w:val="28"/>
@@ -7238,7 +7238,7 @@
     </w:p>
     <w:p>
       <w:pPr>
-        <w:pStyle w:val="Titre2"/>
+        <w:pStyle w:val="Heading2"/>
         <w:numPr>
           <w:ilvl w:val="0"/>
           <w:numId w:val="33"/>
@@ -7270,7 +7270,7 @@
     </w:p>
     <w:p>
       <w:pPr>
-        <w:pStyle w:val="Titre2"/>
+        <w:pStyle w:val="Heading2"/>
         <w:numPr>
           <w:ilvl w:val="0"/>
           <w:numId w:val="33"/>
@@ -7460,7 +7460,7 @@
     </w:p>
     <w:p>
       <w:pPr>
-        <w:pStyle w:val="Titre2"/>
+        <w:pStyle w:val="Heading2"/>
         <w:numPr>
           <w:ilvl w:val="0"/>
           <w:numId w:val="33"/>
@@ -7547,7 +7547,7 @@
     </w:p>
     <w:p>
       <w:pPr>
-        <w:pStyle w:val="Lgende"/>
+        <w:pStyle w:val="Caption"/>
         <w:jc w:val="both"/>
       </w:pPr>
       <w:bookmarkStart w:id="43" w:name="_Toc214725248"/>
@@ -7598,7 +7598,7 @@
     </w:p>
     <w:p>
       <w:pPr>
-        <w:pStyle w:val="Titre2"/>
+        <w:pStyle w:val="Heading2"/>
         <w:numPr>
           <w:ilvl w:val="0"/>
           <w:numId w:val="33"/>
@@ -7706,7 +7706,7 @@
     </w:p>
     <w:p>
       <w:pPr>
-        <w:pStyle w:val="Titre3"/>
+        <w:pStyle w:val="Heading3"/>
         <w:numPr>
           <w:ilvl w:val="1"/>
           <w:numId w:val="33"/>
@@ -7897,7 +7897,7 @@
     </w:p>
     <w:p>
       <w:pPr>
-        <w:pStyle w:val="Titre3"/>
+        <w:pStyle w:val="Heading3"/>
         <w:numPr>
           <w:ilvl w:val="1"/>
           <w:numId w:val="33"/>
@@ -8103,7 +8103,7 @@
     </w:p>
     <w:p>
       <w:pPr>
-        <w:pStyle w:val="Titre3"/>
+        <w:pStyle w:val="Heading3"/>
         <w:numPr>
           <w:ilvl w:val="1"/>
           <w:numId w:val="33"/>
@@ -8415,7 +8415,7 @@
     </w:p>
     <w:p>
       <w:pPr>
-        <w:pStyle w:val="Titre3"/>
+        <w:pStyle w:val="Heading3"/>
         <w:numPr>
           <w:ilvl w:val="1"/>
           <w:numId w:val="33"/>
@@ -8767,7 +8767,7 @@
     </w:p>
     <w:p>
       <w:pPr>
-        <w:pStyle w:val="Titre3"/>
+        <w:pStyle w:val="Heading3"/>
         <w:numPr>
           <w:ilvl w:val="1"/>
           <w:numId w:val="33"/>
@@ -9052,7 +9052,7 @@
     </w:p>
     <w:p>
       <w:pPr>
-        <w:pStyle w:val="Titre3"/>
+        <w:pStyle w:val="Heading3"/>
         <w:numPr>
           <w:ilvl w:val="1"/>
           <w:numId w:val="33"/>
@@ -9123,7 +9123,7 @@
     </w:p>
     <w:p>
       <w:pPr>
-        <w:pStyle w:val="Titre3"/>
+        <w:pStyle w:val="Heading3"/>
         <w:numPr>
           <w:ilvl w:val="1"/>
           <w:numId w:val="33"/>
@@ -9189,7 +9189,7 @@
     </w:p>
     <w:p>
       <w:pPr>
-        <w:pStyle w:val="Titre2"/>
+        <w:pStyle w:val="Heading2"/>
         <w:numPr>
           <w:ilvl w:val="0"/>
           <w:numId w:val="33"/>
@@ -9302,12 +9302,12 @@
     </w:p>
     <w:p>
       <w:pPr>
-        <w:pStyle w:val="Titre1"/>
-      </w:pPr>
-    </w:p>
-    <w:p>
-      <w:pPr>
-        <w:pStyle w:val="Titre1"/>
+        <w:pStyle w:val="Heading1"/>
+      </w:pPr>
+    </w:p>
+    <w:p>
+      <w:pPr>
+        <w:pStyle w:val="Heading1"/>
       </w:pPr>
       <w:bookmarkStart w:id="53" w:name="_Toc217762694"/>
       <w:r>
@@ -9328,7 +9328,7 @@
     <w:p/>
     <w:p>
       <w:pPr>
-        <w:pStyle w:val="Titre2"/>
+        <w:pStyle w:val="Heading2"/>
         <w:numPr>
           <w:ilvl w:val="0"/>
           <w:numId w:val="38"/>
@@ -9354,7 +9354,7 @@
       </w:r>
       <w:r>
         <w:rPr>
-          <w:rStyle w:val="lev"/>
+          <w:rStyle w:val="Strong"/>
           <w:rFonts w:eastAsiaTheme="majorEastAsia"/>
           <w:b w:val="0"/>
           <w:bCs w:val="0"/>
@@ -9376,7 +9376,7 @@
       </w:r>
       <w:r>
         <w:rPr>
-          <w:rStyle w:val="lev"/>
+          <w:rStyle w:val="Strong"/>
           <w:rFonts w:eastAsiaTheme="majorEastAsia"/>
           <w:b w:val="0"/>
           <w:bCs w:val="0"/>
@@ -9419,7 +9419,7 @@
       </w:r>
       <w:r>
         <w:rPr>
-          <w:rStyle w:val="lev"/>
+          <w:rStyle w:val="Strong"/>
           <w:rFonts w:eastAsiaTheme="majorEastAsia"/>
           <w:b w:val="0"/>
           <w:bCs w:val="0"/>
@@ -9445,7 +9445,7 @@
       </w:r>
       <w:r>
         <w:rPr>
-          <w:rStyle w:val="lev"/>
+          <w:rStyle w:val="Strong"/>
           <w:rFonts w:eastAsiaTheme="majorEastAsia"/>
           <w:b w:val="0"/>
           <w:bCs w:val="0"/>
@@ -9471,7 +9471,7 @@
       </w:r>
       <w:r>
         <w:rPr>
-          <w:rStyle w:val="lev"/>
+          <w:rStyle w:val="Strong"/>
           <w:rFonts w:eastAsiaTheme="majorEastAsia"/>
           <w:b w:val="0"/>
           <w:bCs w:val="0"/>
@@ -9505,7 +9505,7 @@
     </w:p>
     <w:p>
       <w:pPr>
-        <w:pStyle w:val="Titre2"/>
+        <w:pStyle w:val="Heading2"/>
         <w:numPr>
           <w:ilvl w:val="0"/>
           <w:numId w:val="38"/>
@@ -9539,7 +9539,7 @@
       </w:r>
       <w:r>
         <w:rPr>
-          <w:rStyle w:val="lev"/>
+          <w:rStyle w:val="Strong"/>
           <w:rFonts w:asciiTheme="majorBidi" w:eastAsiaTheme="majorEastAsia" w:hAnsiTheme="majorBidi" w:cstheme="majorBidi"/>
           <w:b w:val="0"/>
           <w:bCs w:val="0"/>
@@ -9593,7 +9593,7 @@
       </w:pPr>
       <w:r>
         <w:rPr>
-          <w:rStyle w:val="lev"/>
+          <w:rStyle w:val="Strong"/>
           <w:rFonts w:eastAsiaTheme="majorEastAsia"/>
         </w:rPr>
         <w:lastRenderedPageBreak/>
@@ -9615,7 +9615,7 @@
       </w:pPr>
       <w:r>
         <w:rPr>
-          <w:rStyle w:val="lev"/>
+          <w:rStyle w:val="Strong"/>
           <w:rFonts w:eastAsiaTheme="majorEastAsia"/>
         </w:rPr>
         <w:t>Adherent</w:t>
@@ -9636,7 +9636,7 @@
       </w:pPr>
       <w:r>
         <w:rPr>
-          <w:rStyle w:val="lev"/>
+          <w:rStyle w:val="Strong"/>
           <w:rFonts w:eastAsiaTheme="majorEastAsia"/>
         </w:rPr>
         <w:t>Livre</w:t>
@@ -9657,7 +9657,7 @@
       </w:pPr>
       <w:r>
         <w:rPr>
-          <w:rStyle w:val="lev"/>
+          <w:rStyle w:val="Strong"/>
           <w:rFonts w:eastAsiaTheme="majorEastAsia"/>
         </w:rPr>
         <w:t>Categorie</w:t>
@@ -9678,7 +9678,7 @@
       </w:pPr>
       <w:r>
         <w:rPr>
-          <w:rStyle w:val="lev"/>
+          <w:rStyle w:val="Strong"/>
           <w:rFonts w:eastAsiaTheme="majorEastAsia"/>
         </w:rPr>
         <w:t>Emprunt</w:t>
@@ -9696,7 +9696,7 @@
     </w:p>
     <w:p>
       <w:pPr>
-        <w:pStyle w:val="Titre2"/>
+        <w:pStyle w:val="Heading2"/>
         <w:numPr>
           <w:ilvl w:val="0"/>
           <w:numId w:val="38"/>
@@ -9719,7 +9719,7 @@
       </w:r>
       <w:r>
         <w:rPr>
-          <w:rStyle w:val="lev"/>
+          <w:rStyle w:val="Strong"/>
           <w:rFonts w:asciiTheme="majorBidi" w:eastAsiaTheme="majorEastAsia" w:hAnsiTheme="majorBidi" w:cstheme="majorBidi"/>
           <w:b w:val="0"/>
           <w:bCs w:val="0"/>
@@ -9752,7 +9752,7 @@
       </w:pPr>
       <w:r>
         <w:rPr>
-          <w:rStyle w:val="lev"/>
+          <w:rStyle w:val="Strong"/>
           <w:rFonts w:eastAsiaTheme="majorEastAsia"/>
         </w:rPr>
         <w:t>AuthService</w:t>
@@ -9773,7 +9773,7 @@
       </w:pPr>
       <w:r>
         <w:rPr>
-          <w:rStyle w:val="lev"/>
+          <w:rStyle w:val="Strong"/>
           <w:rFonts w:eastAsiaTheme="majorEastAsia"/>
         </w:rPr>
         <w:t>AdherentService</w:t>
@@ -9794,7 +9794,7 @@
       </w:pPr>
       <w:r>
         <w:rPr>
-          <w:rStyle w:val="lev"/>
+          <w:rStyle w:val="Strong"/>
           <w:rFonts w:eastAsiaTheme="majorEastAsia"/>
         </w:rPr>
         <w:t>LivreService</w:t>
@@ -9815,7 +9815,7 @@
       </w:pPr>
       <w:r>
         <w:rPr>
-          <w:rStyle w:val="lev"/>
+          <w:rStyle w:val="Strong"/>
           <w:rFonts w:eastAsiaTheme="majorEastAsia"/>
         </w:rPr>
         <w:t>EmpruntService</w:t>
@@ -9836,7 +9836,7 @@
       </w:pPr>
       <w:r>
         <w:rPr>
-          <w:rStyle w:val="lev"/>
+          <w:rStyle w:val="Strong"/>
           <w:rFonts w:eastAsiaTheme="majorEastAsia"/>
         </w:rPr>
         <w:t>UtilisateurService</w:t>
@@ -9857,7 +9857,7 @@
       </w:pPr>
       <w:r>
         <w:rPr>
-          <w:rStyle w:val="lev"/>
+          <w:rStyle w:val="Strong"/>
           <w:rFonts w:eastAsiaTheme="majorEastAsia"/>
         </w:rPr>
         <w:t>LogService</w:t>
@@ -9910,15 +9910,19 @@
     </w:p>
     <w:p>
       <w:pPr>
-        <w:pStyle w:val="Sansinterligne"/>
+        <w:pStyle w:val="NoSpacing"/>
+        <w:numPr>
+          <w:ilvl w:val="0"/>
+          <w:numId w:val="38"/>
+        </w:numPr>
       </w:pPr>
       <w:bookmarkStart w:id="57" w:name="_Toc217762698"/>
       <w:r>
         <w:rPr>
-          <w:rStyle w:val="Titre2Car"/>
+          <w:rStyle w:val="Heading2Char"/>
         </w:rPr>
         <w:lastRenderedPageBreak/>
-        <w:t>4. Package dao</w:t>
+        <w:t xml:space="preserve"> Package dao</w:t>
       </w:r>
       <w:bookmarkEnd w:id="57"/>
       <w:r>
@@ -10213,16 +10217,2641 @@
     </w:p>
     <w:p>
       <w:pPr>
+        <w:pStyle w:val="NoSpacing"/>
+        <w:numPr>
+          <w:ilvl w:val="0"/>
+          <w:numId w:val="38"/>
+        </w:numPr>
+        <w:rPr>
+          <w:rStyle w:val="Heading2Char"/>
+        </w:rPr>
+      </w:pPr>
+      <w:r>
+        <w:rPr>
+          <w:rStyle w:val="Heading2Char"/>
+        </w:rPr>
+        <w:lastRenderedPageBreak/>
+        <w:t>Package UI</w:t>
+      </w:r>
+      <w:r>
+        <w:rPr>
+          <w:rStyle w:val="Heading2Char"/>
+        </w:rPr>
+        <w:t> :</w:t>
+      </w:r>
+    </w:p>
+    <w:p>
+      <w:pPr>
+        <w:pStyle w:val="NoSpacing"/>
+        <w:rPr>
+          <w:rStyle w:val="Heading2Char"/>
+        </w:rPr>
+      </w:pPr>
+    </w:p>
+    <w:p>
+      <w:pPr>
+        <w:pStyle w:val="NoSpacing"/>
+        <w:spacing w:after="120" w:line="360" w:lineRule="auto"/>
+        <w:rPr>
+          <w:rFonts w:ascii="Times New Roman" w:eastAsia="Times New Roman" w:hAnsi="Times New Roman" w:cs="Times New Roman"/>
+          <w:kern w:val="0"/>
+          <w:lang w:eastAsia="fr-MA"/>
+          <w14:ligatures w14:val="none"/>
+        </w:rPr>
+      </w:pPr>
+      <w:r>
+        <w:rPr>
+          <w:rFonts w:ascii="Times New Roman" w:eastAsia="Times New Roman" w:hAnsi="Times New Roman" w:cs="Times New Roman"/>
+          <w:kern w:val="0"/>
+          <w:lang w:eastAsia="fr-MA"/>
+          <w14:ligatures w14:val="none"/>
+        </w:rPr>
+        <w:t xml:space="preserve">Le package </w:t>
+      </w:r>
+      <w:proofErr w:type="spellStart"/>
+      <w:r>
+        <w:rPr>
+          <w:rFonts w:ascii="Times New Roman" w:eastAsia="Times New Roman" w:hAnsi="Times New Roman" w:cs="Times New Roman"/>
+          <w:kern w:val="0"/>
+          <w:lang w:eastAsia="fr-MA"/>
+          <w14:ligatures w14:val="none"/>
+        </w:rPr>
+        <w:t>lib.ui</w:t>
+      </w:r>
+      <w:proofErr w:type="spellEnd"/>
+      <w:r>
+        <w:rPr>
+          <w:rFonts w:ascii="Times New Roman" w:eastAsia="Times New Roman" w:hAnsi="Times New Roman" w:cs="Times New Roman"/>
+          <w:kern w:val="0"/>
+          <w:lang w:eastAsia="fr-MA"/>
+          <w14:ligatures w14:val="none"/>
+        </w:rPr>
+        <w:t xml:space="preserve"> représente la couche Vue (</w:t>
+      </w:r>
+      <w:proofErr w:type="spellStart"/>
+      <w:r>
+        <w:rPr>
+          <w:rFonts w:ascii="Times New Roman" w:eastAsia="Times New Roman" w:hAnsi="Times New Roman" w:cs="Times New Roman"/>
+          <w:kern w:val="0"/>
+          <w:lang w:eastAsia="fr-MA"/>
+          <w14:ligatures w14:val="none"/>
+        </w:rPr>
+        <w:t>View</w:t>
+      </w:r>
+      <w:proofErr w:type="spellEnd"/>
+      <w:r>
+        <w:rPr>
+          <w:rFonts w:ascii="Times New Roman" w:eastAsia="Times New Roman" w:hAnsi="Times New Roman" w:cs="Times New Roman"/>
+          <w:kern w:val="0"/>
+          <w:lang w:eastAsia="fr-MA"/>
+          <w14:ligatures w14:val="none"/>
+        </w:rPr>
+        <w:t>) de l’architecture MVC2.</w:t>
+      </w:r>
+      <w:r>
+        <w:rPr>
+          <w:rFonts w:ascii="Times New Roman" w:eastAsia="Times New Roman" w:hAnsi="Times New Roman" w:cs="Times New Roman"/>
+          <w:kern w:val="0"/>
+          <w:lang w:eastAsia="fr-MA"/>
+          <w14:ligatures w14:val="none"/>
+        </w:rPr>
+        <w:br/>
+        <w:t>Il est responsable uniquement de l’interface graphique, développée avec Swing, et de l’interaction visuelle avec l’utilisateur.</w:t>
+      </w:r>
+    </w:p>
+    <w:p>
+      <w:pPr>
+        <w:pStyle w:val="NoSpacing"/>
+        <w:spacing w:after="120" w:line="360" w:lineRule="auto"/>
+        <w:rPr>
+          <w:rFonts w:ascii="Times New Roman" w:eastAsia="Times New Roman" w:hAnsi="Times New Roman" w:cs="Times New Roman"/>
+          <w:kern w:val="0"/>
+          <w:lang w:eastAsia="fr-MA"/>
+          <w14:ligatures w14:val="none"/>
+        </w:rPr>
+      </w:pPr>
+      <w:r>
+        <w:rPr>
+          <w:rFonts w:ascii="Times New Roman" w:eastAsia="Times New Roman" w:hAnsi="Times New Roman" w:cs="Times New Roman"/>
+          <w:kern w:val="0"/>
+          <w:lang w:eastAsia="fr-MA"/>
+          <w14:ligatures w14:val="none"/>
+        </w:rPr>
+        <w:t>Les classes de ce package :</w:t>
+      </w:r>
+    </w:p>
+    <w:p>
+      <w:pPr>
+        <w:pStyle w:val="NoSpacing"/>
+        <w:numPr>
+          <w:ilvl w:val="0"/>
+          <w:numId w:val="48"/>
+        </w:numPr>
+        <w:spacing w:after="120" w:line="360" w:lineRule="auto"/>
+        <w:rPr>
+          <w:rFonts w:ascii="Times New Roman" w:eastAsia="Times New Roman" w:hAnsi="Times New Roman" w:cs="Times New Roman"/>
+          <w:kern w:val="0"/>
+          <w:lang w:eastAsia="fr-MA"/>
+          <w14:ligatures w14:val="none"/>
+        </w:rPr>
+      </w:pPr>
+      <w:proofErr w:type="gramStart"/>
+      <w:r>
+        <w:rPr>
+          <w:rFonts w:ascii="Times New Roman" w:eastAsia="Times New Roman" w:hAnsi="Times New Roman" w:cs="Times New Roman"/>
+          <w:kern w:val="0"/>
+          <w:lang w:eastAsia="fr-MA"/>
+          <w14:ligatures w14:val="none"/>
+        </w:rPr>
+        <w:t>affichent</w:t>
+      </w:r>
+      <w:proofErr w:type="gramEnd"/>
+      <w:r>
+        <w:rPr>
+          <w:rFonts w:ascii="Times New Roman" w:eastAsia="Times New Roman" w:hAnsi="Times New Roman" w:cs="Times New Roman"/>
+          <w:kern w:val="0"/>
+          <w:lang w:eastAsia="fr-MA"/>
+          <w14:ligatures w14:val="none"/>
+        </w:rPr>
+        <w:t xml:space="preserve"> les formulaires et les listes,</w:t>
+      </w:r>
+    </w:p>
+    <w:p>
+      <w:pPr>
+        <w:pStyle w:val="NoSpacing"/>
+        <w:numPr>
+          <w:ilvl w:val="0"/>
+          <w:numId w:val="48"/>
+        </w:numPr>
+        <w:spacing w:after="120" w:line="360" w:lineRule="auto"/>
+        <w:rPr>
+          <w:rFonts w:ascii="Times New Roman" w:eastAsia="Times New Roman" w:hAnsi="Times New Roman" w:cs="Times New Roman"/>
+          <w:kern w:val="0"/>
+          <w:lang w:eastAsia="fr-MA"/>
+          <w14:ligatures w14:val="none"/>
+        </w:rPr>
+      </w:pPr>
+      <w:proofErr w:type="gramStart"/>
+      <w:r>
+        <w:rPr>
+          <w:rFonts w:ascii="Times New Roman" w:eastAsia="Times New Roman" w:hAnsi="Times New Roman" w:cs="Times New Roman"/>
+          <w:kern w:val="0"/>
+          <w:lang w:eastAsia="fr-MA"/>
+          <w14:ligatures w14:val="none"/>
+        </w:rPr>
+        <w:t>contiennent</w:t>
+      </w:r>
+      <w:proofErr w:type="gramEnd"/>
+      <w:r>
+        <w:rPr>
+          <w:rFonts w:ascii="Times New Roman" w:eastAsia="Times New Roman" w:hAnsi="Times New Roman" w:cs="Times New Roman"/>
+          <w:kern w:val="0"/>
+          <w:lang w:eastAsia="fr-MA"/>
+          <w14:ligatures w14:val="none"/>
+        </w:rPr>
+        <w:t xml:space="preserve"> les composants Swing (</w:t>
+      </w:r>
+      <w:proofErr w:type="spellStart"/>
+      <w:r>
+        <w:rPr>
+          <w:rFonts w:ascii="Times New Roman" w:eastAsia="Times New Roman" w:hAnsi="Times New Roman" w:cs="Times New Roman"/>
+          <w:kern w:val="0"/>
+          <w:lang w:eastAsia="fr-MA"/>
+          <w14:ligatures w14:val="none"/>
+        </w:rPr>
+        <w:t>JFrame</w:t>
+      </w:r>
+      <w:proofErr w:type="spellEnd"/>
+      <w:r>
+        <w:rPr>
+          <w:rFonts w:ascii="Times New Roman" w:eastAsia="Times New Roman" w:hAnsi="Times New Roman" w:cs="Times New Roman"/>
+          <w:kern w:val="0"/>
+          <w:lang w:eastAsia="fr-MA"/>
+          <w14:ligatures w14:val="none"/>
+        </w:rPr>
+        <w:t xml:space="preserve">, </w:t>
+      </w:r>
+      <w:proofErr w:type="spellStart"/>
+      <w:r>
+        <w:rPr>
+          <w:rFonts w:ascii="Times New Roman" w:eastAsia="Times New Roman" w:hAnsi="Times New Roman" w:cs="Times New Roman"/>
+          <w:kern w:val="0"/>
+          <w:lang w:eastAsia="fr-MA"/>
+          <w14:ligatures w14:val="none"/>
+        </w:rPr>
+        <w:t>JPanel</w:t>
+      </w:r>
+      <w:proofErr w:type="spellEnd"/>
+      <w:r>
+        <w:rPr>
+          <w:rFonts w:ascii="Times New Roman" w:eastAsia="Times New Roman" w:hAnsi="Times New Roman" w:cs="Times New Roman"/>
+          <w:kern w:val="0"/>
+          <w:lang w:eastAsia="fr-MA"/>
+          <w14:ligatures w14:val="none"/>
+        </w:rPr>
+        <w:t xml:space="preserve">, </w:t>
+      </w:r>
+      <w:proofErr w:type="spellStart"/>
+      <w:r>
+        <w:rPr>
+          <w:rFonts w:ascii="Times New Roman" w:eastAsia="Times New Roman" w:hAnsi="Times New Roman" w:cs="Times New Roman"/>
+          <w:kern w:val="0"/>
+          <w:lang w:eastAsia="fr-MA"/>
+          <w14:ligatures w14:val="none"/>
+        </w:rPr>
+        <w:t>JButton</w:t>
+      </w:r>
+      <w:proofErr w:type="spellEnd"/>
+      <w:r>
+        <w:rPr>
+          <w:rFonts w:ascii="Times New Roman" w:eastAsia="Times New Roman" w:hAnsi="Times New Roman" w:cs="Times New Roman"/>
+          <w:kern w:val="0"/>
+          <w:lang w:eastAsia="fr-MA"/>
+          <w14:ligatures w14:val="none"/>
+        </w:rPr>
+        <w:t xml:space="preserve">, </w:t>
+      </w:r>
+      <w:proofErr w:type="spellStart"/>
+      <w:r>
+        <w:rPr>
+          <w:rFonts w:ascii="Times New Roman" w:eastAsia="Times New Roman" w:hAnsi="Times New Roman" w:cs="Times New Roman"/>
+          <w:kern w:val="0"/>
+          <w:lang w:eastAsia="fr-MA"/>
+          <w14:ligatures w14:val="none"/>
+        </w:rPr>
+        <w:t>JTable</w:t>
+      </w:r>
+      <w:proofErr w:type="spellEnd"/>
+      <w:r>
+        <w:rPr>
+          <w:rFonts w:ascii="Times New Roman" w:eastAsia="Times New Roman" w:hAnsi="Times New Roman" w:cs="Times New Roman"/>
+          <w:kern w:val="0"/>
+          <w:lang w:eastAsia="fr-MA"/>
+          <w14:ligatures w14:val="none"/>
+        </w:rPr>
+        <w:t>, etc.),</w:t>
+      </w:r>
+    </w:p>
+    <w:p>
+      <w:pPr>
+        <w:pStyle w:val="NoSpacing"/>
+        <w:numPr>
+          <w:ilvl w:val="0"/>
+          <w:numId w:val="48"/>
+        </w:numPr>
+        <w:spacing w:after="120" w:line="360" w:lineRule="auto"/>
+        <w:rPr>
+          <w:rFonts w:ascii="Times New Roman" w:eastAsia="Times New Roman" w:hAnsi="Times New Roman" w:cs="Times New Roman"/>
+          <w:kern w:val="0"/>
+          <w:lang w:eastAsia="fr-MA"/>
+          <w14:ligatures w14:val="none"/>
+        </w:rPr>
+      </w:pPr>
+      <w:proofErr w:type="gramStart"/>
+      <w:r>
+        <w:rPr>
+          <w:rFonts w:ascii="Times New Roman" w:eastAsia="Times New Roman" w:hAnsi="Times New Roman" w:cs="Times New Roman"/>
+          <w:kern w:val="0"/>
+          <w:lang w:eastAsia="fr-MA"/>
+          <w14:ligatures w14:val="none"/>
+        </w:rPr>
+        <w:t>ne</w:t>
+      </w:r>
+      <w:proofErr w:type="gramEnd"/>
+      <w:r>
+        <w:rPr>
+          <w:rFonts w:ascii="Times New Roman" w:eastAsia="Times New Roman" w:hAnsi="Times New Roman" w:cs="Times New Roman"/>
+          <w:kern w:val="0"/>
+          <w:lang w:eastAsia="fr-MA"/>
+          <w14:ligatures w14:val="none"/>
+        </w:rPr>
+        <w:t xml:space="preserve"> contiennent aucune logique métier,</w:t>
+      </w:r>
+    </w:p>
+    <w:p>
+      <w:pPr>
+        <w:pStyle w:val="NoSpacing"/>
+        <w:numPr>
+          <w:ilvl w:val="0"/>
+          <w:numId w:val="48"/>
+        </w:numPr>
+        <w:spacing w:after="120" w:line="360" w:lineRule="auto"/>
+        <w:rPr>
+          <w:rFonts w:ascii="Times New Roman" w:eastAsia="Times New Roman" w:hAnsi="Times New Roman" w:cs="Times New Roman"/>
+          <w:kern w:val="0"/>
+          <w:lang w:eastAsia="fr-MA"/>
+          <w14:ligatures w14:val="none"/>
+        </w:rPr>
+      </w:pPr>
+      <w:proofErr w:type="gramStart"/>
+      <w:r>
+        <w:rPr>
+          <w:rFonts w:ascii="Times New Roman" w:eastAsia="Times New Roman" w:hAnsi="Times New Roman" w:cs="Times New Roman"/>
+          <w:kern w:val="0"/>
+          <w:lang w:eastAsia="fr-MA"/>
+          <w14:ligatures w14:val="none"/>
+        </w:rPr>
+        <w:t>ne</w:t>
+      </w:r>
+      <w:proofErr w:type="gramEnd"/>
+      <w:r>
+        <w:rPr>
+          <w:rFonts w:ascii="Times New Roman" w:eastAsia="Times New Roman" w:hAnsi="Times New Roman" w:cs="Times New Roman"/>
+          <w:kern w:val="0"/>
+          <w:lang w:eastAsia="fr-MA"/>
+          <w14:ligatures w14:val="none"/>
+        </w:rPr>
+        <w:t xml:space="preserve"> communiquent ni avec la base de données, ni directement avec les services.</w:t>
+      </w:r>
+    </w:p>
+    <w:p>
+      <w:pPr>
+        <w:pStyle w:val="NoSpacing"/>
+        <w:spacing w:after="120" w:line="360" w:lineRule="auto"/>
+        <w:rPr>
+          <w:rFonts w:ascii="Times New Roman" w:eastAsia="Times New Roman" w:hAnsi="Times New Roman" w:cs="Times New Roman"/>
+          <w:kern w:val="0"/>
+          <w:lang w:eastAsia="fr-MA"/>
+          <w14:ligatures w14:val="none"/>
+        </w:rPr>
+      </w:pPr>
+      <w:r>
+        <w:rPr>
+          <w:rFonts w:ascii="Times New Roman" w:eastAsia="Times New Roman" w:hAnsi="Times New Roman" w:cs="Times New Roman"/>
+          <w:kern w:val="0"/>
+          <w:lang w:eastAsia="fr-MA"/>
+          <w14:ligatures w14:val="none"/>
+        </w:rPr>
+        <w:t>La Vue se contente de :</w:t>
+      </w:r>
+    </w:p>
+    <w:p>
+      <w:pPr>
+        <w:pStyle w:val="NoSpacing"/>
+        <w:numPr>
+          <w:ilvl w:val="0"/>
+          <w:numId w:val="49"/>
+        </w:numPr>
+        <w:spacing w:after="120" w:line="360" w:lineRule="auto"/>
+        <w:rPr>
+          <w:rFonts w:ascii="Times New Roman" w:eastAsia="Times New Roman" w:hAnsi="Times New Roman" w:cs="Times New Roman"/>
+          <w:kern w:val="0"/>
+          <w:lang w:eastAsia="fr-MA"/>
+          <w14:ligatures w14:val="none"/>
+        </w:rPr>
+      </w:pPr>
+      <w:proofErr w:type="gramStart"/>
+      <w:r>
+        <w:rPr>
+          <w:rFonts w:ascii="Times New Roman" w:eastAsia="Times New Roman" w:hAnsi="Times New Roman" w:cs="Times New Roman"/>
+          <w:kern w:val="0"/>
+          <w:lang w:eastAsia="fr-MA"/>
+          <w14:ligatures w14:val="none"/>
+        </w:rPr>
+        <w:t>récupérer</w:t>
+      </w:r>
+      <w:proofErr w:type="gramEnd"/>
+      <w:r>
+        <w:rPr>
+          <w:rFonts w:ascii="Times New Roman" w:eastAsia="Times New Roman" w:hAnsi="Times New Roman" w:cs="Times New Roman"/>
+          <w:kern w:val="0"/>
+          <w:lang w:eastAsia="fr-MA"/>
+          <w14:ligatures w14:val="none"/>
+        </w:rPr>
+        <w:t xml:space="preserve"> les données saisies par l’utilisateur,</w:t>
+      </w:r>
+    </w:p>
+    <w:p>
+      <w:pPr>
+        <w:pStyle w:val="NoSpacing"/>
+        <w:numPr>
+          <w:ilvl w:val="0"/>
+          <w:numId w:val="49"/>
+        </w:numPr>
+        <w:spacing w:after="120" w:line="360" w:lineRule="auto"/>
+        <w:rPr>
+          <w:rFonts w:ascii="Times New Roman" w:eastAsia="Times New Roman" w:hAnsi="Times New Roman" w:cs="Times New Roman"/>
+          <w:kern w:val="0"/>
+          <w:lang w:eastAsia="fr-MA"/>
+          <w14:ligatures w14:val="none"/>
+        </w:rPr>
+      </w:pPr>
+      <w:proofErr w:type="gramStart"/>
+      <w:r>
+        <w:rPr>
+          <w:rFonts w:ascii="Times New Roman" w:eastAsia="Times New Roman" w:hAnsi="Times New Roman" w:cs="Times New Roman"/>
+          <w:kern w:val="0"/>
+          <w:lang w:eastAsia="fr-MA"/>
+          <w14:ligatures w14:val="none"/>
+        </w:rPr>
+        <w:t>déclencher</w:t>
+      </w:r>
+      <w:proofErr w:type="gramEnd"/>
+      <w:r>
+        <w:rPr>
+          <w:rFonts w:ascii="Times New Roman" w:eastAsia="Times New Roman" w:hAnsi="Times New Roman" w:cs="Times New Roman"/>
+          <w:kern w:val="0"/>
+          <w:lang w:eastAsia="fr-MA"/>
+          <w14:ligatures w14:val="none"/>
+        </w:rPr>
+        <w:t xml:space="preserve"> des événements (clics),</w:t>
+      </w:r>
+    </w:p>
+    <w:p>
+      <w:pPr>
+        <w:pStyle w:val="NoSpacing"/>
+        <w:numPr>
+          <w:ilvl w:val="0"/>
+          <w:numId w:val="49"/>
+        </w:numPr>
+        <w:spacing w:after="120" w:line="360" w:lineRule="auto"/>
+        <w:rPr>
+          <w:rFonts w:ascii="Times New Roman" w:eastAsia="Times New Roman" w:hAnsi="Times New Roman" w:cs="Times New Roman"/>
+          <w:kern w:val="0"/>
+          <w:lang w:eastAsia="fr-MA"/>
+          <w14:ligatures w14:val="none"/>
+        </w:rPr>
+      </w:pPr>
+      <w:proofErr w:type="gramStart"/>
+      <w:r>
+        <w:rPr>
+          <w:rFonts w:ascii="Times New Roman" w:eastAsia="Times New Roman" w:hAnsi="Times New Roman" w:cs="Times New Roman"/>
+          <w:kern w:val="0"/>
+          <w:lang w:eastAsia="fr-MA"/>
+          <w14:ligatures w14:val="none"/>
+        </w:rPr>
+        <w:t>afficher</w:t>
+      </w:r>
+      <w:proofErr w:type="gramEnd"/>
+      <w:r>
+        <w:rPr>
+          <w:rFonts w:ascii="Times New Roman" w:eastAsia="Times New Roman" w:hAnsi="Times New Roman" w:cs="Times New Roman"/>
+          <w:kern w:val="0"/>
+          <w:lang w:eastAsia="fr-MA"/>
+          <w14:ligatures w14:val="none"/>
+        </w:rPr>
+        <w:t xml:space="preserve"> les résultats ou les messages d’erreur.</w:t>
+      </w:r>
+    </w:p>
+    <w:p>
+      <w:pPr>
+        <w:pStyle w:val="NoSpacing"/>
+        <w:spacing w:after="120" w:line="360" w:lineRule="auto"/>
+        <w:rPr>
+          <w:rFonts w:ascii="Times New Roman" w:eastAsia="Times New Roman" w:hAnsi="Times New Roman" w:cs="Times New Roman"/>
+          <w:b/>
+          <w:bCs/>
+          <w:kern w:val="0"/>
+          <w:lang w:eastAsia="fr-MA"/>
+          <w14:ligatures w14:val="none"/>
+        </w:rPr>
+      </w:pPr>
+      <w:r>
+        <w:rPr>
+          <w:rFonts w:ascii="Times New Roman" w:eastAsia="Times New Roman" w:hAnsi="Times New Roman" w:cs="Times New Roman"/>
+          <w:b/>
+          <w:bCs/>
+          <w:kern w:val="0"/>
+          <w:lang w:eastAsia="fr-MA"/>
+          <w14:ligatures w14:val="none"/>
+        </w:rPr>
+        <w:t>Les c</w:t>
+      </w:r>
+      <w:r>
+        <w:rPr>
+          <w:rFonts w:ascii="Times New Roman" w:eastAsia="Times New Roman" w:hAnsi="Times New Roman" w:cs="Times New Roman"/>
+          <w:b/>
+          <w:bCs/>
+          <w:kern w:val="0"/>
+          <w:lang w:eastAsia="fr-MA"/>
+          <w14:ligatures w14:val="none"/>
+        </w:rPr>
+        <w:t>lasses</w:t>
+      </w:r>
+      <w:r>
+        <w:rPr>
+          <w:rFonts w:ascii="Times New Roman" w:eastAsia="Times New Roman" w:hAnsi="Times New Roman" w:cs="Times New Roman"/>
+          <w:b/>
+          <w:bCs/>
+          <w:kern w:val="0"/>
+          <w:lang w:eastAsia="fr-MA"/>
+          <w14:ligatures w14:val="none"/>
+        </w:rPr>
+        <w:t xml:space="preserve"> principales</w:t>
+      </w:r>
+      <w:r>
+        <w:rPr>
+          <w:rFonts w:ascii="Times New Roman" w:eastAsia="Times New Roman" w:hAnsi="Times New Roman" w:cs="Times New Roman"/>
+          <w:b/>
+          <w:bCs/>
+          <w:kern w:val="0"/>
+          <w:lang w:eastAsia="fr-MA"/>
+          <w14:ligatures w14:val="none"/>
+        </w:rPr>
+        <w:t xml:space="preserve"> du package</w:t>
+      </w:r>
+      <w:r>
+        <w:rPr>
+          <w:rFonts w:ascii="Times New Roman" w:eastAsia="Times New Roman" w:hAnsi="Times New Roman" w:cs="Times New Roman"/>
+          <w:b/>
+          <w:bCs/>
+          <w:kern w:val="0"/>
+          <w:lang w:eastAsia="fr-MA"/>
+          <w14:ligatures w14:val="none"/>
+        </w:rPr>
+        <w:t xml:space="preserve"> sont :</w:t>
+      </w:r>
+    </w:p>
+    <w:p>
+      <w:pPr>
+        <w:pStyle w:val="NoSpacing"/>
+        <w:numPr>
+          <w:ilvl w:val="0"/>
+          <w:numId w:val="53"/>
+        </w:numPr>
+        <w:spacing w:after="120" w:line="360" w:lineRule="auto"/>
+        <w:rPr>
+          <w:rFonts w:ascii="Times New Roman" w:eastAsia="Times New Roman" w:hAnsi="Times New Roman" w:cs="Times New Roman"/>
+          <w:b/>
+          <w:bCs/>
+          <w:kern w:val="0"/>
+          <w:lang w:eastAsia="fr-MA"/>
+          <w14:ligatures w14:val="none"/>
+        </w:rPr>
+      </w:pPr>
+      <w:proofErr w:type="spellStart"/>
+      <w:r>
+        <w:rPr>
+          <w:rFonts w:ascii="Times New Roman" w:eastAsia="Times New Roman" w:hAnsi="Times New Roman" w:cs="Times New Roman"/>
+          <w:b/>
+          <w:bCs/>
+          <w:kern w:val="0"/>
+          <w:lang w:eastAsia="fr-MA"/>
+          <w14:ligatures w14:val="none"/>
+        </w:rPr>
+        <w:t>LoginView</w:t>
+      </w:r>
+      <w:proofErr w:type="spellEnd"/>
+      <w:r>
+        <w:rPr>
+          <w:rFonts w:ascii="Times New Roman" w:eastAsia="Times New Roman" w:hAnsi="Times New Roman" w:cs="Times New Roman"/>
+          <w:b/>
+          <w:bCs/>
+          <w:kern w:val="0"/>
+          <w:lang w:eastAsia="fr-MA"/>
+          <w14:ligatures w14:val="none"/>
+        </w:rPr>
+        <w:t> :</w:t>
+      </w:r>
+    </w:p>
+    <w:p>
+      <w:pPr>
+        <w:pStyle w:val="NoSpacing"/>
+        <w:spacing w:after="120" w:line="360" w:lineRule="auto"/>
+        <w:rPr>
+          <w:rFonts w:ascii="Times New Roman" w:eastAsia="Times New Roman" w:hAnsi="Times New Roman" w:cs="Times New Roman"/>
+          <w:kern w:val="0"/>
+          <w:lang w:eastAsia="fr-MA"/>
+          <w14:ligatures w14:val="none"/>
+        </w:rPr>
+      </w:pPr>
+      <w:r>
+        <w:rPr>
+          <w:rFonts w:ascii="Times New Roman" w:eastAsia="Times New Roman" w:hAnsi="Times New Roman" w:cs="Times New Roman"/>
+          <w:kern w:val="0"/>
+          <w:lang w:eastAsia="fr-MA"/>
+          <w14:ligatures w14:val="none"/>
+        </w:rPr>
+        <w:t>Cette classe représente l’écran d’authentification de l’application.</w:t>
+      </w:r>
+      <w:r>
+        <w:rPr>
+          <w:rFonts w:ascii="Times New Roman" w:eastAsia="Times New Roman" w:hAnsi="Times New Roman" w:cs="Times New Roman"/>
+          <w:kern w:val="0"/>
+          <w:lang w:eastAsia="fr-MA"/>
+          <w14:ligatures w14:val="none"/>
+        </w:rPr>
+        <w:br/>
+        <w:t xml:space="preserve">Elle permet à l’utilisateur de saisir son </w:t>
+      </w:r>
+      <w:r>
+        <w:rPr>
+          <w:rFonts w:ascii="Times New Roman" w:eastAsia="Times New Roman" w:hAnsi="Times New Roman" w:cs="Times New Roman"/>
+          <w:b/>
+          <w:bCs/>
+          <w:kern w:val="0"/>
+          <w:lang w:eastAsia="fr-MA"/>
+          <w14:ligatures w14:val="none"/>
+        </w:rPr>
+        <w:t>login</w:t>
+      </w:r>
+      <w:r>
+        <w:rPr>
+          <w:rFonts w:ascii="Times New Roman" w:eastAsia="Times New Roman" w:hAnsi="Times New Roman" w:cs="Times New Roman"/>
+          <w:kern w:val="0"/>
+          <w:lang w:eastAsia="fr-MA"/>
+          <w14:ligatures w14:val="none"/>
+        </w:rPr>
+        <w:t xml:space="preserve"> et son </w:t>
+      </w:r>
+      <w:r>
+        <w:rPr>
+          <w:rFonts w:ascii="Times New Roman" w:eastAsia="Times New Roman" w:hAnsi="Times New Roman" w:cs="Times New Roman"/>
+          <w:b/>
+          <w:bCs/>
+          <w:kern w:val="0"/>
+          <w:lang w:eastAsia="fr-MA"/>
+          <w14:ligatures w14:val="none"/>
+        </w:rPr>
+        <w:t>mot de passe</w:t>
+      </w:r>
+      <w:r>
+        <w:rPr>
+          <w:rFonts w:ascii="Times New Roman" w:eastAsia="Times New Roman" w:hAnsi="Times New Roman" w:cs="Times New Roman"/>
+          <w:kern w:val="0"/>
+          <w:lang w:eastAsia="fr-MA"/>
+          <w14:ligatures w14:val="none"/>
+        </w:rPr>
+        <w:t>, et d’initier la connexion via un bouton.</w:t>
+      </w:r>
+      <w:r>
+        <w:rPr>
+          <w:rFonts w:ascii="Times New Roman" w:eastAsia="Times New Roman" w:hAnsi="Times New Roman" w:cs="Times New Roman"/>
+          <w:kern w:val="0"/>
+          <w:lang w:eastAsia="fr-MA"/>
+          <w14:ligatures w14:val="none"/>
+        </w:rPr>
+        <w:br/>
+        <w:t>Elle affiche également les messages d’erreur en cas d’échec d’authentification.</w:t>
+      </w:r>
+    </w:p>
+    <w:p>
+      <w:pPr>
+        <w:pStyle w:val="NoSpacing"/>
+        <w:numPr>
+          <w:ilvl w:val="0"/>
+          <w:numId w:val="54"/>
+        </w:numPr>
+        <w:spacing w:after="120" w:line="360" w:lineRule="auto"/>
+        <w:rPr>
+          <w:rFonts w:ascii="Times New Roman" w:eastAsia="Times New Roman" w:hAnsi="Times New Roman" w:cs="Times New Roman"/>
+          <w:b/>
+          <w:bCs/>
+          <w:kern w:val="0"/>
+          <w:lang w:eastAsia="fr-MA"/>
+          <w14:ligatures w14:val="none"/>
+        </w:rPr>
+      </w:pPr>
+      <w:proofErr w:type="spellStart"/>
+      <w:r>
+        <w:rPr>
+          <w:rFonts w:ascii="Times New Roman" w:eastAsia="Times New Roman" w:hAnsi="Times New Roman" w:cs="Times New Roman"/>
+          <w:b/>
+          <w:bCs/>
+          <w:kern w:val="0"/>
+          <w:lang w:eastAsia="fr-MA"/>
+          <w14:ligatures w14:val="none"/>
+        </w:rPr>
+        <w:t>MainDashboard</w:t>
+      </w:r>
+      <w:proofErr w:type="spellEnd"/>
+      <w:r>
+        <w:rPr>
+          <w:rFonts w:ascii="Times New Roman" w:eastAsia="Times New Roman" w:hAnsi="Times New Roman" w:cs="Times New Roman"/>
+          <w:b/>
+          <w:bCs/>
+          <w:kern w:val="0"/>
+          <w:lang w:eastAsia="fr-MA"/>
+          <w14:ligatures w14:val="none"/>
+        </w:rPr>
+        <w:t> :</w:t>
+      </w:r>
+    </w:p>
+    <w:p>
+      <w:pPr>
+        <w:pStyle w:val="NoSpacing"/>
+        <w:spacing w:after="120" w:line="360" w:lineRule="auto"/>
+        <w:rPr>
+          <w:rFonts w:ascii="Times New Roman" w:eastAsia="Times New Roman" w:hAnsi="Times New Roman" w:cs="Times New Roman"/>
+          <w:kern w:val="0"/>
+          <w:lang w:eastAsia="fr-MA"/>
+          <w14:ligatures w14:val="none"/>
+        </w:rPr>
+      </w:pPr>
+      <w:r>
+        <w:rPr>
+          <w:rFonts w:ascii="Times New Roman" w:eastAsia="Times New Roman" w:hAnsi="Times New Roman" w:cs="Times New Roman"/>
+          <w:kern w:val="0"/>
+          <w:lang w:eastAsia="fr-MA"/>
+          <w14:ligatures w14:val="none"/>
+        </w:rPr>
+        <w:t>Cette classe représente l’écran principal de l’application après une connexion réussie.</w:t>
+      </w:r>
+      <w:r>
+        <w:rPr>
+          <w:rFonts w:ascii="Times New Roman" w:eastAsia="Times New Roman" w:hAnsi="Times New Roman" w:cs="Times New Roman"/>
+          <w:kern w:val="0"/>
+          <w:lang w:eastAsia="fr-MA"/>
+          <w14:ligatures w14:val="none"/>
+        </w:rPr>
+        <w:br/>
+        <w:t xml:space="preserve">Elle sert de </w:t>
+      </w:r>
+      <w:r>
+        <w:rPr>
+          <w:rFonts w:ascii="Times New Roman" w:eastAsia="Times New Roman" w:hAnsi="Times New Roman" w:cs="Times New Roman"/>
+          <w:b/>
+          <w:bCs/>
+          <w:kern w:val="0"/>
+          <w:lang w:eastAsia="fr-MA"/>
+          <w14:ligatures w14:val="none"/>
+        </w:rPr>
+        <w:t>menu principal</w:t>
+      </w:r>
+      <w:r>
+        <w:rPr>
+          <w:rFonts w:ascii="Times New Roman" w:eastAsia="Times New Roman" w:hAnsi="Times New Roman" w:cs="Times New Roman"/>
+          <w:kern w:val="0"/>
+          <w:lang w:eastAsia="fr-MA"/>
+          <w14:ligatures w14:val="none"/>
+        </w:rPr>
+        <w:t xml:space="preserve"> permettant d’accéder aux différentes fonctionnalités :</w:t>
+      </w:r>
+    </w:p>
+    <w:p>
+      <w:pPr>
+        <w:pStyle w:val="NoSpacing"/>
+        <w:numPr>
+          <w:ilvl w:val="0"/>
+          <w:numId w:val="50"/>
+        </w:numPr>
+        <w:spacing w:after="120" w:line="360" w:lineRule="auto"/>
+        <w:rPr>
+          <w:rFonts w:ascii="Times New Roman" w:eastAsia="Times New Roman" w:hAnsi="Times New Roman" w:cs="Times New Roman"/>
+          <w:kern w:val="0"/>
+          <w:lang w:val="en-US" w:eastAsia="fr-MA"/>
+          <w14:ligatures w14:val="none"/>
+        </w:rPr>
+      </w:pPr>
+      <w:r>
+        <w:rPr>
+          <w:rFonts w:ascii="Times New Roman" w:eastAsia="Times New Roman" w:hAnsi="Times New Roman" w:cs="Times New Roman"/>
+          <w:kern w:val="0"/>
+          <w:lang w:val="en-US" w:eastAsia="fr-MA"/>
+          <w14:ligatures w14:val="none"/>
+        </w:rPr>
+        <w:t>gestion des livres,</w:t>
+      </w:r>
+    </w:p>
+    <w:p>
+      <w:pPr>
+        <w:pStyle w:val="NoSpacing"/>
+        <w:numPr>
+          <w:ilvl w:val="0"/>
+          <w:numId w:val="50"/>
+        </w:numPr>
+        <w:spacing w:after="120" w:line="360" w:lineRule="auto"/>
+        <w:rPr>
+          <w:rFonts w:ascii="Times New Roman" w:eastAsia="Times New Roman" w:hAnsi="Times New Roman" w:cs="Times New Roman"/>
+          <w:kern w:val="0"/>
+          <w:lang w:val="en-US" w:eastAsia="fr-MA"/>
+          <w14:ligatures w14:val="none"/>
+        </w:rPr>
+      </w:pPr>
+      <w:r>
+        <w:rPr>
+          <w:rFonts w:ascii="Times New Roman" w:eastAsia="Times New Roman" w:hAnsi="Times New Roman" w:cs="Times New Roman"/>
+          <w:kern w:val="0"/>
+          <w:lang w:val="en-US" w:eastAsia="fr-MA"/>
+          <w14:ligatures w14:val="none"/>
+        </w:rPr>
+        <w:t xml:space="preserve">gestion des </w:t>
+      </w:r>
+      <w:proofErr w:type="spellStart"/>
+      <w:r>
+        <w:rPr>
+          <w:rFonts w:ascii="Times New Roman" w:eastAsia="Times New Roman" w:hAnsi="Times New Roman" w:cs="Times New Roman"/>
+          <w:kern w:val="0"/>
+          <w:lang w:val="en-US" w:eastAsia="fr-MA"/>
+          <w14:ligatures w14:val="none"/>
+        </w:rPr>
+        <w:t>emprunts</w:t>
+      </w:r>
+      <w:proofErr w:type="spellEnd"/>
+      <w:r>
+        <w:rPr>
+          <w:rFonts w:ascii="Times New Roman" w:eastAsia="Times New Roman" w:hAnsi="Times New Roman" w:cs="Times New Roman"/>
+          <w:kern w:val="0"/>
+          <w:lang w:val="en-US" w:eastAsia="fr-MA"/>
+          <w14:ligatures w14:val="none"/>
+        </w:rPr>
+        <w:t>,</w:t>
+      </w:r>
+    </w:p>
+    <w:p>
+      <w:pPr>
+        <w:pStyle w:val="NoSpacing"/>
+        <w:numPr>
+          <w:ilvl w:val="0"/>
+          <w:numId w:val="50"/>
+        </w:numPr>
+        <w:spacing w:after="120" w:line="360" w:lineRule="auto"/>
+        <w:rPr>
+          <w:rFonts w:ascii="Times New Roman" w:eastAsia="Times New Roman" w:hAnsi="Times New Roman" w:cs="Times New Roman"/>
+          <w:kern w:val="0"/>
+          <w:lang w:val="en-US" w:eastAsia="fr-MA"/>
+          <w14:ligatures w14:val="none"/>
+        </w:rPr>
+      </w:pPr>
+      <w:r>
+        <w:rPr>
+          <w:rFonts w:ascii="Times New Roman" w:eastAsia="Times New Roman" w:hAnsi="Times New Roman" w:cs="Times New Roman"/>
+          <w:kern w:val="0"/>
+          <w:lang w:val="en-US" w:eastAsia="fr-MA"/>
+          <w14:ligatures w14:val="none"/>
+        </w:rPr>
+        <w:t xml:space="preserve">gestion des </w:t>
+      </w:r>
+      <w:proofErr w:type="spellStart"/>
+      <w:r>
+        <w:rPr>
+          <w:rFonts w:ascii="Times New Roman" w:eastAsia="Times New Roman" w:hAnsi="Times New Roman" w:cs="Times New Roman"/>
+          <w:kern w:val="0"/>
+          <w:lang w:val="en-US" w:eastAsia="fr-MA"/>
+          <w14:ligatures w14:val="none"/>
+        </w:rPr>
+        <w:t>adhérents</w:t>
+      </w:r>
+      <w:proofErr w:type="spellEnd"/>
+      <w:r>
+        <w:rPr>
+          <w:rFonts w:ascii="Times New Roman" w:eastAsia="Times New Roman" w:hAnsi="Times New Roman" w:cs="Times New Roman"/>
+          <w:kern w:val="0"/>
+          <w:lang w:val="en-US" w:eastAsia="fr-MA"/>
+          <w14:ligatures w14:val="none"/>
+        </w:rPr>
+        <w:t>,</w:t>
+      </w:r>
+    </w:p>
+    <w:p>
+      <w:pPr>
+        <w:pStyle w:val="NoSpacing"/>
+        <w:numPr>
+          <w:ilvl w:val="0"/>
+          <w:numId w:val="50"/>
+        </w:numPr>
+        <w:spacing w:after="120" w:line="360" w:lineRule="auto"/>
+        <w:rPr>
+          <w:rFonts w:ascii="Times New Roman" w:eastAsia="Times New Roman" w:hAnsi="Times New Roman" w:cs="Times New Roman"/>
+          <w:kern w:val="0"/>
+          <w:lang w:eastAsia="fr-MA"/>
+          <w14:ligatures w14:val="none"/>
+        </w:rPr>
+      </w:pPr>
+      <w:proofErr w:type="gramStart"/>
+      <w:r>
+        <w:rPr>
+          <w:rFonts w:ascii="Times New Roman" w:eastAsia="Times New Roman" w:hAnsi="Times New Roman" w:cs="Times New Roman"/>
+          <w:kern w:val="0"/>
+          <w:lang w:eastAsia="fr-MA"/>
+          <w14:ligatures w14:val="none"/>
+        </w:rPr>
+        <w:lastRenderedPageBreak/>
+        <w:t>gestion</w:t>
+      </w:r>
+      <w:proofErr w:type="gramEnd"/>
+      <w:r>
+        <w:rPr>
+          <w:rFonts w:ascii="Times New Roman" w:eastAsia="Times New Roman" w:hAnsi="Times New Roman" w:cs="Times New Roman"/>
+          <w:kern w:val="0"/>
+          <w:lang w:eastAsia="fr-MA"/>
+          <w14:ligatures w14:val="none"/>
+        </w:rPr>
+        <w:t xml:space="preserve"> des utilisateurs (pour l’administrateur).</w:t>
+      </w:r>
+    </w:p>
+    <w:p>
+      <w:pPr>
+        <w:pStyle w:val="NoSpacing"/>
+        <w:numPr>
+          <w:ilvl w:val="0"/>
+          <w:numId w:val="55"/>
+        </w:numPr>
+        <w:spacing w:after="120" w:line="360" w:lineRule="auto"/>
+        <w:rPr>
+          <w:rFonts w:ascii="Times New Roman" w:eastAsia="Times New Roman" w:hAnsi="Times New Roman" w:cs="Times New Roman"/>
+          <w:b/>
+          <w:bCs/>
+          <w:kern w:val="0"/>
+          <w:lang w:eastAsia="fr-MA"/>
+          <w14:ligatures w14:val="none"/>
+        </w:rPr>
+      </w:pPr>
+      <w:proofErr w:type="spellStart"/>
+      <w:r>
+        <w:rPr>
+          <w:rFonts w:ascii="Times New Roman" w:eastAsia="Times New Roman" w:hAnsi="Times New Roman" w:cs="Times New Roman"/>
+          <w:b/>
+          <w:bCs/>
+          <w:kern w:val="0"/>
+          <w:lang w:eastAsia="fr-MA"/>
+          <w14:ligatures w14:val="none"/>
+        </w:rPr>
+        <w:t>LivreForm</w:t>
+      </w:r>
+      <w:proofErr w:type="spellEnd"/>
+      <w:r>
+        <w:rPr>
+          <w:rFonts w:ascii="Times New Roman" w:eastAsia="Times New Roman" w:hAnsi="Times New Roman" w:cs="Times New Roman"/>
+          <w:b/>
+          <w:bCs/>
+          <w:kern w:val="0"/>
+          <w:lang w:eastAsia="fr-MA"/>
+          <w14:ligatures w14:val="none"/>
+        </w:rPr>
+        <w:t> :</w:t>
+      </w:r>
+    </w:p>
+    <w:p>
+      <w:pPr>
+        <w:pStyle w:val="NoSpacing"/>
+        <w:spacing w:after="120" w:line="360" w:lineRule="auto"/>
+        <w:rPr>
+          <w:rFonts w:ascii="Times New Roman" w:eastAsia="Times New Roman" w:hAnsi="Times New Roman" w:cs="Times New Roman"/>
+          <w:kern w:val="0"/>
+          <w:lang w:eastAsia="fr-MA"/>
+          <w14:ligatures w14:val="none"/>
+        </w:rPr>
+      </w:pPr>
+      <w:r>
+        <w:rPr>
+          <w:rFonts w:ascii="Times New Roman" w:eastAsia="Times New Roman" w:hAnsi="Times New Roman" w:cs="Times New Roman"/>
+          <w:kern w:val="0"/>
+          <w:lang w:eastAsia="fr-MA"/>
+          <w14:ligatures w14:val="none"/>
+        </w:rPr>
+        <w:t>Cette classe fournit un formulaire graphique permettant :</w:t>
+      </w:r>
+    </w:p>
+    <w:p>
+      <w:pPr>
+        <w:pStyle w:val="NoSpacing"/>
+        <w:numPr>
+          <w:ilvl w:val="0"/>
+          <w:numId w:val="51"/>
+        </w:numPr>
+        <w:spacing w:after="120" w:line="360" w:lineRule="auto"/>
+        <w:rPr>
+          <w:rFonts w:ascii="Times New Roman" w:eastAsia="Times New Roman" w:hAnsi="Times New Roman" w:cs="Times New Roman"/>
+          <w:kern w:val="0"/>
+          <w:lang w:val="en-US" w:eastAsia="fr-MA"/>
+          <w14:ligatures w14:val="none"/>
+        </w:rPr>
+      </w:pPr>
+      <w:proofErr w:type="spellStart"/>
+      <w:r>
+        <w:rPr>
+          <w:rFonts w:ascii="Times New Roman" w:eastAsia="Times New Roman" w:hAnsi="Times New Roman" w:cs="Times New Roman"/>
+          <w:kern w:val="0"/>
+          <w:lang w:val="en-US" w:eastAsia="fr-MA"/>
+          <w14:ligatures w14:val="none"/>
+        </w:rPr>
+        <w:t>l’ajout</w:t>
+      </w:r>
+      <w:proofErr w:type="spellEnd"/>
+      <w:r>
+        <w:rPr>
+          <w:rFonts w:ascii="Times New Roman" w:eastAsia="Times New Roman" w:hAnsi="Times New Roman" w:cs="Times New Roman"/>
+          <w:kern w:val="0"/>
+          <w:lang w:val="en-US" w:eastAsia="fr-MA"/>
+          <w14:ligatures w14:val="none"/>
+        </w:rPr>
+        <w:t>,</w:t>
+      </w:r>
+    </w:p>
+    <w:p>
+      <w:pPr>
+        <w:pStyle w:val="NoSpacing"/>
+        <w:numPr>
+          <w:ilvl w:val="0"/>
+          <w:numId w:val="51"/>
+        </w:numPr>
+        <w:spacing w:after="120" w:line="360" w:lineRule="auto"/>
+        <w:rPr>
+          <w:rFonts w:ascii="Times New Roman" w:eastAsia="Times New Roman" w:hAnsi="Times New Roman" w:cs="Times New Roman"/>
+          <w:kern w:val="0"/>
+          <w:lang w:eastAsia="fr-MA"/>
+          <w14:ligatures w14:val="none"/>
+        </w:rPr>
+      </w:pPr>
+      <w:proofErr w:type="gramStart"/>
+      <w:r>
+        <w:rPr>
+          <w:rFonts w:ascii="Times New Roman" w:eastAsia="Times New Roman" w:hAnsi="Times New Roman" w:cs="Times New Roman"/>
+          <w:kern w:val="0"/>
+          <w:lang w:eastAsia="fr-MA"/>
+          <w14:ligatures w14:val="none"/>
+        </w:rPr>
+        <w:t>la</w:t>
+      </w:r>
+      <w:proofErr w:type="gramEnd"/>
+      <w:r>
+        <w:rPr>
+          <w:rFonts w:ascii="Times New Roman" w:eastAsia="Times New Roman" w:hAnsi="Times New Roman" w:cs="Times New Roman"/>
+          <w:kern w:val="0"/>
+          <w:lang w:eastAsia="fr-MA"/>
+          <w14:ligatures w14:val="none"/>
+        </w:rPr>
+        <w:t xml:space="preserve"> modification</w:t>
+      </w:r>
+      <w:r>
+        <w:rPr>
+          <w:rFonts w:ascii="Times New Roman" w:eastAsia="Times New Roman" w:hAnsi="Times New Roman" w:cs="Times New Roman"/>
+          <w:kern w:val="0"/>
+          <w:lang w:eastAsia="fr-MA"/>
+          <w14:ligatures w14:val="none"/>
+        </w:rPr>
+        <w:br/>
+        <w:t>des informations d’un livre (ISBN, titre, auteur, nombre d’exemplaires, etc.).</w:t>
+      </w:r>
+    </w:p>
+    <w:p>
+      <w:pPr>
+        <w:pStyle w:val="NoSpacing"/>
+        <w:numPr>
+          <w:ilvl w:val="0"/>
+          <w:numId w:val="56"/>
+        </w:numPr>
+        <w:spacing w:after="120" w:line="360" w:lineRule="auto"/>
+        <w:rPr>
+          <w:rFonts w:ascii="Times New Roman" w:eastAsia="Times New Roman" w:hAnsi="Times New Roman" w:cs="Times New Roman"/>
+          <w:b/>
+          <w:bCs/>
+          <w:kern w:val="0"/>
+          <w:lang w:eastAsia="fr-MA"/>
+          <w14:ligatures w14:val="none"/>
+        </w:rPr>
+      </w:pPr>
+      <w:proofErr w:type="spellStart"/>
+      <w:r>
+        <w:rPr>
+          <w:rFonts w:ascii="Times New Roman" w:eastAsia="Times New Roman" w:hAnsi="Times New Roman" w:cs="Times New Roman"/>
+          <w:b/>
+          <w:bCs/>
+          <w:kern w:val="0"/>
+          <w:lang w:eastAsia="fr-MA"/>
+          <w14:ligatures w14:val="none"/>
+        </w:rPr>
+        <w:t>LivreList</w:t>
+      </w:r>
+      <w:proofErr w:type="spellEnd"/>
+      <w:r>
+        <w:rPr>
+          <w:rFonts w:ascii="Times New Roman" w:eastAsia="Times New Roman" w:hAnsi="Times New Roman" w:cs="Times New Roman"/>
+          <w:b/>
+          <w:bCs/>
+          <w:kern w:val="0"/>
+          <w:lang w:eastAsia="fr-MA"/>
+          <w14:ligatures w14:val="none"/>
+        </w:rPr>
+        <w:t> :</w:t>
+      </w:r>
+    </w:p>
+    <w:p>
+      <w:pPr>
+        <w:pStyle w:val="NoSpacing"/>
+        <w:spacing w:after="120" w:line="360" w:lineRule="auto"/>
+        <w:rPr>
+          <w:rFonts w:ascii="Times New Roman" w:eastAsia="Times New Roman" w:hAnsi="Times New Roman" w:cs="Times New Roman"/>
+          <w:kern w:val="0"/>
+          <w:lang w:eastAsia="fr-MA"/>
+          <w14:ligatures w14:val="none"/>
+        </w:rPr>
+      </w:pPr>
+      <w:r>
+        <w:rPr>
+          <w:rFonts w:ascii="Times New Roman" w:eastAsia="Times New Roman" w:hAnsi="Times New Roman" w:cs="Times New Roman"/>
+          <w:kern w:val="0"/>
+          <w:lang w:eastAsia="fr-MA"/>
+          <w14:ligatures w14:val="none"/>
+        </w:rPr>
+        <w:t xml:space="preserve">Cette classe affiche la </w:t>
+      </w:r>
+      <w:r>
+        <w:rPr>
+          <w:rFonts w:ascii="Times New Roman" w:eastAsia="Times New Roman" w:hAnsi="Times New Roman" w:cs="Times New Roman"/>
+          <w:b/>
+          <w:bCs/>
+          <w:kern w:val="0"/>
+          <w:lang w:eastAsia="fr-MA"/>
+          <w14:ligatures w14:val="none"/>
+        </w:rPr>
+        <w:t>liste des livres</w:t>
+      </w:r>
+      <w:r>
+        <w:rPr>
+          <w:rFonts w:ascii="Times New Roman" w:eastAsia="Times New Roman" w:hAnsi="Times New Roman" w:cs="Times New Roman"/>
+          <w:kern w:val="0"/>
+          <w:lang w:eastAsia="fr-MA"/>
+          <w14:ligatures w14:val="none"/>
+        </w:rPr>
+        <w:t xml:space="preserve"> sous forme de tableau (</w:t>
+      </w:r>
+      <w:proofErr w:type="spellStart"/>
+      <w:r>
+        <w:rPr>
+          <w:rFonts w:ascii="Times New Roman" w:eastAsia="Times New Roman" w:hAnsi="Times New Roman" w:cs="Times New Roman"/>
+          <w:kern w:val="0"/>
+          <w:lang w:eastAsia="fr-MA"/>
+          <w14:ligatures w14:val="none"/>
+        </w:rPr>
+        <w:t>JTable</w:t>
+      </w:r>
+      <w:proofErr w:type="spellEnd"/>
+      <w:r>
+        <w:rPr>
+          <w:rFonts w:ascii="Times New Roman" w:eastAsia="Times New Roman" w:hAnsi="Times New Roman" w:cs="Times New Roman"/>
+          <w:kern w:val="0"/>
+          <w:lang w:eastAsia="fr-MA"/>
+          <w14:ligatures w14:val="none"/>
+        </w:rPr>
+        <w:t>).</w:t>
+      </w:r>
+      <w:r>
+        <w:rPr>
+          <w:rFonts w:ascii="Times New Roman" w:eastAsia="Times New Roman" w:hAnsi="Times New Roman" w:cs="Times New Roman"/>
+          <w:kern w:val="0"/>
+          <w:lang w:eastAsia="fr-MA"/>
+          <w14:ligatures w14:val="none"/>
+        </w:rPr>
+        <w:br/>
+        <w:t>Elle permet à l’utilisateur de consulter le catalogue et de déclencher des actions comme l’ajout ou la suppression d’un livre via des boutons.</w:t>
+      </w:r>
+    </w:p>
+    <w:p>
+      <w:pPr>
+        <w:pStyle w:val="NoSpacing"/>
+        <w:numPr>
+          <w:ilvl w:val="0"/>
+          <w:numId w:val="57"/>
+        </w:numPr>
+        <w:spacing w:after="120" w:line="360" w:lineRule="auto"/>
+        <w:rPr>
+          <w:rFonts w:ascii="Times New Roman" w:eastAsia="Times New Roman" w:hAnsi="Times New Roman" w:cs="Times New Roman"/>
+          <w:b/>
+          <w:bCs/>
+          <w:kern w:val="0"/>
+          <w:lang w:eastAsia="fr-MA"/>
+          <w14:ligatures w14:val="none"/>
+        </w:rPr>
+      </w:pPr>
+      <w:proofErr w:type="spellStart"/>
+      <w:r>
+        <w:rPr>
+          <w:rFonts w:ascii="Times New Roman" w:eastAsia="Times New Roman" w:hAnsi="Times New Roman" w:cs="Times New Roman"/>
+          <w:b/>
+          <w:bCs/>
+          <w:kern w:val="0"/>
+          <w:lang w:eastAsia="fr-MA"/>
+          <w14:ligatures w14:val="none"/>
+        </w:rPr>
+        <w:t>EmpruntForm</w:t>
+      </w:r>
+      <w:proofErr w:type="spellEnd"/>
+      <w:r>
+        <w:rPr>
+          <w:rFonts w:ascii="Times New Roman" w:eastAsia="Times New Roman" w:hAnsi="Times New Roman" w:cs="Times New Roman"/>
+          <w:b/>
+          <w:bCs/>
+          <w:kern w:val="0"/>
+          <w:lang w:eastAsia="fr-MA"/>
+          <w14:ligatures w14:val="none"/>
+        </w:rPr>
+        <w:t> :</w:t>
+      </w:r>
+    </w:p>
+    <w:p>
+      <w:pPr>
+        <w:pStyle w:val="NoSpacing"/>
+        <w:spacing w:after="120" w:line="360" w:lineRule="auto"/>
+        <w:rPr>
+          <w:rFonts w:ascii="Times New Roman" w:eastAsia="Times New Roman" w:hAnsi="Times New Roman" w:cs="Times New Roman"/>
+          <w:kern w:val="0"/>
+          <w:lang w:eastAsia="fr-MA"/>
+          <w14:ligatures w14:val="none"/>
+        </w:rPr>
+      </w:pPr>
+      <w:r>
+        <w:rPr>
+          <w:rFonts w:ascii="Times New Roman" w:eastAsia="Times New Roman" w:hAnsi="Times New Roman" w:cs="Times New Roman"/>
+          <w:kern w:val="0"/>
+          <w:lang w:eastAsia="fr-MA"/>
+          <w14:ligatures w14:val="none"/>
+        </w:rPr>
+        <w:t>Cette classe représente le formulaire d’emprunt.</w:t>
+      </w:r>
+      <w:r>
+        <w:rPr>
+          <w:rFonts w:ascii="Times New Roman" w:eastAsia="Times New Roman" w:hAnsi="Times New Roman" w:cs="Times New Roman"/>
+          <w:kern w:val="0"/>
+          <w:lang w:eastAsia="fr-MA"/>
+          <w14:ligatures w14:val="none"/>
+        </w:rPr>
+        <w:br/>
+        <w:t>Elle permet de sélectionner un adhérent et un livre afin :</w:t>
+      </w:r>
+    </w:p>
+    <w:p>
+      <w:pPr>
+        <w:pStyle w:val="NoSpacing"/>
+        <w:numPr>
+          <w:ilvl w:val="0"/>
+          <w:numId w:val="52"/>
+        </w:numPr>
+        <w:spacing w:after="120" w:line="360" w:lineRule="auto"/>
+        <w:rPr>
+          <w:rFonts w:ascii="Times New Roman" w:eastAsia="Times New Roman" w:hAnsi="Times New Roman" w:cs="Times New Roman"/>
+          <w:kern w:val="0"/>
+          <w:lang w:val="en-US" w:eastAsia="fr-MA"/>
+          <w14:ligatures w14:val="none"/>
+        </w:rPr>
+      </w:pPr>
+      <w:proofErr w:type="spellStart"/>
+      <w:r>
+        <w:rPr>
+          <w:rFonts w:ascii="Times New Roman" w:eastAsia="Times New Roman" w:hAnsi="Times New Roman" w:cs="Times New Roman"/>
+          <w:kern w:val="0"/>
+          <w:lang w:val="en-US" w:eastAsia="fr-MA"/>
+          <w14:ligatures w14:val="none"/>
+        </w:rPr>
+        <w:t>d’enregistrer</w:t>
+      </w:r>
+      <w:proofErr w:type="spellEnd"/>
+      <w:r>
+        <w:rPr>
+          <w:rFonts w:ascii="Times New Roman" w:eastAsia="Times New Roman" w:hAnsi="Times New Roman" w:cs="Times New Roman"/>
+          <w:kern w:val="0"/>
+          <w:lang w:val="en-US" w:eastAsia="fr-MA"/>
+          <w14:ligatures w14:val="none"/>
+        </w:rPr>
+        <w:t xml:space="preserve"> un </w:t>
+      </w:r>
+      <w:proofErr w:type="spellStart"/>
+      <w:r>
+        <w:rPr>
+          <w:rFonts w:ascii="Times New Roman" w:eastAsia="Times New Roman" w:hAnsi="Times New Roman" w:cs="Times New Roman"/>
+          <w:kern w:val="0"/>
+          <w:lang w:val="en-US" w:eastAsia="fr-MA"/>
+          <w14:ligatures w14:val="none"/>
+        </w:rPr>
+        <w:t>emprunt</w:t>
+      </w:r>
+      <w:proofErr w:type="spellEnd"/>
+      <w:r>
+        <w:rPr>
+          <w:rFonts w:ascii="Times New Roman" w:eastAsia="Times New Roman" w:hAnsi="Times New Roman" w:cs="Times New Roman"/>
+          <w:kern w:val="0"/>
+          <w:lang w:val="en-US" w:eastAsia="fr-MA"/>
+          <w14:ligatures w14:val="none"/>
+        </w:rPr>
+        <w:t>,</w:t>
+      </w:r>
+    </w:p>
+    <w:p>
+      <w:pPr>
+        <w:pStyle w:val="NoSpacing"/>
+        <w:numPr>
+          <w:ilvl w:val="0"/>
+          <w:numId w:val="52"/>
+        </w:numPr>
+        <w:spacing w:after="120" w:line="360" w:lineRule="auto"/>
+        <w:rPr>
+          <w:rFonts w:ascii="Times New Roman" w:eastAsia="Times New Roman" w:hAnsi="Times New Roman" w:cs="Times New Roman"/>
+          <w:kern w:val="0"/>
+          <w:lang w:eastAsia="fr-MA"/>
+          <w14:ligatures w14:val="none"/>
+        </w:rPr>
+      </w:pPr>
+      <w:proofErr w:type="gramStart"/>
+      <w:r>
+        <w:rPr>
+          <w:rFonts w:ascii="Times New Roman" w:eastAsia="Times New Roman" w:hAnsi="Times New Roman" w:cs="Times New Roman"/>
+          <w:kern w:val="0"/>
+          <w:lang w:eastAsia="fr-MA"/>
+          <w14:ligatures w14:val="none"/>
+        </w:rPr>
+        <w:t>ou</w:t>
+      </w:r>
+      <w:proofErr w:type="gramEnd"/>
+      <w:r>
+        <w:rPr>
+          <w:rFonts w:ascii="Times New Roman" w:eastAsia="Times New Roman" w:hAnsi="Times New Roman" w:cs="Times New Roman"/>
+          <w:kern w:val="0"/>
+          <w:lang w:eastAsia="fr-MA"/>
+          <w14:ligatures w14:val="none"/>
+        </w:rPr>
+        <w:t xml:space="preserve"> de retourner un livre.</w:t>
+      </w:r>
+    </w:p>
+    <w:p>
+      <w:pPr>
+        <w:pStyle w:val="NoSpacing"/>
+        <w:numPr>
+          <w:ilvl w:val="0"/>
+          <w:numId w:val="58"/>
+        </w:numPr>
+        <w:spacing w:after="120" w:line="360" w:lineRule="auto"/>
+        <w:rPr>
+          <w:rFonts w:ascii="Times New Roman" w:eastAsia="Times New Roman" w:hAnsi="Times New Roman" w:cs="Times New Roman"/>
+          <w:b/>
+          <w:bCs/>
+          <w:kern w:val="0"/>
+          <w:lang w:eastAsia="fr-MA"/>
+          <w14:ligatures w14:val="none"/>
+        </w:rPr>
+      </w:pPr>
+      <w:proofErr w:type="spellStart"/>
+      <w:r>
+        <w:rPr>
+          <w:rFonts w:ascii="Times New Roman" w:eastAsia="Times New Roman" w:hAnsi="Times New Roman" w:cs="Times New Roman"/>
+          <w:b/>
+          <w:bCs/>
+          <w:kern w:val="0"/>
+          <w:lang w:eastAsia="fr-MA"/>
+          <w14:ligatures w14:val="none"/>
+        </w:rPr>
+        <w:t>EmpruntList</w:t>
+      </w:r>
+      <w:proofErr w:type="spellEnd"/>
+      <w:r>
+        <w:rPr>
+          <w:rFonts w:ascii="Times New Roman" w:eastAsia="Times New Roman" w:hAnsi="Times New Roman" w:cs="Times New Roman"/>
+          <w:b/>
+          <w:bCs/>
+          <w:kern w:val="0"/>
+          <w:lang w:eastAsia="fr-MA"/>
+          <w14:ligatures w14:val="none"/>
+        </w:rPr>
+        <w:t> :</w:t>
+      </w:r>
+    </w:p>
+    <w:p>
+      <w:pPr>
+        <w:pStyle w:val="NoSpacing"/>
+        <w:spacing w:after="120" w:line="360" w:lineRule="auto"/>
+        <w:rPr>
+          <w:rFonts w:ascii="Times New Roman" w:eastAsia="Times New Roman" w:hAnsi="Times New Roman" w:cs="Times New Roman"/>
+          <w:kern w:val="0"/>
+          <w:lang w:eastAsia="fr-MA"/>
+          <w14:ligatures w14:val="none"/>
+        </w:rPr>
+      </w:pPr>
+      <w:r>
+        <w:rPr>
+          <w:rFonts w:ascii="Times New Roman" w:eastAsia="Times New Roman" w:hAnsi="Times New Roman" w:cs="Times New Roman"/>
+          <w:kern w:val="0"/>
+          <w:lang w:eastAsia="fr-MA"/>
+          <w14:ligatures w14:val="none"/>
+        </w:rPr>
+        <w:t>Cette classe affiche la liste des emprunts existants (adhérent, livre, dates, statut).</w:t>
+      </w:r>
+      <w:r>
+        <w:rPr>
+          <w:rFonts w:ascii="Times New Roman" w:eastAsia="Times New Roman" w:hAnsi="Times New Roman" w:cs="Times New Roman"/>
+          <w:kern w:val="0"/>
+          <w:lang w:eastAsia="fr-MA"/>
+          <w14:ligatures w14:val="none"/>
+        </w:rPr>
+        <w:br/>
+        <w:t>Elle permet de suivre les prêts et les retards.</w:t>
+      </w:r>
+    </w:p>
+    <w:p>
+      <w:pPr>
+        <w:pStyle w:val="NoSpacing"/>
+        <w:numPr>
+          <w:ilvl w:val="0"/>
+          <w:numId w:val="59"/>
+        </w:numPr>
+        <w:spacing w:after="120" w:line="360" w:lineRule="auto"/>
+        <w:rPr>
+          <w:rFonts w:ascii="Times New Roman" w:eastAsia="Times New Roman" w:hAnsi="Times New Roman" w:cs="Times New Roman"/>
+          <w:b/>
+          <w:bCs/>
+          <w:kern w:val="0"/>
+          <w:lang w:eastAsia="fr-MA"/>
+          <w14:ligatures w14:val="none"/>
+        </w:rPr>
+      </w:pPr>
+      <w:proofErr w:type="spellStart"/>
+      <w:r>
+        <w:rPr>
+          <w:rFonts w:ascii="Times New Roman" w:eastAsia="Times New Roman" w:hAnsi="Times New Roman" w:cs="Times New Roman"/>
+          <w:b/>
+          <w:bCs/>
+          <w:kern w:val="0"/>
+          <w:lang w:eastAsia="fr-MA"/>
+          <w14:ligatures w14:val="none"/>
+        </w:rPr>
+        <w:t>AdherentForm</w:t>
+      </w:r>
+      <w:proofErr w:type="spellEnd"/>
+      <w:r>
+        <w:rPr>
+          <w:rFonts w:ascii="Times New Roman" w:eastAsia="Times New Roman" w:hAnsi="Times New Roman" w:cs="Times New Roman"/>
+          <w:b/>
+          <w:bCs/>
+          <w:kern w:val="0"/>
+          <w:lang w:eastAsia="fr-MA"/>
+          <w14:ligatures w14:val="none"/>
+        </w:rPr>
+        <w:t> :</w:t>
+      </w:r>
+    </w:p>
+    <w:p>
+      <w:pPr>
+        <w:pStyle w:val="NoSpacing"/>
+        <w:spacing w:after="120" w:line="360" w:lineRule="auto"/>
+        <w:rPr>
+          <w:rFonts w:ascii="Times New Roman" w:eastAsia="Times New Roman" w:hAnsi="Times New Roman" w:cs="Times New Roman"/>
+          <w:kern w:val="0"/>
+          <w:lang w:eastAsia="fr-MA"/>
+          <w14:ligatures w14:val="none"/>
+        </w:rPr>
+      </w:pPr>
+      <w:r>
+        <w:rPr>
+          <w:rFonts w:ascii="Times New Roman" w:eastAsia="Times New Roman" w:hAnsi="Times New Roman" w:cs="Times New Roman"/>
+          <w:kern w:val="0"/>
+          <w:lang w:eastAsia="fr-MA"/>
+          <w14:ligatures w14:val="none"/>
+        </w:rPr>
+        <w:t>Cette classe fournit un formulaire pour la gestion des adhérents (création ou modification).</w:t>
+      </w:r>
+      <w:r>
+        <w:rPr>
+          <w:rFonts w:ascii="Times New Roman" w:eastAsia="Times New Roman" w:hAnsi="Times New Roman" w:cs="Times New Roman"/>
+          <w:kern w:val="0"/>
+          <w:lang w:eastAsia="fr-MA"/>
+          <w14:ligatures w14:val="none"/>
+        </w:rPr>
+        <w:br/>
+        <w:t>Elle permet de saisir les informations de base comme le nom et l’email.</w:t>
+      </w:r>
+    </w:p>
+    <w:p>
+      <w:pPr>
+        <w:pStyle w:val="NoSpacing"/>
+        <w:numPr>
+          <w:ilvl w:val="0"/>
+          <w:numId w:val="60"/>
+        </w:numPr>
+        <w:spacing w:after="120" w:line="360" w:lineRule="auto"/>
+        <w:rPr>
+          <w:rFonts w:ascii="Times New Roman" w:eastAsia="Times New Roman" w:hAnsi="Times New Roman" w:cs="Times New Roman"/>
+          <w:b/>
+          <w:bCs/>
+          <w:kern w:val="0"/>
+          <w:lang w:eastAsia="fr-MA"/>
+          <w14:ligatures w14:val="none"/>
+        </w:rPr>
+      </w:pPr>
+      <w:proofErr w:type="spellStart"/>
+      <w:r>
+        <w:rPr>
+          <w:rFonts w:ascii="Times New Roman" w:eastAsia="Times New Roman" w:hAnsi="Times New Roman" w:cs="Times New Roman"/>
+          <w:b/>
+          <w:bCs/>
+          <w:kern w:val="0"/>
+          <w:lang w:eastAsia="fr-MA"/>
+          <w14:ligatures w14:val="none"/>
+        </w:rPr>
+        <w:t>AdherentList</w:t>
+      </w:r>
+      <w:proofErr w:type="spellEnd"/>
+      <w:r>
+        <w:rPr>
+          <w:rFonts w:ascii="Times New Roman" w:eastAsia="Times New Roman" w:hAnsi="Times New Roman" w:cs="Times New Roman"/>
+          <w:b/>
+          <w:bCs/>
+          <w:kern w:val="0"/>
+          <w:lang w:eastAsia="fr-MA"/>
+          <w14:ligatures w14:val="none"/>
+        </w:rPr>
+        <w:t> :</w:t>
+      </w:r>
+    </w:p>
+    <w:p>
+      <w:pPr>
+        <w:pStyle w:val="NoSpacing"/>
+        <w:spacing w:after="120" w:line="360" w:lineRule="auto"/>
+        <w:rPr>
+          <w:rFonts w:ascii="Times New Roman" w:eastAsia="Times New Roman" w:hAnsi="Times New Roman" w:cs="Times New Roman"/>
+          <w:kern w:val="0"/>
+          <w:lang w:eastAsia="fr-MA"/>
+          <w14:ligatures w14:val="none"/>
+        </w:rPr>
+      </w:pPr>
+      <w:r>
+        <w:rPr>
+          <w:rFonts w:ascii="Times New Roman" w:eastAsia="Times New Roman" w:hAnsi="Times New Roman" w:cs="Times New Roman"/>
+          <w:kern w:val="0"/>
+          <w:lang w:eastAsia="fr-MA"/>
+          <w14:ligatures w14:val="none"/>
+        </w:rPr>
+        <w:t xml:space="preserve">Cette classe affiche la liste des adhérents sous forme de tableau, facilitant leur consultation et </w:t>
+      </w:r>
+      <w:proofErr w:type="gramStart"/>
+      <w:r>
+        <w:rPr>
+          <w:rFonts w:ascii="Times New Roman" w:eastAsia="Times New Roman" w:hAnsi="Times New Roman" w:cs="Times New Roman"/>
+          <w:kern w:val="0"/>
+          <w:lang w:eastAsia="fr-MA"/>
+          <w14:ligatures w14:val="none"/>
+        </w:rPr>
+        <w:t>leur</w:t>
+      </w:r>
+      <w:proofErr w:type="gramEnd"/>
+      <w:r>
+        <w:rPr>
+          <w:rFonts w:ascii="Times New Roman" w:eastAsia="Times New Roman" w:hAnsi="Times New Roman" w:cs="Times New Roman"/>
+          <w:kern w:val="0"/>
+          <w:lang w:eastAsia="fr-MA"/>
+          <w14:ligatures w14:val="none"/>
+        </w:rPr>
+        <w:t xml:space="preserve"> gestion.</w:t>
+      </w:r>
+    </w:p>
+    <w:p>
+      <w:pPr>
+        <w:pStyle w:val="NoSpacing"/>
+        <w:spacing w:after="120" w:line="360" w:lineRule="auto"/>
+        <w:rPr>
+          <w:rFonts w:ascii="Times New Roman" w:eastAsia="Times New Roman" w:hAnsi="Times New Roman" w:cs="Times New Roman"/>
+          <w:kern w:val="0"/>
+          <w:lang w:eastAsia="fr-MA"/>
+          <w14:ligatures w14:val="none"/>
+        </w:rPr>
+      </w:pPr>
+    </w:p>
+    <w:p>
+      <w:pPr>
+        <w:pStyle w:val="NoSpacing"/>
+        <w:rPr>
+          <w:rFonts w:ascii="Times New Roman" w:eastAsia="Times New Roman" w:hAnsi="Times New Roman" w:cs="Times New Roman"/>
+          <w:kern w:val="0"/>
+          <w:lang w:eastAsia="fr-MA"/>
+          <w14:ligatures w14:val="none"/>
+        </w:rPr>
+      </w:pPr>
+    </w:p>
+    <w:p>
+      <w:pPr>
+        <w:pStyle w:val="NoSpacing"/>
+        <w:numPr>
+          <w:ilvl w:val="0"/>
+          <w:numId w:val="38"/>
+        </w:numPr>
+        <w:rPr>
+          <w:rFonts w:ascii="Times New Roman" w:eastAsia="Times New Roman" w:hAnsi="Times New Roman" w:cs="Times New Roman"/>
+          <w:b/>
+          <w:bCs/>
+          <w:kern w:val="0"/>
+          <w:sz w:val="28"/>
+          <w:szCs w:val="28"/>
+          <w:lang w:eastAsia="fr-MA"/>
+          <w14:ligatures w14:val="none"/>
+        </w:rPr>
+      </w:pPr>
+      <w:proofErr w:type="gramStart"/>
+      <w:r>
+        <w:rPr>
+          <w:rFonts w:ascii="Times New Roman" w:eastAsia="Times New Roman" w:hAnsi="Times New Roman" w:cs="Times New Roman"/>
+          <w:b/>
+          <w:bCs/>
+          <w:kern w:val="0"/>
+          <w:sz w:val="28"/>
+          <w:szCs w:val="28"/>
+          <w:lang w:eastAsia="fr-MA"/>
+          <w14:ligatures w14:val="none"/>
+        </w:rPr>
+        <w:lastRenderedPageBreak/>
+        <w:t>package</w:t>
+      </w:r>
+      <w:proofErr w:type="gramEnd"/>
+      <w:r>
+        <w:rPr>
+          <w:rFonts w:ascii="Times New Roman" w:eastAsia="Times New Roman" w:hAnsi="Times New Roman" w:cs="Times New Roman"/>
+          <w:b/>
+          <w:bCs/>
+          <w:kern w:val="0"/>
+          <w:sz w:val="28"/>
+          <w:szCs w:val="28"/>
+          <w:lang w:eastAsia="fr-MA"/>
+          <w14:ligatures w14:val="none"/>
+        </w:rPr>
+        <w:t xml:space="preserve"> </w:t>
+      </w:r>
+      <w:proofErr w:type="spellStart"/>
+      <w:r>
+        <w:rPr>
+          <w:rFonts w:ascii="Times New Roman" w:eastAsia="Times New Roman" w:hAnsi="Times New Roman" w:cs="Times New Roman"/>
+          <w:b/>
+          <w:bCs/>
+          <w:kern w:val="0"/>
+          <w:sz w:val="28"/>
+          <w:szCs w:val="28"/>
+          <w:lang w:eastAsia="fr-MA"/>
+          <w14:ligatures w14:val="none"/>
+        </w:rPr>
+        <w:t>controller</w:t>
+      </w:r>
+      <w:proofErr w:type="spellEnd"/>
+      <w:r>
+        <w:rPr>
+          <w:rFonts w:ascii="Times New Roman" w:eastAsia="Times New Roman" w:hAnsi="Times New Roman" w:cs="Times New Roman"/>
+          <w:b/>
+          <w:bCs/>
+          <w:kern w:val="0"/>
+          <w:sz w:val="28"/>
+          <w:szCs w:val="28"/>
+          <w:lang w:eastAsia="fr-MA"/>
+          <w14:ligatures w14:val="none"/>
+        </w:rPr>
+        <w:t> :</w:t>
+      </w:r>
+    </w:p>
+    <w:p>
+      <w:pPr>
+        <w:pStyle w:val="NoSpacing"/>
+        <w:rPr>
+          <w:rFonts w:ascii="Times New Roman" w:eastAsia="Times New Roman" w:hAnsi="Times New Roman" w:cs="Times New Roman"/>
+          <w:b/>
+          <w:bCs/>
+          <w:kern w:val="0"/>
+          <w:lang w:eastAsia="fr-MA"/>
+          <w14:ligatures w14:val="none"/>
+        </w:rPr>
+      </w:pPr>
+    </w:p>
+    <w:p>
+      <w:pPr>
+        <w:pStyle w:val="NoSpacing"/>
+        <w:spacing w:after="120" w:line="360" w:lineRule="auto"/>
+        <w:rPr>
+          <w:rFonts w:ascii="Times New Roman" w:eastAsia="Times New Roman" w:hAnsi="Times New Roman" w:cs="Times New Roman"/>
+          <w:kern w:val="0"/>
+          <w:lang w:eastAsia="fr-MA"/>
+          <w14:ligatures w14:val="none"/>
+        </w:rPr>
+      </w:pPr>
+      <w:r>
+        <w:rPr>
+          <w:rFonts w:ascii="Times New Roman" w:eastAsia="Times New Roman" w:hAnsi="Times New Roman" w:cs="Times New Roman"/>
+          <w:kern w:val="0"/>
+          <w:lang w:eastAsia="fr-MA"/>
+          <w14:ligatures w14:val="none"/>
+        </w:rPr>
+        <w:t xml:space="preserve">Le package </w:t>
+      </w:r>
+      <w:proofErr w:type="spellStart"/>
+      <w:proofErr w:type="gramStart"/>
+      <w:r>
+        <w:rPr>
+          <w:rFonts w:ascii="Times New Roman" w:eastAsia="Times New Roman" w:hAnsi="Times New Roman" w:cs="Times New Roman"/>
+          <w:b/>
+          <w:bCs/>
+          <w:kern w:val="0"/>
+          <w:lang w:eastAsia="fr-MA"/>
+          <w14:ligatures w14:val="none"/>
+        </w:rPr>
+        <w:t>lib.controller</w:t>
+      </w:r>
+      <w:proofErr w:type="spellEnd"/>
+      <w:proofErr w:type="gramEnd"/>
+      <w:r>
+        <w:rPr>
+          <w:rFonts w:ascii="Times New Roman" w:eastAsia="Times New Roman" w:hAnsi="Times New Roman" w:cs="Times New Roman"/>
+          <w:kern w:val="0"/>
+          <w:lang w:eastAsia="fr-MA"/>
+          <w14:ligatures w14:val="none"/>
+        </w:rPr>
+        <w:t xml:space="preserve"> représente la </w:t>
+      </w:r>
+      <w:r>
+        <w:rPr>
+          <w:rFonts w:ascii="Times New Roman" w:eastAsia="Times New Roman" w:hAnsi="Times New Roman" w:cs="Times New Roman"/>
+          <w:b/>
+          <w:bCs/>
+          <w:kern w:val="0"/>
+          <w:lang w:eastAsia="fr-MA"/>
+          <w14:ligatures w14:val="none"/>
+        </w:rPr>
+        <w:t>couche Contrôleur (Controller)</w:t>
+      </w:r>
+      <w:r>
+        <w:rPr>
+          <w:rFonts w:ascii="Times New Roman" w:eastAsia="Times New Roman" w:hAnsi="Times New Roman" w:cs="Times New Roman"/>
+          <w:kern w:val="0"/>
+          <w:lang w:eastAsia="fr-MA"/>
+          <w14:ligatures w14:val="none"/>
+        </w:rPr>
+        <w:t xml:space="preserve"> de l’architecture MVC2.</w:t>
+      </w:r>
+      <w:r>
+        <w:rPr>
+          <w:rFonts w:ascii="Times New Roman" w:eastAsia="Times New Roman" w:hAnsi="Times New Roman" w:cs="Times New Roman"/>
+          <w:kern w:val="0"/>
+          <w:lang w:eastAsia="fr-MA"/>
+          <w14:ligatures w14:val="none"/>
+        </w:rPr>
+        <w:br/>
+        <w:t>Il joue le rôle d’intermédiaire entre la Vue (</w:t>
+      </w:r>
+      <w:proofErr w:type="spellStart"/>
+      <w:r>
+        <w:rPr>
+          <w:rFonts w:ascii="Times New Roman" w:eastAsia="Times New Roman" w:hAnsi="Times New Roman" w:cs="Times New Roman"/>
+          <w:kern w:val="0"/>
+          <w:lang w:eastAsia="fr-MA"/>
+          <w14:ligatures w14:val="none"/>
+        </w:rPr>
+        <w:t>ui</w:t>
+      </w:r>
+      <w:proofErr w:type="spellEnd"/>
+      <w:r>
+        <w:rPr>
+          <w:rFonts w:ascii="Times New Roman" w:eastAsia="Times New Roman" w:hAnsi="Times New Roman" w:cs="Times New Roman"/>
+          <w:kern w:val="0"/>
+          <w:lang w:eastAsia="fr-MA"/>
+          <w14:ligatures w14:val="none"/>
+        </w:rPr>
+        <w:t>) et la couche Service (service).</w:t>
+      </w:r>
+    </w:p>
+    <w:p>
+      <w:pPr>
+        <w:pStyle w:val="NoSpacing"/>
+        <w:spacing w:after="120" w:line="360" w:lineRule="auto"/>
+        <w:rPr>
+          <w:rFonts w:ascii="Times New Roman" w:eastAsia="Times New Roman" w:hAnsi="Times New Roman" w:cs="Times New Roman"/>
+          <w:kern w:val="0"/>
+          <w:lang w:val="en-US" w:eastAsia="fr-MA"/>
+          <w14:ligatures w14:val="none"/>
+        </w:rPr>
+      </w:pPr>
+      <w:r>
+        <w:rPr>
+          <w:rFonts w:ascii="Times New Roman" w:eastAsia="Times New Roman" w:hAnsi="Times New Roman" w:cs="Times New Roman"/>
+          <w:kern w:val="0"/>
+          <w:lang w:val="en-US" w:eastAsia="fr-MA"/>
+          <w14:ligatures w14:val="none"/>
+        </w:rPr>
+        <w:t xml:space="preserve">Les </w:t>
+      </w:r>
+      <w:proofErr w:type="spellStart"/>
+      <w:proofErr w:type="gramStart"/>
+      <w:r>
+        <w:rPr>
+          <w:rFonts w:ascii="Times New Roman" w:eastAsia="Times New Roman" w:hAnsi="Times New Roman" w:cs="Times New Roman"/>
+          <w:kern w:val="0"/>
+          <w:lang w:val="en-US" w:eastAsia="fr-MA"/>
+          <w14:ligatures w14:val="none"/>
+        </w:rPr>
+        <w:t>contrôleurs</w:t>
+      </w:r>
+      <w:proofErr w:type="spellEnd"/>
+      <w:r>
+        <w:rPr>
+          <w:rFonts w:ascii="Times New Roman" w:eastAsia="Times New Roman" w:hAnsi="Times New Roman" w:cs="Times New Roman"/>
+          <w:kern w:val="0"/>
+          <w:lang w:val="en-US" w:eastAsia="fr-MA"/>
+          <w14:ligatures w14:val="none"/>
+        </w:rPr>
+        <w:t xml:space="preserve"> :</w:t>
+      </w:r>
+      <w:proofErr w:type="gramEnd"/>
+    </w:p>
+    <w:p>
+      <w:pPr>
+        <w:pStyle w:val="NoSpacing"/>
+        <w:numPr>
+          <w:ilvl w:val="0"/>
+          <w:numId w:val="63"/>
+        </w:numPr>
+        <w:spacing w:after="120" w:line="360" w:lineRule="auto"/>
+        <w:rPr>
+          <w:rFonts w:ascii="Times New Roman" w:eastAsia="Times New Roman" w:hAnsi="Times New Roman" w:cs="Times New Roman"/>
+          <w:kern w:val="0"/>
+          <w:lang w:eastAsia="fr-MA"/>
+          <w14:ligatures w14:val="none"/>
+        </w:rPr>
+      </w:pPr>
+      <w:proofErr w:type="gramStart"/>
+      <w:r>
+        <w:rPr>
+          <w:rFonts w:ascii="Times New Roman" w:eastAsia="Times New Roman" w:hAnsi="Times New Roman" w:cs="Times New Roman"/>
+          <w:kern w:val="0"/>
+          <w:lang w:eastAsia="fr-MA"/>
+          <w14:ligatures w14:val="none"/>
+        </w:rPr>
+        <w:t>écoutent</w:t>
+      </w:r>
+      <w:proofErr w:type="gramEnd"/>
+      <w:r>
+        <w:rPr>
+          <w:rFonts w:ascii="Times New Roman" w:eastAsia="Times New Roman" w:hAnsi="Times New Roman" w:cs="Times New Roman"/>
+          <w:kern w:val="0"/>
+          <w:lang w:eastAsia="fr-MA"/>
+          <w14:ligatures w14:val="none"/>
+        </w:rPr>
+        <w:t xml:space="preserve"> les actions utilisateur (clics sur les boutons),</w:t>
+      </w:r>
+    </w:p>
+    <w:p>
+      <w:pPr>
+        <w:pStyle w:val="NoSpacing"/>
+        <w:numPr>
+          <w:ilvl w:val="0"/>
+          <w:numId w:val="63"/>
+        </w:numPr>
+        <w:spacing w:after="120" w:line="360" w:lineRule="auto"/>
+        <w:rPr>
+          <w:rFonts w:ascii="Times New Roman" w:eastAsia="Times New Roman" w:hAnsi="Times New Roman" w:cs="Times New Roman"/>
+          <w:kern w:val="0"/>
+          <w:lang w:eastAsia="fr-MA"/>
+          <w14:ligatures w14:val="none"/>
+        </w:rPr>
+      </w:pPr>
+      <w:proofErr w:type="gramStart"/>
+      <w:r>
+        <w:rPr>
+          <w:rFonts w:ascii="Times New Roman" w:eastAsia="Times New Roman" w:hAnsi="Times New Roman" w:cs="Times New Roman"/>
+          <w:kern w:val="0"/>
+          <w:lang w:eastAsia="fr-MA"/>
+          <w14:ligatures w14:val="none"/>
+        </w:rPr>
+        <w:t>récupèrent</w:t>
+      </w:r>
+      <w:proofErr w:type="gramEnd"/>
+      <w:r>
+        <w:rPr>
+          <w:rFonts w:ascii="Times New Roman" w:eastAsia="Times New Roman" w:hAnsi="Times New Roman" w:cs="Times New Roman"/>
+          <w:kern w:val="0"/>
+          <w:lang w:eastAsia="fr-MA"/>
+          <w14:ligatures w14:val="none"/>
+        </w:rPr>
+        <w:t xml:space="preserve"> les données depuis la Vue,</w:t>
+      </w:r>
+    </w:p>
+    <w:p>
+      <w:pPr>
+        <w:pStyle w:val="NoSpacing"/>
+        <w:numPr>
+          <w:ilvl w:val="0"/>
+          <w:numId w:val="63"/>
+        </w:numPr>
+        <w:spacing w:after="120" w:line="360" w:lineRule="auto"/>
+        <w:rPr>
+          <w:rFonts w:ascii="Times New Roman" w:eastAsia="Times New Roman" w:hAnsi="Times New Roman" w:cs="Times New Roman"/>
+          <w:kern w:val="0"/>
+          <w:lang w:eastAsia="fr-MA"/>
+          <w14:ligatures w14:val="none"/>
+        </w:rPr>
+      </w:pPr>
+      <w:proofErr w:type="gramStart"/>
+      <w:r>
+        <w:rPr>
+          <w:rFonts w:ascii="Times New Roman" w:eastAsia="Times New Roman" w:hAnsi="Times New Roman" w:cs="Times New Roman"/>
+          <w:kern w:val="0"/>
+          <w:lang w:eastAsia="fr-MA"/>
+          <w14:ligatures w14:val="none"/>
+        </w:rPr>
+        <w:t>appellent</w:t>
+      </w:r>
+      <w:proofErr w:type="gramEnd"/>
+      <w:r>
+        <w:rPr>
+          <w:rFonts w:ascii="Times New Roman" w:eastAsia="Times New Roman" w:hAnsi="Times New Roman" w:cs="Times New Roman"/>
+          <w:kern w:val="0"/>
+          <w:lang w:eastAsia="fr-MA"/>
+          <w14:ligatures w14:val="none"/>
+        </w:rPr>
+        <w:t xml:space="preserve"> les méthodes appropriées de la couche Service,</w:t>
+      </w:r>
+    </w:p>
+    <w:p>
+      <w:pPr>
+        <w:pStyle w:val="NoSpacing"/>
+        <w:numPr>
+          <w:ilvl w:val="0"/>
+          <w:numId w:val="63"/>
+        </w:numPr>
+        <w:spacing w:after="120" w:line="360" w:lineRule="auto"/>
+        <w:rPr>
+          <w:rFonts w:ascii="Times New Roman" w:eastAsia="Times New Roman" w:hAnsi="Times New Roman" w:cs="Times New Roman"/>
+          <w:kern w:val="0"/>
+          <w:lang w:eastAsia="fr-MA"/>
+          <w14:ligatures w14:val="none"/>
+        </w:rPr>
+      </w:pPr>
+      <w:proofErr w:type="gramStart"/>
+      <w:r>
+        <w:rPr>
+          <w:rFonts w:ascii="Times New Roman" w:eastAsia="Times New Roman" w:hAnsi="Times New Roman" w:cs="Times New Roman"/>
+          <w:kern w:val="0"/>
+          <w:lang w:eastAsia="fr-MA"/>
+          <w14:ligatures w14:val="none"/>
+        </w:rPr>
+        <w:t>gèrent</w:t>
+      </w:r>
+      <w:proofErr w:type="gramEnd"/>
+      <w:r>
+        <w:rPr>
+          <w:rFonts w:ascii="Times New Roman" w:eastAsia="Times New Roman" w:hAnsi="Times New Roman" w:cs="Times New Roman"/>
+          <w:kern w:val="0"/>
+          <w:lang w:eastAsia="fr-MA"/>
+          <w14:ligatures w14:val="none"/>
+        </w:rPr>
+        <w:t xml:space="preserve"> les exceptions et transmettent les messages à la Vue.</w:t>
+      </w:r>
+    </w:p>
+    <w:p>
+      <w:pPr>
+        <w:pStyle w:val="NoSpacing"/>
+        <w:spacing w:after="120" w:line="360" w:lineRule="auto"/>
+        <w:rPr>
+          <w:rFonts w:ascii="Times New Roman" w:eastAsia="Times New Roman" w:hAnsi="Times New Roman" w:cs="Times New Roman"/>
+          <w:kern w:val="0"/>
+          <w:lang w:val="en-US" w:eastAsia="fr-MA"/>
+          <w14:ligatures w14:val="none"/>
+        </w:rPr>
+      </w:pPr>
+      <w:proofErr w:type="spellStart"/>
+      <w:r>
+        <w:rPr>
+          <w:rFonts w:ascii="Times New Roman" w:eastAsia="Times New Roman" w:hAnsi="Times New Roman" w:cs="Times New Roman"/>
+          <w:kern w:val="0"/>
+          <w:lang w:val="en-US" w:eastAsia="fr-MA"/>
+          <w14:ligatures w14:val="none"/>
+        </w:rPr>
+        <w:t>Aucun</w:t>
+      </w:r>
+      <w:proofErr w:type="spellEnd"/>
+      <w:r>
+        <w:rPr>
+          <w:rFonts w:ascii="Times New Roman" w:eastAsia="Times New Roman" w:hAnsi="Times New Roman" w:cs="Times New Roman"/>
+          <w:kern w:val="0"/>
+          <w:lang w:val="en-US" w:eastAsia="fr-MA"/>
+          <w14:ligatures w14:val="none"/>
+        </w:rPr>
+        <w:t xml:space="preserve"> </w:t>
+      </w:r>
+      <w:proofErr w:type="spellStart"/>
+      <w:proofErr w:type="gramStart"/>
+      <w:r>
+        <w:rPr>
+          <w:rFonts w:ascii="Times New Roman" w:eastAsia="Times New Roman" w:hAnsi="Times New Roman" w:cs="Times New Roman"/>
+          <w:kern w:val="0"/>
+          <w:lang w:val="en-US" w:eastAsia="fr-MA"/>
+          <w14:ligatures w14:val="none"/>
+        </w:rPr>
+        <w:t>contrôleur</w:t>
+      </w:r>
+      <w:proofErr w:type="spellEnd"/>
+      <w:r>
+        <w:rPr>
+          <w:rFonts w:ascii="Times New Roman" w:eastAsia="Times New Roman" w:hAnsi="Times New Roman" w:cs="Times New Roman"/>
+          <w:kern w:val="0"/>
+          <w:lang w:val="en-US" w:eastAsia="fr-MA"/>
+          <w14:ligatures w14:val="none"/>
+        </w:rPr>
+        <w:t xml:space="preserve"> :</w:t>
+      </w:r>
+      <w:proofErr w:type="gramEnd"/>
+    </w:p>
+    <w:p>
+      <w:pPr>
+        <w:pStyle w:val="NoSpacing"/>
+        <w:numPr>
+          <w:ilvl w:val="0"/>
+          <w:numId w:val="64"/>
+        </w:numPr>
+        <w:spacing w:after="120" w:line="360" w:lineRule="auto"/>
+        <w:rPr>
+          <w:rFonts w:ascii="Times New Roman" w:eastAsia="Times New Roman" w:hAnsi="Times New Roman" w:cs="Times New Roman"/>
+          <w:kern w:val="0"/>
+          <w:lang w:eastAsia="fr-MA"/>
+          <w14:ligatures w14:val="none"/>
+        </w:rPr>
+      </w:pPr>
+      <w:proofErr w:type="gramStart"/>
+      <w:r>
+        <w:rPr>
+          <w:rFonts w:ascii="Times New Roman" w:eastAsia="Times New Roman" w:hAnsi="Times New Roman" w:cs="Times New Roman"/>
+          <w:kern w:val="0"/>
+          <w:lang w:eastAsia="fr-MA"/>
+          <w14:ligatures w14:val="none"/>
+        </w:rPr>
+        <w:t>n’accède</w:t>
+      </w:r>
+      <w:proofErr w:type="gramEnd"/>
+      <w:r>
+        <w:rPr>
+          <w:rFonts w:ascii="Times New Roman" w:eastAsia="Times New Roman" w:hAnsi="Times New Roman" w:cs="Times New Roman"/>
+          <w:kern w:val="0"/>
+          <w:lang w:eastAsia="fr-MA"/>
+          <w14:ligatures w14:val="none"/>
+        </w:rPr>
+        <w:t xml:space="preserve"> directement à la base de données,</w:t>
+      </w:r>
+    </w:p>
+    <w:p>
+      <w:pPr>
+        <w:pStyle w:val="NoSpacing"/>
+        <w:numPr>
+          <w:ilvl w:val="0"/>
+          <w:numId w:val="64"/>
+        </w:numPr>
+        <w:spacing w:after="120" w:line="360" w:lineRule="auto"/>
+        <w:rPr>
+          <w:rFonts w:ascii="Times New Roman" w:eastAsia="Times New Roman" w:hAnsi="Times New Roman" w:cs="Times New Roman"/>
+          <w:kern w:val="0"/>
+          <w:lang w:eastAsia="fr-MA"/>
+          <w14:ligatures w14:val="none"/>
+        </w:rPr>
+      </w:pPr>
+      <w:proofErr w:type="gramStart"/>
+      <w:r>
+        <w:rPr>
+          <w:rFonts w:ascii="Times New Roman" w:eastAsia="Times New Roman" w:hAnsi="Times New Roman" w:cs="Times New Roman"/>
+          <w:kern w:val="0"/>
+          <w:lang w:eastAsia="fr-MA"/>
+          <w14:ligatures w14:val="none"/>
+        </w:rPr>
+        <w:t>ne</w:t>
+      </w:r>
+      <w:proofErr w:type="gramEnd"/>
+      <w:r>
+        <w:rPr>
+          <w:rFonts w:ascii="Times New Roman" w:eastAsia="Times New Roman" w:hAnsi="Times New Roman" w:cs="Times New Roman"/>
+          <w:kern w:val="0"/>
+          <w:lang w:eastAsia="fr-MA"/>
+          <w14:ligatures w14:val="none"/>
+        </w:rPr>
+        <w:t xml:space="preserve"> contient de logique métier,</w:t>
+      </w:r>
+    </w:p>
+    <w:p>
+      <w:pPr>
+        <w:pStyle w:val="NoSpacing"/>
+        <w:numPr>
+          <w:ilvl w:val="0"/>
+          <w:numId w:val="64"/>
+        </w:numPr>
+        <w:spacing w:after="120" w:line="360" w:lineRule="auto"/>
+        <w:rPr>
+          <w:rFonts w:ascii="Times New Roman" w:eastAsia="Times New Roman" w:hAnsi="Times New Roman" w:cs="Times New Roman"/>
+          <w:kern w:val="0"/>
+          <w:lang w:val="en-US" w:eastAsia="fr-MA"/>
+          <w14:ligatures w14:val="none"/>
+        </w:rPr>
+      </w:pPr>
+      <w:r>
+        <w:rPr>
+          <w:rFonts w:ascii="Times New Roman" w:eastAsia="Times New Roman" w:hAnsi="Times New Roman" w:cs="Times New Roman"/>
+          <w:kern w:val="0"/>
+          <w:lang w:val="en-US" w:eastAsia="fr-MA"/>
+          <w14:ligatures w14:val="none"/>
+        </w:rPr>
+        <w:t xml:space="preserve">ne gère l’affichage </w:t>
+      </w:r>
+      <w:proofErr w:type="spellStart"/>
+      <w:r>
+        <w:rPr>
+          <w:rFonts w:ascii="Times New Roman" w:eastAsia="Times New Roman" w:hAnsi="Times New Roman" w:cs="Times New Roman"/>
+          <w:kern w:val="0"/>
+          <w:lang w:val="en-US" w:eastAsia="fr-MA"/>
+          <w14:ligatures w14:val="none"/>
+        </w:rPr>
+        <w:t>graphique</w:t>
+      </w:r>
+      <w:proofErr w:type="spellEnd"/>
+      <w:r>
+        <w:rPr>
+          <w:rFonts w:ascii="Times New Roman" w:eastAsia="Times New Roman" w:hAnsi="Times New Roman" w:cs="Times New Roman"/>
+          <w:kern w:val="0"/>
+          <w:lang w:val="en-US" w:eastAsia="fr-MA"/>
+          <w14:ligatures w14:val="none"/>
+        </w:rPr>
+        <w:t>.</w:t>
+      </w:r>
+    </w:p>
+    <w:p>
+      <w:pPr>
         <w:pStyle w:val="NormalWeb"/>
         <w:spacing w:line="360" w:lineRule="auto"/>
         <w:jc w:val="both"/>
-      </w:pPr>
+        <w:rPr>
+          <w:b/>
+          <w:bCs/>
+          <w:lang w:val="fr-FR"/>
+        </w:rPr>
+      </w:pPr>
+      <w:r>
+        <w:rPr>
+          <w:b/>
+          <w:bCs/>
+        </w:rPr>
+        <w:t xml:space="preserve">Les principales </w:t>
+      </w:r>
+      <w:r>
+        <w:rPr>
+          <w:b/>
+          <w:bCs/>
+          <w:lang w:val="fr-FR"/>
+        </w:rPr>
+        <w:t>c</w:t>
+      </w:r>
+      <w:r>
+        <w:rPr>
+          <w:b/>
+          <w:bCs/>
+          <w:lang w:val="fr-FR"/>
+        </w:rPr>
+        <w:t xml:space="preserve">lasses du package </w:t>
+      </w:r>
+      <w:proofErr w:type="spellStart"/>
+      <w:proofErr w:type="gramStart"/>
+      <w:r>
+        <w:rPr>
+          <w:b/>
+          <w:bCs/>
+          <w:lang w:val="fr-FR"/>
+        </w:rPr>
+        <w:t>lib.controller</w:t>
+      </w:r>
+      <w:proofErr w:type="spellEnd"/>
+      <w:proofErr w:type="gramEnd"/>
+      <w:r>
+        <w:rPr>
+          <w:b/>
+          <w:bCs/>
+          <w:lang w:val="fr-FR"/>
+        </w:rPr>
+        <w:t> :</w:t>
+      </w:r>
     </w:p>
     <w:p>
       <w:pPr>
         <w:pStyle w:val="NormalWeb"/>
         <w:spacing w:line="360" w:lineRule="auto"/>
         <w:jc w:val="both"/>
+        <w:rPr>
+          <w:b/>
+          <w:bCs/>
+          <w:lang w:val="fr-FR"/>
+        </w:rPr>
+      </w:pPr>
+      <w:proofErr w:type="spellStart"/>
+      <w:r>
+        <w:rPr>
+          <w:b/>
+          <w:bCs/>
+          <w:lang w:val="fr-FR"/>
+        </w:rPr>
+        <w:t>LoginController</w:t>
+      </w:r>
+      <w:proofErr w:type="spellEnd"/>
+      <w:r>
+        <w:rPr>
+          <w:b/>
+          <w:bCs/>
+          <w:lang w:val="fr-FR"/>
+        </w:rPr>
+        <w:t> :</w:t>
+      </w:r>
+    </w:p>
+    <w:p>
+      <w:pPr>
+        <w:pStyle w:val="NormalWeb"/>
+        <w:spacing w:line="360" w:lineRule="auto"/>
+        <w:rPr>
+          <w:lang w:val="fr-FR"/>
+        </w:rPr>
+      </w:pPr>
+      <w:r>
+        <w:rPr>
+          <w:lang w:val="fr-FR"/>
+        </w:rPr>
+        <w:t>Ce</w:t>
+      </w:r>
+      <w:r>
+        <w:rPr>
+          <w:lang w:val="fr-FR"/>
+        </w:rPr>
+        <w:t xml:space="preserve"> </w:t>
+      </w:r>
+      <w:r>
+        <w:rPr>
+          <w:lang w:val="fr-FR"/>
+        </w:rPr>
+        <w:t xml:space="preserve">contrôleur gère le processus </w:t>
+      </w:r>
+      <w:proofErr w:type="gramStart"/>
+      <w:r>
+        <w:rPr>
+          <w:lang w:val="fr-FR"/>
+        </w:rPr>
+        <w:t>d’</w:t>
+      </w:r>
+      <w:proofErr w:type="spellStart"/>
+      <w:r>
+        <w:rPr>
+          <w:lang w:val="fr-FR"/>
+        </w:rPr>
+        <w:t>authentification.Il</w:t>
+      </w:r>
+      <w:proofErr w:type="spellEnd"/>
+      <w:proofErr w:type="gramEnd"/>
+      <w:r>
+        <w:rPr>
+          <w:lang w:val="fr-FR"/>
+        </w:rPr>
+        <w:t xml:space="preserve"> récupère les informations saisies dans </w:t>
+      </w:r>
+      <w:proofErr w:type="spellStart"/>
+      <w:r>
+        <w:rPr>
+          <w:lang w:val="fr-FR"/>
+        </w:rPr>
+        <w:t>LoginView</w:t>
+      </w:r>
+      <w:proofErr w:type="spellEnd"/>
+      <w:r>
+        <w:rPr>
+          <w:lang w:val="fr-FR"/>
+        </w:rPr>
+        <w:t>, appelle le service d’authentification, puis :</w:t>
+      </w:r>
+    </w:p>
+    <w:p>
+      <w:pPr>
+        <w:pStyle w:val="NormalWeb"/>
+        <w:numPr>
+          <w:ilvl w:val="0"/>
+          <w:numId w:val="65"/>
+        </w:numPr>
+        <w:spacing w:line="360" w:lineRule="auto"/>
+        <w:jc w:val="both"/>
+        <w:rPr>
+          <w:lang w:val="fr-FR"/>
+        </w:rPr>
+      </w:pPr>
+      <w:proofErr w:type="gramStart"/>
+      <w:r>
+        <w:rPr>
+          <w:lang w:val="fr-FR"/>
+        </w:rPr>
+        <w:t>ouvre</w:t>
+      </w:r>
+      <w:proofErr w:type="gramEnd"/>
+      <w:r>
+        <w:rPr>
+          <w:lang w:val="fr-FR"/>
+        </w:rPr>
+        <w:t xml:space="preserve"> le tableau de bord en cas de succès,</w:t>
+      </w:r>
+    </w:p>
+    <w:p>
+      <w:pPr>
+        <w:pStyle w:val="NormalWeb"/>
+        <w:numPr>
+          <w:ilvl w:val="0"/>
+          <w:numId w:val="65"/>
+        </w:numPr>
+        <w:spacing w:line="360" w:lineRule="auto"/>
+        <w:jc w:val="both"/>
+        <w:rPr>
+          <w:lang w:val="fr-FR"/>
+        </w:rPr>
+      </w:pPr>
+      <w:proofErr w:type="gramStart"/>
+      <w:r>
+        <w:rPr>
+          <w:lang w:val="fr-FR"/>
+        </w:rPr>
+        <w:t>affiche</w:t>
+      </w:r>
+      <w:proofErr w:type="gramEnd"/>
+      <w:r>
+        <w:rPr>
+          <w:lang w:val="fr-FR"/>
+        </w:rPr>
+        <w:t xml:space="preserve"> un message d’erreur en cas d’échec.</w:t>
+      </w:r>
+    </w:p>
+    <w:p>
+      <w:pPr>
+        <w:pStyle w:val="NormalWeb"/>
+        <w:spacing w:line="360" w:lineRule="auto"/>
+        <w:jc w:val="both"/>
+        <w:rPr>
+          <w:b/>
+          <w:bCs/>
+          <w:lang w:val="fr-FR"/>
+        </w:rPr>
+      </w:pPr>
+      <w:proofErr w:type="spellStart"/>
+      <w:r>
+        <w:rPr>
+          <w:b/>
+          <w:bCs/>
+          <w:lang w:val="fr-FR"/>
+        </w:rPr>
+        <w:t>LivreController</w:t>
+      </w:r>
+      <w:proofErr w:type="spellEnd"/>
+      <w:r>
+        <w:rPr>
+          <w:b/>
+          <w:bCs/>
+          <w:lang w:val="fr-FR"/>
+        </w:rPr>
+        <w:t> :</w:t>
+      </w:r>
+    </w:p>
+    <w:p>
+      <w:pPr>
+        <w:pStyle w:val="NormalWeb"/>
+        <w:spacing w:line="360" w:lineRule="auto"/>
+        <w:jc w:val="both"/>
+        <w:rPr>
+          <w:lang w:val="fr-FR"/>
+        </w:rPr>
+      </w:pPr>
+      <w:r>
+        <w:rPr>
+          <w:lang w:val="fr-FR"/>
+        </w:rPr>
+        <w:t>Ce contrôleur gère toutes les actions liées aux livres :</w:t>
+      </w:r>
+    </w:p>
+    <w:p>
+      <w:pPr>
+        <w:pStyle w:val="NormalWeb"/>
+        <w:numPr>
+          <w:ilvl w:val="0"/>
+          <w:numId w:val="66"/>
+        </w:numPr>
+        <w:spacing w:line="360" w:lineRule="auto"/>
+        <w:jc w:val="both"/>
+        <w:rPr>
+          <w:lang w:val="en-US"/>
+        </w:rPr>
+      </w:pPr>
+      <w:proofErr w:type="spellStart"/>
+      <w:r>
+        <w:rPr>
+          <w:lang w:val="en-US"/>
+        </w:rPr>
+        <w:t>ajout</w:t>
+      </w:r>
+      <w:proofErr w:type="spellEnd"/>
+      <w:r>
+        <w:rPr>
+          <w:lang w:val="en-US"/>
+        </w:rPr>
+        <w:t>,</w:t>
+      </w:r>
+    </w:p>
+    <w:p>
+      <w:pPr>
+        <w:pStyle w:val="NormalWeb"/>
+        <w:numPr>
+          <w:ilvl w:val="0"/>
+          <w:numId w:val="66"/>
+        </w:numPr>
+        <w:spacing w:line="360" w:lineRule="auto"/>
+        <w:jc w:val="both"/>
+        <w:rPr>
+          <w:lang w:val="en-US"/>
+        </w:rPr>
+      </w:pPr>
+      <w:r>
+        <w:rPr>
+          <w:lang w:val="en-US"/>
+        </w:rPr>
+        <w:t>modification,</w:t>
+      </w:r>
+    </w:p>
+    <w:p>
+      <w:pPr>
+        <w:pStyle w:val="NormalWeb"/>
+        <w:numPr>
+          <w:ilvl w:val="0"/>
+          <w:numId w:val="66"/>
+        </w:numPr>
+        <w:spacing w:line="360" w:lineRule="auto"/>
+        <w:jc w:val="both"/>
+        <w:rPr>
+          <w:lang w:val="en-US"/>
+        </w:rPr>
+      </w:pPr>
+      <w:r>
+        <w:rPr>
+          <w:lang w:val="en-US"/>
+        </w:rPr>
+        <w:lastRenderedPageBreak/>
+        <w:t>suppression,</w:t>
+      </w:r>
+    </w:p>
+    <w:p>
+      <w:pPr>
+        <w:pStyle w:val="NormalWeb"/>
+        <w:numPr>
+          <w:ilvl w:val="0"/>
+          <w:numId w:val="66"/>
+        </w:numPr>
+        <w:spacing w:line="360" w:lineRule="auto"/>
+        <w:jc w:val="both"/>
+        <w:rPr>
+          <w:lang w:val="fr-FR"/>
+        </w:rPr>
+      </w:pPr>
+      <w:proofErr w:type="gramStart"/>
+      <w:r>
+        <w:rPr>
+          <w:lang w:val="fr-FR"/>
+        </w:rPr>
+        <w:t>affichage</w:t>
+      </w:r>
+      <w:proofErr w:type="gramEnd"/>
+      <w:r>
+        <w:rPr>
+          <w:lang w:val="fr-FR"/>
+        </w:rPr>
+        <w:t xml:space="preserve"> de la liste des livres.</w:t>
+      </w:r>
+    </w:p>
+    <w:p>
+      <w:pPr>
+        <w:pStyle w:val="NormalWeb"/>
+        <w:spacing w:line="360" w:lineRule="auto"/>
+        <w:jc w:val="both"/>
+        <w:rPr>
+          <w:lang w:val="fr-FR"/>
+        </w:rPr>
+      </w:pPr>
+      <w:r>
+        <w:rPr>
+          <w:lang w:val="fr-FR"/>
+        </w:rPr>
+        <w:t xml:space="preserve">Il agit comme un lien entre les vues </w:t>
+      </w:r>
+      <w:proofErr w:type="spellStart"/>
+      <w:r>
+        <w:rPr>
+          <w:lang w:val="fr-FR"/>
+        </w:rPr>
+        <w:t>LivreForm</w:t>
+      </w:r>
+      <w:proofErr w:type="spellEnd"/>
+      <w:r>
+        <w:rPr>
+          <w:lang w:val="fr-FR"/>
+        </w:rPr>
+        <w:t xml:space="preserve"> / </w:t>
+      </w:r>
+      <w:proofErr w:type="spellStart"/>
+      <w:r>
+        <w:rPr>
+          <w:lang w:val="fr-FR"/>
+        </w:rPr>
+        <w:t>LivreList</w:t>
+      </w:r>
+      <w:proofErr w:type="spellEnd"/>
+      <w:r>
+        <w:rPr>
+          <w:lang w:val="fr-FR"/>
+        </w:rPr>
+        <w:t xml:space="preserve"> et la couche Service.</w:t>
+      </w:r>
+    </w:p>
+    <w:p>
+      <w:pPr>
+        <w:pStyle w:val="NormalWeb"/>
+        <w:spacing w:line="360" w:lineRule="auto"/>
+        <w:jc w:val="both"/>
+        <w:rPr>
+          <w:b/>
+          <w:bCs/>
+          <w:lang w:val="fr-FR"/>
+        </w:rPr>
+      </w:pPr>
+      <w:proofErr w:type="spellStart"/>
+      <w:r>
+        <w:rPr>
+          <w:b/>
+          <w:bCs/>
+          <w:lang w:val="fr-FR"/>
+        </w:rPr>
+        <w:t>EmpruntController</w:t>
+      </w:r>
+      <w:proofErr w:type="spellEnd"/>
+      <w:r>
+        <w:rPr>
+          <w:b/>
+          <w:bCs/>
+          <w:lang w:val="fr-FR"/>
+        </w:rPr>
+        <w:t> :</w:t>
+      </w:r>
+    </w:p>
+    <w:p>
+      <w:pPr>
+        <w:pStyle w:val="NormalWeb"/>
+        <w:spacing w:line="360" w:lineRule="auto"/>
+        <w:jc w:val="both"/>
+        <w:rPr>
+          <w:lang w:val="fr-FR"/>
+        </w:rPr>
+      </w:pPr>
+      <w:r>
+        <w:rPr>
+          <w:lang w:val="fr-FR"/>
+        </w:rPr>
+        <w:t>Ce contrôleur gère les opérations d’emprunt et de retour des livres.</w:t>
+      </w:r>
+      <w:r>
+        <w:rPr>
+          <w:lang w:val="fr-FR"/>
+        </w:rPr>
+        <w:br/>
+        <w:t>Il transmet les demandes de l’utilisateur à la couche Service, qui applique les règles métier (disponibilité, nombre maximal d’emprunts, retards, etc.).</w:t>
+      </w:r>
+    </w:p>
+    <w:p>
+      <w:pPr>
+        <w:pStyle w:val="NormalWeb"/>
+        <w:spacing w:line="360" w:lineRule="auto"/>
+        <w:jc w:val="both"/>
+        <w:rPr>
+          <w:b/>
+          <w:bCs/>
+          <w:lang w:val="fr-FR"/>
+        </w:rPr>
+      </w:pPr>
+      <w:proofErr w:type="spellStart"/>
+      <w:r>
+        <w:rPr>
+          <w:b/>
+          <w:bCs/>
+          <w:lang w:val="fr-FR"/>
+        </w:rPr>
+        <w:t>AdherentController</w:t>
+      </w:r>
+      <w:proofErr w:type="spellEnd"/>
+      <w:r>
+        <w:rPr>
+          <w:b/>
+          <w:bCs/>
+          <w:lang w:val="fr-FR"/>
+        </w:rPr>
+        <w:t> :</w:t>
+      </w:r>
+    </w:p>
+    <w:p>
+      <w:pPr>
+        <w:pStyle w:val="NormalWeb"/>
+        <w:spacing w:line="360" w:lineRule="auto"/>
+        <w:jc w:val="both"/>
+        <w:rPr>
+          <w:lang w:val="fr-FR"/>
+        </w:rPr>
+      </w:pPr>
+      <w:r>
+        <w:rPr>
+          <w:lang w:val="fr-FR"/>
+        </w:rPr>
+        <w:t>Ce contrôleur gère les opérations de création et de gestion des adhérents.</w:t>
+      </w:r>
+      <w:r>
+        <w:rPr>
+          <w:lang w:val="fr-FR"/>
+        </w:rPr>
+        <w:br/>
+        <w:t>Il assure la communication entre les vues associées aux adhérents et la couche Service.</w:t>
+      </w:r>
+    </w:p>
+    <w:p>
+      <w:pPr>
+        <w:pStyle w:val="NormalWeb"/>
+        <w:spacing w:line="360" w:lineRule="auto"/>
+        <w:jc w:val="both"/>
+        <w:rPr>
+          <w:lang w:val="fr-FR"/>
+        </w:rPr>
       </w:pPr>
     </w:p>
     <w:p>
@@ -10346,7 +12975,7 @@
 </file>
 
 <file path=word/endnotes.xml><?xml version="1.0" encoding="utf-8"?>
-<w:endnotes xmlns:wpc="http://schemas.microsoft.com/office/word/2010/wordprocessingCanvas" xmlns:cx="http://schemas.microsoft.com/office/drawing/2014/chartex" xmlns:cx1="http://schemas.microsoft.com/office/drawing/2015/9/8/chartex" xmlns:cx2="http://schemas.microsoft.com/office/drawing/2015/10/21/chartex" xmlns:cx3="http://schemas.microsoft.com/office/drawing/2016/5/9/chartex" xmlns:cx4="http://schemas.microsoft.com/office/drawing/2016/5/10/chartex" xmlns:cx5="http://schemas.microsoft.com/office/drawing/2016/5/11/chartex" xmlns:cx6="http://schemas.microsoft.com/office/drawing/2016/5/12/chartex" xmlns:cx7="http://schemas.microsoft.com/office/drawing/2016/5/13/chartex" xmlns:cx8="http://schemas.microsoft.com/office/drawing/2016/5/14/chartex" xmlns:mc="http://schemas.openxmlformats.org/markup-compatibility/2006" xmlns:aink="http://schemas.microsoft.com/office/drawing/2016/ink" xmlns:am3d="http://schemas.microsoft.com/office/drawing/2017/model3d" xmlns:o="urn:schemas-microsoft-com:office:office" xmlns:oel="http://schemas.microsoft.com/office/2019/extlst" xmlns:r="http://schemas.openxmlformats.org/officeDocument/2006/relationships" xmlns:m="http://schemas.openxmlformats.org/officeDocument/2006/math" xmlns:v="urn:schemas-microsoft-com:vml" xmlns:wp14="http://schemas.microsoft.com/office/word/2010/wordprocessingDrawing" xmlns:wp="http://schemas.openxmlformats.org/drawingml/2006/wordprocessingDrawing" xmlns:w10="urn:schemas-microsoft-com:office:word" xmlns:w="http://schemas.openxmlformats.org/wordprocessingml/2006/main" xmlns:w14="http://schemas.microsoft.com/office/word/2010/wordml" xmlns:w15="http://schemas.microsoft.com/office/word/2012/wordml" xmlns:w16cex="http://schemas.microsoft.com/office/word/2018/wordml/cex" xmlns:w16cid="http://schemas.microsoft.com/office/word/2016/wordml/cid" xmlns:w16="http://schemas.microsoft.com/office/word/2018/wordml" xmlns:w16du="http://schemas.microsoft.com/office/word/2023/wordml/word16du" xmlns:w16sdtdh="http://schemas.microsoft.com/office/word/2020/wordml/sdtdatahash" xmlns:w16sdtfl="http://schemas.microsoft.com/office/word/2024/wordml/sdtformatlock" xmlns:w16se="http://schemas.microsoft.com/office/word/2015/wordml/symex" xmlns:wpg="http://schemas.microsoft.com/office/word/2010/wordprocessingGroup" xmlns:wpi="http://schemas.microsoft.com/office/word/2010/wordprocessingInk" xmlns:wne="http://schemas.microsoft.com/office/word/2006/wordml" xmlns:wps="http://schemas.microsoft.com/office/word/2010/wordprocessingShape" mc:Ignorable="w14 w15 w16se w16cid w16 w16cex w16sdtdh w16sdtfl w16du wp14">
+<w:endnotes xmlns:wpc="http://schemas.microsoft.com/office/word/2010/wordprocessingCanvas" xmlns:cx="http://schemas.microsoft.com/office/drawing/2014/chartex" xmlns:cx1="http://schemas.microsoft.com/office/drawing/2015/9/8/chartex" xmlns:cx2="http://schemas.microsoft.com/office/drawing/2015/10/21/chartex" xmlns:cx3="http://schemas.microsoft.com/office/drawing/2016/5/9/chartex" xmlns:cx4="http://schemas.microsoft.com/office/drawing/2016/5/10/chartex" xmlns:cx5="http://schemas.microsoft.com/office/drawing/2016/5/11/chartex" xmlns:cx6="http://schemas.microsoft.com/office/drawing/2016/5/12/chartex" xmlns:cx7="http://schemas.microsoft.com/office/drawing/2016/5/13/chartex" xmlns:cx8="http://schemas.microsoft.com/office/drawing/2016/5/14/chartex" xmlns:mc="http://schemas.openxmlformats.org/markup-compatibility/2006" xmlns:aink="http://schemas.microsoft.com/office/drawing/2016/ink" xmlns:am3d="http://schemas.microsoft.com/office/drawing/2017/model3d" xmlns:o="urn:schemas-microsoft-com:office:office" xmlns:oel="http://schemas.microsoft.com/office/2019/extlst" xmlns:r="http://schemas.openxmlformats.org/officeDocument/2006/relationships" xmlns:m="http://schemas.openxmlformats.org/officeDocument/2006/math" xmlns:v="urn:schemas-microsoft-com:vml" xmlns:wp14="http://schemas.microsoft.com/office/word/2010/wordprocessingDrawing" xmlns:wp="http://schemas.openxmlformats.org/drawingml/2006/wordprocessingDrawing" xmlns:w10="urn:schemas-microsoft-com:office:word" xmlns:w="http://schemas.openxmlformats.org/wordprocessingml/2006/main" xmlns:w14="http://schemas.microsoft.com/office/word/2010/wordml" xmlns:w15="http://schemas.microsoft.com/office/word/2012/wordml" xmlns:w16cex="http://schemas.microsoft.com/office/word/2018/wordml/cex" xmlns:w16cid="http://schemas.microsoft.com/office/word/2016/wordml/cid" xmlns:w16="http://schemas.microsoft.com/office/word/2018/wordml" xmlns:w16sdtdh="http://schemas.microsoft.com/office/word/2020/wordml/sdtdatahash" xmlns:w16se="http://schemas.microsoft.com/office/word/2015/wordml/symex" xmlns:wpg="http://schemas.microsoft.com/office/word/2010/wordprocessingGroup" xmlns:wpi="http://schemas.microsoft.com/office/word/2010/wordprocessingInk" xmlns:wne="http://schemas.microsoft.com/office/word/2006/wordml" xmlns:wps="http://schemas.microsoft.com/office/word/2010/wordprocessingShape" mc:Ignorable="w14 w15 w16se w16cid w16 w16cex w16sdtdh wp14">
   <w:endnote w:type="separator" w:id="-1">
     <w:p>
       <w:pPr>
@@ -10371,7 +13000,7 @@
 </file>
 
 <file path=word/footnotes.xml><?xml version="1.0" encoding="utf-8"?>
-<w:footnotes xmlns:wpc="http://schemas.microsoft.com/office/word/2010/wordprocessingCanvas" xmlns:cx="http://schemas.microsoft.com/office/drawing/2014/chartex" xmlns:cx1="http://schemas.microsoft.com/office/drawing/2015/9/8/chartex" xmlns:cx2="http://schemas.microsoft.com/office/drawing/2015/10/21/chartex" xmlns:cx3="http://schemas.microsoft.com/office/drawing/2016/5/9/chartex" xmlns:cx4="http://schemas.microsoft.com/office/drawing/2016/5/10/chartex" xmlns:cx5="http://schemas.microsoft.com/office/drawing/2016/5/11/chartex" xmlns:cx6="http://schemas.microsoft.com/office/drawing/2016/5/12/chartex" xmlns:cx7="http://schemas.microsoft.com/office/drawing/2016/5/13/chartex" xmlns:cx8="http://schemas.microsoft.com/office/drawing/2016/5/14/chartex" xmlns:mc="http://schemas.openxmlformats.org/markup-compatibility/2006" xmlns:aink="http://schemas.microsoft.com/office/drawing/2016/ink" xmlns:am3d="http://schemas.microsoft.com/office/drawing/2017/model3d" xmlns:o="urn:schemas-microsoft-com:office:office" xmlns:oel="http://schemas.microsoft.com/office/2019/extlst" xmlns:r="http://schemas.openxmlformats.org/officeDocument/2006/relationships" xmlns:m="http://schemas.openxmlformats.org/officeDocument/2006/math" xmlns:v="urn:schemas-microsoft-com:vml" xmlns:wp14="http://schemas.microsoft.com/office/word/2010/wordprocessingDrawing" xmlns:wp="http://schemas.openxmlformats.org/drawingml/2006/wordprocessingDrawing" xmlns:w10="urn:schemas-microsoft-com:office:word" xmlns:w="http://schemas.openxmlformats.org/wordprocessingml/2006/main" xmlns:w14="http://schemas.microsoft.com/office/word/2010/wordml" xmlns:w15="http://schemas.microsoft.com/office/word/2012/wordml" xmlns:w16cex="http://schemas.microsoft.com/office/word/2018/wordml/cex" xmlns:w16cid="http://schemas.microsoft.com/office/word/2016/wordml/cid" xmlns:w16="http://schemas.microsoft.com/office/word/2018/wordml" xmlns:w16du="http://schemas.microsoft.com/office/word/2023/wordml/word16du" xmlns:w16sdtdh="http://schemas.microsoft.com/office/word/2020/wordml/sdtdatahash" xmlns:w16sdtfl="http://schemas.microsoft.com/office/word/2024/wordml/sdtformatlock" xmlns:w16se="http://schemas.microsoft.com/office/word/2015/wordml/symex" xmlns:wpg="http://schemas.microsoft.com/office/word/2010/wordprocessingGroup" xmlns:wpi="http://schemas.microsoft.com/office/word/2010/wordprocessingInk" xmlns:wne="http://schemas.microsoft.com/office/word/2006/wordml" xmlns:wps="http://schemas.microsoft.com/office/word/2010/wordprocessingShape" mc:Ignorable="w14 w15 w16se w16cid w16 w16cex w16sdtdh w16sdtfl w16du wp14">
+<w:footnotes xmlns:wpc="http://schemas.microsoft.com/office/word/2010/wordprocessingCanvas" xmlns:cx="http://schemas.microsoft.com/office/drawing/2014/chartex" xmlns:cx1="http://schemas.microsoft.com/office/drawing/2015/9/8/chartex" xmlns:cx2="http://schemas.microsoft.com/office/drawing/2015/10/21/chartex" xmlns:cx3="http://schemas.microsoft.com/office/drawing/2016/5/9/chartex" xmlns:cx4="http://schemas.microsoft.com/office/drawing/2016/5/10/chartex" xmlns:cx5="http://schemas.microsoft.com/office/drawing/2016/5/11/chartex" xmlns:cx6="http://schemas.microsoft.com/office/drawing/2016/5/12/chartex" xmlns:cx7="http://schemas.microsoft.com/office/drawing/2016/5/13/chartex" xmlns:cx8="http://schemas.microsoft.com/office/drawing/2016/5/14/chartex" xmlns:mc="http://schemas.openxmlformats.org/markup-compatibility/2006" xmlns:aink="http://schemas.microsoft.com/office/drawing/2016/ink" xmlns:am3d="http://schemas.microsoft.com/office/drawing/2017/model3d" xmlns:o="urn:schemas-microsoft-com:office:office" xmlns:oel="http://schemas.microsoft.com/office/2019/extlst" xmlns:r="http://schemas.openxmlformats.org/officeDocument/2006/relationships" xmlns:m="http://schemas.openxmlformats.org/officeDocument/2006/math" xmlns:v="urn:schemas-microsoft-com:vml" xmlns:wp14="http://schemas.microsoft.com/office/word/2010/wordprocessingDrawing" xmlns:wp="http://schemas.openxmlformats.org/drawingml/2006/wordprocessingDrawing" xmlns:w10="urn:schemas-microsoft-com:office:word" xmlns:w="http://schemas.openxmlformats.org/wordprocessingml/2006/main" xmlns:w14="http://schemas.microsoft.com/office/word/2010/wordml" xmlns:w15="http://schemas.microsoft.com/office/word/2012/wordml" xmlns:w16cex="http://schemas.microsoft.com/office/word/2018/wordml/cex" xmlns:w16cid="http://schemas.microsoft.com/office/word/2016/wordml/cid" xmlns:w16="http://schemas.microsoft.com/office/word/2018/wordml" xmlns:w16sdtdh="http://schemas.microsoft.com/office/word/2020/wordml/sdtdatahash" xmlns:w16se="http://schemas.microsoft.com/office/word/2015/wordml/symex" xmlns:wpg="http://schemas.microsoft.com/office/word/2010/wordprocessingGroup" xmlns:wpi="http://schemas.microsoft.com/office/word/2010/wordprocessingInk" xmlns:wne="http://schemas.microsoft.com/office/word/2006/wordml" xmlns:wps="http://schemas.microsoft.com/office/word/2010/wordprocessingShape" mc:Ignorable="w14 w15 w16se w16cid w16 w16cex w16sdtdh wp14">
   <w:footnote w:type="separator" w:id="-1">
     <w:p>
       <w:pPr>
@@ -10396,7 +13025,7 @@
 </file>
 
 <file path=word/numbering.xml><?xml version="1.0" encoding="utf-8"?>
-<w:numbering xmlns:wpc="http://schemas.microsoft.com/office/word/2010/wordprocessingCanvas" xmlns:cx="http://schemas.microsoft.com/office/drawing/2014/chartex" xmlns:cx1="http://schemas.microsoft.com/office/drawing/2015/9/8/chartex" xmlns:cx2="http://schemas.microsoft.com/office/drawing/2015/10/21/chartex" xmlns:cx3="http://schemas.microsoft.com/office/drawing/2016/5/9/chartex" xmlns:cx4="http://schemas.microsoft.com/office/drawing/2016/5/10/chartex" xmlns:cx5="http://schemas.microsoft.com/office/drawing/2016/5/11/chartex" xmlns:cx6="http://schemas.microsoft.com/office/drawing/2016/5/12/chartex" xmlns:cx7="http://schemas.microsoft.com/office/drawing/2016/5/13/chartex" xmlns:cx8="http://schemas.microsoft.com/office/drawing/2016/5/14/chartex" xmlns:mc="http://schemas.openxmlformats.org/markup-compatibility/2006" xmlns:aink="http://schemas.microsoft.com/office/drawing/2016/ink" xmlns:am3d="http://schemas.microsoft.com/office/drawing/2017/model3d" xmlns:o="urn:schemas-microsoft-com:office:office" xmlns:oel="http://schemas.microsoft.com/office/2019/extlst" xmlns:r="http://schemas.openxmlformats.org/officeDocument/2006/relationships" xmlns:m="http://schemas.openxmlformats.org/officeDocument/2006/math" xmlns:v="urn:schemas-microsoft-com:vml" xmlns:wp14="http://schemas.microsoft.com/office/word/2010/wordprocessingDrawing" xmlns:wp="http://schemas.openxmlformats.org/drawingml/2006/wordprocessingDrawing" xmlns:w10="urn:schemas-microsoft-com:office:word" xmlns:w="http://schemas.openxmlformats.org/wordprocessingml/2006/main" xmlns:w14="http://schemas.microsoft.com/office/word/2010/wordml" xmlns:w15="http://schemas.microsoft.com/office/word/2012/wordml" xmlns:w16cex="http://schemas.microsoft.com/office/word/2018/wordml/cex" xmlns:w16cid="http://schemas.microsoft.com/office/word/2016/wordml/cid" xmlns:w16="http://schemas.microsoft.com/office/word/2018/wordml" xmlns:w16du="http://schemas.microsoft.com/office/word/2023/wordml/word16du" xmlns:w16sdtdh="http://schemas.microsoft.com/office/word/2020/wordml/sdtdatahash" xmlns:w16sdtfl="http://schemas.microsoft.com/office/word/2024/wordml/sdtformatlock" xmlns:w16se="http://schemas.microsoft.com/office/word/2015/wordml/symex" xmlns:wpg="http://schemas.microsoft.com/office/word/2010/wordprocessingGroup" xmlns:wpi="http://schemas.microsoft.com/office/word/2010/wordprocessingInk" xmlns:wne="http://schemas.microsoft.com/office/word/2006/wordml" xmlns:wps="http://schemas.microsoft.com/office/word/2010/wordprocessingShape" mc:Ignorable="w14 w15 w16se w16cid w16 w16cex w16sdtdh w16sdtfl w16du wp14">
+<w:numbering xmlns:wpc="http://schemas.microsoft.com/office/word/2010/wordprocessingCanvas" xmlns:cx="http://schemas.microsoft.com/office/drawing/2014/chartex" xmlns:cx1="http://schemas.microsoft.com/office/drawing/2015/9/8/chartex" xmlns:cx2="http://schemas.microsoft.com/office/drawing/2015/10/21/chartex" xmlns:cx3="http://schemas.microsoft.com/office/drawing/2016/5/9/chartex" xmlns:cx4="http://schemas.microsoft.com/office/drawing/2016/5/10/chartex" xmlns:cx5="http://schemas.microsoft.com/office/drawing/2016/5/11/chartex" xmlns:cx6="http://schemas.microsoft.com/office/drawing/2016/5/12/chartex" xmlns:cx7="http://schemas.microsoft.com/office/drawing/2016/5/13/chartex" xmlns:cx8="http://schemas.microsoft.com/office/drawing/2016/5/14/chartex" xmlns:mc="http://schemas.openxmlformats.org/markup-compatibility/2006" xmlns:aink="http://schemas.microsoft.com/office/drawing/2016/ink" xmlns:am3d="http://schemas.microsoft.com/office/drawing/2017/model3d" xmlns:o="urn:schemas-microsoft-com:office:office" xmlns:oel="http://schemas.microsoft.com/office/2019/extlst" xmlns:r="http://schemas.openxmlformats.org/officeDocument/2006/relationships" xmlns:m="http://schemas.openxmlformats.org/officeDocument/2006/math" xmlns:v="urn:schemas-microsoft-com:vml" xmlns:wp14="http://schemas.microsoft.com/office/word/2010/wordprocessingDrawing" xmlns:wp="http://schemas.openxmlformats.org/drawingml/2006/wordprocessingDrawing" xmlns:w10="urn:schemas-microsoft-com:office:word" xmlns:w="http://schemas.openxmlformats.org/wordprocessingml/2006/main" xmlns:w14="http://schemas.microsoft.com/office/word/2010/wordml" xmlns:w15="http://schemas.microsoft.com/office/word/2012/wordml" xmlns:w16cex="http://schemas.microsoft.com/office/word/2018/wordml/cex" xmlns:w16cid="http://schemas.microsoft.com/office/word/2016/wordml/cid" xmlns:w16="http://schemas.microsoft.com/office/word/2018/wordml" xmlns:w16sdtdh="http://schemas.microsoft.com/office/word/2020/wordml/sdtdatahash" xmlns:w16se="http://schemas.microsoft.com/office/word/2015/wordml/symex" xmlns:wpg="http://schemas.microsoft.com/office/word/2010/wordprocessingGroup" xmlns:wpi="http://schemas.microsoft.com/office/word/2010/wordprocessingInk" xmlns:wne="http://schemas.microsoft.com/office/word/2006/wordml" xmlns:wps="http://schemas.microsoft.com/office/word/2010/wordprocessingShape" mc:Ignorable="w14 w15 w16se w16cid w16 w16cex w16sdtdh wp14">
   <w:abstractNum w:abstractNumId="0" w15:restartNumberingAfterBreak="0">
     <w:nsid w:val="0000A991"/>
     <w:multiLevelType w:val="multilevel"/>
@@ -11129,6 +13758,119 @@
     </w:lvl>
   </w:abstractNum>
   <w:abstractNum w:abstractNumId="7" w15:restartNumberingAfterBreak="0">
+    <w:nsid w:val="150756D8"/>
+    <w:multiLevelType w:val="hybridMultilevel"/>
+    <w:tmpl w:val="BDEA35BC"/>
+    <w:lvl w:ilvl="0" w:tplc="04090001">
+      <w:start w:val="1"/>
+      <w:numFmt w:val="bullet"/>
+      <w:lvlText w:val=""/>
+      <w:lvlJc w:val="left"/>
+      <w:pPr>
+        <w:ind w:left="720" w:hanging="360"/>
+      </w:pPr>
+      <w:rPr>
+        <w:rFonts w:ascii="Symbol" w:hAnsi="Symbol" w:hint="default"/>
+      </w:rPr>
+    </w:lvl>
+    <w:lvl w:ilvl="1" w:tplc="04090003" w:tentative="1">
+      <w:start w:val="1"/>
+      <w:numFmt w:val="bullet"/>
+      <w:lvlText w:val="o"/>
+      <w:lvlJc w:val="left"/>
+      <w:pPr>
+        <w:ind w:left="1440" w:hanging="360"/>
+      </w:pPr>
+      <w:rPr>
+        <w:rFonts w:ascii="Courier New" w:hAnsi="Courier New" w:cs="Courier New" w:hint="default"/>
+      </w:rPr>
+    </w:lvl>
+    <w:lvl w:ilvl="2" w:tplc="04090005" w:tentative="1">
+      <w:start w:val="1"/>
+      <w:numFmt w:val="bullet"/>
+      <w:lvlText w:val=""/>
+      <w:lvlJc w:val="left"/>
+      <w:pPr>
+        <w:ind w:left="2160" w:hanging="360"/>
+      </w:pPr>
+      <w:rPr>
+        <w:rFonts w:ascii="Wingdings" w:hAnsi="Wingdings" w:hint="default"/>
+      </w:rPr>
+    </w:lvl>
+    <w:lvl w:ilvl="3" w:tplc="04090001" w:tentative="1">
+      <w:start w:val="1"/>
+      <w:numFmt w:val="bullet"/>
+      <w:lvlText w:val=""/>
+      <w:lvlJc w:val="left"/>
+      <w:pPr>
+        <w:ind w:left="2880" w:hanging="360"/>
+      </w:pPr>
+      <w:rPr>
+        <w:rFonts w:ascii="Symbol" w:hAnsi="Symbol" w:hint="default"/>
+      </w:rPr>
+    </w:lvl>
+    <w:lvl w:ilvl="4" w:tplc="04090003" w:tentative="1">
+      <w:start w:val="1"/>
+      <w:numFmt w:val="bullet"/>
+      <w:lvlText w:val="o"/>
+      <w:lvlJc w:val="left"/>
+      <w:pPr>
+        <w:ind w:left="3600" w:hanging="360"/>
+      </w:pPr>
+      <w:rPr>
+        <w:rFonts w:ascii="Courier New" w:hAnsi="Courier New" w:cs="Courier New" w:hint="default"/>
+      </w:rPr>
+    </w:lvl>
+    <w:lvl w:ilvl="5" w:tplc="04090005" w:tentative="1">
+      <w:start w:val="1"/>
+      <w:numFmt w:val="bullet"/>
+      <w:lvlText w:val=""/>
+      <w:lvlJc w:val="left"/>
+      <w:pPr>
+        <w:ind w:left="4320" w:hanging="360"/>
+      </w:pPr>
+      <w:rPr>
+        <w:rFonts w:ascii="Wingdings" w:hAnsi="Wingdings" w:hint="default"/>
+      </w:rPr>
+    </w:lvl>
+    <w:lvl w:ilvl="6" w:tplc="04090001" w:tentative="1">
+      <w:start w:val="1"/>
+      <w:numFmt w:val="bullet"/>
+      <w:lvlText w:val=""/>
+      <w:lvlJc w:val="left"/>
+      <w:pPr>
+        <w:ind w:left="5040" w:hanging="360"/>
+      </w:pPr>
+      <w:rPr>
+        <w:rFonts w:ascii="Symbol" w:hAnsi="Symbol" w:hint="default"/>
+      </w:rPr>
+    </w:lvl>
+    <w:lvl w:ilvl="7" w:tplc="04090003" w:tentative="1">
+      <w:start w:val="1"/>
+      <w:numFmt w:val="bullet"/>
+      <w:lvlText w:val="o"/>
+      <w:lvlJc w:val="left"/>
+      <w:pPr>
+        <w:ind w:left="5760" w:hanging="360"/>
+      </w:pPr>
+      <w:rPr>
+        <w:rFonts w:ascii="Courier New" w:hAnsi="Courier New" w:cs="Courier New" w:hint="default"/>
+      </w:rPr>
+    </w:lvl>
+    <w:lvl w:ilvl="8" w:tplc="04090005" w:tentative="1">
+      <w:start w:val="1"/>
+      <w:numFmt w:val="bullet"/>
+      <w:lvlText w:val=""/>
+      <w:lvlJc w:val="left"/>
+      <w:pPr>
+        <w:ind w:left="6480" w:hanging="360"/>
+      </w:pPr>
+      <w:rPr>
+        <w:rFonts w:ascii="Wingdings" w:hAnsi="Wingdings" w:hint="default"/>
+      </w:rPr>
+    </w:lvl>
+  </w:abstractNum>
+  <w:abstractNum w:abstractNumId="8" w15:restartNumberingAfterBreak="0">
     <w:nsid w:val="16655FEE"/>
     <w:multiLevelType w:val="hybridMultilevel"/>
     <w:tmpl w:val="F86E2384"/>
@@ -11241,7 +13983,7 @@
       </w:rPr>
     </w:lvl>
   </w:abstractNum>
-  <w:abstractNum w:abstractNumId="8" w15:restartNumberingAfterBreak="0">
+  <w:abstractNum w:abstractNumId="9" w15:restartNumberingAfterBreak="0">
     <w:nsid w:val="1A01463B"/>
     <w:multiLevelType w:val="hybridMultilevel"/>
     <w:tmpl w:val="094E38F6"/>
@@ -11354,7 +14096,7 @@
       </w:rPr>
     </w:lvl>
   </w:abstractNum>
-  <w:abstractNum w:abstractNumId="9" w15:restartNumberingAfterBreak="0">
+  <w:abstractNum w:abstractNumId="10" w15:restartNumberingAfterBreak="0">
     <w:nsid w:val="1B3C7A05"/>
     <w:multiLevelType w:val="hybridMultilevel"/>
     <w:tmpl w:val="84CC1C28"/>
@@ -11467,7 +14209,7 @@
       </w:rPr>
     </w:lvl>
   </w:abstractNum>
-  <w:abstractNum w:abstractNumId="10" w15:restartNumberingAfterBreak="0">
+  <w:abstractNum w:abstractNumId="11" w15:restartNumberingAfterBreak="0">
     <w:nsid w:val="1E18423E"/>
     <w:multiLevelType w:val="hybridMultilevel"/>
     <w:tmpl w:val="198C52C2"/>
@@ -11553,7 +14295,120 @@
       </w:pPr>
     </w:lvl>
   </w:abstractNum>
-  <w:abstractNum w:abstractNumId="11" w15:restartNumberingAfterBreak="0">
+  <w:abstractNum w:abstractNumId="12" w15:restartNumberingAfterBreak="0">
+    <w:nsid w:val="212F3EE1"/>
+    <w:multiLevelType w:val="hybridMultilevel"/>
+    <w:tmpl w:val="1FFA1AB4"/>
+    <w:lvl w:ilvl="0" w:tplc="04090001">
+      <w:start w:val="1"/>
+      <w:numFmt w:val="bullet"/>
+      <w:lvlText w:val=""/>
+      <w:lvlJc w:val="left"/>
+      <w:pPr>
+        <w:ind w:left="720" w:hanging="360"/>
+      </w:pPr>
+      <w:rPr>
+        <w:rFonts w:ascii="Symbol" w:hAnsi="Symbol" w:hint="default"/>
+      </w:rPr>
+    </w:lvl>
+    <w:lvl w:ilvl="1" w:tplc="04090003" w:tentative="1">
+      <w:start w:val="1"/>
+      <w:numFmt w:val="bullet"/>
+      <w:lvlText w:val="o"/>
+      <w:lvlJc w:val="left"/>
+      <w:pPr>
+        <w:ind w:left="1440" w:hanging="360"/>
+      </w:pPr>
+      <w:rPr>
+        <w:rFonts w:ascii="Courier New" w:hAnsi="Courier New" w:cs="Courier New" w:hint="default"/>
+      </w:rPr>
+    </w:lvl>
+    <w:lvl w:ilvl="2" w:tplc="04090005" w:tentative="1">
+      <w:start w:val="1"/>
+      <w:numFmt w:val="bullet"/>
+      <w:lvlText w:val=""/>
+      <w:lvlJc w:val="left"/>
+      <w:pPr>
+        <w:ind w:left="2160" w:hanging="360"/>
+      </w:pPr>
+      <w:rPr>
+        <w:rFonts w:ascii="Wingdings" w:hAnsi="Wingdings" w:hint="default"/>
+      </w:rPr>
+    </w:lvl>
+    <w:lvl w:ilvl="3" w:tplc="04090001" w:tentative="1">
+      <w:start w:val="1"/>
+      <w:numFmt w:val="bullet"/>
+      <w:lvlText w:val=""/>
+      <w:lvlJc w:val="left"/>
+      <w:pPr>
+        <w:ind w:left="2880" w:hanging="360"/>
+      </w:pPr>
+      <w:rPr>
+        <w:rFonts w:ascii="Symbol" w:hAnsi="Symbol" w:hint="default"/>
+      </w:rPr>
+    </w:lvl>
+    <w:lvl w:ilvl="4" w:tplc="04090003" w:tentative="1">
+      <w:start w:val="1"/>
+      <w:numFmt w:val="bullet"/>
+      <w:lvlText w:val="o"/>
+      <w:lvlJc w:val="left"/>
+      <w:pPr>
+        <w:ind w:left="3600" w:hanging="360"/>
+      </w:pPr>
+      <w:rPr>
+        <w:rFonts w:ascii="Courier New" w:hAnsi="Courier New" w:cs="Courier New" w:hint="default"/>
+      </w:rPr>
+    </w:lvl>
+    <w:lvl w:ilvl="5" w:tplc="04090005" w:tentative="1">
+      <w:start w:val="1"/>
+      <w:numFmt w:val="bullet"/>
+      <w:lvlText w:val=""/>
+      <w:lvlJc w:val="left"/>
+      <w:pPr>
+        <w:ind w:left="4320" w:hanging="360"/>
+      </w:pPr>
+      <w:rPr>
+        <w:rFonts w:ascii="Wingdings" w:hAnsi="Wingdings" w:hint="default"/>
+      </w:rPr>
+    </w:lvl>
+    <w:lvl w:ilvl="6" w:tplc="04090001" w:tentative="1">
+      <w:start w:val="1"/>
+      <w:numFmt w:val="bullet"/>
+      <w:lvlText w:val=""/>
+      <w:lvlJc w:val="left"/>
+      <w:pPr>
+        <w:ind w:left="5040" w:hanging="360"/>
+      </w:pPr>
+      <w:rPr>
+        <w:rFonts w:ascii="Symbol" w:hAnsi="Symbol" w:hint="default"/>
+      </w:rPr>
+    </w:lvl>
+    <w:lvl w:ilvl="7" w:tplc="04090003" w:tentative="1">
+      <w:start w:val="1"/>
+      <w:numFmt w:val="bullet"/>
+      <w:lvlText w:val="o"/>
+      <w:lvlJc w:val="left"/>
+      <w:pPr>
+        <w:ind w:left="5760" w:hanging="360"/>
+      </w:pPr>
+      <w:rPr>
+        <w:rFonts w:ascii="Courier New" w:hAnsi="Courier New" w:cs="Courier New" w:hint="default"/>
+      </w:rPr>
+    </w:lvl>
+    <w:lvl w:ilvl="8" w:tplc="04090005" w:tentative="1">
+      <w:start w:val="1"/>
+      <w:numFmt w:val="bullet"/>
+      <w:lvlText w:val=""/>
+      <w:lvlJc w:val="left"/>
+      <w:pPr>
+        <w:ind w:left="6480" w:hanging="360"/>
+      </w:pPr>
+      <w:rPr>
+        <w:rFonts w:ascii="Wingdings" w:hAnsi="Wingdings" w:hint="default"/>
+      </w:rPr>
+    </w:lvl>
+  </w:abstractNum>
+  <w:abstractNum w:abstractNumId="13" w15:restartNumberingAfterBreak="0">
     <w:nsid w:val="23995CD5"/>
     <w:multiLevelType w:val="multilevel"/>
     <w:tmpl w:val="2FC61A70"/>
@@ -11666,7 +14521,7 @@
       </w:rPr>
     </w:lvl>
   </w:abstractNum>
-  <w:abstractNum w:abstractNumId="12" w15:restartNumberingAfterBreak="0">
+  <w:abstractNum w:abstractNumId="14" w15:restartNumberingAfterBreak="0">
     <w:nsid w:val="29A4418A"/>
     <w:multiLevelType w:val="multilevel"/>
     <w:tmpl w:val="F3F2155E"/>
@@ -11815,7 +14670,7 @@
       </w:rPr>
     </w:lvl>
   </w:abstractNum>
-  <w:abstractNum w:abstractNumId="13" w15:restartNumberingAfterBreak="0">
+  <w:abstractNum w:abstractNumId="15" w15:restartNumberingAfterBreak="0">
     <w:nsid w:val="2F09372E"/>
     <w:multiLevelType w:val="multilevel"/>
     <w:tmpl w:val="4B3EE90A"/>
@@ -11964,7 +14819,7 @@
       </w:rPr>
     </w:lvl>
   </w:abstractNum>
-  <w:abstractNum w:abstractNumId="14" w15:restartNumberingAfterBreak="0">
+  <w:abstractNum w:abstractNumId="16" w15:restartNumberingAfterBreak="0">
     <w:nsid w:val="2F45198D"/>
     <w:multiLevelType w:val="hybridMultilevel"/>
     <w:tmpl w:val="F85EE300"/>
@@ -12056,7 +14911,436 @@
       </w:pPr>
     </w:lvl>
   </w:abstractNum>
-  <w:abstractNum w:abstractNumId="15" w15:restartNumberingAfterBreak="0">
+  <w:abstractNum w:abstractNumId="17" w15:restartNumberingAfterBreak="0">
+    <w:nsid w:val="2F866401"/>
+    <w:multiLevelType w:val="hybridMultilevel"/>
+    <w:tmpl w:val="95BCDDE6"/>
+    <w:lvl w:ilvl="0" w:tplc="04090001">
+      <w:start w:val="1"/>
+      <w:numFmt w:val="bullet"/>
+      <w:lvlText w:val=""/>
+      <w:lvlJc w:val="left"/>
+      <w:pPr>
+        <w:ind w:left="720" w:hanging="360"/>
+      </w:pPr>
+      <w:rPr>
+        <w:rFonts w:ascii="Symbol" w:hAnsi="Symbol" w:hint="default"/>
+      </w:rPr>
+    </w:lvl>
+    <w:lvl w:ilvl="1" w:tplc="04090003" w:tentative="1">
+      <w:start w:val="1"/>
+      <w:numFmt w:val="bullet"/>
+      <w:lvlText w:val="o"/>
+      <w:lvlJc w:val="left"/>
+      <w:pPr>
+        <w:ind w:left="1440" w:hanging="360"/>
+      </w:pPr>
+      <w:rPr>
+        <w:rFonts w:ascii="Courier New" w:hAnsi="Courier New" w:cs="Courier New" w:hint="default"/>
+      </w:rPr>
+    </w:lvl>
+    <w:lvl w:ilvl="2" w:tplc="04090005" w:tentative="1">
+      <w:start w:val="1"/>
+      <w:numFmt w:val="bullet"/>
+      <w:lvlText w:val=""/>
+      <w:lvlJc w:val="left"/>
+      <w:pPr>
+        <w:ind w:left="2160" w:hanging="360"/>
+      </w:pPr>
+      <w:rPr>
+        <w:rFonts w:ascii="Wingdings" w:hAnsi="Wingdings" w:hint="default"/>
+      </w:rPr>
+    </w:lvl>
+    <w:lvl w:ilvl="3" w:tplc="04090001" w:tentative="1">
+      <w:start w:val="1"/>
+      <w:numFmt w:val="bullet"/>
+      <w:lvlText w:val=""/>
+      <w:lvlJc w:val="left"/>
+      <w:pPr>
+        <w:ind w:left="2880" w:hanging="360"/>
+      </w:pPr>
+      <w:rPr>
+        <w:rFonts w:ascii="Symbol" w:hAnsi="Symbol" w:hint="default"/>
+      </w:rPr>
+    </w:lvl>
+    <w:lvl w:ilvl="4" w:tplc="04090003" w:tentative="1">
+      <w:start w:val="1"/>
+      <w:numFmt w:val="bullet"/>
+      <w:lvlText w:val="o"/>
+      <w:lvlJc w:val="left"/>
+      <w:pPr>
+        <w:ind w:left="3600" w:hanging="360"/>
+      </w:pPr>
+      <w:rPr>
+        <w:rFonts w:ascii="Courier New" w:hAnsi="Courier New" w:cs="Courier New" w:hint="default"/>
+      </w:rPr>
+    </w:lvl>
+    <w:lvl w:ilvl="5" w:tplc="04090005" w:tentative="1">
+      <w:start w:val="1"/>
+      <w:numFmt w:val="bullet"/>
+      <w:lvlText w:val=""/>
+      <w:lvlJc w:val="left"/>
+      <w:pPr>
+        <w:ind w:left="4320" w:hanging="360"/>
+      </w:pPr>
+      <w:rPr>
+        <w:rFonts w:ascii="Wingdings" w:hAnsi="Wingdings" w:hint="default"/>
+      </w:rPr>
+    </w:lvl>
+    <w:lvl w:ilvl="6" w:tplc="04090001" w:tentative="1">
+      <w:start w:val="1"/>
+      <w:numFmt w:val="bullet"/>
+      <w:lvlText w:val=""/>
+      <w:lvlJc w:val="left"/>
+      <w:pPr>
+        <w:ind w:left="5040" w:hanging="360"/>
+      </w:pPr>
+      <w:rPr>
+        <w:rFonts w:ascii="Symbol" w:hAnsi="Symbol" w:hint="default"/>
+      </w:rPr>
+    </w:lvl>
+    <w:lvl w:ilvl="7" w:tplc="04090003" w:tentative="1">
+      <w:start w:val="1"/>
+      <w:numFmt w:val="bullet"/>
+      <w:lvlText w:val="o"/>
+      <w:lvlJc w:val="left"/>
+      <w:pPr>
+        <w:ind w:left="5760" w:hanging="360"/>
+      </w:pPr>
+      <w:rPr>
+        <w:rFonts w:ascii="Courier New" w:hAnsi="Courier New" w:cs="Courier New" w:hint="default"/>
+      </w:rPr>
+    </w:lvl>
+    <w:lvl w:ilvl="8" w:tplc="04090005" w:tentative="1">
+      <w:start w:val="1"/>
+      <w:numFmt w:val="bullet"/>
+      <w:lvlText w:val=""/>
+      <w:lvlJc w:val="left"/>
+      <w:pPr>
+        <w:ind w:left="6480" w:hanging="360"/>
+      </w:pPr>
+      <w:rPr>
+        <w:rFonts w:ascii="Wingdings" w:hAnsi="Wingdings" w:hint="default"/>
+      </w:rPr>
+    </w:lvl>
+  </w:abstractNum>
+  <w:abstractNum w:abstractNumId="18" w15:restartNumberingAfterBreak="0">
+    <w:nsid w:val="310435C1"/>
+    <w:multiLevelType w:val="multilevel"/>
+    <w:tmpl w:val="C970538E"/>
+    <w:lvl w:ilvl="0">
+      <w:start w:val="1"/>
+      <w:numFmt w:val="bullet"/>
+      <w:lvlText w:val=""/>
+      <w:lvlJc w:val="left"/>
+      <w:pPr>
+        <w:tabs>
+          <w:tab w:val="num" w:pos="720"/>
+        </w:tabs>
+        <w:ind w:left="720" w:hanging="360"/>
+      </w:pPr>
+      <w:rPr>
+        <w:rFonts w:ascii="Symbol" w:hAnsi="Symbol" w:hint="default"/>
+        <w:sz w:val="20"/>
+        <w:szCs w:val="20"/>
+      </w:rPr>
+    </w:lvl>
+    <w:lvl w:ilvl="1">
+      <w:start w:val="1"/>
+      <w:numFmt w:val="bullet"/>
+      <w:lvlText w:val="o"/>
+      <w:lvlJc w:val="left"/>
+      <w:pPr>
+        <w:tabs>
+          <w:tab w:val="num" w:pos="1440"/>
+        </w:tabs>
+        <w:ind w:left="1440" w:hanging="360"/>
+      </w:pPr>
+      <w:rPr>
+        <w:rFonts w:ascii="Courier New" w:hAnsi="Courier New" w:cs="Courier New" w:hint="default"/>
+        <w:sz w:val="20"/>
+        <w:szCs w:val="20"/>
+      </w:rPr>
+    </w:lvl>
+    <w:lvl w:ilvl="2">
+      <w:start w:val="1"/>
+      <w:numFmt w:val="bullet"/>
+      <w:lvlText w:val=""/>
+      <w:lvlJc w:val="left"/>
+      <w:pPr>
+        <w:tabs>
+          <w:tab w:val="num" w:pos="2160"/>
+        </w:tabs>
+        <w:ind w:left="2160" w:hanging="360"/>
+      </w:pPr>
+      <w:rPr>
+        <w:rFonts w:ascii="Wingdings" w:hAnsi="Wingdings" w:hint="default"/>
+        <w:sz w:val="20"/>
+        <w:szCs w:val="20"/>
+      </w:rPr>
+    </w:lvl>
+    <w:lvl w:ilvl="3">
+      <w:start w:val="1"/>
+      <w:numFmt w:val="bullet"/>
+      <w:lvlText w:val=""/>
+      <w:lvlJc w:val="left"/>
+      <w:pPr>
+        <w:tabs>
+          <w:tab w:val="num" w:pos="2880"/>
+        </w:tabs>
+        <w:ind w:left="2880" w:hanging="360"/>
+      </w:pPr>
+      <w:rPr>
+        <w:rFonts w:ascii="Wingdings" w:hAnsi="Wingdings" w:hint="default"/>
+        <w:sz w:val="20"/>
+        <w:szCs w:val="20"/>
+      </w:rPr>
+    </w:lvl>
+    <w:lvl w:ilvl="4">
+      <w:start w:val="1"/>
+      <w:numFmt w:val="bullet"/>
+      <w:lvlText w:val=""/>
+      <w:lvlJc w:val="left"/>
+      <w:pPr>
+        <w:tabs>
+          <w:tab w:val="num" w:pos="3600"/>
+        </w:tabs>
+        <w:ind w:left="3600" w:hanging="360"/>
+      </w:pPr>
+      <w:rPr>
+        <w:rFonts w:ascii="Wingdings" w:hAnsi="Wingdings" w:hint="default"/>
+        <w:sz w:val="20"/>
+        <w:szCs w:val="20"/>
+      </w:rPr>
+    </w:lvl>
+    <w:lvl w:ilvl="5">
+      <w:start w:val="1"/>
+      <w:numFmt w:val="bullet"/>
+      <w:lvlText w:val=""/>
+      <w:lvlJc w:val="left"/>
+      <w:pPr>
+        <w:tabs>
+          <w:tab w:val="num" w:pos="4320"/>
+        </w:tabs>
+        <w:ind w:left="4320" w:hanging="360"/>
+      </w:pPr>
+      <w:rPr>
+        <w:rFonts w:ascii="Wingdings" w:hAnsi="Wingdings" w:hint="default"/>
+        <w:sz w:val="20"/>
+        <w:szCs w:val="20"/>
+      </w:rPr>
+    </w:lvl>
+    <w:lvl w:ilvl="6">
+      <w:start w:val="1"/>
+      <w:numFmt w:val="bullet"/>
+      <w:lvlText w:val=""/>
+      <w:lvlJc w:val="left"/>
+      <w:pPr>
+        <w:tabs>
+          <w:tab w:val="num" w:pos="5040"/>
+        </w:tabs>
+        <w:ind w:left="5040" w:hanging="360"/>
+      </w:pPr>
+      <w:rPr>
+        <w:rFonts w:ascii="Wingdings" w:hAnsi="Wingdings" w:hint="default"/>
+        <w:sz w:val="20"/>
+        <w:szCs w:val="20"/>
+      </w:rPr>
+    </w:lvl>
+    <w:lvl w:ilvl="7">
+      <w:start w:val="1"/>
+      <w:numFmt w:val="bullet"/>
+      <w:lvlText w:val=""/>
+      <w:lvlJc w:val="left"/>
+      <w:pPr>
+        <w:tabs>
+          <w:tab w:val="num" w:pos="5760"/>
+        </w:tabs>
+        <w:ind w:left="5760" w:hanging="360"/>
+      </w:pPr>
+      <w:rPr>
+        <w:rFonts w:ascii="Wingdings" w:hAnsi="Wingdings" w:hint="default"/>
+        <w:sz w:val="20"/>
+        <w:szCs w:val="20"/>
+      </w:rPr>
+    </w:lvl>
+    <w:lvl w:ilvl="8">
+      <w:start w:val="1"/>
+      <w:numFmt w:val="bullet"/>
+      <w:lvlText w:val=""/>
+      <w:lvlJc w:val="left"/>
+      <w:pPr>
+        <w:tabs>
+          <w:tab w:val="num" w:pos="6480"/>
+        </w:tabs>
+        <w:ind w:left="6480" w:hanging="360"/>
+      </w:pPr>
+      <w:rPr>
+        <w:rFonts w:ascii="Wingdings" w:hAnsi="Wingdings" w:hint="default"/>
+        <w:sz w:val="20"/>
+        <w:szCs w:val="20"/>
+      </w:rPr>
+    </w:lvl>
+  </w:abstractNum>
+  <w:abstractNum w:abstractNumId="19" w15:restartNumberingAfterBreak="0">
+    <w:nsid w:val="339224C3"/>
+    <w:multiLevelType w:val="multilevel"/>
+    <w:tmpl w:val="037C2E7C"/>
+    <w:lvl w:ilvl="0">
+      <w:start w:val="1"/>
+      <w:numFmt w:val="bullet"/>
+      <w:lvlText w:val=""/>
+      <w:lvlJc w:val="left"/>
+      <w:pPr>
+        <w:tabs>
+          <w:tab w:val="num" w:pos="720"/>
+        </w:tabs>
+        <w:ind w:left="720" w:hanging="360"/>
+      </w:pPr>
+      <w:rPr>
+        <w:rFonts w:ascii="Symbol" w:hAnsi="Symbol" w:hint="default"/>
+        <w:sz w:val="20"/>
+        <w:szCs w:val="20"/>
+      </w:rPr>
+    </w:lvl>
+    <w:lvl w:ilvl="1">
+      <w:start w:val="1"/>
+      <w:numFmt w:val="bullet"/>
+      <w:lvlText w:val="o"/>
+      <w:lvlJc w:val="left"/>
+      <w:pPr>
+        <w:tabs>
+          <w:tab w:val="num" w:pos="1440"/>
+        </w:tabs>
+        <w:ind w:left="1440" w:hanging="360"/>
+      </w:pPr>
+      <w:rPr>
+        <w:rFonts w:ascii="Courier New" w:hAnsi="Courier New" w:cs="Courier New" w:hint="default"/>
+        <w:sz w:val="20"/>
+        <w:szCs w:val="20"/>
+      </w:rPr>
+    </w:lvl>
+    <w:lvl w:ilvl="2">
+      <w:start w:val="1"/>
+      <w:numFmt w:val="bullet"/>
+      <w:lvlText w:val=""/>
+      <w:lvlJc w:val="left"/>
+      <w:pPr>
+        <w:tabs>
+          <w:tab w:val="num" w:pos="2160"/>
+        </w:tabs>
+        <w:ind w:left="2160" w:hanging="360"/>
+      </w:pPr>
+      <w:rPr>
+        <w:rFonts w:ascii="Wingdings" w:hAnsi="Wingdings" w:hint="default"/>
+        <w:sz w:val="20"/>
+        <w:szCs w:val="20"/>
+      </w:rPr>
+    </w:lvl>
+    <w:lvl w:ilvl="3">
+      <w:start w:val="1"/>
+      <w:numFmt w:val="bullet"/>
+      <w:lvlText w:val=""/>
+      <w:lvlJc w:val="left"/>
+      <w:pPr>
+        <w:tabs>
+          <w:tab w:val="num" w:pos="2880"/>
+        </w:tabs>
+        <w:ind w:left="2880" w:hanging="360"/>
+      </w:pPr>
+      <w:rPr>
+        <w:rFonts w:ascii="Wingdings" w:hAnsi="Wingdings" w:hint="default"/>
+        <w:sz w:val="20"/>
+        <w:szCs w:val="20"/>
+      </w:rPr>
+    </w:lvl>
+    <w:lvl w:ilvl="4">
+      <w:start w:val="1"/>
+      <w:numFmt w:val="bullet"/>
+      <w:lvlText w:val=""/>
+      <w:lvlJc w:val="left"/>
+      <w:pPr>
+        <w:tabs>
+          <w:tab w:val="num" w:pos="3600"/>
+        </w:tabs>
+        <w:ind w:left="3600" w:hanging="360"/>
+      </w:pPr>
+      <w:rPr>
+        <w:rFonts w:ascii="Wingdings" w:hAnsi="Wingdings" w:hint="default"/>
+        <w:sz w:val="20"/>
+        <w:szCs w:val="20"/>
+      </w:rPr>
+    </w:lvl>
+    <w:lvl w:ilvl="5">
+      <w:start w:val="1"/>
+      <w:numFmt w:val="bullet"/>
+      <w:lvlText w:val=""/>
+      <w:lvlJc w:val="left"/>
+      <w:pPr>
+        <w:tabs>
+          <w:tab w:val="num" w:pos="4320"/>
+        </w:tabs>
+        <w:ind w:left="4320" w:hanging="360"/>
+      </w:pPr>
+      <w:rPr>
+        <w:rFonts w:ascii="Wingdings" w:hAnsi="Wingdings" w:hint="default"/>
+        <w:sz w:val="20"/>
+        <w:szCs w:val="20"/>
+      </w:rPr>
+    </w:lvl>
+    <w:lvl w:ilvl="6">
+      <w:start w:val="1"/>
+      <w:numFmt w:val="bullet"/>
+      <w:lvlText w:val=""/>
+      <w:lvlJc w:val="left"/>
+      <w:pPr>
+        <w:tabs>
+          <w:tab w:val="num" w:pos="5040"/>
+        </w:tabs>
+        <w:ind w:left="5040" w:hanging="360"/>
+      </w:pPr>
+      <w:rPr>
+        <w:rFonts w:ascii="Wingdings" w:hAnsi="Wingdings" w:hint="default"/>
+        <w:sz w:val="20"/>
+        <w:szCs w:val="20"/>
+      </w:rPr>
+    </w:lvl>
+    <w:lvl w:ilvl="7">
+      <w:start w:val="1"/>
+      <w:numFmt w:val="bullet"/>
+      <w:lvlText w:val=""/>
+      <w:lvlJc w:val="left"/>
+      <w:pPr>
+        <w:tabs>
+          <w:tab w:val="num" w:pos="5760"/>
+        </w:tabs>
+        <w:ind w:left="5760" w:hanging="360"/>
+      </w:pPr>
+      <w:rPr>
+        <w:rFonts w:ascii="Wingdings" w:hAnsi="Wingdings" w:hint="default"/>
+        <w:sz w:val="20"/>
+        <w:szCs w:val="20"/>
+      </w:rPr>
+    </w:lvl>
+    <w:lvl w:ilvl="8">
+      <w:start w:val="1"/>
+      <w:numFmt w:val="bullet"/>
+      <w:lvlText w:val=""/>
+      <w:lvlJc w:val="left"/>
+      <w:pPr>
+        <w:tabs>
+          <w:tab w:val="num" w:pos="6480"/>
+        </w:tabs>
+        <w:ind w:left="6480" w:hanging="360"/>
+      </w:pPr>
+      <w:rPr>
+        <w:rFonts w:ascii="Wingdings" w:hAnsi="Wingdings" w:hint="default"/>
+        <w:sz w:val="20"/>
+        <w:szCs w:val="20"/>
+      </w:rPr>
+    </w:lvl>
+  </w:abstractNum>
+  <w:abstractNum w:abstractNumId="20" w15:restartNumberingAfterBreak="0">
     <w:nsid w:val="36EA7659"/>
     <w:multiLevelType w:val="hybridMultilevel"/>
     <w:tmpl w:val="3E02593C"/>
@@ -12142,7 +15426,7 @@
       </w:pPr>
     </w:lvl>
   </w:abstractNum>
-  <w:abstractNum w:abstractNumId="16" w15:restartNumberingAfterBreak="0">
+  <w:abstractNum w:abstractNumId="21" w15:restartNumberingAfterBreak="0">
     <w:nsid w:val="386B24D9"/>
     <w:multiLevelType w:val="hybridMultilevel"/>
     <w:tmpl w:val="948E9640"/>
@@ -12255,7 +15539,7 @@
       </w:rPr>
     </w:lvl>
   </w:abstractNum>
-  <w:abstractNum w:abstractNumId="17" w15:restartNumberingAfterBreak="0">
+  <w:abstractNum w:abstractNumId="22" w15:restartNumberingAfterBreak="0">
     <w:nsid w:val="3B986F34"/>
     <w:multiLevelType w:val="hybridMultilevel"/>
     <w:tmpl w:val="6B68E624"/>
@@ -12368,7 +15652,120 @@
       </w:rPr>
     </w:lvl>
   </w:abstractNum>
-  <w:abstractNum w:abstractNumId="18" w15:restartNumberingAfterBreak="0">
+  <w:abstractNum w:abstractNumId="23" w15:restartNumberingAfterBreak="0">
+    <w:nsid w:val="3E3B244A"/>
+    <w:multiLevelType w:val="hybridMultilevel"/>
+    <w:tmpl w:val="AB4E6C8C"/>
+    <w:lvl w:ilvl="0" w:tplc="04090001">
+      <w:start w:val="1"/>
+      <w:numFmt w:val="bullet"/>
+      <w:lvlText w:val=""/>
+      <w:lvlJc w:val="left"/>
+      <w:pPr>
+        <w:ind w:left="720" w:hanging="360"/>
+      </w:pPr>
+      <w:rPr>
+        <w:rFonts w:ascii="Symbol" w:hAnsi="Symbol" w:hint="default"/>
+      </w:rPr>
+    </w:lvl>
+    <w:lvl w:ilvl="1" w:tplc="04090003" w:tentative="1">
+      <w:start w:val="1"/>
+      <w:numFmt w:val="bullet"/>
+      <w:lvlText w:val="o"/>
+      <w:lvlJc w:val="left"/>
+      <w:pPr>
+        <w:ind w:left="1440" w:hanging="360"/>
+      </w:pPr>
+      <w:rPr>
+        <w:rFonts w:ascii="Courier New" w:hAnsi="Courier New" w:cs="Courier New" w:hint="default"/>
+      </w:rPr>
+    </w:lvl>
+    <w:lvl w:ilvl="2" w:tplc="04090005" w:tentative="1">
+      <w:start w:val="1"/>
+      <w:numFmt w:val="bullet"/>
+      <w:lvlText w:val=""/>
+      <w:lvlJc w:val="left"/>
+      <w:pPr>
+        <w:ind w:left="2160" w:hanging="360"/>
+      </w:pPr>
+      <w:rPr>
+        <w:rFonts w:ascii="Wingdings" w:hAnsi="Wingdings" w:hint="default"/>
+      </w:rPr>
+    </w:lvl>
+    <w:lvl w:ilvl="3" w:tplc="04090001" w:tentative="1">
+      <w:start w:val="1"/>
+      <w:numFmt w:val="bullet"/>
+      <w:lvlText w:val=""/>
+      <w:lvlJc w:val="left"/>
+      <w:pPr>
+        <w:ind w:left="2880" w:hanging="360"/>
+      </w:pPr>
+      <w:rPr>
+        <w:rFonts w:ascii="Symbol" w:hAnsi="Symbol" w:hint="default"/>
+      </w:rPr>
+    </w:lvl>
+    <w:lvl w:ilvl="4" w:tplc="04090003" w:tentative="1">
+      <w:start w:val="1"/>
+      <w:numFmt w:val="bullet"/>
+      <w:lvlText w:val="o"/>
+      <w:lvlJc w:val="left"/>
+      <w:pPr>
+        <w:ind w:left="3600" w:hanging="360"/>
+      </w:pPr>
+      <w:rPr>
+        <w:rFonts w:ascii="Courier New" w:hAnsi="Courier New" w:cs="Courier New" w:hint="default"/>
+      </w:rPr>
+    </w:lvl>
+    <w:lvl w:ilvl="5" w:tplc="04090005" w:tentative="1">
+      <w:start w:val="1"/>
+      <w:numFmt w:val="bullet"/>
+      <w:lvlText w:val=""/>
+      <w:lvlJc w:val="left"/>
+      <w:pPr>
+        <w:ind w:left="4320" w:hanging="360"/>
+      </w:pPr>
+      <w:rPr>
+        <w:rFonts w:ascii="Wingdings" w:hAnsi="Wingdings" w:hint="default"/>
+      </w:rPr>
+    </w:lvl>
+    <w:lvl w:ilvl="6" w:tplc="04090001" w:tentative="1">
+      <w:start w:val="1"/>
+      <w:numFmt w:val="bullet"/>
+      <w:lvlText w:val=""/>
+      <w:lvlJc w:val="left"/>
+      <w:pPr>
+        <w:ind w:left="5040" w:hanging="360"/>
+      </w:pPr>
+      <w:rPr>
+        <w:rFonts w:ascii="Symbol" w:hAnsi="Symbol" w:hint="default"/>
+      </w:rPr>
+    </w:lvl>
+    <w:lvl w:ilvl="7" w:tplc="04090003" w:tentative="1">
+      <w:start w:val="1"/>
+      <w:numFmt w:val="bullet"/>
+      <w:lvlText w:val="o"/>
+      <w:lvlJc w:val="left"/>
+      <w:pPr>
+        <w:ind w:left="5760" w:hanging="360"/>
+      </w:pPr>
+      <w:rPr>
+        <w:rFonts w:ascii="Courier New" w:hAnsi="Courier New" w:cs="Courier New" w:hint="default"/>
+      </w:rPr>
+    </w:lvl>
+    <w:lvl w:ilvl="8" w:tplc="04090005" w:tentative="1">
+      <w:start w:val="1"/>
+      <w:numFmt w:val="bullet"/>
+      <w:lvlText w:val=""/>
+      <w:lvlJc w:val="left"/>
+      <w:pPr>
+        <w:ind w:left="6480" w:hanging="360"/>
+      </w:pPr>
+      <w:rPr>
+        <w:rFonts w:ascii="Wingdings" w:hAnsi="Wingdings" w:hint="default"/>
+      </w:rPr>
+    </w:lvl>
+  </w:abstractNum>
+  <w:abstractNum w:abstractNumId="24" w15:restartNumberingAfterBreak="0">
     <w:nsid w:val="3EE34460"/>
     <w:multiLevelType w:val="hybridMultilevel"/>
     <w:tmpl w:val="C5502C1C"/>
@@ -12457,7 +15854,120 @@
       </w:pPr>
     </w:lvl>
   </w:abstractNum>
-  <w:abstractNum w:abstractNumId="19" w15:restartNumberingAfterBreak="0">
+  <w:abstractNum w:abstractNumId="25" w15:restartNumberingAfterBreak="0">
+    <w:nsid w:val="3F25399F"/>
+    <w:multiLevelType w:val="hybridMultilevel"/>
+    <w:tmpl w:val="8228C95E"/>
+    <w:lvl w:ilvl="0" w:tplc="04090001">
+      <w:start w:val="1"/>
+      <w:numFmt w:val="bullet"/>
+      <w:lvlText w:val=""/>
+      <w:lvlJc w:val="left"/>
+      <w:pPr>
+        <w:ind w:left="720" w:hanging="360"/>
+      </w:pPr>
+      <w:rPr>
+        <w:rFonts w:ascii="Symbol" w:hAnsi="Symbol" w:hint="default"/>
+      </w:rPr>
+    </w:lvl>
+    <w:lvl w:ilvl="1" w:tplc="04090003" w:tentative="1">
+      <w:start w:val="1"/>
+      <w:numFmt w:val="bullet"/>
+      <w:lvlText w:val="o"/>
+      <w:lvlJc w:val="left"/>
+      <w:pPr>
+        <w:ind w:left="1440" w:hanging="360"/>
+      </w:pPr>
+      <w:rPr>
+        <w:rFonts w:ascii="Courier New" w:hAnsi="Courier New" w:cs="Courier New" w:hint="default"/>
+      </w:rPr>
+    </w:lvl>
+    <w:lvl w:ilvl="2" w:tplc="04090005" w:tentative="1">
+      <w:start w:val="1"/>
+      <w:numFmt w:val="bullet"/>
+      <w:lvlText w:val=""/>
+      <w:lvlJc w:val="left"/>
+      <w:pPr>
+        <w:ind w:left="2160" w:hanging="360"/>
+      </w:pPr>
+      <w:rPr>
+        <w:rFonts w:ascii="Wingdings" w:hAnsi="Wingdings" w:hint="default"/>
+      </w:rPr>
+    </w:lvl>
+    <w:lvl w:ilvl="3" w:tplc="04090001" w:tentative="1">
+      <w:start w:val="1"/>
+      <w:numFmt w:val="bullet"/>
+      <w:lvlText w:val=""/>
+      <w:lvlJc w:val="left"/>
+      <w:pPr>
+        <w:ind w:left="2880" w:hanging="360"/>
+      </w:pPr>
+      <w:rPr>
+        <w:rFonts w:ascii="Symbol" w:hAnsi="Symbol" w:hint="default"/>
+      </w:rPr>
+    </w:lvl>
+    <w:lvl w:ilvl="4" w:tplc="04090003" w:tentative="1">
+      <w:start w:val="1"/>
+      <w:numFmt w:val="bullet"/>
+      <w:lvlText w:val="o"/>
+      <w:lvlJc w:val="left"/>
+      <w:pPr>
+        <w:ind w:left="3600" w:hanging="360"/>
+      </w:pPr>
+      <w:rPr>
+        <w:rFonts w:ascii="Courier New" w:hAnsi="Courier New" w:cs="Courier New" w:hint="default"/>
+      </w:rPr>
+    </w:lvl>
+    <w:lvl w:ilvl="5" w:tplc="04090005" w:tentative="1">
+      <w:start w:val="1"/>
+      <w:numFmt w:val="bullet"/>
+      <w:lvlText w:val=""/>
+      <w:lvlJc w:val="left"/>
+      <w:pPr>
+        <w:ind w:left="4320" w:hanging="360"/>
+      </w:pPr>
+      <w:rPr>
+        <w:rFonts w:ascii="Wingdings" w:hAnsi="Wingdings" w:hint="default"/>
+      </w:rPr>
+    </w:lvl>
+    <w:lvl w:ilvl="6" w:tplc="04090001" w:tentative="1">
+      <w:start w:val="1"/>
+      <w:numFmt w:val="bullet"/>
+      <w:lvlText w:val=""/>
+      <w:lvlJc w:val="left"/>
+      <w:pPr>
+        <w:ind w:left="5040" w:hanging="360"/>
+      </w:pPr>
+      <w:rPr>
+        <w:rFonts w:ascii="Symbol" w:hAnsi="Symbol" w:hint="default"/>
+      </w:rPr>
+    </w:lvl>
+    <w:lvl w:ilvl="7" w:tplc="04090003" w:tentative="1">
+      <w:start w:val="1"/>
+      <w:numFmt w:val="bullet"/>
+      <w:lvlText w:val="o"/>
+      <w:lvlJc w:val="left"/>
+      <w:pPr>
+        <w:ind w:left="5760" w:hanging="360"/>
+      </w:pPr>
+      <w:rPr>
+        <w:rFonts w:ascii="Courier New" w:hAnsi="Courier New" w:cs="Courier New" w:hint="default"/>
+      </w:rPr>
+    </w:lvl>
+    <w:lvl w:ilvl="8" w:tplc="04090005" w:tentative="1">
+      <w:start w:val="1"/>
+      <w:numFmt w:val="bullet"/>
+      <w:lvlText w:val=""/>
+      <w:lvlJc w:val="left"/>
+      <w:pPr>
+        <w:ind w:left="6480" w:hanging="360"/>
+      </w:pPr>
+      <w:rPr>
+        <w:rFonts w:ascii="Wingdings" w:hAnsi="Wingdings" w:hint="default"/>
+      </w:rPr>
+    </w:lvl>
+  </w:abstractNum>
+  <w:abstractNum w:abstractNumId="26" w15:restartNumberingAfterBreak="0">
     <w:nsid w:val="427B3532"/>
     <w:multiLevelType w:val="hybridMultilevel"/>
     <w:tmpl w:val="E0C6A6B8"/>
@@ -12570,7 +16080,7 @@
       </w:rPr>
     </w:lvl>
   </w:abstractNum>
-  <w:abstractNum w:abstractNumId="20" w15:restartNumberingAfterBreak="0">
+  <w:abstractNum w:abstractNumId="27" w15:restartNumberingAfterBreak="0">
     <w:nsid w:val="42E471CF"/>
     <w:multiLevelType w:val="hybridMultilevel"/>
     <w:tmpl w:val="61D0D330"/>
@@ -12659,7 +16169,7 @@
       </w:pPr>
     </w:lvl>
   </w:abstractNum>
-  <w:abstractNum w:abstractNumId="21" w15:restartNumberingAfterBreak="0">
+  <w:abstractNum w:abstractNumId="28" w15:restartNumberingAfterBreak="0">
     <w:nsid w:val="45047BA6"/>
     <w:multiLevelType w:val="hybridMultilevel"/>
     <w:tmpl w:val="EE3654D2"/>
@@ -12772,7 +16282,7 @@
       </w:rPr>
     </w:lvl>
   </w:abstractNum>
-  <w:abstractNum w:abstractNumId="22" w15:restartNumberingAfterBreak="0">
+  <w:abstractNum w:abstractNumId="29" w15:restartNumberingAfterBreak="0">
     <w:nsid w:val="47D20DA9"/>
     <w:multiLevelType w:val="multilevel"/>
     <w:tmpl w:val="DEFE4306"/>
@@ -12890,7 +16400,7 @@
       </w:rPr>
     </w:lvl>
   </w:abstractNum>
-  <w:abstractNum w:abstractNumId="23" w15:restartNumberingAfterBreak="0">
+  <w:abstractNum w:abstractNumId="30" w15:restartNumberingAfterBreak="0">
     <w:nsid w:val="4DF61F3B"/>
     <w:multiLevelType w:val="hybridMultilevel"/>
     <w:tmpl w:val="D7EE7C1A"/>
@@ -13003,7 +16513,7 @@
       </w:rPr>
     </w:lvl>
   </w:abstractNum>
-  <w:abstractNum w:abstractNumId="24" w15:restartNumberingAfterBreak="0">
+  <w:abstractNum w:abstractNumId="31" w15:restartNumberingAfterBreak="0">
     <w:nsid w:val="500A4CD5"/>
     <w:multiLevelType w:val="multilevel"/>
     <w:tmpl w:val="AF9811A4"/>
@@ -13152,7 +16662,7 @@
       </w:rPr>
     </w:lvl>
   </w:abstractNum>
-  <w:abstractNum w:abstractNumId="25" w15:restartNumberingAfterBreak="0">
+  <w:abstractNum w:abstractNumId="32" w15:restartNumberingAfterBreak="0">
     <w:nsid w:val="53CC050C"/>
     <w:multiLevelType w:val="hybridMultilevel"/>
     <w:tmpl w:val="79B6CDC4"/>
@@ -13265,7 +16775,481 @@
       </w:rPr>
     </w:lvl>
   </w:abstractNum>
-  <w:abstractNum w:abstractNumId="26" w15:restartNumberingAfterBreak="0">
+  <w:abstractNum w:abstractNumId="33" w15:restartNumberingAfterBreak="0">
+    <w:nsid w:val="53E83AF0"/>
+    <w:multiLevelType w:val="multilevel"/>
+    <w:tmpl w:val="A530B28C"/>
+    <w:lvl w:ilvl="0">
+      <w:start w:val="1"/>
+      <w:numFmt w:val="bullet"/>
+      <w:lvlText w:val=""/>
+      <w:lvlJc w:val="left"/>
+      <w:pPr>
+        <w:tabs>
+          <w:tab w:val="num" w:pos="720"/>
+        </w:tabs>
+        <w:ind w:left="720" w:hanging="360"/>
+      </w:pPr>
+      <w:rPr>
+        <w:rFonts w:ascii="Symbol" w:hAnsi="Symbol" w:hint="default"/>
+        <w:sz w:val="20"/>
+        <w:szCs w:val="20"/>
+      </w:rPr>
+    </w:lvl>
+    <w:lvl w:ilvl="1">
+      <w:start w:val="1"/>
+      <w:numFmt w:val="bullet"/>
+      <w:lvlText w:val="o"/>
+      <w:lvlJc w:val="left"/>
+      <w:pPr>
+        <w:tabs>
+          <w:tab w:val="num" w:pos="1440"/>
+        </w:tabs>
+        <w:ind w:left="1440" w:hanging="360"/>
+      </w:pPr>
+      <w:rPr>
+        <w:rFonts w:ascii="Courier New" w:hAnsi="Courier New" w:cs="Courier New" w:hint="default"/>
+        <w:sz w:val="20"/>
+        <w:szCs w:val="20"/>
+      </w:rPr>
+    </w:lvl>
+    <w:lvl w:ilvl="2">
+      <w:start w:val="1"/>
+      <w:numFmt w:val="bullet"/>
+      <w:lvlText w:val=""/>
+      <w:lvlJc w:val="left"/>
+      <w:pPr>
+        <w:tabs>
+          <w:tab w:val="num" w:pos="2160"/>
+        </w:tabs>
+        <w:ind w:left="2160" w:hanging="360"/>
+      </w:pPr>
+      <w:rPr>
+        <w:rFonts w:ascii="Wingdings" w:hAnsi="Wingdings" w:hint="default"/>
+        <w:sz w:val="20"/>
+        <w:szCs w:val="20"/>
+      </w:rPr>
+    </w:lvl>
+    <w:lvl w:ilvl="3">
+      <w:start w:val="1"/>
+      <w:numFmt w:val="bullet"/>
+      <w:lvlText w:val=""/>
+      <w:lvlJc w:val="left"/>
+      <w:pPr>
+        <w:tabs>
+          <w:tab w:val="num" w:pos="2880"/>
+        </w:tabs>
+        <w:ind w:left="2880" w:hanging="360"/>
+      </w:pPr>
+      <w:rPr>
+        <w:rFonts w:ascii="Wingdings" w:hAnsi="Wingdings" w:hint="default"/>
+        <w:sz w:val="20"/>
+        <w:szCs w:val="20"/>
+      </w:rPr>
+    </w:lvl>
+    <w:lvl w:ilvl="4">
+      <w:start w:val="1"/>
+      <w:numFmt w:val="bullet"/>
+      <w:lvlText w:val=""/>
+      <w:lvlJc w:val="left"/>
+      <w:pPr>
+        <w:tabs>
+          <w:tab w:val="num" w:pos="3600"/>
+        </w:tabs>
+        <w:ind w:left="3600" w:hanging="360"/>
+      </w:pPr>
+      <w:rPr>
+        <w:rFonts w:ascii="Wingdings" w:hAnsi="Wingdings" w:hint="default"/>
+        <w:sz w:val="20"/>
+        <w:szCs w:val="20"/>
+      </w:rPr>
+    </w:lvl>
+    <w:lvl w:ilvl="5">
+      <w:start w:val="1"/>
+      <w:numFmt w:val="bullet"/>
+      <w:lvlText w:val=""/>
+      <w:lvlJc w:val="left"/>
+      <w:pPr>
+        <w:tabs>
+          <w:tab w:val="num" w:pos="4320"/>
+        </w:tabs>
+        <w:ind w:left="4320" w:hanging="360"/>
+      </w:pPr>
+      <w:rPr>
+        <w:rFonts w:ascii="Wingdings" w:hAnsi="Wingdings" w:hint="default"/>
+        <w:sz w:val="20"/>
+        <w:szCs w:val="20"/>
+      </w:rPr>
+    </w:lvl>
+    <w:lvl w:ilvl="6">
+      <w:start w:val="1"/>
+      <w:numFmt w:val="bullet"/>
+      <w:lvlText w:val=""/>
+      <w:lvlJc w:val="left"/>
+      <w:pPr>
+        <w:tabs>
+          <w:tab w:val="num" w:pos="5040"/>
+        </w:tabs>
+        <w:ind w:left="5040" w:hanging="360"/>
+      </w:pPr>
+      <w:rPr>
+        <w:rFonts w:ascii="Wingdings" w:hAnsi="Wingdings" w:hint="default"/>
+        <w:sz w:val="20"/>
+        <w:szCs w:val="20"/>
+      </w:rPr>
+    </w:lvl>
+    <w:lvl w:ilvl="7">
+      <w:start w:val="1"/>
+      <w:numFmt w:val="bullet"/>
+      <w:lvlText w:val=""/>
+      <w:lvlJc w:val="left"/>
+      <w:pPr>
+        <w:tabs>
+          <w:tab w:val="num" w:pos="5760"/>
+        </w:tabs>
+        <w:ind w:left="5760" w:hanging="360"/>
+      </w:pPr>
+      <w:rPr>
+        <w:rFonts w:ascii="Wingdings" w:hAnsi="Wingdings" w:hint="default"/>
+        <w:sz w:val="20"/>
+        <w:szCs w:val="20"/>
+      </w:rPr>
+    </w:lvl>
+    <w:lvl w:ilvl="8">
+      <w:start w:val="1"/>
+      <w:numFmt w:val="bullet"/>
+      <w:lvlText w:val=""/>
+      <w:lvlJc w:val="left"/>
+      <w:pPr>
+        <w:tabs>
+          <w:tab w:val="num" w:pos="6480"/>
+        </w:tabs>
+        <w:ind w:left="6480" w:hanging="360"/>
+      </w:pPr>
+      <w:rPr>
+        <w:rFonts w:ascii="Wingdings" w:hAnsi="Wingdings" w:hint="default"/>
+        <w:sz w:val="20"/>
+        <w:szCs w:val="20"/>
+      </w:rPr>
+    </w:lvl>
+  </w:abstractNum>
+  <w:abstractNum w:abstractNumId="34" w15:restartNumberingAfterBreak="0">
+    <w:nsid w:val="54BF5BFF"/>
+    <w:multiLevelType w:val="multilevel"/>
+    <w:tmpl w:val="12302FF0"/>
+    <w:lvl w:ilvl="0">
+      <w:start w:val="1"/>
+      <w:numFmt w:val="bullet"/>
+      <w:lvlText w:val=""/>
+      <w:lvlJc w:val="left"/>
+      <w:pPr>
+        <w:tabs>
+          <w:tab w:val="num" w:pos="720"/>
+        </w:tabs>
+        <w:ind w:left="720" w:hanging="360"/>
+      </w:pPr>
+      <w:rPr>
+        <w:rFonts w:ascii="Symbol" w:hAnsi="Symbol" w:hint="default"/>
+        <w:sz w:val="20"/>
+        <w:szCs w:val="20"/>
+      </w:rPr>
+    </w:lvl>
+    <w:lvl w:ilvl="1">
+      <w:start w:val="1"/>
+      <w:numFmt w:val="bullet"/>
+      <w:lvlText w:val="o"/>
+      <w:lvlJc w:val="left"/>
+      <w:pPr>
+        <w:tabs>
+          <w:tab w:val="num" w:pos="1440"/>
+        </w:tabs>
+        <w:ind w:left="1440" w:hanging="360"/>
+      </w:pPr>
+      <w:rPr>
+        <w:rFonts w:ascii="Courier New" w:hAnsi="Courier New" w:cs="Courier New" w:hint="default"/>
+        <w:sz w:val="20"/>
+        <w:szCs w:val="20"/>
+      </w:rPr>
+    </w:lvl>
+    <w:lvl w:ilvl="2">
+      <w:start w:val="1"/>
+      <w:numFmt w:val="bullet"/>
+      <w:lvlText w:val=""/>
+      <w:lvlJc w:val="left"/>
+      <w:pPr>
+        <w:tabs>
+          <w:tab w:val="num" w:pos="2160"/>
+        </w:tabs>
+        <w:ind w:left="2160" w:hanging="360"/>
+      </w:pPr>
+      <w:rPr>
+        <w:rFonts w:ascii="Wingdings" w:hAnsi="Wingdings" w:hint="default"/>
+        <w:sz w:val="20"/>
+        <w:szCs w:val="20"/>
+      </w:rPr>
+    </w:lvl>
+    <w:lvl w:ilvl="3">
+      <w:start w:val="1"/>
+      <w:numFmt w:val="bullet"/>
+      <w:lvlText w:val=""/>
+      <w:lvlJc w:val="left"/>
+      <w:pPr>
+        <w:tabs>
+          <w:tab w:val="num" w:pos="2880"/>
+        </w:tabs>
+        <w:ind w:left="2880" w:hanging="360"/>
+      </w:pPr>
+      <w:rPr>
+        <w:rFonts w:ascii="Wingdings" w:hAnsi="Wingdings" w:hint="default"/>
+        <w:sz w:val="20"/>
+        <w:szCs w:val="20"/>
+      </w:rPr>
+    </w:lvl>
+    <w:lvl w:ilvl="4">
+      <w:start w:val="1"/>
+      <w:numFmt w:val="bullet"/>
+      <w:lvlText w:val=""/>
+      <w:lvlJc w:val="left"/>
+      <w:pPr>
+        <w:tabs>
+          <w:tab w:val="num" w:pos="3600"/>
+        </w:tabs>
+        <w:ind w:left="3600" w:hanging="360"/>
+      </w:pPr>
+      <w:rPr>
+        <w:rFonts w:ascii="Wingdings" w:hAnsi="Wingdings" w:hint="default"/>
+        <w:sz w:val="20"/>
+        <w:szCs w:val="20"/>
+      </w:rPr>
+    </w:lvl>
+    <w:lvl w:ilvl="5">
+      <w:start w:val="1"/>
+      <w:numFmt w:val="bullet"/>
+      <w:lvlText w:val=""/>
+      <w:lvlJc w:val="left"/>
+      <w:pPr>
+        <w:tabs>
+          <w:tab w:val="num" w:pos="4320"/>
+        </w:tabs>
+        <w:ind w:left="4320" w:hanging="360"/>
+      </w:pPr>
+      <w:rPr>
+        <w:rFonts w:ascii="Wingdings" w:hAnsi="Wingdings" w:hint="default"/>
+        <w:sz w:val="20"/>
+        <w:szCs w:val="20"/>
+      </w:rPr>
+    </w:lvl>
+    <w:lvl w:ilvl="6">
+      <w:start w:val="1"/>
+      <w:numFmt w:val="bullet"/>
+      <w:lvlText w:val=""/>
+      <w:lvlJc w:val="left"/>
+      <w:pPr>
+        <w:tabs>
+          <w:tab w:val="num" w:pos="5040"/>
+        </w:tabs>
+        <w:ind w:left="5040" w:hanging="360"/>
+      </w:pPr>
+      <w:rPr>
+        <w:rFonts w:ascii="Wingdings" w:hAnsi="Wingdings" w:hint="default"/>
+        <w:sz w:val="20"/>
+        <w:szCs w:val="20"/>
+      </w:rPr>
+    </w:lvl>
+    <w:lvl w:ilvl="7">
+      <w:start w:val="1"/>
+      <w:numFmt w:val="bullet"/>
+      <w:lvlText w:val=""/>
+      <w:lvlJc w:val="left"/>
+      <w:pPr>
+        <w:tabs>
+          <w:tab w:val="num" w:pos="5760"/>
+        </w:tabs>
+        <w:ind w:left="5760" w:hanging="360"/>
+      </w:pPr>
+      <w:rPr>
+        <w:rFonts w:ascii="Wingdings" w:hAnsi="Wingdings" w:hint="default"/>
+        <w:sz w:val="20"/>
+        <w:szCs w:val="20"/>
+      </w:rPr>
+    </w:lvl>
+    <w:lvl w:ilvl="8">
+      <w:start w:val="1"/>
+      <w:numFmt w:val="bullet"/>
+      <w:lvlText w:val=""/>
+      <w:lvlJc w:val="left"/>
+      <w:pPr>
+        <w:tabs>
+          <w:tab w:val="num" w:pos="6480"/>
+        </w:tabs>
+        <w:ind w:left="6480" w:hanging="360"/>
+      </w:pPr>
+      <w:rPr>
+        <w:rFonts w:ascii="Wingdings" w:hAnsi="Wingdings" w:hint="default"/>
+        <w:sz w:val="20"/>
+        <w:szCs w:val="20"/>
+      </w:rPr>
+    </w:lvl>
+  </w:abstractNum>
+  <w:abstractNum w:abstractNumId="35" w15:restartNumberingAfterBreak="0">
+    <w:nsid w:val="55067DF9"/>
+    <w:multiLevelType w:val="multilevel"/>
+    <w:tmpl w:val="F6C6A732"/>
+    <w:lvl w:ilvl="0">
+      <w:start w:val="1"/>
+      <w:numFmt w:val="bullet"/>
+      <w:lvlText w:val=""/>
+      <w:lvlJc w:val="left"/>
+      <w:pPr>
+        <w:tabs>
+          <w:tab w:val="num" w:pos="720"/>
+        </w:tabs>
+        <w:ind w:left="720" w:hanging="360"/>
+      </w:pPr>
+      <w:rPr>
+        <w:rFonts w:ascii="Symbol" w:hAnsi="Symbol" w:hint="default"/>
+        <w:sz w:val="20"/>
+        <w:szCs w:val="20"/>
+      </w:rPr>
+    </w:lvl>
+    <w:lvl w:ilvl="1">
+      <w:start w:val="1"/>
+      <w:numFmt w:val="bullet"/>
+      <w:lvlText w:val="o"/>
+      <w:lvlJc w:val="left"/>
+      <w:pPr>
+        <w:tabs>
+          <w:tab w:val="num" w:pos="1440"/>
+        </w:tabs>
+        <w:ind w:left="1440" w:hanging="360"/>
+      </w:pPr>
+      <w:rPr>
+        <w:rFonts w:ascii="Courier New" w:hAnsi="Courier New" w:cs="Courier New" w:hint="default"/>
+        <w:sz w:val="20"/>
+        <w:szCs w:val="20"/>
+      </w:rPr>
+    </w:lvl>
+    <w:lvl w:ilvl="2">
+      <w:start w:val="1"/>
+      <w:numFmt w:val="bullet"/>
+      <w:lvlText w:val=""/>
+      <w:lvlJc w:val="left"/>
+      <w:pPr>
+        <w:tabs>
+          <w:tab w:val="num" w:pos="2160"/>
+        </w:tabs>
+        <w:ind w:left="2160" w:hanging="360"/>
+      </w:pPr>
+      <w:rPr>
+        <w:rFonts w:ascii="Wingdings" w:hAnsi="Wingdings" w:hint="default"/>
+        <w:sz w:val="20"/>
+        <w:szCs w:val="20"/>
+      </w:rPr>
+    </w:lvl>
+    <w:lvl w:ilvl="3">
+      <w:start w:val="1"/>
+      <w:numFmt w:val="bullet"/>
+      <w:lvlText w:val=""/>
+      <w:lvlJc w:val="left"/>
+      <w:pPr>
+        <w:tabs>
+          <w:tab w:val="num" w:pos="2880"/>
+        </w:tabs>
+        <w:ind w:left="2880" w:hanging="360"/>
+      </w:pPr>
+      <w:rPr>
+        <w:rFonts w:ascii="Wingdings" w:hAnsi="Wingdings" w:hint="default"/>
+        <w:sz w:val="20"/>
+        <w:szCs w:val="20"/>
+      </w:rPr>
+    </w:lvl>
+    <w:lvl w:ilvl="4">
+      <w:start w:val="1"/>
+      <w:numFmt w:val="bullet"/>
+      <w:lvlText w:val=""/>
+      <w:lvlJc w:val="left"/>
+      <w:pPr>
+        <w:tabs>
+          <w:tab w:val="num" w:pos="3600"/>
+        </w:tabs>
+        <w:ind w:left="3600" w:hanging="360"/>
+      </w:pPr>
+      <w:rPr>
+        <w:rFonts w:ascii="Wingdings" w:hAnsi="Wingdings" w:hint="default"/>
+        <w:sz w:val="20"/>
+        <w:szCs w:val="20"/>
+      </w:rPr>
+    </w:lvl>
+    <w:lvl w:ilvl="5">
+      <w:start w:val="1"/>
+      <w:numFmt w:val="bullet"/>
+      <w:lvlText w:val=""/>
+      <w:lvlJc w:val="left"/>
+      <w:pPr>
+        <w:tabs>
+          <w:tab w:val="num" w:pos="4320"/>
+        </w:tabs>
+        <w:ind w:left="4320" w:hanging="360"/>
+      </w:pPr>
+      <w:rPr>
+        <w:rFonts w:ascii="Wingdings" w:hAnsi="Wingdings" w:hint="default"/>
+        <w:sz w:val="20"/>
+        <w:szCs w:val="20"/>
+      </w:rPr>
+    </w:lvl>
+    <w:lvl w:ilvl="6">
+      <w:start w:val="1"/>
+      <w:numFmt w:val="bullet"/>
+      <w:lvlText w:val=""/>
+      <w:lvlJc w:val="left"/>
+      <w:pPr>
+        <w:tabs>
+          <w:tab w:val="num" w:pos="5040"/>
+        </w:tabs>
+        <w:ind w:left="5040" w:hanging="360"/>
+      </w:pPr>
+      <w:rPr>
+        <w:rFonts w:ascii="Wingdings" w:hAnsi="Wingdings" w:hint="default"/>
+        <w:sz w:val="20"/>
+        <w:szCs w:val="20"/>
+      </w:rPr>
+    </w:lvl>
+    <w:lvl w:ilvl="7">
+      <w:start w:val="1"/>
+      <w:numFmt w:val="bullet"/>
+      <w:lvlText w:val=""/>
+      <w:lvlJc w:val="left"/>
+      <w:pPr>
+        <w:tabs>
+          <w:tab w:val="num" w:pos="5760"/>
+        </w:tabs>
+        <w:ind w:left="5760" w:hanging="360"/>
+      </w:pPr>
+      <w:rPr>
+        <w:rFonts w:ascii="Wingdings" w:hAnsi="Wingdings" w:hint="default"/>
+        <w:sz w:val="20"/>
+        <w:szCs w:val="20"/>
+      </w:rPr>
+    </w:lvl>
+    <w:lvl w:ilvl="8">
+      <w:start w:val="1"/>
+      <w:numFmt w:val="bullet"/>
+      <w:lvlText w:val=""/>
+      <w:lvlJc w:val="left"/>
+      <w:pPr>
+        <w:tabs>
+          <w:tab w:val="num" w:pos="6480"/>
+        </w:tabs>
+        <w:ind w:left="6480" w:hanging="360"/>
+      </w:pPr>
+      <w:rPr>
+        <w:rFonts w:ascii="Wingdings" w:hAnsi="Wingdings" w:hint="default"/>
+        <w:sz w:val="20"/>
+        <w:szCs w:val="20"/>
+      </w:rPr>
+    </w:lvl>
+  </w:abstractNum>
+  <w:abstractNum w:abstractNumId="36" w15:restartNumberingAfterBreak="0">
     <w:nsid w:val="58004103"/>
     <w:multiLevelType w:val="hybridMultilevel"/>
     <w:tmpl w:val="3E02593C"/>
@@ -13351,7 +17335,7 @@
       </w:pPr>
     </w:lvl>
   </w:abstractNum>
-  <w:abstractNum w:abstractNumId="27" w15:restartNumberingAfterBreak="0">
+  <w:abstractNum w:abstractNumId="37" w15:restartNumberingAfterBreak="0">
     <w:nsid w:val="59E14B4D"/>
     <w:multiLevelType w:val="hybridMultilevel"/>
     <w:tmpl w:val="A9384370"/>
@@ -13437,7 +17421,7 @@
       </w:pPr>
     </w:lvl>
   </w:abstractNum>
-  <w:abstractNum w:abstractNumId="28" w15:restartNumberingAfterBreak="0">
+  <w:abstractNum w:abstractNumId="38" w15:restartNumberingAfterBreak="0">
     <w:nsid w:val="5B5B7337"/>
     <w:multiLevelType w:val="hybridMultilevel"/>
     <w:tmpl w:val="3DAEAFD6"/>
@@ -13549,7 +17533,165 @@
       </w:rPr>
     </w:lvl>
   </w:abstractNum>
-  <w:abstractNum w:abstractNumId="29" w15:restartNumberingAfterBreak="0">
+  <w:abstractNum w:abstractNumId="39" w15:restartNumberingAfterBreak="0">
+    <w:nsid w:val="5DA84E06"/>
+    <w:multiLevelType w:val="multilevel"/>
+    <w:tmpl w:val="FA424E42"/>
+    <w:lvl w:ilvl="0">
+      <w:start w:val="1"/>
+      <w:numFmt w:val="bullet"/>
+      <w:lvlText w:val=""/>
+      <w:lvlJc w:val="left"/>
+      <w:pPr>
+        <w:tabs>
+          <w:tab w:val="num" w:pos="720"/>
+        </w:tabs>
+        <w:ind w:left="720" w:hanging="360"/>
+      </w:pPr>
+      <w:rPr>
+        <w:rFonts w:ascii="Symbol" w:hAnsi="Symbol" w:hint="default"/>
+        <w:sz w:val="20"/>
+        <w:szCs w:val="20"/>
+      </w:rPr>
+    </w:lvl>
+    <w:lvl w:ilvl="1">
+      <w:start w:val="1"/>
+      <w:numFmt w:val="bullet"/>
+      <w:lvlText w:val="o"/>
+      <w:lvlJc w:val="left"/>
+      <w:pPr>
+        <w:tabs>
+          <w:tab w:val="num" w:pos="1440"/>
+        </w:tabs>
+        <w:ind w:left="1440" w:hanging="360"/>
+      </w:pPr>
+      <w:rPr>
+        <w:rFonts w:ascii="Courier New" w:hAnsi="Courier New" w:cs="Courier New" w:hint="default"/>
+        <w:sz w:val="20"/>
+        <w:szCs w:val="20"/>
+      </w:rPr>
+    </w:lvl>
+    <w:lvl w:ilvl="2">
+      <w:start w:val="1"/>
+      <w:numFmt w:val="bullet"/>
+      <w:lvlText w:val=""/>
+      <w:lvlJc w:val="left"/>
+      <w:pPr>
+        <w:tabs>
+          <w:tab w:val="num" w:pos="2160"/>
+        </w:tabs>
+        <w:ind w:left="2160" w:hanging="360"/>
+      </w:pPr>
+      <w:rPr>
+        <w:rFonts w:ascii="Wingdings" w:hAnsi="Wingdings" w:hint="default"/>
+        <w:sz w:val="20"/>
+        <w:szCs w:val="20"/>
+      </w:rPr>
+    </w:lvl>
+    <w:lvl w:ilvl="3">
+      <w:start w:val="1"/>
+      <w:numFmt w:val="bullet"/>
+      <w:lvlText w:val=""/>
+      <w:lvlJc w:val="left"/>
+      <w:pPr>
+        <w:tabs>
+          <w:tab w:val="num" w:pos="2880"/>
+        </w:tabs>
+        <w:ind w:left="2880" w:hanging="360"/>
+      </w:pPr>
+      <w:rPr>
+        <w:rFonts w:ascii="Wingdings" w:hAnsi="Wingdings" w:hint="default"/>
+        <w:sz w:val="20"/>
+        <w:szCs w:val="20"/>
+      </w:rPr>
+    </w:lvl>
+    <w:lvl w:ilvl="4">
+      <w:start w:val="1"/>
+      <w:numFmt w:val="bullet"/>
+      <w:lvlText w:val=""/>
+      <w:lvlJc w:val="left"/>
+      <w:pPr>
+        <w:tabs>
+          <w:tab w:val="num" w:pos="3600"/>
+        </w:tabs>
+        <w:ind w:left="3600" w:hanging="360"/>
+      </w:pPr>
+      <w:rPr>
+        <w:rFonts w:ascii="Wingdings" w:hAnsi="Wingdings" w:hint="default"/>
+        <w:sz w:val="20"/>
+        <w:szCs w:val="20"/>
+      </w:rPr>
+    </w:lvl>
+    <w:lvl w:ilvl="5">
+      <w:start w:val="1"/>
+      <w:numFmt w:val="bullet"/>
+      <w:lvlText w:val=""/>
+      <w:lvlJc w:val="left"/>
+      <w:pPr>
+        <w:tabs>
+          <w:tab w:val="num" w:pos="4320"/>
+        </w:tabs>
+        <w:ind w:left="4320" w:hanging="360"/>
+      </w:pPr>
+      <w:rPr>
+        <w:rFonts w:ascii="Wingdings" w:hAnsi="Wingdings" w:hint="default"/>
+        <w:sz w:val="20"/>
+        <w:szCs w:val="20"/>
+      </w:rPr>
+    </w:lvl>
+    <w:lvl w:ilvl="6">
+      <w:start w:val="1"/>
+      <w:numFmt w:val="bullet"/>
+      <w:lvlText w:val=""/>
+      <w:lvlJc w:val="left"/>
+      <w:pPr>
+        <w:tabs>
+          <w:tab w:val="num" w:pos="5040"/>
+        </w:tabs>
+        <w:ind w:left="5040" w:hanging="360"/>
+      </w:pPr>
+      <w:rPr>
+        <w:rFonts w:ascii="Wingdings" w:hAnsi="Wingdings" w:hint="default"/>
+        <w:sz w:val="20"/>
+        <w:szCs w:val="20"/>
+      </w:rPr>
+    </w:lvl>
+    <w:lvl w:ilvl="7">
+      <w:start w:val="1"/>
+      <w:numFmt w:val="bullet"/>
+      <w:lvlText w:val=""/>
+      <w:lvlJc w:val="left"/>
+      <w:pPr>
+        <w:tabs>
+          <w:tab w:val="num" w:pos="5760"/>
+        </w:tabs>
+        <w:ind w:left="5760" w:hanging="360"/>
+      </w:pPr>
+      <w:rPr>
+        <w:rFonts w:ascii="Wingdings" w:hAnsi="Wingdings" w:hint="default"/>
+        <w:sz w:val="20"/>
+        <w:szCs w:val="20"/>
+      </w:rPr>
+    </w:lvl>
+    <w:lvl w:ilvl="8">
+      <w:start w:val="1"/>
+      <w:numFmt w:val="bullet"/>
+      <w:lvlText w:val=""/>
+      <w:lvlJc w:val="left"/>
+      <w:pPr>
+        <w:tabs>
+          <w:tab w:val="num" w:pos="6480"/>
+        </w:tabs>
+        <w:ind w:left="6480" w:hanging="360"/>
+      </w:pPr>
+      <w:rPr>
+        <w:rFonts w:ascii="Wingdings" w:hAnsi="Wingdings" w:hint="default"/>
+        <w:sz w:val="20"/>
+        <w:szCs w:val="20"/>
+      </w:rPr>
+    </w:lvl>
+  </w:abstractNum>
+  <w:abstractNum w:abstractNumId="40" w15:restartNumberingAfterBreak="0">
     <w:nsid w:val="5E2913E7"/>
     <w:multiLevelType w:val="hybridMultilevel"/>
     <w:tmpl w:val="8B7CB9A6"/>
@@ -13635,7 +17777,7 @@
       </w:pPr>
     </w:lvl>
   </w:abstractNum>
-  <w:abstractNum w:abstractNumId="30" w15:restartNumberingAfterBreak="0">
+  <w:abstractNum w:abstractNumId="41" w15:restartNumberingAfterBreak="0">
     <w:nsid w:val="5EC501DE"/>
     <w:multiLevelType w:val="hybridMultilevel"/>
     <w:tmpl w:val="8B585352"/>
@@ -13748,7 +17890,120 @@
       </w:rPr>
     </w:lvl>
   </w:abstractNum>
-  <w:abstractNum w:abstractNumId="31" w15:restartNumberingAfterBreak="0">
+  <w:abstractNum w:abstractNumId="42" w15:restartNumberingAfterBreak="0">
+    <w:nsid w:val="5F726042"/>
+    <w:multiLevelType w:val="hybridMultilevel"/>
+    <w:tmpl w:val="3FC00B80"/>
+    <w:lvl w:ilvl="0" w:tplc="04090001">
+      <w:start w:val="1"/>
+      <w:numFmt w:val="bullet"/>
+      <w:lvlText w:val=""/>
+      <w:lvlJc w:val="left"/>
+      <w:pPr>
+        <w:ind w:left="720" w:hanging="360"/>
+      </w:pPr>
+      <w:rPr>
+        <w:rFonts w:ascii="Symbol" w:hAnsi="Symbol" w:hint="default"/>
+      </w:rPr>
+    </w:lvl>
+    <w:lvl w:ilvl="1" w:tplc="04090003" w:tentative="1">
+      <w:start w:val="1"/>
+      <w:numFmt w:val="bullet"/>
+      <w:lvlText w:val="o"/>
+      <w:lvlJc w:val="left"/>
+      <w:pPr>
+        <w:ind w:left="1440" w:hanging="360"/>
+      </w:pPr>
+      <w:rPr>
+        <w:rFonts w:ascii="Courier New" w:hAnsi="Courier New" w:cs="Courier New" w:hint="default"/>
+      </w:rPr>
+    </w:lvl>
+    <w:lvl w:ilvl="2" w:tplc="04090005" w:tentative="1">
+      <w:start w:val="1"/>
+      <w:numFmt w:val="bullet"/>
+      <w:lvlText w:val=""/>
+      <w:lvlJc w:val="left"/>
+      <w:pPr>
+        <w:ind w:left="2160" w:hanging="360"/>
+      </w:pPr>
+      <w:rPr>
+        <w:rFonts w:ascii="Wingdings" w:hAnsi="Wingdings" w:hint="default"/>
+      </w:rPr>
+    </w:lvl>
+    <w:lvl w:ilvl="3" w:tplc="04090001" w:tentative="1">
+      <w:start w:val="1"/>
+      <w:numFmt w:val="bullet"/>
+      <w:lvlText w:val=""/>
+      <w:lvlJc w:val="left"/>
+      <w:pPr>
+        <w:ind w:left="2880" w:hanging="360"/>
+      </w:pPr>
+      <w:rPr>
+        <w:rFonts w:ascii="Symbol" w:hAnsi="Symbol" w:hint="default"/>
+      </w:rPr>
+    </w:lvl>
+    <w:lvl w:ilvl="4" w:tplc="04090003" w:tentative="1">
+      <w:start w:val="1"/>
+      <w:numFmt w:val="bullet"/>
+      <w:lvlText w:val="o"/>
+      <w:lvlJc w:val="left"/>
+      <w:pPr>
+        <w:ind w:left="3600" w:hanging="360"/>
+      </w:pPr>
+      <w:rPr>
+        <w:rFonts w:ascii="Courier New" w:hAnsi="Courier New" w:cs="Courier New" w:hint="default"/>
+      </w:rPr>
+    </w:lvl>
+    <w:lvl w:ilvl="5" w:tplc="04090005" w:tentative="1">
+      <w:start w:val="1"/>
+      <w:numFmt w:val="bullet"/>
+      <w:lvlText w:val=""/>
+      <w:lvlJc w:val="left"/>
+      <w:pPr>
+        <w:ind w:left="4320" w:hanging="360"/>
+      </w:pPr>
+      <w:rPr>
+        <w:rFonts w:ascii="Wingdings" w:hAnsi="Wingdings" w:hint="default"/>
+      </w:rPr>
+    </w:lvl>
+    <w:lvl w:ilvl="6" w:tplc="04090001" w:tentative="1">
+      <w:start w:val="1"/>
+      <w:numFmt w:val="bullet"/>
+      <w:lvlText w:val=""/>
+      <w:lvlJc w:val="left"/>
+      <w:pPr>
+        <w:ind w:left="5040" w:hanging="360"/>
+      </w:pPr>
+      <w:rPr>
+        <w:rFonts w:ascii="Symbol" w:hAnsi="Symbol" w:hint="default"/>
+      </w:rPr>
+    </w:lvl>
+    <w:lvl w:ilvl="7" w:tplc="04090003" w:tentative="1">
+      <w:start w:val="1"/>
+      <w:numFmt w:val="bullet"/>
+      <w:lvlText w:val="o"/>
+      <w:lvlJc w:val="left"/>
+      <w:pPr>
+        <w:ind w:left="5760" w:hanging="360"/>
+      </w:pPr>
+      <w:rPr>
+        <w:rFonts w:ascii="Courier New" w:hAnsi="Courier New" w:cs="Courier New" w:hint="default"/>
+      </w:rPr>
+    </w:lvl>
+    <w:lvl w:ilvl="8" w:tplc="04090005" w:tentative="1">
+      <w:start w:val="1"/>
+      <w:numFmt w:val="bullet"/>
+      <w:lvlText w:val=""/>
+      <w:lvlJc w:val="left"/>
+      <w:pPr>
+        <w:ind w:left="6480" w:hanging="360"/>
+      </w:pPr>
+      <w:rPr>
+        <w:rFonts w:ascii="Wingdings" w:hAnsi="Wingdings" w:hint="default"/>
+      </w:rPr>
+    </w:lvl>
+  </w:abstractNum>
+  <w:abstractNum w:abstractNumId="43" w15:restartNumberingAfterBreak="0">
     <w:nsid w:val="5FE10269"/>
     <w:multiLevelType w:val="hybridMultilevel"/>
     <w:tmpl w:val="4A7E2366"/>
@@ -13834,7 +18089,7 @@
       </w:pPr>
     </w:lvl>
   </w:abstractNum>
-  <w:abstractNum w:abstractNumId="32" w15:restartNumberingAfterBreak="0">
+  <w:abstractNum w:abstractNumId="44" w15:restartNumberingAfterBreak="0">
     <w:nsid w:val="60CC4429"/>
     <w:multiLevelType w:val="hybridMultilevel"/>
     <w:tmpl w:val="ED92A2D6"/>
@@ -13923,7 +18178,7 @@
       </w:pPr>
     </w:lvl>
   </w:abstractNum>
-  <w:abstractNum w:abstractNumId="33" w15:restartNumberingAfterBreak="0">
+  <w:abstractNum w:abstractNumId="45" w15:restartNumberingAfterBreak="0">
     <w:nsid w:val="6119483C"/>
     <w:multiLevelType w:val="hybridMultilevel"/>
     <w:tmpl w:val="C1624934"/>
@@ -14036,7 +18291,7 @@
       </w:rPr>
     </w:lvl>
   </w:abstractNum>
-  <w:abstractNum w:abstractNumId="34" w15:restartNumberingAfterBreak="0">
+  <w:abstractNum w:abstractNumId="46" w15:restartNumberingAfterBreak="0">
     <w:nsid w:val="62A80FCB"/>
     <w:multiLevelType w:val="hybridMultilevel"/>
     <w:tmpl w:val="3BBAD2C2"/>
@@ -14122,7 +18377,549 @@
       </w:pPr>
     </w:lvl>
   </w:abstractNum>
-  <w:abstractNum w:abstractNumId="35" w15:restartNumberingAfterBreak="0">
+  <w:abstractNum w:abstractNumId="47" w15:restartNumberingAfterBreak="0">
+    <w:nsid w:val="63E17430"/>
+    <w:multiLevelType w:val="hybridMultilevel"/>
+    <w:tmpl w:val="5BCC2C7E"/>
+    <w:lvl w:ilvl="0" w:tplc="04090001">
+      <w:start w:val="1"/>
+      <w:numFmt w:val="bullet"/>
+      <w:lvlText w:val=""/>
+      <w:lvlJc w:val="left"/>
+      <w:pPr>
+        <w:ind w:left="1440" w:hanging="360"/>
+      </w:pPr>
+      <w:rPr>
+        <w:rFonts w:ascii="Symbol" w:hAnsi="Symbol" w:hint="default"/>
+      </w:rPr>
+    </w:lvl>
+    <w:lvl w:ilvl="1" w:tplc="04090003" w:tentative="1">
+      <w:start w:val="1"/>
+      <w:numFmt w:val="bullet"/>
+      <w:lvlText w:val="o"/>
+      <w:lvlJc w:val="left"/>
+      <w:pPr>
+        <w:ind w:left="2160" w:hanging="360"/>
+      </w:pPr>
+      <w:rPr>
+        <w:rFonts w:ascii="Courier New" w:hAnsi="Courier New" w:cs="Courier New" w:hint="default"/>
+      </w:rPr>
+    </w:lvl>
+    <w:lvl w:ilvl="2" w:tplc="04090005" w:tentative="1">
+      <w:start w:val="1"/>
+      <w:numFmt w:val="bullet"/>
+      <w:lvlText w:val=""/>
+      <w:lvlJc w:val="left"/>
+      <w:pPr>
+        <w:ind w:left="2880" w:hanging="360"/>
+      </w:pPr>
+      <w:rPr>
+        <w:rFonts w:ascii="Wingdings" w:hAnsi="Wingdings" w:hint="default"/>
+      </w:rPr>
+    </w:lvl>
+    <w:lvl w:ilvl="3" w:tplc="04090001" w:tentative="1">
+      <w:start w:val="1"/>
+      <w:numFmt w:val="bullet"/>
+      <w:lvlText w:val=""/>
+      <w:lvlJc w:val="left"/>
+      <w:pPr>
+        <w:ind w:left="3600" w:hanging="360"/>
+      </w:pPr>
+      <w:rPr>
+        <w:rFonts w:ascii="Symbol" w:hAnsi="Symbol" w:hint="default"/>
+      </w:rPr>
+    </w:lvl>
+    <w:lvl w:ilvl="4" w:tplc="04090003" w:tentative="1">
+      <w:start w:val="1"/>
+      <w:numFmt w:val="bullet"/>
+      <w:lvlText w:val="o"/>
+      <w:lvlJc w:val="left"/>
+      <w:pPr>
+        <w:ind w:left="4320" w:hanging="360"/>
+      </w:pPr>
+      <w:rPr>
+        <w:rFonts w:ascii="Courier New" w:hAnsi="Courier New" w:cs="Courier New" w:hint="default"/>
+      </w:rPr>
+    </w:lvl>
+    <w:lvl w:ilvl="5" w:tplc="04090005" w:tentative="1">
+      <w:start w:val="1"/>
+      <w:numFmt w:val="bullet"/>
+      <w:lvlText w:val=""/>
+      <w:lvlJc w:val="left"/>
+      <w:pPr>
+        <w:ind w:left="5040" w:hanging="360"/>
+      </w:pPr>
+      <w:rPr>
+        <w:rFonts w:ascii="Wingdings" w:hAnsi="Wingdings" w:hint="default"/>
+      </w:rPr>
+    </w:lvl>
+    <w:lvl w:ilvl="6" w:tplc="04090001" w:tentative="1">
+      <w:start w:val="1"/>
+      <w:numFmt w:val="bullet"/>
+      <w:lvlText w:val=""/>
+      <w:lvlJc w:val="left"/>
+      <w:pPr>
+        <w:ind w:left="5760" w:hanging="360"/>
+      </w:pPr>
+      <w:rPr>
+        <w:rFonts w:ascii="Symbol" w:hAnsi="Symbol" w:hint="default"/>
+      </w:rPr>
+    </w:lvl>
+    <w:lvl w:ilvl="7" w:tplc="04090003" w:tentative="1">
+      <w:start w:val="1"/>
+      <w:numFmt w:val="bullet"/>
+      <w:lvlText w:val="o"/>
+      <w:lvlJc w:val="left"/>
+      <w:pPr>
+        <w:ind w:left="6480" w:hanging="360"/>
+      </w:pPr>
+      <w:rPr>
+        <w:rFonts w:ascii="Courier New" w:hAnsi="Courier New" w:cs="Courier New" w:hint="default"/>
+      </w:rPr>
+    </w:lvl>
+    <w:lvl w:ilvl="8" w:tplc="04090005" w:tentative="1">
+      <w:start w:val="1"/>
+      <w:numFmt w:val="bullet"/>
+      <w:lvlText w:val=""/>
+      <w:lvlJc w:val="left"/>
+      <w:pPr>
+        <w:ind w:left="7200" w:hanging="360"/>
+      </w:pPr>
+      <w:rPr>
+        <w:rFonts w:ascii="Wingdings" w:hAnsi="Wingdings" w:hint="default"/>
+      </w:rPr>
+    </w:lvl>
+  </w:abstractNum>
+  <w:abstractNum w:abstractNumId="48" w15:restartNumberingAfterBreak="0">
+    <w:nsid w:val="64747CFF"/>
+    <w:multiLevelType w:val="hybridMultilevel"/>
+    <w:tmpl w:val="1330678C"/>
+    <w:lvl w:ilvl="0" w:tplc="04090001">
+      <w:start w:val="1"/>
+      <w:numFmt w:val="bullet"/>
+      <w:lvlText w:val=""/>
+      <w:lvlJc w:val="left"/>
+      <w:pPr>
+        <w:ind w:left="720" w:hanging="360"/>
+      </w:pPr>
+      <w:rPr>
+        <w:rFonts w:ascii="Symbol" w:hAnsi="Symbol" w:hint="default"/>
+      </w:rPr>
+    </w:lvl>
+    <w:lvl w:ilvl="1" w:tplc="04090003" w:tentative="1">
+      <w:start w:val="1"/>
+      <w:numFmt w:val="bullet"/>
+      <w:lvlText w:val="o"/>
+      <w:lvlJc w:val="left"/>
+      <w:pPr>
+        <w:ind w:left="1440" w:hanging="360"/>
+      </w:pPr>
+      <w:rPr>
+        <w:rFonts w:ascii="Courier New" w:hAnsi="Courier New" w:cs="Courier New" w:hint="default"/>
+      </w:rPr>
+    </w:lvl>
+    <w:lvl w:ilvl="2" w:tplc="04090005" w:tentative="1">
+      <w:start w:val="1"/>
+      <w:numFmt w:val="bullet"/>
+      <w:lvlText w:val=""/>
+      <w:lvlJc w:val="left"/>
+      <w:pPr>
+        <w:ind w:left="2160" w:hanging="360"/>
+      </w:pPr>
+      <w:rPr>
+        <w:rFonts w:ascii="Wingdings" w:hAnsi="Wingdings" w:hint="default"/>
+      </w:rPr>
+    </w:lvl>
+    <w:lvl w:ilvl="3" w:tplc="04090001" w:tentative="1">
+      <w:start w:val="1"/>
+      <w:numFmt w:val="bullet"/>
+      <w:lvlText w:val=""/>
+      <w:lvlJc w:val="left"/>
+      <w:pPr>
+        <w:ind w:left="2880" w:hanging="360"/>
+      </w:pPr>
+      <w:rPr>
+        <w:rFonts w:ascii="Symbol" w:hAnsi="Symbol" w:hint="default"/>
+      </w:rPr>
+    </w:lvl>
+    <w:lvl w:ilvl="4" w:tplc="04090003" w:tentative="1">
+      <w:start w:val="1"/>
+      <w:numFmt w:val="bullet"/>
+      <w:lvlText w:val="o"/>
+      <w:lvlJc w:val="left"/>
+      <w:pPr>
+        <w:ind w:left="3600" w:hanging="360"/>
+      </w:pPr>
+      <w:rPr>
+        <w:rFonts w:ascii="Courier New" w:hAnsi="Courier New" w:cs="Courier New" w:hint="default"/>
+      </w:rPr>
+    </w:lvl>
+    <w:lvl w:ilvl="5" w:tplc="04090005" w:tentative="1">
+      <w:start w:val="1"/>
+      <w:numFmt w:val="bullet"/>
+      <w:lvlText w:val=""/>
+      <w:lvlJc w:val="left"/>
+      <w:pPr>
+        <w:ind w:left="4320" w:hanging="360"/>
+      </w:pPr>
+      <w:rPr>
+        <w:rFonts w:ascii="Wingdings" w:hAnsi="Wingdings" w:hint="default"/>
+      </w:rPr>
+    </w:lvl>
+    <w:lvl w:ilvl="6" w:tplc="04090001" w:tentative="1">
+      <w:start w:val="1"/>
+      <w:numFmt w:val="bullet"/>
+      <w:lvlText w:val=""/>
+      <w:lvlJc w:val="left"/>
+      <w:pPr>
+        <w:ind w:left="5040" w:hanging="360"/>
+      </w:pPr>
+      <w:rPr>
+        <w:rFonts w:ascii="Symbol" w:hAnsi="Symbol" w:hint="default"/>
+      </w:rPr>
+    </w:lvl>
+    <w:lvl w:ilvl="7" w:tplc="04090003" w:tentative="1">
+      <w:start w:val="1"/>
+      <w:numFmt w:val="bullet"/>
+      <w:lvlText w:val="o"/>
+      <w:lvlJc w:val="left"/>
+      <w:pPr>
+        <w:ind w:left="5760" w:hanging="360"/>
+      </w:pPr>
+      <w:rPr>
+        <w:rFonts w:ascii="Courier New" w:hAnsi="Courier New" w:cs="Courier New" w:hint="default"/>
+      </w:rPr>
+    </w:lvl>
+    <w:lvl w:ilvl="8" w:tplc="04090005" w:tentative="1">
+      <w:start w:val="1"/>
+      <w:numFmt w:val="bullet"/>
+      <w:lvlText w:val=""/>
+      <w:lvlJc w:val="left"/>
+      <w:pPr>
+        <w:ind w:left="6480" w:hanging="360"/>
+      </w:pPr>
+      <w:rPr>
+        <w:rFonts w:ascii="Wingdings" w:hAnsi="Wingdings" w:hint="default"/>
+      </w:rPr>
+    </w:lvl>
+  </w:abstractNum>
+  <w:abstractNum w:abstractNumId="49" w15:restartNumberingAfterBreak="0">
+    <w:nsid w:val="64765C8C"/>
+    <w:multiLevelType w:val="multilevel"/>
+    <w:tmpl w:val="819A6C1E"/>
+    <w:lvl w:ilvl="0">
+      <w:start w:val="1"/>
+      <w:numFmt w:val="bullet"/>
+      <w:lvlText w:val=""/>
+      <w:lvlJc w:val="left"/>
+      <w:pPr>
+        <w:tabs>
+          <w:tab w:val="num" w:pos="720"/>
+        </w:tabs>
+        <w:ind w:left="720" w:hanging="360"/>
+      </w:pPr>
+      <w:rPr>
+        <w:rFonts w:ascii="Symbol" w:hAnsi="Symbol" w:hint="default"/>
+        <w:sz w:val="20"/>
+        <w:szCs w:val="20"/>
+      </w:rPr>
+    </w:lvl>
+    <w:lvl w:ilvl="1">
+      <w:start w:val="1"/>
+      <w:numFmt w:val="bullet"/>
+      <w:lvlText w:val="o"/>
+      <w:lvlJc w:val="left"/>
+      <w:pPr>
+        <w:tabs>
+          <w:tab w:val="num" w:pos="1440"/>
+        </w:tabs>
+        <w:ind w:left="1440" w:hanging="360"/>
+      </w:pPr>
+      <w:rPr>
+        <w:rFonts w:ascii="Courier New" w:hAnsi="Courier New" w:cs="Courier New" w:hint="default"/>
+        <w:sz w:val="20"/>
+        <w:szCs w:val="20"/>
+      </w:rPr>
+    </w:lvl>
+    <w:lvl w:ilvl="2">
+      <w:start w:val="1"/>
+      <w:numFmt w:val="bullet"/>
+      <w:lvlText w:val=""/>
+      <w:lvlJc w:val="left"/>
+      <w:pPr>
+        <w:tabs>
+          <w:tab w:val="num" w:pos="2160"/>
+        </w:tabs>
+        <w:ind w:left="2160" w:hanging="360"/>
+      </w:pPr>
+      <w:rPr>
+        <w:rFonts w:ascii="Wingdings" w:hAnsi="Wingdings" w:hint="default"/>
+        <w:sz w:val="20"/>
+        <w:szCs w:val="20"/>
+      </w:rPr>
+    </w:lvl>
+    <w:lvl w:ilvl="3">
+      <w:start w:val="1"/>
+      <w:numFmt w:val="bullet"/>
+      <w:lvlText w:val=""/>
+      <w:lvlJc w:val="left"/>
+      <w:pPr>
+        <w:tabs>
+          <w:tab w:val="num" w:pos="2880"/>
+        </w:tabs>
+        <w:ind w:left="2880" w:hanging="360"/>
+      </w:pPr>
+      <w:rPr>
+        <w:rFonts w:ascii="Wingdings" w:hAnsi="Wingdings" w:hint="default"/>
+        <w:sz w:val="20"/>
+        <w:szCs w:val="20"/>
+      </w:rPr>
+    </w:lvl>
+    <w:lvl w:ilvl="4">
+      <w:start w:val="1"/>
+      <w:numFmt w:val="bullet"/>
+      <w:lvlText w:val=""/>
+      <w:lvlJc w:val="left"/>
+      <w:pPr>
+        <w:tabs>
+          <w:tab w:val="num" w:pos="3600"/>
+        </w:tabs>
+        <w:ind w:left="3600" w:hanging="360"/>
+      </w:pPr>
+      <w:rPr>
+        <w:rFonts w:ascii="Wingdings" w:hAnsi="Wingdings" w:hint="default"/>
+        <w:sz w:val="20"/>
+        <w:szCs w:val="20"/>
+      </w:rPr>
+    </w:lvl>
+    <w:lvl w:ilvl="5">
+      <w:start w:val="1"/>
+      <w:numFmt w:val="bullet"/>
+      <w:lvlText w:val=""/>
+      <w:lvlJc w:val="left"/>
+      <w:pPr>
+        <w:tabs>
+          <w:tab w:val="num" w:pos="4320"/>
+        </w:tabs>
+        <w:ind w:left="4320" w:hanging="360"/>
+      </w:pPr>
+      <w:rPr>
+        <w:rFonts w:ascii="Wingdings" w:hAnsi="Wingdings" w:hint="default"/>
+        <w:sz w:val="20"/>
+        <w:szCs w:val="20"/>
+      </w:rPr>
+    </w:lvl>
+    <w:lvl w:ilvl="6">
+      <w:start w:val="1"/>
+      <w:numFmt w:val="bullet"/>
+      <w:lvlText w:val=""/>
+      <w:lvlJc w:val="left"/>
+      <w:pPr>
+        <w:tabs>
+          <w:tab w:val="num" w:pos="5040"/>
+        </w:tabs>
+        <w:ind w:left="5040" w:hanging="360"/>
+      </w:pPr>
+      <w:rPr>
+        <w:rFonts w:ascii="Wingdings" w:hAnsi="Wingdings" w:hint="default"/>
+        <w:sz w:val="20"/>
+        <w:szCs w:val="20"/>
+      </w:rPr>
+    </w:lvl>
+    <w:lvl w:ilvl="7">
+      <w:start w:val="1"/>
+      <w:numFmt w:val="bullet"/>
+      <w:lvlText w:val=""/>
+      <w:lvlJc w:val="left"/>
+      <w:pPr>
+        <w:tabs>
+          <w:tab w:val="num" w:pos="5760"/>
+        </w:tabs>
+        <w:ind w:left="5760" w:hanging="360"/>
+      </w:pPr>
+      <w:rPr>
+        <w:rFonts w:ascii="Wingdings" w:hAnsi="Wingdings" w:hint="default"/>
+        <w:sz w:val="20"/>
+        <w:szCs w:val="20"/>
+      </w:rPr>
+    </w:lvl>
+    <w:lvl w:ilvl="8">
+      <w:start w:val="1"/>
+      <w:numFmt w:val="bullet"/>
+      <w:lvlText w:val=""/>
+      <w:lvlJc w:val="left"/>
+      <w:pPr>
+        <w:tabs>
+          <w:tab w:val="num" w:pos="6480"/>
+        </w:tabs>
+        <w:ind w:left="6480" w:hanging="360"/>
+      </w:pPr>
+      <w:rPr>
+        <w:rFonts w:ascii="Wingdings" w:hAnsi="Wingdings" w:hint="default"/>
+        <w:sz w:val="20"/>
+        <w:szCs w:val="20"/>
+      </w:rPr>
+    </w:lvl>
+  </w:abstractNum>
+  <w:abstractNum w:abstractNumId="50" w15:restartNumberingAfterBreak="0">
+    <w:nsid w:val="673E7449"/>
+    <w:multiLevelType w:val="multilevel"/>
+    <w:tmpl w:val="B43AACF2"/>
+    <w:lvl w:ilvl="0">
+      <w:start w:val="1"/>
+      <w:numFmt w:val="bullet"/>
+      <w:lvlText w:val=""/>
+      <w:lvlJc w:val="left"/>
+      <w:pPr>
+        <w:tabs>
+          <w:tab w:val="num" w:pos="720"/>
+        </w:tabs>
+        <w:ind w:left="720" w:hanging="360"/>
+      </w:pPr>
+      <w:rPr>
+        <w:rFonts w:ascii="Symbol" w:hAnsi="Symbol" w:hint="default"/>
+        <w:sz w:val="20"/>
+        <w:szCs w:val="20"/>
+      </w:rPr>
+    </w:lvl>
+    <w:lvl w:ilvl="1">
+      <w:start w:val="1"/>
+      <w:numFmt w:val="bullet"/>
+      <w:lvlText w:val="o"/>
+      <w:lvlJc w:val="left"/>
+      <w:pPr>
+        <w:tabs>
+          <w:tab w:val="num" w:pos="1440"/>
+        </w:tabs>
+        <w:ind w:left="1440" w:hanging="360"/>
+      </w:pPr>
+      <w:rPr>
+        <w:rFonts w:ascii="Courier New" w:hAnsi="Courier New" w:cs="Courier New" w:hint="default"/>
+        <w:sz w:val="20"/>
+        <w:szCs w:val="20"/>
+      </w:rPr>
+    </w:lvl>
+    <w:lvl w:ilvl="2">
+      <w:start w:val="1"/>
+      <w:numFmt w:val="bullet"/>
+      <w:lvlText w:val=""/>
+      <w:lvlJc w:val="left"/>
+      <w:pPr>
+        <w:tabs>
+          <w:tab w:val="num" w:pos="2160"/>
+        </w:tabs>
+        <w:ind w:left="2160" w:hanging="360"/>
+      </w:pPr>
+      <w:rPr>
+        <w:rFonts w:ascii="Wingdings" w:hAnsi="Wingdings" w:hint="default"/>
+        <w:sz w:val="20"/>
+        <w:szCs w:val="20"/>
+      </w:rPr>
+    </w:lvl>
+    <w:lvl w:ilvl="3">
+      <w:start w:val="1"/>
+      <w:numFmt w:val="bullet"/>
+      <w:lvlText w:val=""/>
+      <w:lvlJc w:val="left"/>
+      <w:pPr>
+        <w:tabs>
+          <w:tab w:val="num" w:pos="2880"/>
+        </w:tabs>
+        <w:ind w:left="2880" w:hanging="360"/>
+      </w:pPr>
+      <w:rPr>
+        <w:rFonts w:ascii="Wingdings" w:hAnsi="Wingdings" w:hint="default"/>
+        <w:sz w:val="20"/>
+        <w:szCs w:val="20"/>
+      </w:rPr>
+    </w:lvl>
+    <w:lvl w:ilvl="4">
+      <w:start w:val="1"/>
+      <w:numFmt w:val="bullet"/>
+      <w:lvlText w:val=""/>
+      <w:lvlJc w:val="left"/>
+      <w:pPr>
+        <w:tabs>
+          <w:tab w:val="num" w:pos="3600"/>
+        </w:tabs>
+        <w:ind w:left="3600" w:hanging="360"/>
+      </w:pPr>
+      <w:rPr>
+        <w:rFonts w:ascii="Wingdings" w:hAnsi="Wingdings" w:hint="default"/>
+        <w:sz w:val="20"/>
+        <w:szCs w:val="20"/>
+      </w:rPr>
+    </w:lvl>
+    <w:lvl w:ilvl="5">
+      <w:start w:val="1"/>
+      <w:numFmt w:val="bullet"/>
+      <w:lvlText w:val=""/>
+      <w:lvlJc w:val="left"/>
+      <w:pPr>
+        <w:tabs>
+          <w:tab w:val="num" w:pos="4320"/>
+        </w:tabs>
+        <w:ind w:left="4320" w:hanging="360"/>
+      </w:pPr>
+      <w:rPr>
+        <w:rFonts w:ascii="Wingdings" w:hAnsi="Wingdings" w:hint="default"/>
+        <w:sz w:val="20"/>
+        <w:szCs w:val="20"/>
+      </w:rPr>
+    </w:lvl>
+    <w:lvl w:ilvl="6">
+      <w:start w:val="1"/>
+      <w:numFmt w:val="bullet"/>
+      <w:lvlText w:val=""/>
+      <w:lvlJc w:val="left"/>
+      <w:pPr>
+        <w:tabs>
+          <w:tab w:val="num" w:pos="5040"/>
+        </w:tabs>
+        <w:ind w:left="5040" w:hanging="360"/>
+      </w:pPr>
+      <w:rPr>
+        <w:rFonts w:ascii="Wingdings" w:hAnsi="Wingdings" w:hint="default"/>
+        <w:sz w:val="20"/>
+        <w:szCs w:val="20"/>
+      </w:rPr>
+    </w:lvl>
+    <w:lvl w:ilvl="7">
+      <w:start w:val="1"/>
+      <w:numFmt w:val="bullet"/>
+      <w:lvlText w:val=""/>
+      <w:lvlJc w:val="left"/>
+      <w:pPr>
+        <w:tabs>
+          <w:tab w:val="num" w:pos="5760"/>
+        </w:tabs>
+        <w:ind w:left="5760" w:hanging="360"/>
+      </w:pPr>
+      <w:rPr>
+        <w:rFonts w:ascii="Wingdings" w:hAnsi="Wingdings" w:hint="default"/>
+        <w:sz w:val="20"/>
+        <w:szCs w:val="20"/>
+      </w:rPr>
+    </w:lvl>
+    <w:lvl w:ilvl="8">
+      <w:start w:val="1"/>
+      <w:numFmt w:val="bullet"/>
+      <w:lvlText w:val=""/>
+      <w:lvlJc w:val="left"/>
+      <w:pPr>
+        <w:tabs>
+          <w:tab w:val="num" w:pos="6480"/>
+        </w:tabs>
+        <w:ind w:left="6480" w:hanging="360"/>
+      </w:pPr>
+      <w:rPr>
+        <w:rFonts w:ascii="Wingdings" w:hAnsi="Wingdings" w:hint="default"/>
+        <w:sz w:val="20"/>
+        <w:szCs w:val="20"/>
+      </w:rPr>
+    </w:lvl>
+  </w:abstractNum>
+  <w:abstractNum w:abstractNumId="51" w15:restartNumberingAfterBreak="0">
     <w:nsid w:val="67D4074F"/>
     <w:multiLevelType w:val="multilevel"/>
     <w:tmpl w:val="DEFE4306"/>
@@ -14240,7 +19037,7 @@
       </w:rPr>
     </w:lvl>
   </w:abstractNum>
-  <w:abstractNum w:abstractNumId="36" w15:restartNumberingAfterBreak="0">
+  <w:abstractNum w:abstractNumId="52" w15:restartNumberingAfterBreak="0">
     <w:nsid w:val="6A05115E"/>
     <w:multiLevelType w:val="multilevel"/>
     <w:tmpl w:val="F82A2A72"/>
@@ -14389,7 +19186,120 @@
       </w:rPr>
     </w:lvl>
   </w:abstractNum>
-  <w:abstractNum w:abstractNumId="37" w15:restartNumberingAfterBreak="0">
+  <w:abstractNum w:abstractNumId="53" w15:restartNumberingAfterBreak="0">
+    <w:nsid w:val="6CA01434"/>
+    <w:multiLevelType w:val="hybridMultilevel"/>
+    <w:tmpl w:val="9C701474"/>
+    <w:lvl w:ilvl="0" w:tplc="04090001">
+      <w:start w:val="1"/>
+      <w:numFmt w:val="bullet"/>
+      <w:lvlText w:val=""/>
+      <w:lvlJc w:val="left"/>
+      <w:pPr>
+        <w:ind w:left="720" w:hanging="360"/>
+      </w:pPr>
+      <w:rPr>
+        <w:rFonts w:ascii="Symbol" w:hAnsi="Symbol" w:hint="default"/>
+      </w:rPr>
+    </w:lvl>
+    <w:lvl w:ilvl="1" w:tplc="04090003" w:tentative="1">
+      <w:start w:val="1"/>
+      <w:numFmt w:val="bullet"/>
+      <w:lvlText w:val="o"/>
+      <w:lvlJc w:val="left"/>
+      <w:pPr>
+        <w:ind w:left="1440" w:hanging="360"/>
+      </w:pPr>
+      <w:rPr>
+        <w:rFonts w:ascii="Courier New" w:hAnsi="Courier New" w:cs="Courier New" w:hint="default"/>
+      </w:rPr>
+    </w:lvl>
+    <w:lvl w:ilvl="2" w:tplc="04090005" w:tentative="1">
+      <w:start w:val="1"/>
+      <w:numFmt w:val="bullet"/>
+      <w:lvlText w:val=""/>
+      <w:lvlJc w:val="left"/>
+      <w:pPr>
+        <w:ind w:left="2160" w:hanging="360"/>
+      </w:pPr>
+      <w:rPr>
+        <w:rFonts w:ascii="Wingdings" w:hAnsi="Wingdings" w:hint="default"/>
+      </w:rPr>
+    </w:lvl>
+    <w:lvl w:ilvl="3" w:tplc="04090001" w:tentative="1">
+      <w:start w:val="1"/>
+      <w:numFmt w:val="bullet"/>
+      <w:lvlText w:val=""/>
+      <w:lvlJc w:val="left"/>
+      <w:pPr>
+        <w:ind w:left="2880" w:hanging="360"/>
+      </w:pPr>
+      <w:rPr>
+        <w:rFonts w:ascii="Symbol" w:hAnsi="Symbol" w:hint="default"/>
+      </w:rPr>
+    </w:lvl>
+    <w:lvl w:ilvl="4" w:tplc="04090003" w:tentative="1">
+      <w:start w:val="1"/>
+      <w:numFmt w:val="bullet"/>
+      <w:lvlText w:val="o"/>
+      <w:lvlJc w:val="left"/>
+      <w:pPr>
+        <w:ind w:left="3600" w:hanging="360"/>
+      </w:pPr>
+      <w:rPr>
+        <w:rFonts w:ascii="Courier New" w:hAnsi="Courier New" w:cs="Courier New" w:hint="default"/>
+      </w:rPr>
+    </w:lvl>
+    <w:lvl w:ilvl="5" w:tplc="04090005" w:tentative="1">
+      <w:start w:val="1"/>
+      <w:numFmt w:val="bullet"/>
+      <w:lvlText w:val=""/>
+      <w:lvlJc w:val="left"/>
+      <w:pPr>
+        <w:ind w:left="4320" w:hanging="360"/>
+      </w:pPr>
+      <w:rPr>
+        <w:rFonts w:ascii="Wingdings" w:hAnsi="Wingdings" w:hint="default"/>
+      </w:rPr>
+    </w:lvl>
+    <w:lvl w:ilvl="6" w:tplc="04090001" w:tentative="1">
+      <w:start w:val="1"/>
+      <w:numFmt w:val="bullet"/>
+      <w:lvlText w:val=""/>
+      <w:lvlJc w:val="left"/>
+      <w:pPr>
+        <w:ind w:left="5040" w:hanging="360"/>
+      </w:pPr>
+      <w:rPr>
+        <w:rFonts w:ascii="Symbol" w:hAnsi="Symbol" w:hint="default"/>
+      </w:rPr>
+    </w:lvl>
+    <w:lvl w:ilvl="7" w:tplc="04090003" w:tentative="1">
+      <w:start w:val="1"/>
+      <w:numFmt w:val="bullet"/>
+      <w:lvlText w:val="o"/>
+      <w:lvlJc w:val="left"/>
+      <w:pPr>
+        <w:ind w:left="5760" w:hanging="360"/>
+      </w:pPr>
+      <w:rPr>
+        <w:rFonts w:ascii="Courier New" w:hAnsi="Courier New" w:cs="Courier New" w:hint="default"/>
+      </w:rPr>
+    </w:lvl>
+    <w:lvl w:ilvl="8" w:tplc="04090005" w:tentative="1">
+      <w:start w:val="1"/>
+      <w:numFmt w:val="bullet"/>
+      <w:lvlText w:val=""/>
+      <w:lvlJc w:val="left"/>
+      <w:pPr>
+        <w:ind w:left="6480" w:hanging="360"/>
+      </w:pPr>
+      <w:rPr>
+        <w:rFonts w:ascii="Wingdings" w:hAnsi="Wingdings" w:hint="default"/>
+      </w:rPr>
+    </w:lvl>
+  </w:abstractNum>
+  <w:abstractNum w:abstractNumId="54" w15:restartNumberingAfterBreak="0">
     <w:nsid w:val="6CB35B2E"/>
     <w:multiLevelType w:val="hybridMultilevel"/>
     <w:tmpl w:val="69181C3A"/>
@@ -14475,7 +19385,7 @@
       </w:pPr>
     </w:lvl>
   </w:abstractNum>
-  <w:abstractNum w:abstractNumId="38" w15:restartNumberingAfterBreak="0">
+  <w:abstractNum w:abstractNumId="55" w15:restartNumberingAfterBreak="0">
     <w:nsid w:val="6D024592"/>
     <w:multiLevelType w:val="multilevel"/>
     <w:tmpl w:val="8EDCFC64"/>
@@ -14624,7 +19534,7 @@
       </w:rPr>
     </w:lvl>
   </w:abstractNum>
-  <w:abstractNum w:abstractNumId="39" w15:restartNumberingAfterBreak="0">
+  <w:abstractNum w:abstractNumId="56" w15:restartNumberingAfterBreak="0">
     <w:nsid w:val="6DA636F4"/>
     <w:multiLevelType w:val="multilevel"/>
     <w:tmpl w:val="D74403E0"/>
@@ -14773,7 +19683,7 @@
       </w:rPr>
     </w:lvl>
   </w:abstractNum>
-  <w:abstractNum w:abstractNumId="40" w15:restartNumberingAfterBreak="0">
+  <w:abstractNum w:abstractNumId="57" w15:restartNumberingAfterBreak="0">
     <w:nsid w:val="6E480114"/>
     <w:multiLevelType w:val="hybridMultilevel"/>
     <w:tmpl w:val="59E2B47C"/>
@@ -14886,7 +19796,7 @@
       </w:rPr>
     </w:lvl>
   </w:abstractNum>
-  <w:abstractNum w:abstractNumId="41" w15:restartNumberingAfterBreak="0">
+  <w:abstractNum w:abstractNumId="58" w15:restartNumberingAfterBreak="0">
     <w:nsid w:val="6F014B55"/>
     <w:multiLevelType w:val="hybridMultilevel"/>
     <w:tmpl w:val="CEBECAEC"/>
@@ -14972,7 +19882,346 @@
       </w:pPr>
     </w:lvl>
   </w:abstractNum>
-  <w:abstractNum w:abstractNumId="42" w15:restartNumberingAfterBreak="0">
+  <w:abstractNum w:abstractNumId="59" w15:restartNumberingAfterBreak="0">
+    <w:nsid w:val="71AF243E"/>
+    <w:multiLevelType w:val="hybridMultilevel"/>
+    <w:tmpl w:val="16F89FA0"/>
+    <w:lvl w:ilvl="0" w:tplc="04090001">
+      <w:start w:val="1"/>
+      <w:numFmt w:val="bullet"/>
+      <w:lvlText w:val=""/>
+      <w:lvlJc w:val="left"/>
+      <w:pPr>
+        <w:ind w:left="720" w:hanging="360"/>
+      </w:pPr>
+      <w:rPr>
+        <w:rFonts w:ascii="Symbol" w:hAnsi="Symbol" w:hint="default"/>
+      </w:rPr>
+    </w:lvl>
+    <w:lvl w:ilvl="1" w:tplc="04090003" w:tentative="1">
+      <w:start w:val="1"/>
+      <w:numFmt w:val="bullet"/>
+      <w:lvlText w:val="o"/>
+      <w:lvlJc w:val="left"/>
+      <w:pPr>
+        <w:ind w:left="1440" w:hanging="360"/>
+      </w:pPr>
+      <w:rPr>
+        <w:rFonts w:ascii="Courier New" w:hAnsi="Courier New" w:cs="Courier New" w:hint="default"/>
+      </w:rPr>
+    </w:lvl>
+    <w:lvl w:ilvl="2" w:tplc="04090005" w:tentative="1">
+      <w:start w:val="1"/>
+      <w:numFmt w:val="bullet"/>
+      <w:lvlText w:val=""/>
+      <w:lvlJc w:val="left"/>
+      <w:pPr>
+        <w:ind w:left="2160" w:hanging="360"/>
+      </w:pPr>
+      <w:rPr>
+        <w:rFonts w:ascii="Wingdings" w:hAnsi="Wingdings" w:hint="default"/>
+      </w:rPr>
+    </w:lvl>
+    <w:lvl w:ilvl="3" w:tplc="04090001" w:tentative="1">
+      <w:start w:val="1"/>
+      <w:numFmt w:val="bullet"/>
+      <w:lvlText w:val=""/>
+      <w:lvlJc w:val="left"/>
+      <w:pPr>
+        <w:ind w:left="2880" w:hanging="360"/>
+      </w:pPr>
+      <w:rPr>
+        <w:rFonts w:ascii="Symbol" w:hAnsi="Symbol" w:hint="default"/>
+      </w:rPr>
+    </w:lvl>
+    <w:lvl w:ilvl="4" w:tplc="04090003" w:tentative="1">
+      <w:start w:val="1"/>
+      <w:numFmt w:val="bullet"/>
+      <w:lvlText w:val="o"/>
+      <w:lvlJc w:val="left"/>
+      <w:pPr>
+        <w:ind w:left="3600" w:hanging="360"/>
+      </w:pPr>
+      <w:rPr>
+        <w:rFonts w:ascii="Courier New" w:hAnsi="Courier New" w:cs="Courier New" w:hint="default"/>
+      </w:rPr>
+    </w:lvl>
+    <w:lvl w:ilvl="5" w:tplc="04090005" w:tentative="1">
+      <w:start w:val="1"/>
+      <w:numFmt w:val="bullet"/>
+      <w:lvlText w:val=""/>
+      <w:lvlJc w:val="left"/>
+      <w:pPr>
+        <w:ind w:left="4320" w:hanging="360"/>
+      </w:pPr>
+      <w:rPr>
+        <w:rFonts w:ascii="Wingdings" w:hAnsi="Wingdings" w:hint="default"/>
+      </w:rPr>
+    </w:lvl>
+    <w:lvl w:ilvl="6" w:tplc="04090001" w:tentative="1">
+      <w:start w:val="1"/>
+      <w:numFmt w:val="bullet"/>
+      <w:lvlText w:val=""/>
+      <w:lvlJc w:val="left"/>
+      <w:pPr>
+        <w:ind w:left="5040" w:hanging="360"/>
+      </w:pPr>
+      <w:rPr>
+        <w:rFonts w:ascii="Symbol" w:hAnsi="Symbol" w:hint="default"/>
+      </w:rPr>
+    </w:lvl>
+    <w:lvl w:ilvl="7" w:tplc="04090003" w:tentative="1">
+      <w:start w:val="1"/>
+      <w:numFmt w:val="bullet"/>
+      <w:lvlText w:val="o"/>
+      <w:lvlJc w:val="left"/>
+      <w:pPr>
+        <w:ind w:left="5760" w:hanging="360"/>
+      </w:pPr>
+      <w:rPr>
+        <w:rFonts w:ascii="Courier New" w:hAnsi="Courier New" w:cs="Courier New" w:hint="default"/>
+      </w:rPr>
+    </w:lvl>
+    <w:lvl w:ilvl="8" w:tplc="04090005" w:tentative="1">
+      <w:start w:val="1"/>
+      <w:numFmt w:val="bullet"/>
+      <w:lvlText w:val=""/>
+      <w:lvlJc w:val="left"/>
+      <w:pPr>
+        <w:ind w:left="6480" w:hanging="360"/>
+      </w:pPr>
+      <w:rPr>
+        <w:rFonts w:ascii="Wingdings" w:hAnsi="Wingdings" w:hint="default"/>
+      </w:rPr>
+    </w:lvl>
+  </w:abstractNum>
+  <w:abstractNum w:abstractNumId="60" w15:restartNumberingAfterBreak="0">
+    <w:nsid w:val="72376FB7"/>
+    <w:multiLevelType w:val="hybridMultilevel"/>
+    <w:tmpl w:val="1728BF40"/>
+    <w:lvl w:ilvl="0" w:tplc="04090001">
+      <w:start w:val="1"/>
+      <w:numFmt w:val="bullet"/>
+      <w:lvlText w:val=""/>
+      <w:lvlJc w:val="left"/>
+      <w:pPr>
+        <w:ind w:left="720" w:hanging="360"/>
+      </w:pPr>
+      <w:rPr>
+        <w:rFonts w:ascii="Symbol" w:hAnsi="Symbol" w:hint="default"/>
+      </w:rPr>
+    </w:lvl>
+    <w:lvl w:ilvl="1" w:tplc="04090003" w:tentative="1">
+      <w:start w:val="1"/>
+      <w:numFmt w:val="bullet"/>
+      <w:lvlText w:val="o"/>
+      <w:lvlJc w:val="left"/>
+      <w:pPr>
+        <w:ind w:left="1440" w:hanging="360"/>
+      </w:pPr>
+      <w:rPr>
+        <w:rFonts w:ascii="Courier New" w:hAnsi="Courier New" w:cs="Courier New" w:hint="default"/>
+      </w:rPr>
+    </w:lvl>
+    <w:lvl w:ilvl="2" w:tplc="04090005" w:tentative="1">
+      <w:start w:val="1"/>
+      <w:numFmt w:val="bullet"/>
+      <w:lvlText w:val=""/>
+      <w:lvlJc w:val="left"/>
+      <w:pPr>
+        <w:ind w:left="2160" w:hanging="360"/>
+      </w:pPr>
+      <w:rPr>
+        <w:rFonts w:ascii="Wingdings" w:hAnsi="Wingdings" w:hint="default"/>
+      </w:rPr>
+    </w:lvl>
+    <w:lvl w:ilvl="3" w:tplc="04090001" w:tentative="1">
+      <w:start w:val="1"/>
+      <w:numFmt w:val="bullet"/>
+      <w:lvlText w:val=""/>
+      <w:lvlJc w:val="left"/>
+      <w:pPr>
+        <w:ind w:left="2880" w:hanging="360"/>
+      </w:pPr>
+      <w:rPr>
+        <w:rFonts w:ascii="Symbol" w:hAnsi="Symbol" w:hint="default"/>
+      </w:rPr>
+    </w:lvl>
+    <w:lvl w:ilvl="4" w:tplc="04090003" w:tentative="1">
+      <w:start w:val="1"/>
+      <w:numFmt w:val="bullet"/>
+      <w:lvlText w:val="o"/>
+      <w:lvlJc w:val="left"/>
+      <w:pPr>
+        <w:ind w:left="3600" w:hanging="360"/>
+      </w:pPr>
+      <w:rPr>
+        <w:rFonts w:ascii="Courier New" w:hAnsi="Courier New" w:cs="Courier New" w:hint="default"/>
+      </w:rPr>
+    </w:lvl>
+    <w:lvl w:ilvl="5" w:tplc="04090005" w:tentative="1">
+      <w:start w:val="1"/>
+      <w:numFmt w:val="bullet"/>
+      <w:lvlText w:val=""/>
+      <w:lvlJc w:val="left"/>
+      <w:pPr>
+        <w:ind w:left="4320" w:hanging="360"/>
+      </w:pPr>
+      <w:rPr>
+        <w:rFonts w:ascii="Wingdings" w:hAnsi="Wingdings" w:hint="default"/>
+      </w:rPr>
+    </w:lvl>
+    <w:lvl w:ilvl="6" w:tplc="04090001" w:tentative="1">
+      <w:start w:val="1"/>
+      <w:numFmt w:val="bullet"/>
+      <w:lvlText w:val=""/>
+      <w:lvlJc w:val="left"/>
+      <w:pPr>
+        <w:ind w:left="5040" w:hanging="360"/>
+      </w:pPr>
+      <w:rPr>
+        <w:rFonts w:ascii="Symbol" w:hAnsi="Symbol" w:hint="default"/>
+      </w:rPr>
+    </w:lvl>
+    <w:lvl w:ilvl="7" w:tplc="04090003" w:tentative="1">
+      <w:start w:val="1"/>
+      <w:numFmt w:val="bullet"/>
+      <w:lvlText w:val="o"/>
+      <w:lvlJc w:val="left"/>
+      <w:pPr>
+        <w:ind w:left="5760" w:hanging="360"/>
+      </w:pPr>
+      <w:rPr>
+        <w:rFonts w:ascii="Courier New" w:hAnsi="Courier New" w:cs="Courier New" w:hint="default"/>
+      </w:rPr>
+    </w:lvl>
+    <w:lvl w:ilvl="8" w:tplc="04090005" w:tentative="1">
+      <w:start w:val="1"/>
+      <w:numFmt w:val="bullet"/>
+      <w:lvlText w:val=""/>
+      <w:lvlJc w:val="left"/>
+      <w:pPr>
+        <w:ind w:left="6480" w:hanging="360"/>
+      </w:pPr>
+      <w:rPr>
+        <w:rFonts w:ascii="Wingdings" w:hAnsi="Wingdings" w:hint="default"/>
+      </w:rPr>
+    </w:lvl>
+  </w:abstractNum>
+  <w:abstractNum w:abstractNumId="61" w15:restartNumberingAfterBreak="0">
+    <w:nsid w:val="73862AC7"/>
+    <w:multiLevelType w:val="hybridMultilevel"/>
+    <w:tmpl w:val="985CACCE"/>
+    <w:lvl w:ilvl="0" w:tplc="04090001">
+      <w:start w:val="1"/>
+      <w:numFmt w:val="bullet"/>
+      <w:lvlText w:val=""/>
+      <w:lvlJc w:val="left"/>
+      <w:pPr>
+        <w:ind w:left="720" w:hanging="360"/>
+      </w:pPr>
+      <w:rPr>
+        <w:rFonts w:ascii="Symbol" w:hAnsi="Symbol" w:hint="default"/>
+      </w:rPr>
+    </w:lvl>
+    <w:lvl w:ilvl="1" w:tplc="04090003" w:tentative="1">
+      <w:start w:val="1"/>
+      <w:numFmt w:val="bullet"/>
+      <w:lvlText w:val="o"/>
+      <w:lvlJc w:val="left"/>
+      <w:pPr>
+        <w:ind w:left="1440" w:hanging="360"/>
+      </w:pPr>
+      <w:rPr>
+        <w:rFonts w:ascii="Courier New" w:hAnsi="Courier New" w:cs="Courier New" w:hint="default"/>
+      </w:rPr>
+    </w:lvl>
+    <w:lvl w:ilvl="2" w:tplc="04090005" w:tentative="1">
+      <w:start w:val="1"/>
+      <w:numFmt w:val="bullet"/>
+      <w:lvlText w:val=""/>
+      <w:lvlJc w:val="left"/>
+      <w:pPr>
+        <w:ind w:left="2160" w:hanging="360"/>
+      </w:pPr>
+      <w:rPr>
+        <w:rFonts w:ascii="Wingdings" w:hAnsi="Wingdings" w:hint="default"/>
+      </w:rPr>
+    </w:lvl>
+    <w:lvl w:ilvl="3" w:tplc="04090001" w:tentative="1">
+      <w:start w:val="1"/>
+      <w:numFmt w:val="bullet"/>
+      <w:lvlText w:val=""/>
+      <w:lvlJc w:val="left"/>
+      <w:pPr>
+        <w:ind w:left="2880" w:hanging="360"/>
+      </w:pPr>
+      <w:rPr>
+        <w:rFonts w:ascii="Symbol" w:hAnsi="Symbol" w:hint="default"/>
+      </w:rPr>
+    </w:lvl>
+    <w:lvl w:ilvl="4" w:tplc="04090003" w:tentative="1">
+      <w:start w:val="1"/>
+      <w:numFmt w:val="bullet"/>
+      <w:lvlText w:val="o"/>
+      <w:lvlJc w:val="left"/>
+      <w:pPr>
+        <w:ind w:left="3600" w:hanging="360"/>
+      </w:pPr>
+      <w:rPr>
+        <w:rFonts w:ascii="Courier New" w:hAnsi="Courier New" w:cs="Courier New" w:hint="default"/>
+      </w:rPr>
+    </w:lvl>
+    <w:lvl w:ilvl="5" w:tplc="04090005" w:tentative="1">
+      <w:start w:val="1"/>
+      <w:numFmt w:val="bullet"/>
+      <w:lvlText w:val=""/>
+      <w:lvlJc w:val="left"/>
+      <w:pPr>
+        <w:ind w:left="4320" w:hanging="360"/>
+      </w:pPr>
+      <w:rPr>
+        <w:rFonts w:ascii="Wingdings" w:hAnsi="Wingdings" w:hint="default"/>
+      </w:rPr>
+    </w:lvl>
+    <w:lvl w:ilvl="6" w:tplc="04090001" w:tentative="1">
+      <w:start w:val="1"/>
+      <w:numFmt w:val="bullet"/>
+      <w:lvlText w:val=""/>
+      <w:lvlJc w:val="left"/>
+      <w:pPr>
+        <w:ind w:left="5040" w:hanging="360"/>
+      </w:pPr>
+      <w:rPr>
+        <w:rFonts w:ascii="Symbol" w:hAnsi="Symbol" w:hint="default"/>
+      </w:rPr>
+    </w:lvl>
+    <w:lvl w:ilvl="7" w:tplc="04090003" w:tentative="1">
+      <w:start w:val="1"/>
+      <w:numFmt w:val="bullet"/>
+      <w:lvlText w:val="o"/>
+      <w:lvlJc w:val="left"/>
+      <w:pPr>
+        <w:ind w:left="5760" w:hanging="360"/>
+      </w:pPr>
+      <w:rPr>
+        <w:rFonts w:ascii="Courier New" w:hAnsi="Courier New" w:cs="Courier New" w:hint="default"/>
+      </w:rPr>
+    </w:lvl>
+    <w:lvl w:ilvl="8" w:tplc="04090005" w:tentative="1">
+      <w:start w:val="1"/>
+      <w:numFmt w:val="bullet"/>
+      <w:lvlText w:val=""/>
+      <w:lvlJc w:val="left"/>
+      <w:pPr>
+        <w:ind w:left="6480" w:hanging="360"/>
+      </w:pPr>
+      <w:rPr>
+        <w:rFonts w:ascii="Wingdings" w:hAnsi="Wingdings" w:hint="default"/>
+      </w:rPr>
+    </w:lvl>
+  </w:abstractNum>
+  <w:abstractNum w:abstractNumId="62" w15:restartNumberingAfterBreak="0">
     <w:nsid w:val="73AC5F04"/>
     <w:multiLevelType w:val="hybridMultilevel"/>
     <w:tmpl w:val="86EA2210"/>
@@ -15085,7 +20334,120 @@
       </w:rPr>
     </w:lvl>
   </w:abstractNum>
-  <w:abstractNum w:abstractNumId="43" w15:restartNumberingAfterBreak="0">
+  <w:abstractNum w:abstractNumId="63" w15:restartNumberingAfterBreak="0">
+    <w:nsid w:val="7CDB4019"/>
+    <w:multiLevelType w:val="hybridMultilevel"/>
+    <w:tmpl w:val="97EA7CB8"/>
+    <w:lvl w:ilvl="0" w:tplc="04090001">
+      <w:start w:val="1"/>
+      <w:numFmt w:val="bullet"/>
+      <w:lvlText w:val=""/>
+      <w:lvlJc w:val="left"/>
+      <w:pPr>
+        <w:ind w:left="720" w:hanging="360"/>
+      </w:pPr>
+      <w:rPr>
+        <w:rFonts w:ascii="Symbol" w:hAnsi="Symbol" w:hint="default"/>
+      </w:rPr>
+    </w:lvl>
+    <w:lvl w:ilvl="1" w:tplc="04090003" w:tentative="1">
+      <w:start w:val="1"/>
+      <w:numFmt w:val="bullet"/>
+      <w:lvlText w:val="o"/>
+      <w:lvlJc w:val="left"/>
+      <w:pPr>
+        <w:ind w:left="1440" w:hanging="360"/>
+      </w:pPr>
+      <w:rPr>
+        <w:rFonts w:ascii="Courier New" w:hAnsi="Courier New" w:cs="Courier New" w:hint="default"/>
+      </w:rPr>
+    </w:lvl>
+    <w:lvl w:ilvl="2" w:tplc="04090005" w:tentative="1">
+      <w:start w:val="1"/>
+      <w:numFmt w:val="bullet"/>
+      <w:lvlText w:val=""/>
+      <w:lvlJc w:val="left"/>
+      <w:pPr>
+        <w:ind w:left="2160" w:hanging="360"/>
+      </w:pPr>
+      <w:rPr>
+        <w:rFonts w:ascii="Wingdings" w:hAnsi="Wingdings" w:hint="default"/>
+      </w:rPr>
+    </w:lvl>
+    <w:lvl w:ilvl="3" w:tplc="04090001" w:tentative="1">
+      <w:start w:val="1"/>
+      <w:numFmt w:val="bullet"/>
+      <w:lvlText w:val=""/>
+      <w:lvlJc w:val="left"/>
+      <w:pPr>
+        <w:ind w:left="2880" w:hanging="360"/>
+      </w:pPr>
+      <w:rPr>
+        <w:rFonts w:ascii="Symbol" w:hAnsi="Symbol" w:hint="default"/>
+      </w:rPr>
+    </w:lvl>
+    <w:lvl w:ilvl="4" w:tplc="04090003" w:tentative="1">
+      <w:start w:val="1"/>
+      <w:numFmt w:val="bullet"/>
+      <w:lvlText w:val="o"/>
+      <w:lvlJc w:val="left"/>
+      <w:pPr>
+        <w:ind w:left="3600" w:hanging="360"/>
+      </w:pPr>
+      <w:rPr>
+        <w:rFonts w:ascii="Courier New" w:hAnsi="Courier New" w:cs="Courier New" w:hint="default"/>
+      </w:rPr>
+    </w:lvl>
+    <w:lvl w:ilvl="5" w:tplc="04090005" w:tentative="1">
+      <w:start w:val="1"/>
+      <w:numFmt w:val="bullet"/>
+      <w:lvlText w:val=""/>
+      <w:lvlJc w:val="left"/>
+      <w:pPr>
+        <w:ind w:left="4320" w:hanging="360"/>
+      </w:pPr>
+      <w:rPr>
+        <w:rFonts w:ascii="Wingdings" w:hAnsi="Wingdings" w:hint="default"/>
+      </w:rPr>
+    </w:lvl>
+    <w:lvl w:ilvl="6" w:tplc="04090001" w:tentative="1">
+      <w:start w:val="1"/>
+      <w:numFmt w:val="bullet"/>
+      <w:lvlText w:val=""/>
+      <w:lvlJc w:val="left"/>
+      <w:pPr>
+        <w:ind w:left="5040" w:hanging="360"/>
+      </w:pPr>
+      <w:rPr>
+        <w:rFonts w:ascii="Symbol" w:hAnsi="Symbol" w:hint="default"/>
+      </w:rPr>
+    </w:lvl>
+    <w:lvl w:ilvl="7" w:tplc="04090003" w:tentative="1">
+      <w:start w:val="1"/>
+      <w:numFmt w:val="bullet"/>
+      <w:lvlText w:val="o"/>
+      <w:lvlJc w:val="left"/>
+      <w:pPr>
+        <w:ind w:left="5760" w:hanging="360"/>
+      </w:pPr>
+      <w:rPr>
+        <w:rFonts w:ascii="Courier New" w:hAnsi="Courier New" w:cs="Courier New" w:hint="default"/>
+      </w:rPr>
+    </w:lvl>
+    <w:lvl w:ilvl="8" w:tplc="04090005" w:tentative="1">
+      <w:start w:val="1"/>
+      <w:numFmt w:val="bullet"/>
+      <w:lvlText w:val=""/>
+      <w:lvlJc w:val="left"/>
+      <w:pPr>
+        <w:ind w:left="6480" w:hanging="360"/>
+      </w:pPr>
+      <w:rPr>
+        <w:rFonts w:ascii="Wingdings" w:hAnsi="Wingdings" w:hint="default"/>
+      </w:rPr>
+    </w:lvl>
+  </w:abstractNum>
+  <w:abstractNum w:abstractNumId="64" w15:restartNumberingAfterBreak="0">
     <w:nsid w:val="7DB2570D"/>
     <w:multiLevelType w:val="hybridMultilevel"/>
     <w:tmpl w:val="8C6A6762"/>
@@ -15198,11 +20560,169 @@
       </w:rPr>
     </w:lvl>
   </w:abstractNum>
+  <w:abstractNum w:abstractNumId="65" w15:restartNumberingAfterBreak="0">
+    <w:nsid w:val="7FF77FE2"/>
+    <w:multiLevelType w:val="multilevel"/>
+    <w:tmpl w:val="D050320C"/>
+    <w:lvl w:ilvl="0">
+      <w:start w:val="1"/>
+      <w:numFmt w:val="bullet"/>
+      <w:lvlText w:val=""/>
+      <w:lvlJc w:val="left"/>
+      <w:pPr>
+        <w:tabs>
+          <w:tab w:val="num" w:pos="720"/>
+        </w:tabs>
+        <w:ind w:left="720" w:hanging="360"/>
+      </w:pPr>
+      <w:rPr>
+        <w:rFonts w:ascii="Symbol" w:hAnsi="Symbol" w:hint="default"/>
+        <w:sz w:val="20"/>
+        <w:szCs w:val="20"/>
+      </w:rPr>
+    </w:lvl>
+    <w:lvl w:ilvl="1">
+      <w:start w:val="1"/>
+      <w:numFmt w:val="bullet"/>
+      <w:lvlText w:val="o"/>
+      <w:lvlJc w:val="left"/>
+      <w:pPr>
+        <w:tabs>
+          <w:tab w:val="num" w:pos="1440"/>
+        </w:tabs>
+        <w:ind w:left="1440" w:hanging="360"/>
+      </w:pPr>
+      <w:rPr>
+        <w:rFonts w:ascii="Courier New" w:hAnsi="Courier New" w:cs="Courier New" w:hint="default"/>
+        <w:sz w:val="20"/>
+        <w:szCs w:val="20"/>
+      </w:rPr>
+    </w:lvl>
+    <w:lvl w:ilvl="2">
+      <w:start w:val="1"/>
+      <w:numFmt w:val="bullet"/>
+      <w:lvlText w:val=""/>
+      <w:lvlJc w:val="left"/>
+      <w:pPr>
+        <w:tabs>
+          <w:tab w:val="num" w:pos="2160"/>
+        </w:tabs>
+        <w:ind w:left="2160" w:hanging="360"/>
+      </w:pPr>
+      <w:rPr>
+        <w:rFonts w:ascii="Wingdings" w:hAnsi="Wingdings" w:hint="default"/>
+        <w:sz w:val="20"/>
+        <w:szCs w:val="20"/>
+      </w:rPr>
+    </w:lvl>
+    <w:lvl w:ilvl="3">
+      <w:start w:val="1"/>
+      <w:numFmt w:val="bullet"/>
+      <w:lvlText w:val=""/>
+      <w:lvlJc w:val="left"/>
+      <w:pPr>
+        <w:tabs>
+          <w:tab w:val="num" w:pos="2880"/>
+        </w:tabs>
+        <w:ind w:left="2880" w:hanging="360"/>
+      </w:pPr>
+      <w:rPr>
+        <w:rFonts w:ascii="Wingdings" w:hAnsi="Wingdings" w:hint="default"/>
+        <w:sz w:val="20"/>
+        <w:szCs w:val="20"/>
+      </w:rPr>
+    </w:lvl>
+    <w:lvl w:ilvl="4">
+      <w:start w:val="1"/>
+      <w:numFmt w:val="bullet"/>
+      <w:lvlText w:val=""/>
+      <w:lvlJc w:val="left"/>
+      <w:pPr>
+        <w:tabs>
+          <w:tab w:val="num" w:pos="3600"/>
+        </w:tabs>
+        <w:ind w:left="3600" w:hanging="360"/>
+      </w:pPr>
+      <w:rPr>
+        <w:rFonts w:ascii="Wingdings" w:hAnsi="Wingdings" w:hint="default"/>
+        <w:sz w:val="20"/>
+        <w:szCs w:val="20"/>
+      </w:rPr>
+    </w:lvl>
+    <w:lvl w:ilvl="5">
+      <w:start w:val="1"/>
+      <w:numFmt w:val="bullet"/>
+      <w:lvlText w:val=""/>
+      <w:lvlJc w:val="left"/>
+      <w:pPr>
+        <w:tabs>
+          <w:tab w:val="num" w:pos="4320"/>
+        </w:tabs>
+        <w:ind w:left="4320" w:hanging="360"/>
+      </w:pPr>
+      <w:rPr>
+        <w:rFonts w:ascii="Wingdings" w:hAnsi="Wingdings" w:hint="default"/>
+        <w:sz w:val="20"/>
+        <w:szCs w:val="20"/>
+      </w:rPr>
+    </w:lvl>
+    <w:lvl w:ilvl="6">
+      <w:start w:val="1"/>
+      <w:numFmt w:val="bullet"/>
+      <w:lvlText w:val=""/>
+      <w:lvlJc w:val="left"/>
+      <w:pPr>
+        <w:tabs>
+          <w:tab w:val="num" w:pos="5040"/>
+        </w:tabs>
+        <w:ind w:left="5040" w:hanging="360"/>
+      </w:pPr>
+      <w:rPr>
+        <w:rFonts w:ascii="Wingdings" w:hAnsi="Wingdings" w:hint="default"/>
+        <w:sz w:val="20"/>
+        <w:szCs w:val="20"/>
+      </w:rPr>
+    </w:lvl>
+    <w:lvl w:ilvl="7">
+      <w:start w:val="1"/>
+      <w:numFmt w:val="bullet"/>
+      <w:lvlText w:val=""/>
+      <w:lvlJc w:val="left"/>
+      <w:pPr>
+        <w:tabs>
+          <w:tab w:val="num" w:pos="5760"/>
+        </w:tabs>
+        <w:ind w:left="5760" w:hanging="360"/>
+      </w:pPr>
+      <w:rPr>
+        <w:rFonts w:ascii="Wingdings" w:hAnsi="Wingdings" w:hint="default"/>
+        <w:sz w:val="20"/>
+        <w:szCs w:val="20"/>
+      </w:rPr>
+    </w:lvl>
+    <w:lvl w:ilvl="8">
+      <w:start w:val="1"/>
+      <w:numFmt w:val="bullet"/>
+      <w:lvlText w:val=""/>
+      <w:lvlJc w:val="left"/>
+      <w:pPr>
+        <w:tabs>
+          <w:tab w:val="num" w:pos="6480"/>
+        </w:tabs>
+        <w:ind w:left="6480" w:hanging="360"/>
+      </w:pPr>
+      <w:rPr>
+        <w:rFonts w:ascii="Wingdings" w:hAnsi="Wingdings" w:hint="default"/>
+        <w:sz w:val="20"/>
+        <w:szCs w:val="20"/>
+      </w:rPr>
+    </w:lvl>
+  </w:abstractNum>
   <w:num w:numId="1" w16cid:durableId="1349067141">
-    <w:abstractNumId w:val="26"/>
+    <w:abstractNumId w:val="36"/>
   </w:num>
   <w:num w:numId="2" w16cid:durableId="1703166600">
-    <w:abstractNumId w:val="25"/>
+    <w:abstractNumId w:val="32"/>
   </w:num>
   <w:num w:numId="3" w16cid:durableId="934438113">
     <w:abstractNumId w:val="0"/>
@@ -15211,130 +20731,277 @@
     <w:abstractNumId w:val="3"/>
   </w:num>
   <w:num w:numId="5" w16cid:durableId="310599603">
-    <w:abstractNumId w:val="16"/>
+    <w:abstractNumId w:val="21"/>
   </w:num>
   <w:num w:numId="6" w16cid:durableId="1106074317">
-    <w:abstractNumId w:val="23"/>
+    <w:abstractNumId w:val="30"/>
   </w:num>
   <w:num w:numId="7" w16cid:durableId="896938359">
-    <w:abstractNumId w:val="41"/>
+    <w:abstractNumId w:val="58"/>
   </w:num>
   <w:num w:numId="8" w16cid:durableId="1709139712">
     <w:abstractNumId w:val="1"/>
   </w:num>
   <w:num w:numId="9" w16cid:durableId="499739846">
-    <w:abstractNumId w:val="15"/>
+    <w:abstractNumId w:val="20"/>
   </w:num>
   <w:num w:numId="10" w16cid:durableId="113913751">
-    <w:abstractNumId w:val="27"/>
+    <w:abstractNumId w:val="37"/>
   </w:num>
   <w:num w:numId="11" w16cid:durableId="787356675">
-    <w:abstractNumId w:val="8"/>
+    <w:abstractNumId w:val="9"/>
   </w:num>
   <w:num w:numId="12" w16cid:durableId="4403337">
-    <w:abstractNumId w:val="28"/>
+    <w:abstractNumId w:val="38"/>
   </w:num>
   <w:num w:numId="13" w16cid:durableId="2065061312">
-    <w:abstractNumId w:val="37"/>
+    <w:abstractNumId w:val="54"/>
   </w:num>
   <w:num w:numId="14" w16cid:durableId="539170799">
     <w:abstractNumId w:val="6"/>
   </w:num>
   <w:num w:numId="15" w16cid:durableId="873419652">
-    <w:abstractNumId w:val="21"/>
+    <w:abstractNumId w:val="28"/>
   </w:num>
   <w:num w:numId="16" w16cid:durableId="1027482853">
-    <w:abstractNumId w:val="30"/>
+    <w:abstractNumId w:val="41"/>
   </w:num>
   <w:num w:numId="17" w16cid:durableId="487018131">
-    <w:abstractNumId w:val="43"/>
+    <w:abstractNumId w:val="64"/>
   </w:num>
   <w:num w:numId="18" w16cid:durableId="2139102766">
-    <w:abstractNumId w:val="42"/>
+    <w:abstractNumId w:val="62"/>
   </w:num>
   <w:num w:numId="19" w16cid:durableId="1701004890">
-    <w:abstractNumId w:val="19"/>
+    <w:abstractNumId w:val="26"/>
   </w:num>
   <w:num w:numId="20" w16cid:durableId="865407716">
-    <w:abstractNumId w:val="9"/>
+    <w:abstractNumId w:val="10"/>
   </w:num>
   <w:num w:numId="21" w16cid:durableId="281306963">
     <w:abstractNumId w:val="4"/>
   </w:num>
   <w:num w:numId="22" w16cid:durableId="890338175">
-    <w:abstractNumId w:val="40"/>
+    <w:abstractNumId w:val="57"/>
   </w:num>
   <w:num w:numId="23" w16cid:durableId="1268003820">
-    <w:abstractNumId w:val="17"/>
+    <w:abstractNumId w:val="22"/>
   </w:num>
   <w:num w:numId="24" w16cid:durableId="407965286">
-    <w:abstractNumId w:val="33"/>
+    <w:abstractNumId w:val="45"/>
   </w:num>
   <w:num w:numId="25" w16cid:durableId="449252628">
-    <w:abstractNumId w:val="32"/>
+    <w:abstractNumId w:val="44"/>
   </w:num>
   <w:num w:numId="26" w16cid:durableId="640691964">
-    <w:abstractNumId w:val="18"/>
+    <w:abstractNumId w:val="24"/>
   </w:num>
   <w:num w:numId="27" w16cid:durableId="1697536269">
-    <w:abstractNumId w:val="20"/>
+    <w:abstractNumId w:val="27"/>
   </w:num>
   <w:num w:numId="28" w16cid:durableId="74667060">
-    <w:abstractNumId w:val="14"/>
+    <w:abstractNumId w:val="16"/>
   </w:num>
   <w:num w:numId="29" w16cid:durableId="2115204688">
-    <w:abstractNumId w:val="31"/>
+    <w:abstractNumId w:val="43"/>
   </w:num>
   <w:num w:numId="30" w16cid:durableId="320428531">
-    <w:abstractNumId w:val="11"/>
+    <w:abstractNumId w:val="13"/>
   </w:num>
   <w:num w:numId="31" w16cid:durableId="172300708">
     <w:abstractNumId w:val="2"/>
   </w:num>
   <w:num w:numId="32" w16cid:durableId="204100945">
-    <w:abstractNumId w:val="10"/>
+    <w:abstractNumId w:val="11"/>
   </w:num>
   <w:num w:numId="33" w16cid:durableId="1959411844">
-    <w:abstractNumId w:val="22"/>
+    <w:abstractNumId w:val="29"/>
   </w:num>
   <w:num w:numId="34" w16cid:durableId="1910991790">
-    <w:abstractNumId w:val="34"/>
+    <w:abstractNumId w:val="46"/>
   </w:num>
   <w:num w:numId="35" w16cid:durableId="536086245">
-    <w:abstractNumId w:val="24"/>
+    <w:abstractNumId w:val="31"/>
   </w:num>
   <w:num w:numId="36" w16cid:durableId="718285094">
-    <w:abstractNumId w:val="29"/>
+    <w:abstractNumId w:val="40"/>
   </w:num>
   <w:num w:numId="37" w16cid:durableId="1803690492">
-    <w:abstractNumId w:val="7"/>
+    <w:abstractNumId w:val="8"/>
   </w:num>
   <w:num w:numId="38" w16cid:durableId="1524054921">
-    <w:abstractNumId w:val="35"/>
+    <w:abstractNumId w:val="51"/>
   </w:num>
   <w:num w:numId="39" w16cid:durableId="1821343518">
-    <w:abstractNumId w:val="12"/>
+    <w:abstractNumId w:val="14"/>
   </w:num>
   <w:num w:numId="40" w16cid:durableId="2118133726">
     <w:abstractNumId w:val="5"/>
   </w:num>
   <w:num w:numId="41" w16cid:durableId="1724215483">
-    <w:abstractNumId w:val="13"/>
+    <w:abstractNumId w:val="15"/>
   </w:num>
   <w:num w:numId="42" w16cid:durableId="1165630732">
-    <w:abstractNumId w:val="38"/>
+    <w:abstractNumId w:val="55"/>
   </w:num>
   <w:num w:numId="43" w16cid:durableId="1980912598">
-    <w:abstractNumId w:val="36"/>
+    <w:abstractNumId w:val="52"/>
   </w:num>
   <w:num w:numId="44" w16cid:durableId="210121967">
+    <w:abstractNumId w:val="56"/>
+  </w:num>
+  <w:num w:numId="45" w16cid:durableId="1969316950">
+    <w:abstractNumId w:val="35"/>
+    <w:lvlOverride w:ilvl="0"/>
+    <w:lvlOverride w:ilvl="1"/>
+    <w:lvlOverride w:ilvl="2"/>
+    <w:lvlOverride w:ilvl="3"/>
+    <w:lvlOverride w:ilvl="4"/>
+    <w:lvlOverride w:ilvl="5"/>
+    <w:lvlOverride w:ilvl="6"/>
+    <w:lvlOverride w:ilvl="7"/>
+    <w:lvlOverride w:ilvl="8"/>
+  </w:num>
+  <w:num w:numId="46" w16cid:durableId="636910855">
+    <w:abstractNumId w:val="65"/>
+    <w:lvlOverride w:ilvl="0"/>
+    <w:lvlOverride w:ilvl="1"/>
+    <w:lvlOverride w:ilvl="2"/>
+    <w:lvlOverride w:ilvl="3"/>
+    <w:lvlOverride w:ilvl="4"/>
+    <w:lvlOverride w:ilvl="5"/>
+    <w:lvlOverride w:ilvl="6"/>
+    <w:lvlOverride w:ilvl="7"/>
+    <w:lvlOverride w:ilvl="8"/>
+  </w:num>
+  <w:num w:numId="47" w16cid:durableId="543294119">
+    <w:abstractNumId w:val="47"/>
+  </w:num>
+  <w:num w:numId="48" w16cid:durableId="785387067">
+    <w:abstractNumId w:val="17"/>
+  </w:num>
+  <w:num w:numId="49" w16cid:durableId="1585841681">
+    <w:abstractNumId w:val="63"/>
+  </w:num>
+  <w:num w:numId="50" w16cid:durableId="668605093">
+    <w:abstractNumId w:val="18"/>
+    <w:lvlOverride w:ilvl="0"/>
+    <w:lvlOverride w:ilvl="1"/>
+    <w:lvlOverride w:ilvl="2"/>
+    <w:lvlOverride w:ilvl="3"/>
+    <w:lvlOverride w:ilvl="4"/>
+    <w:lvlOverride w:ilvl="5"/>
+    <w:lvlOverride w:ilvl="6"/>
+    <w:lvlOverride w:ilvl="7"/>
+    <w:lvlOverride w:ilvl="8"/>
+  </w:num>
+  <w:num w:numId="51" w16cid:durableId="2064786900">
+    <w:abstractNumId w:val="34"/>
+    <w:lvlOverride w:ilvl="0"/>
+    <w:lvlOverride w:ilvl="1"/>
+    <w:lvlOverride w:ilvl="2"/>
+    <w:lvlOverride w:ilvl="3"/>
+    <w:lvlOverride w:ilvl="4"/>
+    <w:lvlOverride w:ilvl="5"/>
+    <w:lvlOverride w:ilvl="6"/>
+    <w:lvlOverride w:ilvl="7"/>
+    <w:lvlOverride w:ilvl="8"/>
+  </w:num>
+  <w:num w:numId="52" w16cid:durableId="25104896">
     <w:abstractNumId w:val="39"/>
+    <w:lvlOverride w:ilvl="0"/>
+    <w:lvlOverride w:ilvl="1"/>
+    <w:lvlOverride w:ilvl="2"/>
+    <w:lvlOverride w:ilvl="3"/>
+    <w:lvlOverride w:ilvl="4"/>
+    <w:lvlOverride w:ilvl="5"/>
+    <w:lvlOverride w:ilvl="6"/>
+    <w:lvlOverride w:ilvl="7"/>
+    <w:lvlOverride w:ilvl="8"/>
+  </w:num>
+  <w:num w:numId="53" w16cid:durableId="304892064">
+    <w:abstractNumId w:val="42"/>
+  </w:num>
+  <w:num w:numId="54" w16cid:durableId="405807258">
+    <w:abstractNumId w:val="60"/>
+  </w:num>
+  <w:num w:numId="55" w16cid:durableId="1257590295">
+    <w:abstractNumId w:val="7"/>
+  </w:num>
+  <w:num w:numId="56" w16cid:durableId="1280258385">
+    <w:abstractNumId w:val="23"/>
+  </w:num>
+  <w:num w:numId="57" w16cid:durableId="546793945">
+    <w:abstractNumId w:val="53"/>
+  </w:num>
+  <w:num w:numId="58" w16cid:durableId="299113246">
+    <w:abstractNumId w:val="61"/>
+  </w:num>
+  <w:num w:numId="59" w16cid:durableId="1117796800">
+    <w:abstractNumId w:val="25"/>
+  </w:num>
+  <w:num w:numId="60" w16cid:durableId="1635254624">
+    <w:abstractNumId w:val="59"/>
+  </w:num>
+  <w:num w:numId="61" w16cid:durableId="1861624021">
+    <w:abstractNumId w:val="19"/>
+    <w:lvlOverride w:ilvl="0"/>
+    <w:lvlOverride w:ilvl="1"/>
+    <w:lvlOverride w:ilvl="2"/>
+    <w:lvlOverride w:ilvl="3"/>
+    <w:lvlOverride w:ilvl="4"/>
+    <w:lvlOverride w:ilvl="5"/>
+    <w:lvlOverride w:ilvl="6"/>
+    <w:lvlOverride w:ilvl="7"/>
+    <w:lvlOverride w:ilvl="8"/>
+  </w:num>
+  <w:num w:numId="62" w16cid:durableId="1833325913">
+    <w:abstractNumId w:val="33"/>
+    <w:lvlOverride w:ilvl="0"/>
+    <w:lvlOverride w:ilvl="1"/>
+    <w:lvlOverride w:ilvl="2"/>
+    <w:lvlOverride w:ilvl="3"/>
+    <w:lvlOverride w:ilvl="4"/>
+    <w:lvlOverride w:ilvl="5"/>
+    <w:lvlOverride w:ilvl="6"/>
+    <w:lvlOverride w:ilvl="7"/>
+    <w:lvlOverride w:ilvl="8"/>
+  </w:num>
+  <w:num w:numId="63" w16cid:durableId="156581911">
+    <w:abstractNumId w:val="48"/>
+  </w:num>
+  <w:num w:numId="64" w16cid:durableId="2078235881">
+    <w:abstractNumId w:val="12"/>
+  </w:num>
+  <w:num w:numId="65" w16cid:durableId="30880813">
+    <w:abstractNumId w:val="49"/>
+    <w:lvlOverride w:ilvl="0"/>
+    <w:lvlOverride w:ilvl="1"/>
+    <w:lvlOverride w:ilvl="2"/>
+    <w:lvlOverride w:ilvl="3"/>
+    <w:lvlOverride w:ilvl="4"/>
+    <w:lvlOverride w:ilvl="5"/>
+    <w:lvlOverride w:ilvl="6"/>
+    <w:lvlOverride w:ilvl="7"/>
+    <w:lvlOverride w:ilvl="8"/>
+  </w:num>
+  <w:num w:numId="66" w16cid:durableId="817040656">
+    <w:abstractNumId w:val="50"/>
+    <w:lvlOverride w:ilvl="0"/>
+    <w:lvlOverride w:ilvl="1"/>
+    <w:lvlOverride w:ilvl="2"/>
+    <w:lvlOverride w:ilvl="3"/>
+    <w:lvlOverride w:ilvl="4"/>
+    <w:lvlOverride w:ilvl="5"/>
+    <w:lvlOverride w:ilvl="6"/>
+    <w:lvlOverride w:ilvl="7"/>
+    <w:lvlOverride w:ilvl="8"/>
   </w:num>
 </w:numbering>
 </file>
 
 <file path=word/styles.xml><?xml version="1.0" encoding="utf-8"?>
-<w:styles xmlns:mc="http://schemas.openxmlformats.org/markup-compatibility/2006" xmlns:r="http://schemas.openxmlformats.org/officeDocument/2006/relationships" xmlns:w="http://schemas.openxmlformats.org/wordprocessingml/2006/main" xmlns:w14="http://schemas.microsoft.com/office/word/2010/wordml" xmlns:w15="http://schemas.microsoft.com/office/word/2012/wordml" xmlns:w16cex="http://schemas.microsoft.com/office/word/2018/wordml/cex" xmlns:w16cid="http://schemas.microsoft.com/office/word/2016/wordml/cid" xmlns:w16="http://schemas.microsoft.com/office/word/2018/wordml" xmlns:w16du="http://schemas.microsoft.com/office/word/2023/wordml/word16du" xmlns:w16sdtdh="http://schemas.microsoft.com/office/word/2020/wordml/sdtdatahash" xmlns:w16sdtfl="http://schemas.microsoft.com/office/word/2024/wordml/sdtformatlock" xmlns:w16se="http://schemas.microsoft.com/office/word/2015/wordml/symex" mc:Ignorable="w14 w15 w16se w16cid w16 w16cex w16sdtdh w16sdtfl w16du">
+<w:styles xmlns:mc="http://schemas.openxmlformats.org/markup-compatibility/2006" xmlns:r="http://schemas.openxmlformats.org/officeDocument/2006/relationships" xmlns:w="http://schemas.openxmlformats.org/wordprocessingml/2006/main" xmlns:w14="http://schemas.microsoft.com/office/word/2010/wordml" xmlns:w15="http://schemas.microsoft.com/office/word/2012/wordml" xmlns:w16cex="http://schemas.microsoft.com/office/word/2018/wordml/cex" xmlns:w16cid="http://schemas.microsoft.com/office/word/2016/wordml/cid" xmlns:w16="http://schemas.microsoft.com/office/word/2018/wordml" xmlns:w16sdtdh="http://schemas.microsoft.com/office/word/2020/wordml/sdtdatahash" xmlns:w16se="http://schemas.microsoft.com/office/word/2015/wordml/symex" mc:Ignorable="w14 w15 w16se w16cid w16 w16cex w16sdtdh">
   <w:docDefaults>
     <w:rPrDefault>
       <w:rPr>
@@ -15737,11 +21404,11 @@
       <w:lang w:val="fr-FR"/>
     </w:rPr>
   </w:style>
-  <w:style w:type="paragraph" w:styleId="Titre1">
+  <w:style w:type="paragraph" w:styleId="Heading1">
     <w:name w:val="heading 1"/>
     <w:basedOn w:val="FirstParagraph"/>
     <w:next w:val="Normal"/>
-    <w:link w:val="Titre1Car"/>
+    <w:link w:val="Heading1Char"/>
     <w:uiPriority w:val="9"/>
     <w:qFormat/>
     <w:rsid w:val="00C151A7"/>
@@ -15757,11 +21424,11 @@
       <w:lang w:val="fr-FR"/>
     </w:rPr>
   </w:style>
-  <w:style w:type="paragraph" w:styleId="Titre2">
+  <w:style w:type="paragraph" w:styleId="Heading2">
     <w:name w:val="heading 2"/>
     <w:basedOn w:val="Normal"/>
     <w:next w:val="Normal"/>
-    <w:link w:val="Titre2Car"/>
+    <w:link w:val="Heading2Char"/>
     <w:uiPriority w:val="9"/>
     <w:unhideWhenUsed/>
     <w:qFormat/>
@@ -15779,11 +21446,11 @@
       <w:szCs w:val="32"/>
     </w:rPr>
   </w:style>
-  <w:style w:type="paragraph" w:styleId="Titre3">
+  <w:style w:type="paragraph" w:styleId="Heading3">
     <w:name w:val="heading 3"/>
     <w:basedOn w:val="Normal"/>
     <w:next w:val="Normal"/>
-    <w:link w:val="Titre3Car"/>
+    <w:link w:val="Heading3Char"/>
     <w:uiPriority w:val="9"/>
     <w:unhideWhenUsed/>
     <w:qFormat/>
@@ -15801,11 +21468,11 @@
       <w:szCs w:val="28"/>
     </w:rPr>
   </w:style>
-  <w:style w:type="paragraph" w:styleId="Titre4">
+  <w:style w:type="paragraph" w:styleId="Heading4">
     <w:name w:val="heading 4"/>
     <w:basedOn w:val="Normal"/>
     <w:next w:val="Normal"/>
-    <w:link w:val="Titre4Car"/>
+    <w:link w:val="Heading4Char"/>
     <w:uiPriority w:val="9"/>
     <w:unhideWhenUsed/>
     <w:qFormat/>
@@ -15823,11 +21490,11 @@
       <w:color w:val="0F4761" w:themeColor="accent1" w:themeShade="BF"/>
     </w:rPr>
   </w:style>
-  <w:style w:type="paragraph" w:styleId="Titre5">
+  <w:style w:type="paragraph" w:styleId="Heading5">
     <w:name w:val="heading 5"/>
     <w:basedOn w:val="Normal"/>
     <w:next w:val="Normal"/>
-    <w:link w:val="Titre5Car"/>
+    <w:link w:val="Heading5Char"/>
     <w:uiPriority w:val="9"/>
     <w:semiHidden/>
     <w:unhideWhenUsed/>
@@ -15844,11 +21511,11 @@
       <w:color w:val="0F4761" w:themeColor="accent1" w:themeShade="BF"/>
     </w:rPr>
   </w:style>
-  <w:style w:type="paragraph" w:styleId="Titre6">
+  <w:style w:type="paragraph" w:styleId="Heading6">
     <w:name w:val="heading 6"/>
     <w:basedOn w:val="Normal"/>
     <w:next w:val="Normal"/>
-    <w:link w:val="Titre6Car"/>
+    <w:link w:val="Heading6Char"/>
     <w:uiPriority w:val="9"/>
     <w:semiHidden/>
     <w:unhideWhenUsed/>
@@ -15867,11 +21534,11 @@
       <w:color w:val="595959" w:themeColor="text1" w:themeTint="A6"/>
     </w:rPr>
   </w:style>
-  <w:style w:type="paragraph" w:styleId="Titre7">
+  <w:style w:type="paragraph" w:styleId="Heading7">
     <w:name w:val="heading 7"/>
     <w:basedOn w:val="Normal"/>
     <w:next w:val="Normal"/>
-    <w:link w:val="Titre7Car"/>
+    <w:link w:val="Heading7Char"/>
     <w:uiPriority w:val="9"/>
     <w:semiHidden/>
     <w:unhideWhenUsed/>
@@ -15888,11 +21555,11 @@
       <w:color w:val="595959" w:themeColor="text1" w:themeTint="A6"/>
     </w:rPr>
   </w:style>
-  <w:style w:type="paragraph" w:styleId="Titre8">
+  <w:style w:type="paragraph" w:styleId="Heading8">
     <w:name w:val="heading 8"/>
     <w:basedOn w:val="Normal"/>
     <w:next w:val="Normal"/>
-    <w:link w:val="Titre8Car"/>
+    <w:link w:val="Heading8Char"/>
     <w:uiPriority w:val="9"/>
     <w:semiHidden/>
     <w:unhideWhenUsed/>
@@ -15911,11 +21578,11 @@
       <w:color w:val="272727" w:themeColor="text1" w:themeTint="D8"/>
     </w:rPr>
   </w:style>
-  <w:style w:type="paragraph" w:styleId="Titre9">
+  <w:style w:type="paragraph" w:styleId="Heading9">
     <w:name w:val="heading 9"/>
     <w:basedOn w:val="Normal"/>
     <w:next w:val="Normal"/>
-    <w:link w:val="Titre9Car"/>
+    <w:link w:val="Heading9Char"/>
     <w:uiPriority w:val="9"/>
     <w:semiHidden/>
     <w:unhideWhenUsed/>
@@ -15932,12 +21599,12 @@
       <w:color w:val="272727" w:themeColor="text1" w:themeTint="D8"/>
     </w:rPr>
   </w:style>
-  <w:style w:type="character" w:default="1" w:styleId="Policepardfaut">
+  <w:style w:type="character" w:default="1" w:styleId="DefaultParagraphFont">
     <w:name w:val="Default Paragraph Font"/>
     <w:uiPriority w:val="1"/>
     <w:unhideWhenUsed/>
   </w:style>
-  <w:style w:type="table" w:default="1" w:styleId="TableauNormal">
+  <w:style w:type="table" w:default="1" w:styleId="TableNormal">
     <w:name w:val="Normal Table"/>
     <w:uiPriority w:val="99"/>
     <w:semiHidden/>
@@ -15952,16 +21619,16 @@
       </w:tblCellMar>
     </w:tblPr>
   </w:style>
-  <w:style w:type="numbering" w:default="1" w:styleId="Aucuneliste">
+  <w:style w:type="numbering" w:default="1" w:styleId="NoList">
     <w:name w:val="No List"/>
     <w:uiPriority w:val="99"/>
     <w:semiHidden/>
     <w:unhideWhenUsed/>
   </w:style>
-  <w:style w:type="character" w:customStyle="1" w:styleId="Titre1Car">
-    <w:name w:val="Titre 1 Car"/>
-    <w:basedOn w:val="Policepardfaut"/>
-    <w:link w:val="Titre1"/>
+  <w:style w:type="character" w:customStyle="1" w:styleId="Heading1Char">
+    <w:name w:val="Heading 1 Char"/>
+    <w:basedOn w:val="DefaultParagraphFont"/>
+    <w:link w:val="Heading1"/>
     <w:uiPriority w:val="9"/>
     <w:rsid w:val="00C151A7"/>
     <w:rPr>
@@ -15973,10 +21640,10 @@
       <w14:ligatures w14:val="none"/>
     </w:rPr>
   </w:style>
-  <w:style w:type="character" w:customStyle="1" w:styleId="Titre2Car">
-    <w:name w:val="Titre 2 Car"/>
-    <w:basedOn w:val="Policepardfaut"/>
-    <w:link w:val="Titre2"/>
+  <w:style w:type="character" w:customStyle="1" w:styleId="Heading2Char">
+    <w:name w:val="Heading 2 Char"/>
+    <w:basedOn w:val="DefaultParagraphFont"/>
+    <w:link w:val="Heading2"/>
     <w:uiPriority w:val="9"/>
     <w:rsid w:val="002B4F2D"/>
     <w:rPr>
@@ -15987,10 +21654,10 @@
       <w:lang w:val="fr-FR"/>
     </w:rPr>
   </w:style>
-  <w:style w:type="character" w:customStyle="1" w:styleId="Titre3Car">
-    <w:name w:val="Titre 3 Car"/>
-    <w:basedOn w:val="Policepardfaut"/>
-    <w:link w:val="Titre3"/>
+  <w:style w:type="character" w:customStyle="1" w:styleId="Heading3Char">
+    <w:name w:val="Heading 3 Char"/>
+    <w:basedOn w:val="DefaultParagraphFont"/>
+    <w:link w:val="Heading3"/>
     <w:uiPriority w:val="9"/>
     <w:rsid w:val="00AD7110"/>
     <w:rPr>
@@ -16001,10 +21668,10 @@
       <w:lang w:val="fr-FR"/>
     </w:rPr>
   </w:style>
-  <w:style w:type="character" w:customStyle="1" w:styleId="Titre4Car">
-    <w:name w:val="Titre 4 Car"/>
-    <w:basedOn w:val="Policepardfaut"/>
-    <w:link w:val="Titre4"/>
+  <w:style w:type="character" w:customStyle="1" w:styleId="Heading4Char">
+    <w:name w:val="Heading 4 Char"/>
+    <w:basedOn w:val="DefaultParagraphFont"/>
+    <w:link w:val="Heading4"/>
     <w:uiPriority w:val="9"/>
     <w:rsid w:val="00E175AF"/>
     <w:rPr>
@@ -16015,10 +21682,10 @@
       <w:lang w:val="fr-FR"/>
     </w:rPr>
   </w:style>
-  <w:style w:type="character" w:customStyle="1" w:styleId="Titre5Car">
-    <w:name w:val="Titre 5 Car"/>
-    <w:basedOn w:val="Policepardfaut"/>
-    <w:link w:val="Titre5"/>
+  <w:style w:type="character" w:customStyle="1" w:styleId="Heading5Char">
+    <w:name w:val="Heading 5 Char"/>
+    <w:basedOn w:val="DefaultParagraphFont"/>
+    <w:link w:val="Heading5"/>
     <w:uiPriority w:val="9"/>
     <w:semiHidden/>
     <w:rsid w:val="00E175AF"/>
@@ -16028,10 +21695,10 @@
       <w:lang w:val="fr-FR"/>
     </w:rPr>
   </w:style>
-  <w:style w:type="character" w:customStyle="1" w:styleId="Titre6Car">
-    <w:name w:val="Titre 6 Car"/>
-    <w:basedOn w:val="Policepardfaut"/>
-    <w:link w:val="Titre6"/>
+  <w:style w:type="character" w:customStyle="1" w:styleId="Heading6Char">
+    <w:name w:val="Heading 6 Char"/>
+    <w:basedOn w:val="DefaultParagraphFont"/>
+    <w:link w:val="Heading6"/>
     <w:uiPriority w:val="9"/>
     <w:semiHidden/>
     <w:rsid w:val="00E175AF"/>
@@ -16043,10 +21710,10 @@
       <w:lang w:val="fr-FR"/>
     </w:rPr>
   </w:style>
-  <w:style w:type="character" w:customStyle="1" w:styleId="Titre7Car">
-    <w:name w:val="Titre 7 Car"/>
-    <w:basedOn w:val="Policepardfaut"/>
-    <w:link w:val="Titre7"/>
+  <w:style w:type="character" w:customStyle="1" w:styleId="Heading7Char">
+    <w:name w:val="Heading 7 Char"/>
+    <w:basedOn w:val="DefaultParagraphFont"/>
+    <w:link w:val="Heading7"/>
     <w:uiPriority w:val="9"/>
     <w:semiHidden/>
     <w:rsid w:val="00E175AF"/>
@@ -16056,10 +21723,10 @@
       <w:lang w:val="fr-FR"/>
     </w:rPr>
   </w:style>
-  <w:style w:type="character" w:customStyle="1" w:styleId="Titre8Car">
-    <w:name w:val="Titre 8 Car"/>
-    <w:basedOn w:val="Policepardfaut"/>
-    <w:link w:val="Titre8"/>
+  <w:style w:type="character" w:customStyle="1" w:styleId="Heading8Char">
+    <w:name w:val="Heading 8 Char"/>
+    <w:basedOn w:val="DefaultParagraphFont"/>
+    <w:link w:val="Heading8"/>
     <w:uiPriority w:val="9"/>
     <w:semiHidden/>
     <w:rsid w:val="00E175AF"/>
@@ -16071,10 +21738,10 @@
       <w:lang w:val="fr-FR"/>
     </w:rPr>
   </w:style>
-  <w:style w:type="character" w:customStyle="1" w:styleId="Titre9Car">
-    <w:name w:val="Titre 9 Car"/>
-    <w:basedOn w:val="Policepardfaut"/>
-    <w:link w:val="Titre9"/>
+  <w:style w:type="character" w:customStyle="1" w:styleId="Heading9Char">
+    <w:name w:val="Heading 9 Char"/>
+    <w:basedOn w:val="DefaultParagraphFont"/>
+    <w:link w:val="Heading9"/>
     <w:uiPriority w:val="9"/>
     <w:semiHidden/>
     <w:rsid w:val="00E175AF"/>
@@ -16084,11 +21751,11 @@
       <w:lang w:val="fr-FR"/>
     </w:rPr>
   </w:style>
-  <w:style w:type="paragraph" w:styleId="Titre">
+  <w:style w:type="paragraph" w:styleId="Title">
     <w:name w:val="Title"/>
     <w:basedOn w:val="Normal"/>
     <w:next w:val="Normal"/>
-    <w:link w:val="TitreCar"/>
+    <w:link w:val="TitleChar"/>
     <w:uiPriority w:val="10"/>
     <w:qFormat/>
     <w:rsid w:val="00A745DD"/>
@@ -16106,10 +21773,10 @@
       <w:szCs w:val="56"/>
     </w:rPr>
   </w:style>
-  <w:style w:type="character" w:customStyle="1" w:styleId="TitreCar">
-    <w:name w:val="Titre Car"/>
-    <w:basedOn w:val="Policepardfaut"/>
-    <w:link w:val="Titre"/>
+  <w:style w:type="character" w:customStyle="1" w:styleId="TitleChar">
+    <w:name w:val="Title Char"/>
+    <w:basedOn w:val="DefaultParagraphFont"/>
+    <w:link w:val="Title"/>
     <w:uiPriority w:val="10"/>
     <w:rsid w:val="00A745DD"/>
     <w:rPr>
@@ -16122,11 +21789,11 @@
       <w:lang w:val="fr-FR"/>
     </w:rPr>
   </w:style>
-  <w:style w:type="paragraph" w:styleId="Sous-titre">
+  <w:style w:type="paragraph" w:styleId="Subtitle">
     <w:name w:val="Subtitle"/>
     <w:basedOn w:val="Normal"/>
     <w:next w:val="Normal"/>
-    <w:link w:val="Sous-titreCar"/>
+    <w:link w:val="SubtitleChar"/>
     <w:uiPriority w:val="11"/>
     <w:qFormat/>
     <w:rsid w:val="00DE2251"/>
@@ -16142,10 +21809,10 @@
       <w:szCs w:val="28"/>
     </w:rPr>
   </w:style>
-  <w:style w:type="character" w:customStyle="1" w:styleId="Sous-titreCar">
-    <w:name w:val="Sous-titre Car"/>
-    <w:basedOn w:val="Policepardfaut"/>
-    <w:link w:val="Sous-titre"/>
+  <w:style w:type="character" w:customStyle="1" w:styleId="SubtitleChar">
+    <w:name w:val="Subtitle Char"/>
+    <w:basedOn w:val="DefaultParagraphFont"/>
+    <w:link w:val="Subtitle"/>
     <w:uiPriority w:val="11"/>
     <w:rsid w:val="00DE2251"/>
     <w:rPr>
@@ -16156,11 +21823,11 @@
       <w:lang w:val="fr-FR"/>
     </w:rPr>
   </w:style>
-  <w:style w:type="paragraph" w:styleId="Citation">
+  <w:style w:type="paragraph" w:styleId="Quote">
     <w:name w:val="Quote"/>
     <w:basedOn w:val="Normal"/>
     <w:next w:val="Normal"/>
-    <w:link w:val="CitationCar"/>
+    <w:link w:val="QuoteChar"/>
     <w:uiPriority w:val="29"/>
     <w:qFormat/>
     <w:rsid w:val="00E175AF"/>
@@ -16174,10 +21841,10 @@
       <w:color w:val="404040" w:themeColor="text1" w:themeTint="BF"/>
     </w:rPr>
   </w:style>
-  <w:style w:type="character" w:customStyle="1" w:styleId="CitationCar">
-    <w:name w:val="Citation Car"/>
-    <w:basedOn w:val="Policepardfaut"/>
-    <w:link w:val="Citation"/>
+  <w:style w:type="character" w:customStyle="1" w:styleId="QuoteChar">
+    <w:name w:val="Quote Char"/>
+    <w:basedOn w:val="DefaultParagraphFont"/>
+    <w:link w:val="Quote"/>
     <w:uiPriority w:val="29"/>
     <w:rsid w:val="00E175AF"/>
     <w:rPr>
@@ -16187,7 +21854,7 @@
       <w:lang w:val="fr-FR"/>
     </w:rPr>
   </w:style>
-  <w:style w:type="paragraph" w:styleId="Paragraphedeliste">
+  <w:style w:type="paragraph" w:styleId="ListParagraph">
     <w:name w:val="List Paragraph"/>
     <w:basedOn w:val="Normal"/>
     <w:uiPriority w:val="34"/>
@@ -16198,9 +21865,9 @@
       <w:contextualSpacing/>
     </w:pPr>
   </w:style>
-  <w:style w:type="character" w:styleId="Accentuationintense">
+  <w:style w:type="character" w:styleId="IntenseEmphasis">
     <w:name w:val="Intense Emphasis"/>
-    <w:basedOn w:val="Policepardfaut"/>
+    <w:basedOn w:val="DefaultParagraphFont"/>
     <w:uiPriority w:val="21"/>
     <w:qFormat/>
     <w:rsid w:val="00E175AF"/>
@@ -16210,11 +21877,11 @@
       <w:color w:val="0F4761" w:themeColor="accent1" w:themeShade="BF"/>
     </w:rPr>
   </w:style>
-  <w:style w:type="paragraph" w:styleId="Citationintense">
+  <w:style w:type="paragraph" w:styleId="IntenseQuote">
     <w:name w:val="Intense Quote"/>
     <w:basedOn w:val="Normal"/>
     <w:next w:val="Normal"/>
-    <w:link w:val="CitationintenseCar"/>
+    <w:link w:val="IntenseQuoteChar"/>
     <w:uiPriority w:val="30"/>
     <w:qFormat/>
     <w:rsid w:val="00E175AF"/>
@@ -16233,10 +21900,10 @@
       <w:color w:val="0F4761" w:themeColor="accent1" w:themeShade="BF"/>
     </w:rPr>
   </w:style>
-  <w:style w:type="character" w:customStyle="1" w:styleId="CitationintenseCar">
-    <w:name w:val="Citation intense Car"/>
-    <w:basedOn w:val="Policepardfaut"/>
-    <w:link w:val="Citationintense"/>
+  <w:style w:type="character" w:customStyle="1" w:styleId="IntenseQuoteChar">
+    <w:name w:val="Intense Quote Char"/>
+    <w:basedOn w:val="DefaultParagraphFont"/>
+    <w:link w:val="IntenseQuote"/>
     <w:uiPriority w:val="30"/>
     <w:rsid w:val="00E175AF"/>
     <w:rPr>
@@ -16246,9 +21913,9 @@
       <w:lang w:val="fr-FR"/>
     </w:rPr>
   </w:style>
-  <w:style w:type="character" w:styleId="Rfrenceintense">
+  <w:style w:type="character" w:styleId="IntenseReference">
     <w:name w:val="Intense Reference"/>
-    <w:basedOn w:val="Policepardfaut"/>
+    <w:basedOn w:val="DefaultParagraphFont"/>
     <w:uiPriority w:val="32"/>
     <w:qFormat/>
     <w:rsid w:val="00E175AF"/>
@@ -16260,10 +21927,10 @@
       <w:spacing w:val="5"/>
     </w:rPr>
   </w:style>
-  <w:style w:type="paragraph" w:styleId="En-tte">
+  <w:style w:type="paragraph" w:styleId="Header">
     <w:name w:val="header"/>
     <w:basedOn w:val="Normal"/>
-    <w:link w:val="En-tteCar"/>
+    <w:link w:val="HeaderChar"/>
     <w:uiPriority w:val="99"/>
     <w:unhideWhenUsed/>
     <w:rsid w:val="00E175AF"/>
@@ -16275,20 +21942,20 @@
       <w:spacing w:after="0" w:line="240" w:lineRule="auto"/>
     </w:pPr>
   </w:style>
-  <w:style w:type="character" w:customStyle="1" w:styleId="En-tteCar">
-    <w:name w:val="En-tête Car"/>
-    <w:basedOn w:val="Policepardfaut"/>
-    <w:link w:val="En-tte"/>
+  <w:style w:type="character" w:customStyle="1" w:styleId="HeaderChar">
+    <w:name w:val="Header Char"/>
+    <w:basedOn w:val="DefaultParagraphFont"/>
+    <w:link w:val="Header"/>
     <w:uiPriority w:val="99"/>
     <w:rsid w:val="00E175AF"/>
     <w:rPr>
       <w:lang w:val="fr-FR"/>
     </w:rPr>
   </w:style>
-  <w:style w:type="paragraph" w:styleId="Pieddepage">
+  <w:style w:type="paragraph" w:styleId="Footer">
     <w:name w:val="footer"/>
     <w:basedOn w:val="Normal"/>
-    <w:link w:val="PieddepageCar"/>
+    <w:link w:val="FooterChar"/>
     <w:uiPriority w:val="99"/>
     <w:unhideWhenUsed/>
     <w:rsid w:val="00E175AF"/>
@@ -16300,10 +21967,10 @@
       <w:spacing w:after="0" w:line="240" w:lineRule="auto"/>
     </w:pPr>
   </w:style>
-  <w:style w:type="character" w:customStyle="1" w:styleId="PieddepageCar">
-    <w:name w:val="Pied de page Car"/>
-    <w:basedOn w:val="Policepardfaut"/>
-    <w:link w:val="Pieddepage"/>
+  <w:style w:type="character" w:customStyle="1" w:styleId="FooterChar">
+    <w:name w:val="Footer Char"/>
+    <w:basedOn w:val="DefaultParagraphFont"/>
+    <w:link w:val="Footer"/>
     <w:uiPriority w:val="99"/>
     <w:rsid w:val="00E175AF"/>
     <w:rPr>
@@ -16312,8 +21979,8 @@
   </w:style>
   <w:style w:type="paragraph" w:customStyle="1" w:styleId="FirstParagraph">
     <w:name w:val="First Paragraph"/>
-    <w:basedOn w:val="Corpsdetexte"/>
-    <w:next w:val="Corpsdetexte"/>
+    <w:basedOn w:val="BodyText"/>
+    <w:next w:val="BodyText"/>
     <w:qFormat/>
     <w:rsid w:val="001874B6"/>
     <w:pPr>
@@ -16327,7 +21994,7 @@
   </w:style>
   <w:style w:type="paragraph" w:customStyle="1" w:styleId="Compact">
     <w:name w:val="Compact"/>
-    <w:basedOn w:val="Corpsdetexte"/>
+    <w:basedOn w:val="BodyText"/>
     <w:qFormat/>
     <w:rsid w:val="001874B6"/>
     <w:pPr>
@@ -16339,10 +22006,10 @@
       <w14:ligatures w14:val="none"/>
     </w:rPr>
   </w:style>
-  <w:style w:type="paragraph" w:styleId="Corpsdetexte">
+  <w:style w:type="paragraph" w:styleId="BodyText">
     <w:name w:val="Body Text"/>
     <w:basedOn w:val="Normal"/>
-    <w:link w:val="CorpsdetexteCar"/>
+    <w:link w:val="BodyTextChar"/>
     <w:uiPriority w:val="99"/>
     <w:semiHidden/>
     <w:unhideWhenUsed/>
@@ -16351,10 +22018,10 @@
       <w:spacing w:after="120"/>
     </w:pPr>
   </w:style>
-  <w:style w:type="character" w:customStyle="1" w:styleId="CorpsdetexteCar">
-    <w:name w:val="Corps de texte Car"/>
-    <w:basedOn w:val="Policepardfaut"/>
-    <w:link w:val="Corpsdetexte"/>
+  <w:style w:type="character" w:customStyle="1" w:styleId="BodyTextChar">
+    <w:name w:val="Body Text Char"/>
+    <w:basedOn w:val="DefaultParagraphFont"/>
+    <w:link w:val="BodyText"/>
     <w:uiPriority w:val="99"/>
     <w:semiHidden/>
     <w:rsid w:val="001874B6"/>
@@ -16362,7 +22029,7 @@
       <w:lang w:val="fr-FR"/>
     </w:rPr>
   </w:style>
-  <w:style w:type="paragraph" w:styleId="Lgende">
+  <w:style w:type="paragraph" w:styleId="Caption">
     <w:name w:val="caption"/>
     <w:basedOn w:val="Normal"/>
     <w:next w:val="Normal"/>
@@ -16381,9 +22048,9 @@
       <w:szCs w:val="18"/>
     </w:rPr>
   </w:style>
-  <w:style w:type="character" w:styleId="lev">
+  <w:style w:type="character" w:styleId="Strong">
     <w:name w:val="Strong"/>
-    <w:basedOn w:val="Policepardfaut"/>
+    <w:basedOn w:val="DefaultParagraphFont"/>
     <w:uiPriority w:val="22"/>
     <w:qFormat/>
     <w:rsid w:val="00735BF3"/>
@@ -16392,9 +22059,9 @@
       <w:bCs/>
     </w:rPr>
   </w:style>
-  <w:style w:type="character" w:styleId="Accentuation">
+  <w:style w:type="character" w:styleId="Emphasis">
     <w:name w:val="Emphasis"/>
-    <w:basedOn w:val="Policepardfaut"/>
+    <w:basedOn w:val="DefaultParagraphFont"/>
     <w:uiPriority w:val="20"/>
     <w:qFormat/>
     <w:rsid w:val="00735BF3"/>
@@ -16419,9 +22086,9 @@
       <w14:ligatures w14:val="none"/>
     </w:rPr>
   </w:style>
-  <w:style w:type="paragraph" w:styleId="En-ttedetabledesmatires">
+  <w:style w:type="paragraph" w:styleId="TOCHeading">
     <w:name w:val="TOC Heading"/>
-    <w:basedOn w:val="Titre1"/>
+    <w:basedOn w:val="Heading1"/>
     <w:next w:val="Normal"/>
     <w:uiPriority w:val="39"/>
     <w:unhideWhenUsed/>
@@ -16441,7 +22108,7 @@
       <w:lang w:val="en-US"/>
     </w:rPr>
   </w:style>
-  <w:style w:type="paragraph" w:styleId="TM2">
+  <w:style w:type="paragraph" w:styleId="TOC2">
     <w:name w:val="toc 2"/>
     <w:basedOn w:val="Normal"/>
     <w:next w:val="Normal"/>
@@ -16459,7 +22126,7 @@
       <w:szCs w:val="20"/>
     </w:rPr>
   </w:style>
-  <w:style w:type="paragraph" w:styleId="TM1">
+  <w:style w:type="paragraph" w:styleId="TOC1">
     <w:name w:val="toc 1"/>
     <w:basedOn w:val="Normal"/>
     <w:next w:val="Normal"/>
@@ -16477,7 +22144,7 @@
       <w:caps/>
     </w:rPr>
   </w:style>
-  <w:style w:type="paragraph" w:styleId="TM3">
+  <w:style w:type="paragraph" w:styleId="TOC3">
     <w:name w:val="toc 3"/>
     <w:basedOn w:val="Normal"/>
     <w:next w:val="Normal"/>
@@ -16494,9 +22161,9 @@
       <w:szCs w:val="20"/>
     </w:rPr>
   </w:style>
-  <w:style w:type="character" w:styleId="Lienhypertexte">
+  <w:style w:type="character" w:styleId="Hyperlink">
     <w:name w:val="Hyperlink"/>
-    <w:basedOn w:val="Policepardfaut"/>
+    <w:basedOn w:val="DefaultParagraphFont"/>
     <w:uiPriority w:val="99"/>
     <w:unhideWhenUsed/>
     <w:rsid w:val="00CF7F4A"/>
@@ -16505,7 +22172,7 @@
       <w:u w:val="single"/>
     </w:rPr>
   </w:style>
-  <w:style w:type="paragraph" w:styleId="Tabledesillustrations">
+  <w:style w:type="paragraph" w:styleId="TableofFigures">
     <w:name w:val="table of figures"/>
     <w:aliases w:val="Table des Figures"/>
     <w:basedOn w:val="Normal"/>
@@ -16521,7 +22188,7 @@
       <w:b/>
     </w:rPr>
   </w:style>
-  <w:style w:type="paragraph" w:styleId="TM4">
+  <w:style w:type="paragraph" w:styleId="TOC4">
     <w:name w:val="toc 4"/>
     <w:basedOn w:val="Normal"/>
     <w:next w:val="Normal"/>
@@ -16538,7 +22205,7 @@
       <w:szCs w:val="20"/>
     </w:rPr>
   </w:style>
-  <w:style w:type="paragraph" w:styleId="TM5">
+  <w:style w:type="paragraph" w:styleId="TOC5">
     <w:name w:val="toc 5"/>
     <w:basedOn w:val="Normal"/>
     <w:next w:val="Normal"/>
@@ -16555,7 +22222,7 @@
       <w:szCs w:val="20"/>
     </w:rPr>
   </w:style>
-  <w:style w:type="paragraph" w:styleId="TM6">
+  <w:style w:type="paragraph" w:styleId="TOC6">
     <w:name w:val="toc 6"/>
     <w:basedOn w:val="Normal"/>
     <w:next w:val="Normal"/>
@@ -16572,7 +22239,7 @@
       <w:szCs w:val="20"/>
     </w:rPr>
   </w:style>
-  <w:style w:type="paragraph" w:styleId="TM7">
+  <w:style w:type="paragraph" w:styleId="TOC7">
     <w:name w:val="toc 7"/>
     <w:basedOn w:val="Normal"/>
     <w:next w:val="Normal"/>
@@ -16589,7 +22256,7 @@
       <w:szCs w:val="20"/>
     </w:rPr>
   </w:style>
-  <w:style w:type="paragraph" w:styleId="TM8">
+  <w:style w:type="paragraph" w:styleId="TOC8">
     <w:name w:val="toc 8"/>
     <w:basedOn w:val="Normal"/>
     <w:next w:val="Normal"/>
@@ -16606,7 +22273,7 @@
       <w:szCs w:val="20"/>
     </w:rPr>
   </w:style>
-  <w:style w:type="paragraph" w:styleId="TM9">
+  <w:style w:type="paragraph" w:styleId="TOC9">
     <w:name w:val="toc 9"/>
     <w:basedOn w:val="Normal"/>
     <w:next w:val="Normal"/>
@@ -16623,9 +22290,9 @@
       <w:szCs w:val="20"/>
     </w:rPr>
   </w:style>
-  <w:style w:type="character" w:styleId="CodeHTML">
+  <w:style w:type="character" w:styleId="HTMLCode">
     <w:name w:val="HTML Code"/>
-    <w:basedOn w:val="Policepardfaut"/>
+    <w:basedOn w:val="DefaultParagraphFont"/>
     <w:uiPriority w:val="99"/>
     <w:semiHidden/>
     <w:unhideWhenUsed/>
@@ -16636,7 +22303,7 @@
       <w:szCs w:val="20"/>
     </w:rPr>
   </w:style>
-  <w:style w:type="paragraph" w:styleId="Sansinterligne">
+  <w:style w:type="paragraph" w:styleId="NoSpacing">
     <w:name w:val="No Spacing"/>
     <w:uiPriority w:val="1"/>
     <w:qFormat/>
